--- a/gulp-mu-css/docs/microCSS-de.docx
+++ b/gulp-mu-css/docs/microCSS-de.docx
@@ -136,7 +136,7 @@
           <w:sz w:val="24"/>
           <w:szCs w:val="24"/>
         </w:rPr>
-        <w:t>Version 2.2.4</w:t>
+        <w:t>Version 2.3.0</w:t>
       </w:r>
     </w:p>
     <w:p>
@@ -215,7 +215,7 @@
             </w:rPr>
             <w:fldChar w:fldCharType="separate"/>
           </w:r>
-          <w:hyperlink w:anchor="__RefHeading___Toc2005_804301340" w:tooltip="1 Einführung">
+          <w:hyperlink w:anchor="__RefHeading___Toc2144_292324530" w:tooltip="1 Einführung">
             <w:r>
               <w:rPr>
                 <w:rStyle w:val="Verzeichnissprung"/>
@@ -235,7 +235,7 @@
             </w:tabs>
             <w:rPr/>
           </w:pPr>
-          <w:hyperlink w:anchor="__RefHeading___Toc2007_804301340" w:tooltip="1.1 Einordnung: Warum µCSS?">
+          <w:hyperlink w:anchor="__RefHeading___Toc2146_292324530" w:tooltip="1.1 Einordnung: Warum µCSS?">
             <w:r>
               <w:rPr>
                 <w:rStyle w:val="Verzeichnissprung"/>
@@ -255,7 +255,7 @@
             </w:tabs>
             <w:rPr/>
           </w:pPr>
-          <w:hyperlink w:anchor="__RefHeading___Toc2009_804301340" w:tooltip="2 Installation und Start">
+          <w:hyperlink w:anchor="__RefHeading___Toc2148_292324530" w:tooltip="2 Installation und Start">
             <w:r>
               <w:rPr>
                 <w:rStyle w:val="Verzeichnissprung"/>
@@ -275,7 +275,7 @@
             </w:tabs>
             <w:rPr/>
           </w:pPr>
-          <w:hyperlink w:anchor="__RefHeading___Toc2011_804301340" w:tooltip="3 Anwendungsfälle">
+          <w:hyperlink w:anchor="__RefHeading___Toc2150_292324530" w:tooltip="3 Anwendungsfälle">
             <w:r>
               <w:rPr>
                 <w:rStyle w:val="Verzeichnissprung"/>
@@ -295,7 +295,7 @@
             </w:tabs>
             <w:rPr/>
           </w:pPr>
-          <w:hyperlink w:anchor="__RefHeading___Toc2013_804301340" w:tooltip="3.1 Benannte Eigenschaften (Variablen)">
+          <w:hyperlink w:anchor="__RefHeading___Toc2152_292324530" w:tooltip="3.1 Benannte Eigenschaften (Variablen)">
             <w:r>
               <w:rPr>
                 <w:rStyle w:val="Verzeichnissprung"/>
@@ -315,7 +315,7 @@
             </w:tabs>
             <w:rPr/>
           </w:pPr>
-          <w:hyperlink w:anchor="__RefHeading___Toc2015_804301340" w:tooltip="3.2 Berechnungen und Ausdrücke">
+          <w:hyperlink w:anchor="__RefHeading___Toc2154_292324530" w:tooltip="3.2 Berechnungen und Ausdrücke">
             <w:r>
               <w:rPr>
                 <w:rStyle w:val="Verzeichnissprung"/>
@@ -335,7 +335,7 @@
             </w:tabs>
             <w:rPr/>
           </w:pPr>
-          <w:hyperlink w:anchor="__RefHeading___Toc2017_804301340" w:tooltip="3.3 Mehrere Layouts über Skin-Manifeste">
+          <w:hyperlink w:anchor="__RefHeading___Toc2156_292324530" w:tooltip="3.3 Mehrere Layouts über Skin-Manifeste">
             <w:r>
               <w:rPr>
                 <w:rStyle w:val="Verzeichnissprung"/>
@@ -355,7 +355,7 @@
             </w:tabs>
             <w:rPr/>
           </w:pPr>
-          <w:hyperlink w:anchor="__RefHeading___Toc2019_804301340" w:tooltip="3.4 Automatische Sprite-Generierung">
+          <w:hyperlink w:anchor="__RefHeading___Toc2158_292324530" w:tooltip="3.4 Automatische Sprite-Generierung">
             <w:r>
               <w:rPr>
                 <w:rStyle w:val="Verzeichnissprung"/>
@@ -375,7 +375,7 @@
             </w:tabs>
             <w:rPr/>
           </w:pPr>
-          <w:hyperlink w:anchor="__RefHeading___Toc2021_804301340" w:tooltip="3.5 Bilder vorladen (Preload)">
+          <w:hyperlink w:anchor="__RefHeading___Toc2160_292324530" w:tooltip="3.5 Bilder vorladen (Preload)">
             <w:r>
               <w:rPr>
                 <w:rStyle w:val="Verzeichnissprung"/>
@@ -395,7 +395,7 @@
             </w:tabs>
             <w:rPr/>
           </w:pPr>
-          <w:hyperlink w:anchor="__RefHeading___Toc2023_804301340" w:tooltip="3.6 Cursor mit Hotspot und Fallback">
+          <w:hyperlink w:anchor="__RefHeading___Toc2162_292324530" w:tooltip="3.6 Cursor mit Hotspot und Fallback">
             <w:r>
               <w:rPr>
                 <w:rStyle w:val="Verzeichnissprung"/>
@@ -415,7 +415,7 @@
             </w:tabs>
             <w:rPr/>
           </w:pPr>
-          <w:hyperlink w:anchor="__RefHeading___Toc2025_804301340" w:tooltip="3.7 Automatische Bilderzeugung (media-Steps)">
+          <w:hyperlink w:anchor="__RefHeading___Toc2164_292324530" w:tooltip="3.7 Automatische Bilderzeugung (media-Steps)">
             <w:r>
               <w:rPr>
                 <w:rStyle w:val="Verzeichnissprung"/>
@@ -435,7 +435,7 @@
             </w:tabs>
             <w:rPr/>
           </w:pPr>
-          <w:hyperlink w:anchor="__RefHeading___Toc2027_804301340" w:tooltip="3.7.1 Zwischenschritte raw → final (`outputBase`)">
+          <w:hyperlink w:anchor="__RefHeading___Toc2166_292324530" w:tooltip="3.7.1 Zwischenschritte raw → final (`outputBase`)">
             <w:r>
               <w:rPr>
                 <w:rStyle w:val="Verzeichnissprung"/>
@@ -455,12 +455,12 @@
             </w:tabs>
             <w:rPr/>
           </w:pPr>
-          <w:hyperlink w:anchor="__RefHeading___Toc2029_804301340" w:tooltip="4 Grundideen von µCSS">
+          <w:hyperlink w:anchor="__RefHeading___Toc2168_292324530" w:tooltip="4 Vue und Komponenten-Co-Location">
             <w:r>
               <w:rPr>
                 <w:rStyle w:val="Verzeichnissprung"/>
               </w:rPr>
-              <w:t>4 Grundideen von µCSS</w:t>
+              <w:t>4 Vue und Komponenten-Co-Location</w:t>
               <w:tab/>
               <w:t>12</w:t>
             </w:r>
@@ -475,12 +475,12 @@
             </w:tabs>
             <w:rPr/>
           </w:pPr>
-          <w:hyperlink w:anchor="__RefHeading___Toc2031_804301340" w:tooltip="4.1 Das .µ.css-Format">
+          <w:hyperlink w:anchor="__RefHeading___Toc2170_292324530" w:tooltip="4.1 Ablauf">
             <w:r>
               <w:rPr>
                 <w:rStyle w:val="Verzeichnissprung"/>
               </w:rPr>
-              <w:t>4.1 Das .µ.css-Format</w:t>
+              <w:t>4.1 Ablauf</w:t>
               <w:tab/>
               <w:t>12</w:t>
             </w:r>
@@ -495,12 +495,12 @@
             </w:tabs>
             <w:rPr/>
           </w:pPr>
-          <w:hyperlink w:anchor="__RefHeading___Toc2033_804301340" w:tooltip="4.2 Werte-Interpolation µ(Ausdruck)">
+          <w:hyperlink w:anchor="__RefHeading___Toc2172_292324530" w:tooltip="4.2 Namespaces und globale State-Klassen">
             <w:r>
               <w:rPr>
                 <w:rStyle w:val="Verzeichnissprung"/>
               </w:rPr>
-              <w:t>4.2 Werte-Interpolation µ(Ausdruck)</w:t>
+              <w:t>4.2 Namespaces und globale State-Klassen</w:t>
               <w:tab/>
               <w:t>12</w:t>
             </w:r>
@@ -515,14 +515,34 @@
             </w:tabs>
             <w:rPr/>
           </w:pPr>
-          <w:hyperlink w:anchor="__RefHeading___Toc2035_804301340" w:tooltip="4.3 Direktiven -µ: Ausdruck">
+          <w:hyperlink w:anchor="__RefHeading___Toc2174_292324530" w:tooltip="4.3 Bestehende Vue-SFCs migrieren">
             <w:r>
               <w:rPr>
                 <w:rStyle w:val="Verzeichnissprung"/>
               </w:rPr>
-              <w:t>4.3 Direktiven -µ: Ausdruck</w:t>
+              <w:t>4.3 Bestehende Vue-SFCs migrieren</w:t>
               <w:tab/>
               <w:t>12</w:t>
+            </w:r>
+          </w:hyperlink>
+        </w:p>
+        <w:p>
+          <w:pPr>
+            <w:pStyle w:val="TOC1"/>
+            <w:tabs>
+              <w:tab w:val="clear" w:pos="9026"/>
+              <w:tab w:val="right" w:pos="9025" w:leader="dot"/>
+            </w:tabs>
+            <w:rPr/>
+          </w:pPr>
+          <w:hyperlink w:anchor="__RefHeading___Toc2176_292324530" w:tooltip="5 Grundideen von µCSS">
+            <w:r>
+              <w:rPr>
+                <w:rStyle w:val="Verzeichnissprung"/>
+              </w:rPr>
+              <w:t>5 Grundideen von µCSS</w:t>
+              <w:tab/>
+              <w:t>13</w:t>
             </w:r>
           </w:hyperlink>
         </w:p>
@@ -535,12 +555,12 @@
             </w:tabs>
             <w:rPr/>
           </w:pPr>
-          <w:hyperlink w:anchor="__RefHeading___Toc2037_804301340" w:tooltip="4.4 Das Skin-Manifest">
+          <w:hyperlink w:anchor="__RefHeading___Toc2178_292324530" w:tooltip="5.1 Das .µ.css-Format">
             <w:r>
               <w:rPr>
                 <w:rStyle w:val="Verzeichnissprung"/>
               </w:rPr>
-              <w:t>4.4 Das Skin-Manifest</w:t>
+              <w:t>5.1 Das .µ.css-Format</w:t>
               <w:tab/>
               <w:t>13</w:t>
             </w:r>
@@ -555,14 +575,74 @@
             </w:tabs>
             <w:rPr/>
           </w:pPr>
-          <w:hyperlink w:anchor="__RefHeading___Toc2039_804301340" w:tooltip="4.5 JavaScript ohne Ersatzzeichen">
+          <w:hyperlink w:anchor="__RefHeading___Toc2180_292324530" w:tooltip="5.2 Werte-Interpolation µ(Ausdruck)">
             <w:r>
               <w:rPr>
                 <w:rStyle w:val="Verzeichnissprung"/>
               </w:rPr>
-              <w:t>4.5 JavaScript ohne Ersatzzeichen</w:t>
+              <w:t>5.2 Werte-Interpolation µ(Ausdruck)</w:t>
               <w:tab/>
               <w:t>13</w:t>
+            </w:r>
+          </w:hyperlink>
+        </w:p>
+        <w:p>
+          <w:pPr>
+            <w:pStyle w:val="TOC2"/>
+            <w:tabs>
+              <w:tab w:val="clear" w:pos="8743"/>
+              <w:tab w:val="right" w:pos="9025" w:leader="dot"/>
+            </w:tabs>
+            <w:rPr/>
+          </w:pPr>
+          <w:hyperlink w:anchor="__RefHeading___Toc2182_292324530" w:tooltip="5.3 Direktiven -µ: Ausdruck">
+            <w:r>
+              <w:rPr>
+                <w:rStyle w:val="Verzeichnissprung"/>
+              </w:rPr>
+              <w:t>5.3 Direktiven -µ: Ausdruck</w:t>
+              <w:tab/>
+              <w:t>13</w:t>
+            </w:r>
+          </w:hyperlink>
+        </w:p>
+        <w:p>
+          <w:pPr>
+            <w:pStyle w:val="TOC2"/>
+            <w:tabs>
+              <w:tab w:val="clear" w:pos="8743"/>
+              <w:tab w:val="right" w:pos="9025" w:leader="dot"/>
+            </w:tabs>
+            <w:rPr/>
+          </w:pPr>
+          <w:hyperlink w:anchor="__RefHeading___Toc2184_292324530" w:tooltip="5.4 Das Skin-Manifest">
+            <w:r>
+              <w:rPr>
+                <w:rStyle w:val="Verzeichnissprung"/>
+              </w:rPr>
+              <w:t>5.4 Das Skin-Manifest</w:t>
+              <w:tab/>
+              <w:t>14</w:t>
+            </w:r>
+          </w:hyperlink>
+        </w:p>
+        <w:p>
+          <w:pPr>
+            <w:pStyle w:val="TOC2"/>
+            <w:tabs>
+              <w:tab w:val="clear" w:pos="8743"/>
+              <w:tab w:val="right" w:pos="9025" w:leader="dot"/>
+            </w:tabs>
+            <w:rPr/>
+          </w:pPr>
+          <w:hyperlink w:anchor="__RefHeading___Toc2186_292324530" w:tooltip="5.5 JavaScript ohne Ersatzzeichen">
+            <w:r>
+              <w:rPr>
+                <w:rStyle w:val="Verzeichnissprung"/>
+              </w:rPr>
+              <w:t>5.5 JavaScript ohne Ersatzzeichen</w:t>
+              <w:tab/>
+              <w:t>14</w:t>
             </w:r>
           </w:hyperlink>
         </w:p>
@@ -575,14 +655,14 @@
             </w:tabs>
             <w:rPr/>
           </w:pPr>
-          <w:hyperlink w:anchor="__RefHeading___Toc2041_804301340" w:tooltip="5 Build-Ablauf und Gulp-Integration">
+          <w:hyperlink w:anchor="__RefHeading___Toc2188_292324530" w:tooltip="6 Build-Ablauf und Gulp-Integration">
             <w:r>
               <w:rPr>
                 <w:rStyle w:val="Verzeichnissprung"/>
               </w:rPr>
-              <w:t>5 Build-Ablauf und Gulp-Integration</w:t>
+              <w:t>6 Build-Ablauf und Gulp-Integration</w:t>
               <w:tab/>
-              <w:t>14</w:t>
+              <w:t>15</w:t>
             </w:r>
           </w:hyperlink>
         </w:p>
@@ -595,14 +675,14 @@
             </w:tabs>
             <w:rPr/>
           </w:pPr>
-          <w:hyperlink w:anchor="__RefHeading___Toc2043_804301340" w:tooltip="5.1 Verzeichniskonventionen">
+          <w:hyperlink w:anchor="__RefHeading___Toc2190_292324530" w:tooltip="6.1 Verzeichniskonventionen">
             <w:r>
               <w:rPr>
                 <w:rStyle w:val="Verzeichnissprung"/>
               </w:rPr>
-              <w:t>5.1 Verzeichniskonventionen</w:t>
+              <w:t>6.1 Verzeichniskonventionen</w:t>
               <w:tab/>
-              <w:t>14</w:t>
+              <w:t>15</w:t>
             </w:r>
           </w:hyperlink>
         </w:p>
@@ -615,14 +695,14 @@
             </w:tabs>
             <w:rPr/>
           </w:pPr>
-          <w:hyperlink w:anchor="__RefHeading___Toc2045_804301340" w:tooltip="5.2 Kompilierungs-Ablauf">
+          <w:hyperlink w:anchor="__RefHeading___Toc2192_292324530" w:tooltip="6.2 Kompilierungs-Ablauf">
             <w:r>
               <w:rPr>
                 <w:rStyle w:val="Verzeichnissprung"/>
               </w:rPr>
-              <w:t>5.2 Kompilierungs-Ablauf</w:t>
+              <w:t>6.2 Kompilierungs-Ablauf</w:t>
               <w:tab/>
-              <w:t>14</w:t>
+              <w:t>15</w:t>
             </w:r>
           </w:hyperlink>
         </w:p>
@@ -635,14 +715,14 @@
             </w:tabs>
             <w:rPr/>
           </w:pPr>
-          <w:hyperlink w:anchor="__RefHeading___Toc2047_804301340" w:tooltip="5.3 Inkrementeller Build und Cache">
+          <w:hyperlink w:anchor="__RefHeading___Toc2194_292324530" w:tooltip="6.3 Inkrementeller Build und Cache">
             <w:r>
               <w:rPr>
                 <w:rStyle w:val="Verzeichnissprung"/>
               </w:rPr>
-              <w:t>5.3 Inkrementeller Build und Cache</w:t>
+              <w:t>6.3 Inkrementeller Build und Cache</w:t>
               <w:tab/>
-              <w:t>14</w:t>
+              <w:t>15</w:t>
             </w:r>
           </w:hyperlink>
         </w:p>
@@ -655,14 +735,14 @@
             </w:tabs>
             <w:rPr/>
           </w:pPr>
-          <w:hyperlink w:anchor="__RefHeading___Toc2049_804301340" w:tooltip="5.4 Gulp-Tasks und Watch">
+          <w:hyperlink w:anchor="__RefHeading___Toc2196_292324530" w:tooltip="6.4 Gulp-Tasks und Watch">
             <w:r>
               <w:rPr>
                 <w:rStyle w:val="Verzeichnissprung"/>
               </w:rPr>
-              <w:t>5.4 Gulp-Tasks und Watch</w:t>
+              <w:t>6.4 Gulp-Tasks und Watch</w:t>
               <w:tab/>
-              <w:t>15</w:t>
+              <w:t>16</w:t>
             </w:r>
           </w:hyperlink>
         </w:p>
@@ -675,14 +755,14 @@
             </w:tabs>
             <w:rPr/>
           </w:pPr>
-          <w:hyperlink w:anchor="__RefHeading___Toc2051_804301340" w:tooltip="6 Manifest-Referenz (DefineSkin)">
+          <w:hyperlink w:anchor="__RefHeading___Toc2198_292324530" w:tooltip="7 Manifest-Referenz (DefineSkin)">
             <w:r>
               <w:rPr>
                 <w:rStyle w:val="Verzeichnissprung"/>
               </w:rPr>
-              <w:t>6 Manifest-Referenz (DefineSkin)</w:t>
+              <w:t>7 Manifest-Referenz (DefineSkin)</w:t>
               <w:tab/>
-              <w:t>16</w:t>
+              <w:t>17</w:t>
             </w:r>
           </w:hyperlink>
         </w:p>
@@ -695,14 +775,14 @@
             </w:tabs>
             <w:rPr/>
           </w:pPr>
-          <w:hyperlink w:anchor="__RefHeading___Toc2053_804301340" w:tooltip="6.1 vars">
+          <w:hyperlink w:anchor="__RefHeading___Toc2200_292324530" w:tooltip="7.1 vars">
             <w:r>
               <w:rPr>
                 <w:rStyle w:val="Verzeichnissprung"/>
               </w:rPr>
-              <w:t>6.1 vars</w:t>
+              <w:t>7.1 vars</w:t>
               <w:tab/>
-              <w:t>16</w:t>
+              <w:t>17</w:t>
             </w:r>
           </w:hyperlink>
         </w:p>
@@ -715,14 +795,14 @@
             </w:tabs>
             <w:rPr/>
           </w:pPr>
-          <w:hyperlink w:anchor="__RefHeading___Toc2055_804301340" w:tooltip="6.2 helpers">
+          <w:hyperlink w:anchor="__RefHeading___Toc2202_292324530" w:tooltip="7.2 helpers">
             <w:r>
               <w:rPr>
                 <w:rStyle w:val="Verzeichnissprung"/>
               </w:rPr>
-              <w:t>6.2 helpers</w:t>
+              <w:t>7.2 helpers</w:t>
               <w:tab/>
-              <w:t>16</w:t>
+              <w:t>17</w:t>
             </w:r>
           </w:hyperlink>
         </w:p>
@@ -735,14 +815,14 @@
             </w:tabs>
             <w:rPr/>
           </w:pPr>
-          <w:hyperlink w:anchor="__RefHeading___Toc2057_804301340" w:tooltip="6.3 cursors">
+          <w:hyperlink w:anchor="__RefHeading___Toc2204_292324530" w:tooltip="7.3 cursors">
             <w:r>
               <w:rPr>
                 <w:rStyle w:val="Verzeichnissprung"/>
               </w:rPr>
-              <w:t>6.3 cursors</w:t>
+              <w:t>7.3 cursors</w:t>
               <w:tab/>
-              <w:t>16</w:t>
+              <w:t>17</w:t>
             </w:r>
           </w:hyperlink>
         </w:p>
@@ -755,14 +835,14 @@
             </w:tabs>
             <w:rPr/>
           </w:pPr>
-          <w:hyperlink w:anchor="__RefHeading___Toc2059_804301340" w:tooltip="6.4 media">
+          <w:hyperlink w:anchor="__RefHeading___Toc2206_292324530" w:tooltip="7.4 media">
             <w:r>
               <w:rPr>
                 <w:rStyle w:val="Verzeichnissprung"/>
               </w:rPr>
-              <w:t>6.4 media</w:t>
+              <w:t>7.4 media</w:t>
               <w:tab/>
-              <w:t>16</w:t>
+              <w:t>17</w:t>
             </w:r>
           </w:hyperlink>
         </w:p>
@@ -775,14 +855,14 @@
             </w:tabs>
             <w:rPr/>
           </w:pPr>
-          <w:hyperlink w:anchor="__RefHeading___Toc2061_804301340" w:tooltip="6.5 imageFormat">
+          <w:hyperlink w:anchor="__RefHeading___Toc2208_292324530" w:tooltip="7.5 imageFormat">
             <w:r>
               <w:rPr>
                 <w:rStyle w:val="Verzeichnissprung"/>
               </w:rPr>
-              <w:t>6.5 imageFormat</w:t>
+              <w:t>7.5 imageFormat</w:t>
               <w:tab/>
-              <w:t>17</w:t>
+              <w:t>18</w:t>
             </w:r>
           </w:hyperlink>
         </w:p>
@@ -795,14 +875,14 @@
             </w:tabs>
             <w:rPr/>
           </w:pPr>
-          <w:hyperlink w:anchor="__RefHeading___Toc2063_804301340" w:tooltip="6.6 sprites">
+          <w:hyperlink w:anchor="__RefHeading___Toc2210_292324530" w:tooltip="7.6 sprites">
             <w:r>
               <w:rPr>
                 <w:rStyle w:val="Verzeichnissprung"/>
               </w:rPr>
-              <w:t>6.6 sprites</w:t>
+              <w:t>7.6 sprites</w:t>
               <w:tab/>
-              <w:t>18</w:t>
+              <w:t>19</w:t>
             </w:r>
           </w:hyperlink>
         </w:p>
@@ -815,14 +895,14 @@
             </w:tabs>
             <w:rPr/>
           </w:pPr>
-          <w:hyperlink w:anchor="__RefHeading___Toc2065_804301340" w:tooltip="6.7 files">
+          <w:hyperlink w:anchor="__RefHeading___Toc2212_292324530" w:tooltip="7.7 files">
             <w:r>
               <w:rPr>
                 <w:rStyle w:val="Verzeichnissprung"/>
               </w:rPr>
-              <w:t>6.7 files</w:t>
+              <w:t>7.7 files</w:t>
               <w:tab/>
-              <w:t>18</w:t>
+              <w:t>19</w:t>
             </w:r>
           </w:hyperlink>
         </w:p>
@@ -835,14 +915,14 @@
             </w:tabs>
             <w:rPr/>
           </w:pPr>
-          <w:hyperlink w:anchor="__RefHeading___Toc2067_804301340" w:tooltip="7 µ-Auswertungskontext (Referenz)">
+          <w:hyperlink w:anchor="__RefHeading___Toc2214_292324530" w:tooltip="8 µ-Auswertungskontext (Referenz)">
             <w:r>
               <w:rPr>
                 <w:rStyle w:val="Verzeichnissprung"/>
               </w:rPr>
-              <w:t>7 µ-Auswertungskontext (Referenz)</w:t>
+              <w:t>8 µ-Auswertungskontext (Referenz)</w:t>
               <w:tab/>
-              <w:t>19</w:t>
+              <w:t>20</w:t>
             </w:r>
           </w:hyperlink>
         </w:p>
@@ -855,14 +935,14 @@
             </w:tabs>
             <w:rPr/>
           </w:pPr>
-          <w:hyperlink w:anchor="__RefHeading___Toc2069_804301340" w:tooltip="7.1 Das $-Objekt">
+          <w:hyperlink w:anchor="__RefHeading___Toc2216_292324530" w:tooltip="8.1 Das $-Objekt">
             <w:r>
               <w:rPr>
                 <w:rStyle w:val="Verzeichnissprung"/>
               </w:rPr>
-              <w:t>7.1 Das $-Objekt</w:t>
+              <w:t>8.1 Das $-Objekt</w:t>
               <w:tab/>
-              <w:t>19</w:t>
+              <w:t>20</w:t>
             </w:r>
           </w:hyperlink>
         </w:p>
@@ -875,14 +955,14 @@
             </w:tabs>
             <w:rPr/>
           </w:pPr>
-          <w:hyperlink w:anchor="__RefHeading___Toc2071_804301340" w:tooltip="7.2 Farb- und Wert-Funktionen">
+          <w:hyperlink w:anchor="__RefHeading___Toc2218_292324530" w:tooltip="8.2 Farb- und Wert-Funktionen">
             <w:r>
               <w:rPr>
                 <w:rStyle w:val="Verzeichnissprung"/>
               </w:rPr>
-              <w:t>7.2 Farb- und Wert-Funktionen</w:t>
+              <w:t>8.2 Farb- und Wert-Funktionen</w:t>
               <w:tab/>
-              <w:t>19</w:t>
+              <w:t>20</w:t>
             </w:r>
           </w:hyperlink>
         </w:p>
@@ -895,14 +975,14 @@
             </w:tabs>
             <w:rPr/>
           </w:pPr>
-          <w:hyperlink w:anchor="__RefHeading___Toc2073_804301340" w:tooltip="7.3 Regel- und Dokument-Methoden">
+          <w:hyperlink w:anchor="__RefHeading___Toc2220_292324530" w:tooltip="8.3 Regel- und Dokument-Methoden">
             <w:r>
               <w:rPr>
                 <w:rStyle w:val="Verzeichnissprung"/>
               </w:rPr>
-              <w:t>7.3 Regel- und Dokument-Methoden</w:t>
+              <w:t>8.3 Regel- und Dokument-Methoden</w:t>
               <w:tab/>
-              <w:t>19</w:t>
+              <w:t>20</w:t>
             </w:r>
           </w:hyperlink>
         </w:p>
@@ -915,14 +995,14 @@
             </w:tabs>
             <w:rPr/>
           </w:pPr>
-          <w:hyperlink w:anchor="__RefHeading___Toc2075_804301340" w:tooltip="7.4 Sprite()">
+          <w:hyperlink w:anchor="__RefHeading___Toc2222_292324530" w:tooltip="8.4 Sprite()">
             <w:r>
               <w:rPr>
                 <w:rStyle w:val="Verzeichnissprung"/>
               </w:rPr>
-              <w:t>7.4 Sprite()</w:t>
+              <w:t>8.4 Sprite()</w:t>
               <w:tab/>
-              <w:t>20</w:t>
+              <w:t>21</w:t>
             </w:r>
           </w:hyperlink>
         </w:p>
@@ -935,14 +1015,14 @@
             </w:tabs>
             <w:rPr/>
           </w:pPr>
-          <w:hyperlink w:anchor="__RefHeading___Toc2077_804301340" w:tooltip="7.5 Cursor()">
+          <w:hyperlink w:anchor="__RefHeading___Toc2224_292324530" w:tooltip="8.5 Cursor()">
             <w:r>
               <w:rPr>
                 <w:rStyle w:val="Verzeichnissprung"/>
               </w:rPr>
-              <w:t>7.5 Cursor()</w:t>
+              <w:t>8.5 Cursor()</w:t>
               <w:tab/>
-              <w:t>20</w:t>
+              <w:t>21</w:t>
             </w:r>
           </w:hyperlink>
         </w:p>
@@ -955,14 +1035,14 @@
             </w:tabs>
             <w:rPr/>
           </w:pPr>
-          <w:hyperlink w:anchor="__RefHeading___Toc2079_804301340" w:tooltip="7.6 Helper-Funktionen und this-Bindung">
+          <w:hyperlink w:anchor="__RefHeading___Toc2226_292324530" w:tooltip="8.6 Helper-Funktionen und this-Bindung">
             <w:r>
               <w:rPr>
                 <w:rStyle w:val="Verzeichnissprung"/>
               </w:rPr>
-              <w:t>7.6 Helper-Funktionen und this-Bindung</w:t>
+              <w:t>8.6 Helper-Funktionen und this-Bindung</w:t>
               <w:tab/>
-              <w:t>20</w:t>
+              <w:t>21</w:t>
             </w:r>
           </w:hyperlink>
         </w:p>
@@ -975,14 +1055,14 @@
             </w:tabs>
             <w:rPr/>
           </w:pPr>
-          <w:hyperlink w:anchor="__RefHeading___Toc2081_804301340" w:tooltip="7.7 afterWork-Hooks">
+          <w:hyperlink w:anchor="__RefHeading___Toc2228_292324530" w:tooltip="8.7 afterWork-Hooks">
             <w:r>
               <w:rPr>
                 <w:rStyle w:val="Verzeichnissprung"/>
               </w:rPr>
-              <w:t>7.7 afterWork-Hooks</w:t>
+              <w:t>8.7 afterWork-Hooks</w:t>
               <w:tab/>
-              <w:t>21</w:t>
+              <w:t>22</w:t>
             </w:r>
           </w:hyperlink>
         </w:p>
@@ -995,14 +1075,14 @@
             </w:tabs>
             <w:rPr/>
           </w:pPr>
-          <w:hyperlink w:anchor="__RefHeading___Toc2083_804301340" w:tooltip="8 Arbeiten mit Farben">
+          <w:hyperlink w:anchor="__RefHeading___Toc2230_292324530" w:tooltip="9 Arbeiten mit Farben">
             <w:r>
               <w:rPr>
                 <w:rStyle w:val="Verzeichnissprung"/>
               </w:rPr>
-              <w:t>8 Arbeiten mit Farben</w:t>
+              <w:t>9 Arbeiten mit Farben</w:t>
               <w:tab/>
-              <w:t>22</w:t>
+              <w:t>23</w:t>
             </w:r>
           </w:hyperlink>
         </w:p>
@@ -1015,14 +1095,14 @@
             </w:tabs>
             <w:rPr/>
           </w:pPr>
-          <w:hyperlink w:anchor="__RefHeading___Toc2085_804301340" w:tooltip="8.1 Farben definieren">
+          <w:hyperlink w:anchor="__RefHeading___Toc2232_292324530" w:tooltip="9.1 Farben definieren">
             <w:r>
               <w:rPr>
                 <w:rStyle w:val="Verzeichnissprung"/>
               </w:rPr>
-              <w:t>8.1 Farben definieren</w:t>
+              <w:t>9.1 Farben definieren</w:t>
               <w:tab/>
-              <w:t>22</w:t>
+              <w:t>23</w:t>
             </w:r>
           </w:hyperlink>
         </w:p>
@@ -1035,14 +1115,14 @@
             </w:tabs>
             <w:rPr/>
           </w:pPr>
-          <w:hyperlink w:anchor="__RefHeading___Toc2087_804301340" w:tooltip="8.2 Alpha-Werte">
+          <w:hyperlink w:anchor="__RefHeading___Toc2234_292324530" w:tooltip="9.2 Alpha-Werte">
             <w:r>
               <w:rPr>
                 <w:rStyle w:val="Verzeichnissprung"/>
               </w:rPr>
-              <w:t>8.2 Alpha-Werte</w:t>
+              <w:t>9.2 Alpha-Werte</w:t>
               <w:tab/>
-              <w:t>22</w:t>
+              <w:t>23</w:t>
             </w:r>
           </w:hyperlink>
         </w:p>
@@ -1055,14 +1135,14 @@
             </w:tabs>
             <w:rPr/>
           </w:pPr>
-          <w:hyperlink w:anchor="__RefHeading___Toc2089_804301340" w:tooltip="8.3 Farbberechnungen">
+          <w:hyperlink w:anchor="__RefHeading___Toc2236_292324530" w:tooltip="9.3 Farbberechnungen">
             <w:r>
               <w:rPr>
                 <w:rStyle w:val="Verzeichnissprung"/>
               </w:rPr>
-              <w:t>8.3 Farbberechnungen</w:t>
+              <w:t>9.3 Farbberechnungen</w:t>
               <w:tab/>
-              <w:t>22</w:t>
+              <w:t>23</w:t>
             </w:r>
           </w:hyperlink>
         </w:p>
@@ -1075,14 +1155,14 @@
             </w:tabs>
             <w:rPr/>
           </w:pPr>
-          <w:hyperlink w:anchor="__RefHeading___Toc2091_804301340" w:tooltip="9 Node-API">
+          <w:hyperlink w:anchor="__RefHeading___Toc2238_292324530" w:tooltip="10 Node-API">
             <w:r>
               <w:rPr>
                 <w:rStyle w:val="Verzeichnissprung"/>
               </w:rPr>
-              <w:t>9 Node-API</w:t>
+              <w:t>10 Node-API</w:t>
               <w:tab/>
-              <w:t>23</w:t>
+              <w:t>24</w:t>
             </w:r>
           </w:hyperlink>
         </w:p>
@@ -1095,14 +1175,14 @@
             </w:tabs>
             <w:rPr/>
           </w:pPr>
-          <w:hyperlink w:anchor="__RefHeading___Toc2093_804301340" w:tooltip="10 Fehlerdiagnostik">
+          <w:hyperlink w:anchor="__RefHeading___Toc2240_292324530" w:tooltip="11 Fehlerdiagnostik">
             <w:r>
               <w:rPr>
                 <w:rStyle w:val="Verzeichnissprung"/>
               </w:rPr>
-              <w:t>10 Fehlerdiagnostik</w:t>
+              <w:t>11 Fehlerdiagnostik</w:t>
               <w:tab/>
-              <w:t>24</w:t>
+              <w:t>25</w:t>
             </w:r>
           </w:hyperlink>
         </w:p>
@@ -1115,14 +1195,14 @@
             </w:tabs>
             <w:rPr/>
           </w:pPr>
-          <w:hyperlink w:anchor="__RefHeading___Toc2095_804301340" w:tooltip="11 Migration von µCSS">
+          <w:hyperlink w:anchor="__RefHeading___Toc2242_292324530" w:tooltip="12 Migration von µCSS">
             <w:r>
               <w:rPr>
                 <w:rStyle w:val="Verzeichnissprung"/>
               </w:rPr>
-              <w:t>11 Migration von µCSS</w:t>
+              <w:t>12 Migration von µCSS</w:t>
               <w:tab/>
-              <w:t>25</w:t>
+              <w:t>26</w:t>
             </w:r>
           </w:hyperlink>
         </w:p>
@@ -1135,14 +1215,14 @@
             </w:tabs>
             <w:rPr/>
           </w:pPr>
-          <w:hyperlink w:anchor="__RefHeading___Toc2097_804301340" w:tooltip="12 Versionshistorie">
+          <w:hyperlink w:anchor="__RefHeading___Toc2244_292324530" w:tooltip="13 Versionshistorie">
             <w:r>
               <w:rPr>
                 <w:rStyle w:val="Verzeichnissprung"/>
               </w:rPr>
-              <w:t>12 Versionshistorie</w:t>
+              <w:t>13 Versionshistorie</w:t>
               <w:tab/>
-              <w:t>26</w:t>
+              <w:t>27</w:t>
             </w:r>
           </w:hyperlink>
         </w:p>
@@ -1155,14 +1235,14 @@
             </w:tabs>
             <w:rPr/>
           </w:pPr>
-          <w:hyperlink w:anchor="__RefHeading___Toc2099_804301340" w:tooltip="13 Rechtliches">
+          <w:hyperlink w:anchor="__RefHeading___Toc2246_292324530" w:tooltip="14 Rechtliches">
             <w:r>
               <w:rPr>
                 <w:rStyle w:val="Verzeichnissprung"/>
               </w:rPr>
-              <w:t>13 Rechtliches</w:t>
+              <w:t>14 Rechtliches</w:t>
               <w:tab/>
-              <w:t>28</w:t>
+              <w:t>29</w:t>
             </w:r>
           </w:hyperlink>
         </w:p>
@@ -1175,14 +1255,14 @@
             </w:tabs>
             <w:rPr/>
           </w:pPr>
-          <w:hyperlink w:anchor="__RefHeading___Toc2101_804301340" w:tooltip="13.1 MIT-Lizenz (Originaltext)">
+          <w:hyperlink w:anchor="__RefHeading___Toc2248_292324530" w:tooltip="14.1 MIT-Lizenz (Originaltext)">
             <w:r>
               <w:rPr>
                 <w:rStyle w:val="Verzeichnissprung"/>
               </w:rPr>
-              <w:t>13.1 MIT-Lizenz (Originaltext)</w:t>
+              <w:t>14.1 MIT-Lizenz (Originaltext)</w:t>
               <w:tab/>
-              <w:t>28</w:t>
+              <w:t>29</w:t>
             </w:r>
           </w:hyperlink>
         </w:p>
@@ -1195,14 +1275,14 @@
             </w:tabs>
             <w:rPr/>
           </w:pPr>
-          <w:hyperlink w:anchor="__RefHeading___Toc2103_804301340" w:tooltip="13.2 Marken">
+          <w:hyperlink w:anchor="__RefHeading___Toc2250_292324530" w:tooltip="14.2 Marken">
             <w:r>
               <w:rPr>
                 <w:rStyle w:val="Verzeichnissprung"/>
               </w:rPr>
-              <w:t>13.2 Marken</w:t>
+              <w:t>14.2 Marken</w:t>
               <w:tab/>
-              <w:t>28</w:t>
+              <w:t>29</w:t>
             </w:r>
           </w:hyperlink>
         </w:p>
@@ -1215,14 +1295,14 @@
             </w:tabs>
             <w:rPr/>
           </w:pPr>
-          <w:hyperlink w:anchor="__RefHeading___Toc2105_804301340" w:tooltip="13.3 Verwendete Bibliotheken">
+          <w:hyperlink w:anchor="__RefHeading___Toc2252_292324530" w:tooltip="14.3 Verwendete Bibliotheken">
             <w:r>
               <w:rPr>
                 <w:rStyle w:val="Verzeichnissprung"/>
               </w:rPr>
-              <w:t>13.3 Verwendete Bibliotheken</w:t>
+              <w:t>14.3 Verwendete Bibliotheken</w:t>
               <w:tab/>
-              <w:t>28</w:t>
+              <w:t>29</w:t>
             </w:r>
           </w:hyperlink>
           <w:r>
@@ -1266,7 +1346,7 @@
         <w:outlineLvl w:val="0"/>
         <w:rPr/>
       </w:pPr>
-      <w:bookmarkStart w:id="0" w:name="__RefHeading___Toc2005_804301340"/>
+      <w:bookmarkStart w:id="0" w:name="__RefHeading___Toc2144_292324530"/>
       <w:bookmarkEnd w:id="0"/>
       <w:r>
         <w:rPr/>
@@ -1647,7 +1727,7 @@
         <w:outlineLvl w:val="1"/>
         <w:rPr/>
       </w:pPr>
-      <w:bookmarkStart w:id="1" w:name="__RefHeading___Toc2007_804301340"/>
+      <w:bookmarkStart w:id="1" w:name="__RefHeading___Toc2146_292324530"/>
       <w:bookmarkEnd w:id="1"/>
       <w:r>
         <w:rPr/>
@@ -2296,7 +2376,7 @@
         <w:outlineLvl w:val="0"/>
         <w:rPr/>
       </w:pPr>
-      <w:bookmarkStart w:id="2" w:name="__RefHeading___Toc2009_804301340"/>
+      <w:bookmarkStart w:id="2" w:name="__RefHeading___Toc2148_292324530"/>
       <w:bookmarkEnd w:id="2"/>
       <w:r>
         <w:rPr/>
@@ -2622,7 +2702,7 @@
         <w:outlineLvl w:val="0"/>
         <w:rPr/>
       </w:pPr>
-      <w:bookmarkStart w:id="3" w:name="__RefHeading___Toc2011_804301340"/>
+      <w:bookmarkStart w:id="3" w:name="__RefHeading___Toc2150_292324530"/>
       <w:bookmarkEnd w:id="3"/>
       <w:r>
         <w:rPr/>
@@ -2652,7 +2732,7 @@
         <w:outlineLvl w:val="1"/>
         <w:rPr/>
       </w:pPr>
-      <w:bookmarkStart w:id="4" w:name="__RefHeading___Toc2013_804301340"/>
+      <w:bookmarkStart w:id="4" w:name="__RefHeading___Toc2152_292324530"/>
       <w:bookmarkEnd w:id="4"/>
       <w:r>
         <w:rPr/>
@@ -3309,7 +3389,7 @@
         <w:outlineLvl w:val="1"/>
         <w:rPr/>
       </w:pPr>
-      <w:bookmarkStart w:id="5" w:name="__RefHeading___Toc2015_804301340"/>
+      <w:bookmarkStart w:id="5" w:name="__RefHeading___Toc2154_292324530"/>
       <w:bookmarkEnd w:id="5"/>
       <w:r>
         <w:rPr/>
@@ -3687,7 +3767,7 @@
         <w:outlineLvl w:val="1"/>
         <w:rPr/>
       </w:pPr>
-      <w:bookmarkStart w:id="6" w:name="__RefHeading___Toc2017_804301340"/>
+      <w:bookmarkStart w:id="6" w:name="__RefHeading___Toc2156_292324530"/>
       <w:bookmarkEnd w:id="6"/>
       <w:r>
         <w:rPr/>
@@ -4005,7 +4085,7 @@
         <w:outlineLvl w:val="1"/>
         <w:rPr/>
       </w:pPr>
-      <w:bookmarkStart w:id="7" w:name="__RefHeading___Toc2019_804301340"/>
+      <w:bookmarkStart w:id="7" w:name="__RefHeading___Toc2158_292324530"/>
       <w:bookmarkEnd w:id="7"/>
       <w:r>
         <w:rPr/>
@@ -4637,7 +4717,7 @@
         <w:outlineLvl w:val="1"/>
         <w:rPr/>
       </w:pPr>
-      <w:bookmarkStart w:id="8" w:name="__RefHeading___Toc2021_804301340"/>
+      <w:bookmarkStart w:id="8" w:name="__RefHeading___Toc2160_292324530"/>
       <w:bookmarkEnd w:id="8"/>
       <w:r>
         <w:rPr/>
@@ -4813,7 +4893,7 @@
         <w:outlineLvl w:val="1"/>
         <w:rPr/>
       </w:pPr>
-      <w:bookmarkStart w:id="9" w:name="__RefHeading___Toc2023_804301340"/>
+      <w:bookmarkStart w:id="9" w:name="__RefHeading___Toc2162_292324530"/>
       <w:bookmarkEnd w:id="9"/>
       <w:r>
         <w:rPr/>
@@ -5178,7 +5258,7 @@
         <w:outlineLvl w:val="1"/>
         <w:rPr/>
       </w:pPr>
-      <w:bookmarkStart w:id="10" w:name="__RefHeading___Toc2025_804301340"/>
+      <w:bookmarkStart w:id="10" w:name="__RefHeading___Toc2164_292324530"/>
       <w:bookmarkEnd w:id="10"/>
       <w:r>
         <w:rPr/>
@@ -5898,7 +5978,7 @@
         <w:outlineLvl w:val="2"/>
         <w:rPr/>
       </w:pPr>
-      <w:bookmarkStart w:id="11" w:name="__RefHeading___Toc2027_804301340"/>
+      <w:bookmarkStart w:id="11" w:name="__RefHeading___Toc2166_292324530"/>
       <w:bookmarkEnd w:id="11"/>
       <w:r>
         <w:rPr/>
@@ -6149,11 +6229,122 @@
         <w:outlineLvl w:val="0"/>
         <w:rPr/>
       </w:pPr>
-      <w:bookmarkStart w:id="12" w:name="__RefHeading___Toc2029_804301340"/>
+      <w:bookmarkStart w:id="12" w:name="__RefHeading___Toc2168_292324530"/>
       <w:bookmarkEnd w:id="12"/>
       <w:r>
         <w:rPr/>
-        <w:t>4 Grundideen von µCSS</w:t>
+        <w:t>4 Vue und Komponenten-Co-Location</w:t>
+      </w:r>
+    </w:p>
+    <w:p>
+      <w:pPr>
+        <w:pStyle w:val="Normal"/>
+        <w:spacing w:before="0" w:after="120"/>
+        <w:jc w:val="both"/>
+        <w:rPr/>
+      </w:pPr>
+      <w:r>
+        <w:rPr/>
+        <w:t xml:space="preserve">Komponenten-Frameworks wie Vue halten Styles üblicherweise in </w:t>
+      </w:r>
+      <w:r>
+        <w:rPr>
+          <w:rFonts w:eastAsia="Consolas" w:cs="Consolas" w:ascii="Consolas" w:hAnsi="Consolas"/>
+          <w:sz w:val="18"/>
+          <w:szCs w:val="18"/>
+          <w:shd w:fill="F2F2F2" w:val="clear"/>
+        </w:rPr>
+        <w:t>&lt;style scoped&gt;</w:t>
+      </w:r>
+      <w:r>
+        <w:rPr/>
+        <w:t xml:space="preserve"> innerhalb der </w:t>
+      </w:r>
+      <w:r>
+        <w:rPr>
+          <w:rFonts w:eastAsia="Consolas" w:cs="Consolas" w:ascii="Consolas" w:hAnsi="Consolas"/>
+          <w:sz w:val="18"/>
+          <w:szCs w:val="18"/>
+          <w:shd w:fill="F2F2F2" w:val="clear"/>
+        </w:rPr>
+        <w:t>.vue</w:t>
+      </w:r>
+      <w:r>
+        <w:rPr/>
+        <w:t xml:space="preserve">-Datei. Das funktioniert, aber jede Komponente bekommt eigene </w:t>
+      </w:r>
+      <w:r>
+        <w:rPr>
+          <w:rFonts w:eastAsia="Consolas" w:cs="Consolas" w:ascii="Consolas" w:hAnsi="Consolas"/>
+          <w:sz w:val="18"/>
+          <w:szCs w:val="18"/>
+          <w:shd w:fill="F2F2F2" w:val="clear"/>
+        </w:rPr>
+        <w:t>data-v-…</w:t>
+      </w:r>
+      <w:r>
+        <w:rPr/>
+        <w:t>-Attribute, das CSS wächst schnell und Live-Bearbeitung in den Browser-DevTools wird über viele Scoped-Blöcke hinweg unhandlich.</w:t>
+      </w:r>
+    </w:p>
+    <w:p>
+      <w:pPr>
+        <w:pStyle w:val="Normal"/>
+        <w:spacing w:before="0" w:after="120"/>
+        <w:jc w:val="both"/>
+        <w:rPr/>
+      </w:pPr>
+      <w:r>
+        <w:rPr/>
+        <w:t xml:space="preserve">µCSS verfolgt einen anderen Ansatz: </w:t>
+      </w:r>
+      <w:r>
+        <w:rPr>
+          <w:b/>
+          <w:bCs/>
+        </w:rPr>
+        <w:t>Co-Location ohne Vue-Verarbeitung der Styles</w:t>
+      </w:r>
+      <w:r>
+        <w:rPr/>
+        <w:t xml:space="preserve">. Jede Komponente behält eine Style-Datei </w:t>
+      </w:r>
+      <w:r>
+        <w:rPr>
+          <w:b/>
+          <w:bCs/>
+        </w:rPr>
+        <w:t>neben</w:t>
+      </w:r>
+      <w:r>
+        <w:rPr/>
+        <w:t xml:space="preserve"> ihrer </w:t>
+      </w:r>
+      <w:r>
+        <w:rPr>
+          <w:rFonts w:eastAsia="Consolas" w:cs="Consolas" w:ascii="Consolas" w:hAnsi="Consolas"/>
+          <w:sz w:val="18"/>
+          <w:szCs w:val="18"/>
+          <w:shd w:fill="F2F2F2" w:val="clear"/>
+        </w:rPr>
+        <w:t>.vue</w:t>
+      </w:r>
+      <w:r>
+        <w:rPr/>
+        <w:t xml:space="preserve">-Datei, aber mit einer privaten Endung wie </w:t>
+      </w:r>
+      <w:r>
+        <w:rPr>
+          <w:rFonts w:eastAsia="Consolas" w:cs="Consolas" w:ascii="Consolas" w:hAnsi="Consolas"/>
+          <w:sz w:val="18"/>
+          <w:szCs w:val="18"/>
+          <w:shd w:fill="F2F2F2" w:val="clear"/>
+        </w:rPr>
+        <w:t>*.π.css</w:t>
+      </w:r>
+      <w:r>
+        <w:rPr/>
+        <w:t xml:space="preserve"> (griechisches Pi — Vite und Vue ignorieren sie). Ein Haupt-Stylesheet sammelt alles zur Build-Zeit ein; µCSS bündelt daraus eine einzige, statische CSS-Datei.</w:t>
       </w:r>
     </w:p>
     <w:p>
@@ -6167,62 +6358,11 @@
         <w:outlineLvl w:val="1"/>
         <w:rPr/>
       </w:pPr>
-      <w:bookmarkStart w:id="13" w:name="__RefHeading___Toc2031_804301340"/>
+      <w:bookmarkStart w:id="13" w:name="__RefHeading___Toc2170_292324530"/>
       <w:bookmarkEnd w:id="13"/>
       <w:r>
         <w:rPr/>
-        <w:t>4.1 Das .µ.css-Format</w:t>
-      </w:r>
-    </w:p>
-    <w:p>
-      <w:pPr>
-        <w:pStyle w:val="Normal"/>
-        <w:spacing w:before="0" w:after="120"/>
-        <w:jc w:val="both"/>
-        <w:rPr/>
-      </w:pPr>
-      <w:r>
-        <w:rPr/>
-        <w:t xml:space="preserve">Quell-Stylesheets heißen </w:t>
-      </w:r>
-      <w:r>
-        <w:rPr>
-          <w:rFonts w:eastAsia="Consolas" w:cs="Consolas" w:ascii="Consolas" w:hAnsi="Consolas"/>
-          <w:sz w:val="18"/>
-          <w:szCs w:val="18"/>
-          <w:shd w:fill="F2F2F2" w:val="clear"/>
-        </w:rPr>
-        <w:t>*.µ.css</w:t>
-      </w:r>
-      <w:r>
-        <w:rPr/>
-        <w:t xml:space="preserve">. Das Doppelsuffix sorgt dafür, dass Editoren die Dateien als normales CSS erkennen und das Syntax-Highlighting ohne weitere Konfiguration funktioniert. Für den Compiler ist die Endung irrelevant — das Manifest referenziert die Quellen explizit; wer das µ-Zeichen in Dateinamen vermeiden möchte, kann ebenso </w:t>
-      </w:r>
-      <w:r>
-        <w:rPr>
-          <w:rFonts w:eastAsia="Consolas" w:cs="Consolas" w:ascii="Consolas" w:hAnsi="Consolas"/>
-          <w:sz w:val="18"/>
-          <w:szCs w:val="18"/>
-          <w:shd w:fill="F2F2F2" w:val="clear"/>
-        </w:rPr>
-        <w:t>*.mu.css</w:t>
-      </w:r>
-      <w:r>
-        <w:rPr/>
-        <w:t xml:space="preserve"> verwenden. Inhaltlich ist eine </w:t>
-      </w:r>
-      <w:r>
-        <w:rPr>
-          <w:rFonts w:eastAsia="Consolas" w:cs="Consolas" w:ascii="Consolas" w:hAnsi="Consolas"/>
-          <w:sz w:val="18"/>
-          <w:szCs w:val="18"/>
-          <w:shd w:fill="F2F2F2" w:val="clear"/>
-        </w:rPr>
-        <w:t>.µ.css</w:t>
-      </w:r>
-      <w:r>
-        <w:rPr/>
-        <w:t>-Datei Standard-CSS mit genau zwei Erweiterungspunkten — beide sind syntaktisch valides CSS, so dass Editoren und Linter normal funktionieren:</w:t>
+        <w:t>4.1 Ablauf</w:t>
       </w:r>
     </w:p>
     <w:p>
@@ -6237,24 +6377,37 @@
           <w:b/>
           <w:bCs/>
         </w:rPr>
-        <w:t>1. Werte-Interpolation</w:t>
-      </w:r>
-      <w:r>
-        <w:rPr/>
-        <w:t xml:space="preserve"> </w:t>
-      </w:r>
-      <w:r>
-        <w:rPr>
-          <w:rFonts w:eastAsia="Consolas" w:cs="Consolas" w:ascii="Consolas" w:hAnsi="Consolas"/>
-          <w:sz w:val="18"/>
-          <w:szCs w:val="18"/>
-          <w:shd w:fill="F2F2F2" w:val="clear"/>
-        </w:rPr>
-        <w:t>µ(Ausdruck)</w:t>
-      </w:r>
-      <w:r>
-        <w:rPr/>
-        <w:t xml:space="preserve"> — überall, wo ein CSS-Wert steht.</w:t>
+        <w:t xml:space="preserve">1. </w:t>
+      </w:r>
+      <w:r>
+        <w:rPr/>
+        <w:t xml:space="preserve">Komponenten-Styles in </w:t>
+      </w:r>
+      <w:r>
+        <w:rPr>
+          <w:rFonts w:eastAsia="Consolas" w:cs="Consolas" w:ascii="Consolas" w:hAnsi="Consolas"/>
+          <w:sz w:val="18"/>
+          <w:szCs w:val="18"/>
+          <w:shd w:fill="F2F2F2" w:val="clear"/>
+        </w:rPr>
+        <w:t>MyButton.π.css</w:t>
+      </w:r>
+      <w:r>
+        <w:rPr/>
+        <w:t xml:space="preserve"> neben </w:t>
+      </w:r>
+      <w:r>
+        <w:rPr>
+          <w:rFonts w:eastAsia="Consolas" w:cs="Consolas" w:ascii="Consolas" w:hAnsi="Consolas"/>
+          <w:sz w:val="18"/>
+          <w:szCs w:val="18"/>
+          <w:shd w:fill="F2F2F2" w:val="clear"/>
+        </w:rPr>
+        <w:t>MyButton.vue</w:t>
+      </w:r>
+      <w:r>
+        <w:rPr/>
+        <w:t xml:space="preserve"> ablegen.</w:t>
       </w:r>
     </w:p>
     <w:p>
@@ -6269,98 +6422,224 @@
           <w:b/>
           <w:bCs/>
         </w:rPr>
-        <w:t>2. Direktiven</w:t>
-      </w:r>
-      <w:r>
-        <w:rPr/>
-        <w:t xml:space="preserve"> </w:t>
-      </w:r>
-      <w:r>
-        <w:rPr>
-          <w:rFonts w:eastAsia="Consolas" w:cs="Consolas" w:ascii="Consolas" w:hAnsi="Consolas"/>
-          <w:sz w:val="18"/>
-          <w:szCs w:val="18"/>
-          <w:shd w:fill="F2F2F2" w:val="clear"/>
-        </w:rPr>
-        <w:t>-µ: Ausdruck;</w:t>
-      </w:r>
-      <w:r>
-        <w:rPr/>
-        <w:t xml:space="preserve"> — als Deklaration innerhalb einer Regel.</w:t>
-      </w:r>
-    </w:p>
-    <w:p>
-      <w:pPr>
-        <w:pStyle w:val="Normal"/>
-        <w:spacing w:before="0" w:after="120"/>
-        <w:jc w:val="both"/>
-        <w:rPr/>
-      </w:pPr>
-      <w:r>
-        <w:rPr/>
-        <w:t xml:space="preserve">Wer das µ-Zeichen nicht auf der Tastatur hat, verwendet die ASCII-Aliasse </w:t>
-      </w:r>
-      <w:r>
-        <w:rPr>
-          <w:rFonts w:eastAsia="Consolas" w:cs="Consolas" w:ascii="Consolas" w:hAnsi="Consolas"/>
-          <w:sz w:val="18"/>
-          <w:szCs w:val="18"/>
-          <w:shd w:fill="F2F2F2" w:val="clear"/>
-        </w:rPr>
-        <w:t>mu(...)</w:t>
-      </w:r>
-      <w:r>
-        <w:rPr/>
-        <w:t xml:space="preserve"> und </w:t>
-      </w:r>
-      <w:r>
-        <w:rPr>
-          <w:rFonts w:eastAsia="Consolas" w:cs="Consolas" w:ascii="Consolas" w:hAnsi="Consolas"/>
-          <w:sz w:val="18"/>
-          <w:szCs w:val="18"/>
-          <w:shd w:fill="F2F2F2" w:val="clear"/>
-        </w:rPr>
-        <w:t>-mu:</w:t>
-      </w:r>
-      <w:r>
-        <w:rPr/>
-        <w:t xml:space="preserve"> — beide Formen sind gleichwertig.</w:t>
-      </w:r>
-    </w:p>
-    <w:p>
-      <w:pPr>
-        <w:pStyle w:val="Normal"/>
-        <w:spacing w:before="0" w:after="120"/>
-        <w:jc w:val="both"/>
-        <w:rPr/>
-      </w:pPr>
-      <w:r>
-        <w:rPr/>
-        <w:t xml:space="preserve">Anders als beim alten µCSS gibt es </w:t>
-      </w:r>
+        <w:t xml:space="preserve">2. </w:t>
+      </w:r>
+      <w:r>
+        <w:rPr/>
+        <w:t xml:space="preserve">Im Haupteinstieg (z. B. </w:t>
+      </w:r>
+      <w:r>
+        <w:rPr>
+          <w:rFonts w:eastAsia="Consolas" w:cs="Consolas" w:ascii="Consolas" w:hAnsi="Consolas"/>
+          <w:sz w:val="18"/>
+          <w:szCs w:val="18"/>
+          <w:shd w:fill="F2F2F2" w:val="clear"/>
+        </w:rPr>
+        <w:t>main.µ.css</w:t>
+      </w:r>
+      <w:r>
+        <w:rPr/>
+        <w:t>) per Build-Time-Import einsammeln:</w:t>
+      </w:r>
+    </w:p>
+    <w:p>
+      <w:pPr>
+        <w:pStyle w:val="Normal"/>
+        <w:shd w:val="clear" w:fill="F2F2F2"/>
+        <w:spacing w:before="0" w:after="0"/>
+        <w:rPr/>
+      </w:pPr>
+      <w:r>
+        <w:rPr>
+          <w:rFonts w:eastAsia="Consolas" w:cs="Consolas" w:ascii="Consolas" w:hAnsi="Consolas"/>
+          <w:sz w:val="18"/>
+          <w:szCs w:val="18"/>
+        </w:rPr>
+        <w:t>@import "components/**/*.π.css";</w:t>
+      </w:r>
+    </w:p>
+    <w:p>
+      <w:pPr>
+        <w:pStyle w:val="Normal"/>
+        <w:shd w:val="clear" w:fill="F2F2F2"/>
+        <w:spacing w:before="0" w:after="160"/>
+        <w:rPr/>
+      </w:pPr>
+      <w:r>
+        <w:rPr>
+          <w:rFonts w:eastAsia="Consolas" w:cs="Consolas" w:ascii="Consolas" w:hAnsi="Consolas"/>
+          <w:sz w:val="18"/>
+          <w:szCs w:val="18"/>
+        </w:rPr>
+        <w:t>body { margin: 0; }</w:t>
+      </w:r>
+    </w:p>
+    <w:p>
+      <w:pPr>
+        <w:pStyle w:val="Normal"/>
+        <w:spacing w:before="0" w:after="60"/>
+        <w:ind w:start="360"/>
+        <w:rPr/>
+      </w:pPr>
       <w:r>
         <w:rPr>
           <w:b/>
           <w:bCs/>
         </w:rPr>
-        <w:t>keine Steuer-Regeln</w:t>
-      </w:r>
-      <w:r>
-        <w:rPr/>
-        <w:t xml:space="preserve"> (</w:t>
-      </w:r>
-      <w:r>
-        <w:rPr>
-          <w:rFonts w:eastAsia="Consolas" w:cs="Consolas" w:ascii="Consolas" w:hAnsi="Consolas"/>
-          <w:sz w:val="18"/>
-          <w:szCs w:val="18"/>
-          <w:shd w:fill="F2F2F2" w:val="clear"/>
-        </w:rPr>
-        <w:t>::-µcss-init</w:t>
-      </w:r>
-      <w:r>
-        <w:rPr/>
-        <w:t xml:space="preserve"> usw.) mehr im Stylesheet: Alles, was die Kompilierung steuert (Variablen, Cursor-Definitionen, Medienerzeugung, Dateizuordnung), steht im Skin-Manifest — einer normalen JavaScript-Datei (siehe unten).</w:t>
+        <w:t xml:space="preserve">3. </w:t>
+      </w:r>
+      <w:r>
+        <w:rPr/>
+        <w:t xml:space="preserve">Regel-Merge im Manifest aktivieren, wenn viele Komponenten dieselben Selektoren nutzen (z. B. </w:t>
+      </w:r>
+      <w:r>
+        <w:rPr>
+          <w:rFonts w:eastAsia="Consolas" w:cs="Consolas" w:ascii="Consolas" w:hAnsi="Consolas"/>
+          <w:sz w:val="18"/>
+          <w:szCs w:val="18"/>
+          <w:shd w:fill="F2F2F2" w:val="clear"/>
+        </w:rPr>
+        <w:t>.btn</w:t>
+      </w:r>
+      <w:r>
+        <w:rPr/>
+        <w:t>):</w:t>
+      </w:r>
+    </w:p>
+    <w:p>
+      <w:pPr>
+        <w:pStyle w:val="Normal"/>
+        <w:shd w:val="clear" w:fill="F2F2F2"/>
+        <w:spacing w:before="0" w:after="0"/>
+        <w:rPr/>
+      </w:pPr>
+      <w:r>
+        <w:rPr>
+          <w:rFonts w:eastAsia="Consolas" w:cs="Consolas" w:ascii="Consolas" w:hAnsi="Consolas"/>
+          <w:sz w:val="18"/>
+          <w:szCs w:val="18"/>
+        </w:rPr>
+        <w:t>export default DefineSkin({</w:t>
+      </w:r>
+    </w:p>
+    <w:p>
+      <w:pPr>
+        <w:pStyle w:val="Normal"/>
+        <w:shd w:val="clear" w:fill="F2F2F2"/>
+        <w:spacing w:before="0" w:after="0"/>
+        <w:rPr/>
+      </w:pPr>
+      <w:r>
+        <w:rPr>
+          <w:rFonts w:eastAsia="Consolas" w:cs="Consolas" w:ascii="Consolas" w:hAnsi="Consolas"/>
+          <w:sz w:val="18"/>
+          <w:szCs w:val="18"/>
+        </w:rPr>
+        <w:t xml:space="preserve">    </w:t>
+      </w:r>
+      <w:r>
+        <w:rPr>
+          <w:rFonts w:eastAsia="Consolas" w:cs="Consolas" w:ascii="Consolas" w:hAnsi="Consolas"/>
+          <w:sz w:val="18"/>
+          <w:szCs w:val="18"/>
+        </w:rPr>
+        <w:t>merge: { onConflict: "error" },</w:t>
+      </w:r>
+    </w:p>
+    <w:p>
+      <w:pPr>
+        <w:pStyle w:val="Normal"/>
+        <w:shd w:val="clear" w:fill="F2F2F2"/>
+        <w:spacing w:before="0" w:after="0"/>
+        <w:rPr/>
+      </w:pPr>
+      <w:r>
+        <w:rPr>
+          <w:rFonts w:eastAsia="Consolas" w:cs="Consolas" w:ascii="Consolas" w:hAnsi="Consolas"/>
+          <w:sz w:val="18"/>
+          <w:szCs w:val="18"/>
+        </w:rPr>
+        <w:t xml:space="preserve">    </w:t>
+      </w:r>
+      <w:r>
+        <w:rPr>
+          <w:rFonts w:eastAsia="Consolas" w:cs="Consolas" w:ascii="Consolas" w:hAnsi="Consolas"/>
+          <w:sz w:val="18"/>
+          <w:szCs w:val="18"/>
+        </w:rPr>
+        <w:t>files: [{ source: "main.µ.css", target: "app.css" }]</w:t>
+      </w:r>
+    </w:p>
+    <w:p>
+      <w:pPr>
+        <w:pStyle w:val="Normal"/>
+        <w:shd w:val="clear" w:fill="F2F2F2"/>
+        <w:spacing w:before="0" w:after="160"/>
+        <w:rPr/>
+      </w:pPr>
+      <w:r>
+        <w:rPr>
+          <w:rFonts w:eastAsia="Consolas" w:cs="Consolas" w:ascii="Consolas" w:hAnsi="Consolas"/>
+          <w:sz w:val="18"/>
+          <w:szCs w:val="18"/>
+        </w:rPr>
+        <w:t>});</w:t>
+      </w:r>
+    </w:p>
+    <w:p>
+      <w:pPr>
+        <w:pStyle w:val="Normal"/>
+        <w:spacing w:before="0" w:after="60"/>
+        <w:ind w:start="360"/>
+        <w:rPr/>
+      </w:pPr>
+      <w:r>
+        <w:rPr>
+          <w:b/>
+          <w:bCs/>
+        </w:rPr>
+        <w:t xml:space="preserve">4. </w:t>
+      </w:r>
+      <w:r>
+        <w:rPr/>
+        <w:t xml:space="preserve">Im Vue-Template </w:t>
+      </w:r>
+      <w:r>
+        <w:rPr>
+          <w:b/>
+          <w:bCs/>
+        </w:rPr>
+        <w:t>normale Klassennamen</w:t>
+      </w:r>
+      <w:r>
+        <w:rPr/>
+        <w:t xml:space="preserve"> verwenden — kein </w:t>
+      </w:r>
+      <w:r>
+        <w:rPr>
+          <w:rFonts w:eastAsia="Consolas" w:cs="Consolas" w:ascii="Consolas" w:hAnsi="Consolas"/>
+          <w:sz w:val="18"/>
+          <w:szCs w:val="18"/>
+          <w:shd w:fill="F2F2F2" w:val="clear"/>
+        </w:rPr>
+        <w:t>&lt;style scoped&gt;</w:t>
+      </w:r>
+      <w:r>
+        <w:rPr/>
+        <w:t xml:space="preserve">, kein </w:t>
+      </w:r>
+      <w:r>
+        <w:rPr>
+          <w:rFonts w:eastAsia="Consolas" w:cs="Consolas" w:ascii="Consolas" w:hAnsi="Consolas"/>
+          <w:sz w:val="18"/>
+          <w:szCs w:val="18"/>
+          <w:shd w:fill="F2F2F2" w:val="clear"/>
+        </w:rPr>
+        <w:t>data-v-…</w:t>
+      </w:r>
+      <w:r>
+        <w:rPr/>
+        <w:t>. Der Browser lädt eine echte CSS-Datei; die DevTools bleiben voll nutzbar.</w:t>
       </w:r>
     </w:p>
     <w:p>
@@ -6374,11 +6653,11 @@
         <w:outlineLvl w:val="1"/>
         <w:rPr/>
       </w:pPr>
-      <w:bookmarkStart w:id="14" w:name="__RefHeading___Toc2033_804301340"/>
+      <w:bookmarkStart w:id="14" w:name="__RefHeading___Toc2172_292324530"/>
       <w:bookmarkEnd w:id="14"/>
       <w:r>
         <w:rPr/>
-        <w:t>4.2 Werte-Interpolation µ(Ausdruck)</w:t>
+        <w:t>4.2 Namespaces und globale State-Klassen</w:t>
       </w:r>
     </w:p>
     <w:p>
@@ -6389,30 +6668,34 @@
         <w:rPr/>
       </w:pPr>
       <w:r>
-        <w:rPr>
-          <w:rFonts w:eastAsia="Consolas" w:cs="Consolas" w:ascii="Consolas" w:hAnsi="Consolas"/>
-          <w:sz w:val="18"/>
-          <w:szCs w:val="18"/>
-          <w:shd w:fill="F2F2F2" w:val="clear"/>
-        </w:rPr>
-        <w:t>µ(...)</w:t>
-      </w:r>
-      <w:r>
-        <w:rPr/>
-        <w:t xml:space="preserve"> ist aus CSS-Sicht eine unbekannte, aber valide Funktion. Beim Kompilieren wird der Inhalt als JavaScript-Ausdruck ausgewertet und das </w:t>
-      </w:r>
-      <w:r>
-        <w:rPr>
-          <w:rFonts w:eastAsia="Consolas" w:cs="Consolas" w:ascii="Consolas" w:hAnsi="Consolas"/>
-          <w:sz w:val="18"/>
-          <w:szCs w:val="18"/>
-          <w:shd w:fill="F2F2F2" w:val="clear"/>
-        </w:rPr>
-        <w:t>µ(...)</w:t>
-      </w:r>
-      <w:r>
-        <w:rPr/>
-        <w:t>-Vorkommen durch das Ergebnis ersetzt:</w:t>
+        <w:rPr/>
+        <w:t xml:space="preserve">Wenn zwei Komponenten </w:t>
+      </w:r>
+      <w:r>
+        <w:rPr>
+          <w:rFonts w:eastAsia="Consolas" w:cs="Consolas" w:ascii="Consolas" w:hAnsi="Consolas"/>
+          <w:sz w:val="18"/>
+          <w:szCs w:val="18"/>
+          <w:shd w:fill="F2F2F2" w:val="clear"/>
+        </w:rPr>
+        <w:t>.card</w:t>
+      </w:r>
+      <w:r>
+        <w:rPr/>
+        <w:t xml:space="preserve"> definieren, Merge aktivieren (oben) oder Kollisionen mit </w:t>
+      </w:r>
+      <w:r>
+        <w:rPr>
+          <w:rFonts w:eastAsia="Consolas" w:cs="Consolas" w:ascii="Consolas" w:hAnsi="Consolas"/>
+          <w:sz w:val="18"/>
+          <w:szCs w:val="18"/>
+          <w:shd w:fill="F2F2F2" w:val="clear"/>
+        </w:rPr>
+        <w:t>@µ-namespace</w:t>
+      </w:r>
+      <w:r>
+        <w:rPr/>
+        <w:t xml:space="preserve"> pro Komponentendatei vermeiden:</w:t>
       </w:r>
     </w:p>
     <w:p>
@@ -6428,7 +6711,7 @@
           <w:sz w:val="18"/>
           <w:szCs w:val="18"/>
         </w:rPr>
-        <w:t>::selection {</w:t>
+        <w:t>@µ-namespace MyButton;</w:t>
       </w:r>
     </w:p>
     <w:p>
@@ -6444,39 +6727,7 @@
           <w:sz w:val="18"/>
           <w:szCs w:val="18"/>
         </w:rPr>
-        <w:t xml:space="preserve">    </w:t>
-      </w:r>
-      <w:r>
-        <w:rPr>
-          <w:rFonts w:eastAsia="Consolas" w:cs="Consolas" w:ascii="Consolas" w:hAnsi="Consolas"/>
-          <w:sz w:val="18"/>
-          <w:szCs w:val="18"/>
-        </w:rPr>
-        <w:t>background-color: µ($.selectBaseBrgdOnDarkColor);</w:t>
-      </w:r>
-    </w:p>
-    <w:p>
-      <w:pPr>
-        <w:pStyle w:val="Normal"/>
-        <w:shd w:val="clear" w:fill="F2F2F2"/>
-        <w:spacing w:before="0" w:after="0"/>
-        <w:rPr/>
-      </w:pPr>
-      <w:r>
-        <w:rPr>
-          <w:rFonts w:eastAsia="Consolas" w:cs="Consolas" w:ascii="Consolas" w:hAnsi="Consolas"/>
-          <w:sz w:val="18"/>
-          <w:szCs w:val="18"/>
-        </w:rPr>
-        <w:t xml:space="preserve">    </w:t>
-      </w:r>
-      <w:r>
-        <w:rPr>
-          <w:rFonts w:eastAsia="Consolas" w:cs="Consolas" w:ascii="Consolas" w:hAnsi="Consolas"/>
-          <w:sz w:val="18"/>
-          <w:szCs w:val="18"/>
-        </w:rPr>
-        <w:t>color: µ($.selectBaseTextColor);</w:t>
+        <w:t>.btn { padding: 10px; }</w:t>
       </w:r>
     </w:p>
     <w:p>
@@ -6492,7 +6743,7 @@
           <w:sz w:val="18"/>
           <w:szCs w:val="18"/>
         </w:rPr>
-        <w:t>}</w:t>
+        <w:t>.btn:global(.is-active) { box-shadow: 0 0 0 2px #99bbff; }</w:t>
       </w:r>
     </w:p>
     <w:p>
@@ -6504,149 +6755,46 @@
       </w:pPr>
       <w:r>
         <w:rPr/>
-        <w:t>Mehrere Interpolationen pro Wert sind erlaubt (</w:t>
-      </w:r>
-      <w:r>
-        <w:rPr>
-          <w:rFonts w:eastAsia="Consolas" w:cs="Consolas" w:ascii="Consolas" w:hAnsi="Consolas"/>
-          <w:sz w:val="18"/>
-          <w:szCs w:val="18"/>
-          <w:shd w:fill="F2F2F2" w:val="clear"/>
-        </w:rPr>
-        <w:t>padding: µ($.padY)px µ($.padX)px;</w:t>
-      </w:r>
-      <w:r>
-        <w:rPr/>
-        <w:t xml:space="preserve">), ebenso Interpolationen in At-Rule-Parametern (z. B. </w:t>
-      </w:r>
-      <w:r>
-        <w:rPr>
-          <w:rFonts w:eastAsia="Consolas" w:cs="Consolas" w:ascii="Consolas" w:hAnsi="Consolas"/>
-          <w:sz w:val="18"/>
-          <w:szCs w:val="18"/>
-          <w:shd w:fill="F2F2F2" w:val="clear"/>
-        </w:rPr>
-        <w:t>@media (max-width: µ($.breakpoint)px)</w:t>
-      </w:r>
-      <w:r>
-        <w:rPr/>
-        <w:t xml:space="preserve">). Liefert ein Ausdruck </w:t>
-      </w:r>
-      <w:r>
-        <w:rPr>
-          <w:rFonts w:eastAsia="Consolas" w:cs="Consolas" w:ascii="Consolas" w:hAnsi="Consolas"/>
-          <w:sz w:val="18"/>
-          <w:szCs w:val="18"/>
-          <w:shd w:fill="F2F2F2" w:val="clear"/>
-        </w:rPr>
-        <w:t>null</w:t>
-      </w:r>
-      <w:r>
-        <w:rPr/>
-        <w:t xml:space="preserve"> oder </w:t>
-      </w:r>
-      <w:r>
-        <w:rPr>
-          <w:rFonts w:eastAsia="Consolas" w:cs="Consolas" w:ascii="Consolas" w:hAnsi="Consolas"/>
-          <w:sz w:val="18"/>
-          <w:szCs w:val="18"/>
-          <w:shd w:fill="F2F2F2" w:val="clear"/>
-        </w:rPr>
-        <w:t>undefined</w:t>
-      </w:r>
-      <w:r>
-        <w:rPr/>
-        <w:t>, bricht die Kompilierung mit einer Fehlermeldung ab — so fallen Tippfehler in Variablennamen sofort auf.</w:t>
-      </w:r>
-    </w:p>
-    <w:p>
-      <w:pPr>
-        <w:pStyle w:val="Normal"/>
-        <w:spacing w:before="0" w:after="120"/>
-        <w:jc w:val="both"/>
-        <w:rPr/>
-      </w:pPr>
-      <w:r>
-        <w:rPr/>
-        <w:t xml:space="preserve">Diese eine Erweiterung ersetzt die komplette </w:t>
-      </w:r>
-      <w:r>
-        <w:rPr>
-          <w:rFonts w:eastAsia="Consolas" w:cs="Consolas" w:ascii="Consolas" w:hAnsi="Consolas"/>
-          <w:sz w:val="18"/>
-          <w:szCs w:val="18"/>
-          <w:shd w:fill="F2F2F2" w:val="clear"/>
-        </w:rPr>
-        <w:t>Set*</w:t>
-      </w:r>
-      <w:r>
-        <w:rPr/>
-        <w:t>-Familie des alten µCSS (</w:t>
-      </w:r>
-      <w:r>
-        <w:rPr>
-          <w:rFonts w:eastAsia="Consolas" w:cs="Consolas" w:ascii="Consolas" w:hAnsi="Consolas"/>
-          <w:sz w:val="18"/>
-          <w:szCs w:val="18"/>
-          <w:shd w:fill="F2F2F2" w:val="clear"/>
-        </w:rPr>
-        <w:t>SetColor</w:t>
-      </w:r>
-      <w:r>
-        <w:rPr/>
-        <w:t xml:space="preserve">, </w:t>
-      </w:r>
-      <w:r>
-        <w:rPr>
-          <w:rFonts w:eastAsia="Consolas" w:cs="Consolas" w:ascii="Consolas" w:hAnsi="Consolas"/>
-          <w:sz w:val="18"/>
-          <w:szCs w:val="18"/>
-          <w:shd w:fill="F2F2F2" w:val="clear"/>
-        </w:rPr>
-        <w:t>SetBackgroundColor</w:t>
-      </w:r>
-      <w:r>
-        <w:rPr/>
-        <w:t xml:space="preserve">, </w:t>
-      </w:r>
-      <w:r>
-        <w:rPr>
-          <w:rFonts w:eastAsia="Consolas" w:cs="Consolas" w:ascii="Consolas" w:hAnsi="Consolas"/>
-          <w:sz w:val="18"/>
-          <w:szCs w:val="18"/>
-          <w:shd w:fill="F2F2F2" w:val="clear"/>
-        </w:rPr>
-        <w:t>SetZIndex</w:t>
-      </w:r>
-      <w:r>
-        <w:rPr/>
-        <w:t xml:space="preserve">, </w:t>
-      </w:r>
-      <w:r>
-        <w:rPr>
-          <w:rFonts w:eastAsia="Consolas" w:cs="Consolas" w:ascii="Consolas" w:hAnsi="Consolas"/>
-          <w:sz w:val="18"/>
-          <w:szCs w:val="18"/>
-          <w:shd w:fill="F2F2F2" w:val="clear"/>
-        </w:rPr>
-        <w:t>SetWidth</w:t>
-      </w:r>
-      <w:r>
-        <w:rPr/>
-        <w:t xml:space="preserve">, </w:t>
-      </w:r>
-      <w:r>
-        <w:rPr>
-          <w:rFonts w:eastAsia="Consolas" w:cs="Consolas" w:ascii="Consolas" w:hAnsi="Consolas"/>
-          <w:sz w:val="18"/>
-          <w:szCs w:val="18"/>
-          <w:shd w:fill="F2F2F2" w:val="clear"/>
-        </w:rPr>
-        <w:t>AddProperty</w:t>
-      </w:r>
-      <w:r>
-        <w:rPr/>
-        <w:t xml:space="preserve"> für einfache Werte usw.): Die Property steht wieder an ihrem Platz, ein Platzhalter-Wert ist nicht mehr nötig.</w:t>
+        <w:t>Nur Klassen dieser Datei werden präfixiert (</w:t>
+      </w:r>
+      <w:r>
+        <w:rPr>
+          <w:rFonts w:eastAsia="Consolas" w:cs="Consolas" w:ascii="Consolas" w:hAnsi="Consolas"/>
+          <w:sz w:val="18"/>
+          <w:szCs w:val="18"/>
+          <w:shd w:fill="F2F2F2" w:val="clear"/>
+        </w:rPr>
+        <w:t>.MyButton-btn</w:t>
+      </w:r>
+      <w:r>
+        <w:rPr/>
+        <w:t>). Von JavaScript gesetzte State-Klassen (</w:t>
+      </w:r>
+      <w:r>
+        <w:rPr>
+          <w:rFonts w:eastAsia="Consolas" w:cs="Consolas" w:ascii="Consolas" w:hAnsi="Consolas"/>
+          <w:sz w:val="18"/>
+          <w:szCs w:val="18"/>
+          <w:shd w:fill="F2F2F2" w:val="clear"/>
+        </w:rPr>
+        <w:t>.is-active</w:t>
+      </w:r>
+      <w:r>
+        <w:rPr/>
+        <w:t xml:space="preserve">, geteilte Utilities) bleiben über </w:t>
+      </w:r>
+      <w:r>
+        <w:rPr>
+          <w:rFonts w:eastAsia="Consolas" w:cs="Consolas" w:ascii="Consolas" w:hAnsi="Consolas"/>
+          <w:sz w:val="18"/>
+          <w:szCs w:val="18"/>
+          <w:shd w:fill="F2F2F2" w:val="clear"/>
+        </w:rPr>
+        <w:t>:global(...)</w:t>
+      </w:r>
+      <w:r>
+        <w:rPr/>
+        <w:t xml:space="preserve"> global.</w:t>
       </w:r>
     </w:p>
     <w:p>
@@ -6660,11 +6808,11 @@
         <w:outlineLvl w:val="1"/>
         <w:rPr/>
       </w:pPr>
-      <w:bookmarkStart w:id="15" w:name="__RefHeading___Toc2035_804301340"/>
+      <w:bookmarkStart w:id="15" w:name="__RefHeading___Toc2174_292324530"/>
       <w:bookmarkEnd w:id="15"/>
       <w:r>
         <w:rPr/>
-        <w:t>4.3 Direktiven -µ: Ausdruck</w:t>
+        <w:t>4.3 Bestehende Vue-SFCs migrieren</w:t>
       </w:r>
     </w:p>
     <w:p>
@@ -6676,33 +6824,85 @@
       </w:pPr>
       <w:r>
         <w:rPr/>
-        <w:t xml:space="preserve">Direktiven sind Deklarationen mit dem Property-Namen </w:t>
-      </w:r>
-      <w:r>
-        <w:rPr>
-          <w:rFonts w:eastAsia="Consolas" w:cs="Consolas" w:ascii="Consolas" w:hAnsi="Consolas"/>
-          <w:sz w:val="18"/>
-          <w:szCs w:val="18"/>
-          <w:shd w:fill="F2F2F2" w:val="clear"/>
-        </w:rPr>
-        <w:t>-µ</w:t>
-      </w:r>
-      <w:r>
-        <w:rPr/>
-        <w:t xml:space="preserve"> (oder </w:t>
-      </w:r>
-      <w:r>
-        <w:rPr>
-          <w:rFonts w:eastAsia="Consolas" w:cs="Consolas" w:ascii="Consolas" w:hAnsi="Consolas"/>
-          <w:sz w:val="18"/>
-          <w:szCs w:val="18"/>
-          <w:shd w:fill="F2F2F2" w:val="clear"/>
-        </w:rPr>
-        <w:t>-mu</w:t>
-      </w:r>
-      <w:r>
-        <w:rPr/>
-        <w:t>). Ihr Wert ist ein einzelner JavaScript-Ausdruck, der mit Zugriff auf die umgebende Regel und das Dokument ausgeführt wird. Die Direktive selbst wird aus der Ausgabe entfernt:</w:t>
+        <w:t xml:space="preserve">Im Repository gibt es eine Migrationshilfe analog zum LESS-Konverter. Sie extrahiert </w:t>
+      </w:r>
+      <w:r>
+        <w:rPr>
+          <w:rFonts w:eastAsia="Consolas" w:cs="Consolas" w:ascii="Consolas" w:hAnsi="Consolas"/>
+          <w:sz w:val="18"/>
+          <w:szCs w:val="18"/>
+          <w:shd w:fill="F2F2F2" w:val="clear"/>
+        </w:rPr>
+        <w:t>&lt;style&gt;</w:t>
+      </w:r>
+      <w:r>
+        <w:rPr/>
+        <w:t xml:space="preserve">-Blöcke aus </w:t>
+      </w:r>
+      <w:r>
+        <w:rPr>
+          <w:rFonts w:eastAsia="Consolas" w:cs="Consolas" w:ascii="Consolas" w:hAnsi="Consolas"/>
+          <w:sz w:val="18"/>
+          <w:szCs w:val="18"/>
+          <w:shd w:fill="F2F2F2" w:val="clear"/>
+        </w:rPr>
+        <w:t>.vue</w:t>
+      </w:r>
+      <w:r>
+        <w:rPr/>
+        <w:t xml:space="preserve">-Dateien, schreibt die Sidecar-Datei </w:t>
+      </w:r>
+      <w:r>
+        <w:rPr>
+          <w:rFonts w:eastAsia="Consolas" w:cs="Consolas" w:ascii="Consolas" w:hAnsi="Consolas"/>
+          <w:sz w:val="18"/>
+          <w:szCs w:val="18"/>
+          <w:shd w:fill="F2F2F2" w:val="clear"/>
+        </w:rPr>
+        <w:t>ComponentName.π.css</w:t>
+      </w:r>
+      <w:r>
+        <w:rPr/>
+        <w:t xml:space="preserve">, setzt </w:t>
+      </w:r>
+      <w:r>
+        <w:rPr>
+          <w:rFonts w:eastAsia="Consolas" w:cs="Consolas" w:ascii="Consolas" w:hAnsi="Consolas"/>
+          <w:sz w:val="18"/>
+          <w:szCs w:val="18"/>
+          <w:shd w:fill="F2F2F2" w:val="clear"/>
+        </w:rPr>
+        <w:t>@µ-namespace</w:t>
+      </w:r>
+      <w:r>
+        <w:rPr/>
+        <w:t>, entfernt Scoped-</w:t>
+      </w:r>
+      <w:r>
+        <w:rPr>
+          <w:rFonts w:eastAsia="Consolas" w:cs="Consolas" w:ascii="Consolas" w:hAnsi="Consolas"/>
+          <w:sz w:val="18"/>
+          <w:szCs w:val="18"/>
+          <w:shd w:fill="F2F2F2" w:val="clear"/>
+        </w:rPr>
+        <w:t>[data-v-…]</w:t>
+      </w:r>
+      <w:r>
+        <w:rPr/>
+        <w:t xml:space="preserve">-Selektoren und löscht den </w:t>
+      </w:r>
+      <w:r>
+        <w:rPr>
+          <w:rFonts w:eastAsia="Consolas" w:cs="Consolas" w:ascii="Consolas" w:hAnsi="Consolas"/>
+          <w:sz w:val="18"/>
+          <w:szCs w:val="18"/>
+          <w:shd w:fill="F2F2F2" w:val="clear"/>
+        </w:rPr>
+        <w:t>&lt;style&gt;</w:t>
+      </w:r>
+      <w:r>
+        <w:rPr/>
+        <w:t>-Block aus der SFC (ein HTML-Kommentar verweist auf die Sidecar):</w:t>
       </w:r>
     </w:p>
     <w:p>
@@ -6718,167 +6918,7 @@
           <w:sz w:val="18"/>
           <w:szCs w:val="18"/>
         </w:rPr>
-        <w:t>div.panel.modal div.companylogo {</w:t>
-      </w:r>
-    </w:p>
-    <w:p>
-      <w:pPr>
-        <w:pStyle w:val="Normal"/>
-        <w:shd w:val="clear" w:fill="F2F2F2"/>
-        <w:spacing w:before="0" w:after="0"/>
-        <w:rPr/>
-      </w:pPr>
-      <w:r>
-        <w:rPr>
-          <w:rFonts w:eastAsia="Consolas" w:cs="Consolas" w:ascii="Consolas" w:hAnsi="Consolas"/>
-          <w:sz w:val="18"/>
-          <w:szCs w:val="18"/>
-        </w:rPr>
-        <w:t xml:space="preserve">    </w:t>
-      </w:r>
-      <w:r>
-        <w:rPr>
-          <w:rFonts w:eastAsia="Consolas" w:cs="Consolas" w:ascii="Consolas" w:hAnsi="Consolas"/>
-          <w:sz w:val="18"/>
-          <w:szCs w:val="18"/>
-        </w:rPr>
-        <w:t>-µ: Sprite("imgs/logos/dosing_logo.png");</w:t>
-      </w:r>
-    </w:p>
-    <w:p>
-      <w:pPr>
-        <w:pStyle w:val="Normal"/>
-        <w:shd w:val="clear" w:fill="F2F2F2"/>
-        <w:spacing w:before="0" w:after="0"/>
-        <w:rPr/>
-      </w:pPr>
-      <w:r>
-        <w:rPr>
-          <w:rFonts w:eastAsia="Consolas" w:cs="Consolas" w:ascii="Consolas" w:hAnsi="Consolas"/>
-          <w:sz w:val="18"/>
-          <w:szCs w:val="18"/>
-        </w:rPr>
-        <w:t xml:space="preserve">    </w:t>
-      </w:r>
-      <w:r>
-        <w:rPr>
-          <w:rFonts w:eastAsia="Consolas" w:cs="Consolas" w:ascii="Consolas" w:hAnsi="Consolas"/>
-          <w:sz w:val="18"/>
-          <w:szCs w:val="18"/>
-        </w:rPr>
-        <w:t>margin-left: auto;</w:t>
-      </w:r>
-    </w:p>
-    <w:p>
-      <w:pPr>
-        <w:pStyle w:val="Normal"/>
-        <w:shd w:val="clear" w:fill="F2F2F2"/>
-        <w:spacing w:before="0" w:after="0"/>
-        <w:rPr/>
-      </w:pPr>
-      <w:r>
-        <w:rPr>
-          <w:rFonts w:eastAsia="Consolas" w:cs="Consolas" w:ascii="Consolas" w:hAnsi="Consolas"/>
-          <w:sz w:val="18"/>
-          <w:szCs w:val="18"/>
-        </w:rPr>
-        <w:t>}</w:t>
-      </w:r>
-    </w:p>
-    <w:p>
-      <w:pPr>
-        <w:pStyle w:val="Normal"/>
-        <w:shd w:val="clear" w:fill="F2F2F2"/>
-        <w:spacing w:before="0" w:after="0"/>
-        <w:rPr/>
-      </w:pPr>
-      <w:r>
-        <w:rPr>
-          <w:rFonts w:eastAsia="Consolas" w:cs="Consolas" w:ascii="Consolas" w:hAnsi="Consolas"/>
-          <w:sz w:val="18"/>
-          <w:szCs w:val="18"/>
-        </w:rPr>
-        <w:t>*.cursor_zoom {</w:t>
-      </w:r>
-    </w:p>
-    <w:p>
-      <w:pPr>
-        <w:pStyle w:val="Normal"/>
-        <w:shd w:val="clear" w:fill="F2F2F2"/>
-        <w:spacing w:before="0" w:after="0"/>
-        <w:rPr/>
-      </w:pPr>
-      <w:r>
-        <w:rPr>
-          <w:rFonts w:eastAsia="Consolas" w:cs="Consolas" w:ascii="Consolas" w:hAnsi="Consolas"/>
-          <w:sz w:val="18"/>
-          <w:szCs w:val="18"/>
-        </w:rPr>
-        <w:t xml:space="preserve">    </w:t>
-      </w:r>
-      <w:r>
-        <w:rPr>
-          <w:rFonts w:eastAsia="Consolas" w:cs="Consolas" w:ascii="Consolas" w:hAnsi="Consolas"/>
-          <w:sz w:val="18"/>
-          <w:szCs w:val="18"/>
-        </w:rPr>
-        <w:t>-µ: Cursor("zoom");</w:t>
-      </w:r>
-    </w:p>
-    <w:p>
-      <w:pPr>
-        <w:pStyle w:val="Normal"/>
-        <w:shd w:val="clear" w:fill="F2F2F2"/>
-        <w:spacing w:before="0" w:after="0"/>
-        <w:rPr/>
-      </w:pPr>
-      <w:r>
-        <w:rPr>
-          <w:rFonts w:eastAsia="Consolas" w:cs="Consolas" w:ascii="Consolas" w:hAnsi="Consolas"/>
-          <w:sz w:val="18"/>
-          <w:szCs w:val="18"/>
-        </w:rPr>
-        <w:t>}</w:t>
-      </w:r>
-    </w:p>
-    <w:p>
-      <w:pPr>
-        <w:pStyle w:val="Normal"/>
-        <w:shd w:val="clear" w:fill="F2F2F2"/>
-        <w:spacing w:before="0" w:after="0"/>
-        <w:rPr/>
-      </w:pPr>
-      <w:r>
-        <w:rPr>
-          <w:rFonts w:eastAsia="Consolas" w:cs="Consolas" w:ascii="Consolas" w:hAnsi="Consolas"/>
-          <w:sz w:val="18"/>
-          <w:szCs w:val="18"/>
-        </w:rPr>
-        <w:t>div.content.glittery {</w:t>
-      </w:r>
-    </w:p>
-    <w:p>
-      <w:pPr>
-        <w:pStyle w:val="Normal"/>
-        <w:shd w:val="clear" w:fill="F2F2F2"/>
-        <w:spacing w:before="0" w:after="0"/>
-        <w:rPr/>
-      </w:pPr>
-      <w:r>
-        <w:rPr>
-          <w:rFonts w:eastAsia="Consolas" w:cs="Consolas" w:ascii="Consolas" w:hAnsi="Consolas"/>
-          <w:sz w:val="18"/>
-          <w:szCs w:val="18"/>
-        </w:rPr>
-        <w:t xml:space="preserve">    </w:t>
-      </w:r>
-      <w:r>
-        <w:rPr>
-          <w:rFonts w:eastAsia="Consolas" w:cs="Consolas" w:ascii="Consolas" w:hAnsi="Consolas"/>
-          <w:sz w:val="18"/>
-          <w:szCs w:val="18"/>
-        </w:rPr>
-        <w:t>-µ: Sprite("imgs/general/gui/glittery/glittery.png", { afterWork: GlitterySprite });</w:t>
+        <w:t>npx gulp convert:vue</w:t>
       </w:r>
     </w:p>
     <w:p>
@@ -6894,7 +6934,7 @@
           <w:sz w:val="18"/>
           <w:szCs w:val="18"/>
         </w:rPr>
-        <w:t>}</w:t>
+        <w:t># oder: VUE_IN=gulp-mu-css/examples/vue VUE_OUT=out npx gulp convert:vue</w:t>
       </w:r>
     </w:p>
     <w:p>
@@ -6906,20 +6946,119 @@
       </w:pPr>
       <w:r>
         <w:rPr/>
-        <w:t xml:space="preserve">Das </w:t>
-      </w:r>
-      <w:r>
-        <w:rPr>
-          <w:rFonts w:eastAsia="Consolas" w:cs="Consolas" w:ascii="Consolas" w:hAnsi="Consolas"/>
-          <w:sz w:val="18"/>
-          <w:szCs w:val="18"/>
-          <w:shd w:fill="F2F2F2" w:val="clear"/>
-        </w:rPr>
-        <w:t>µ.</w:t>
-      </w:r>
-      <w:r>
-        <w:rPr/>
-        <w:t>-Präfix des alten µCSS entfällt — der Kontext ist implizit. Direktiven werden in Dokumentreihenfolge ausgewertet.</w:t>
+        <w:t xml:space="preserve">Beispielquellen liegen unter </w:t>
+      </w:r>
+      <w:r>
+        <w:rPr>
+          <w:rFonts w:eastAsia="Consolas" w:cs="Consolas" w:ascii="Consolas" w:hAnsi="Consolas"/>
+          <w:sz w:val="18"/>
+          <w:szCs w:val="18"/>
+          <w:shd w:fill="F2F2F2" w:val="clear"/>
+        </w:rPr>
+        <w:t>gulp-mu-css/examples/vue/</w:t>
+      </w:r>
+      <w:r>
+        <w:rPr/>
+        <w:t xml:space="preserve">. Das Tool schreibt zusätzlich </w:t>
+      </w:r>
+      <w:r>
+        <w:rPr>
+          <w:rFonts w:eastAsia="Consolas" w:cs="Consolas" w:ascii="Consolas" w:hAnsi="Consolas"/>
+          <w:sz w:val="18"/>
+          <w:szCs w:val="18"/>
+          <w:shd w:fill="F2F2F2" w:val="clear"/>
+        </w:rPr>
+        <w:t>main.µ.css</w:t>
+      </w:r>
+      <w:r>
+        <w:rPr/>
+        <w:t xml:space="preserve"> mit </w:t>
+      </w:r>
+      <w:r>
+        <w:rPr>
+          <w:rFonts w:eastAsia="Consolas" w:cs="Consolas" w:ascii="Consolas" w:hAnsi="Consolas"/>
+          <w:sz w:val="18"/>
+          <w:szCs w:val="18"/>
+          <w:shd w:fill="F2F2F2" w:val="clear"/>
+        </w:rPr>
+        <w:t>@import "**/*.π.css";</w:t>
+      </w:r>
+      <w:r>
+        <w:rPr/>
+        <w:t xml:space="preserve"> und ein Manifest-Skelett inkl. </w:t>
+      </w:r>
+      <w:r>
+        <w:rPr>
+          <w:rFonts w:eastAsia="Consolas" w:cs="Consolas" w:ascii="Consolas" w:hAnsi="Consolas"/>
+          <w:sz w:val="18"/>
+          <w:szCs w:val="18"/>
+          <w:shd w:fill="F2F2F2" w:val="clear"/>
+        </w:rPr>
+        <w:t>merge.onConflict: "error"</w:t>
+      </w:r>
+      <w:r>
+        <w:rPr/>
+        <w:t xml:space="preserve">. Warnungen vor dem Einsatz prüfen — </w:t>
+      </w:r>
+      <w:r>
+        <w:rPr>
+          <w:rFonts w:eastAsia="Consolas" w:cs="Consolas" w:ascii="Consolas" w:hAnsi="Consolas"/>
+          <w:sz w:val="18"/>
+          <w:szCs w:val="18"/>
+          <w:shd w:fill="F2F2F2" w:val="clear"/>
+        </w:rPr>
+        <w:t>lang="scss"</w:t>
+      </w:r>
+      <w:r>
+        <w:rPr/>
+        <w:t xml:space="preserve">, CSS Modules und </w:t>
+      </w:r>
+      <w:r>
+        <w:rPr>
+          <w:rFonts w:eastAsia="Consolas" w:cs="Consolas" w:ascii="Consolas" w:hAnsi="Consolas"/>
+          <w:sz w:val="18"/>
+          <w:szCs w:val="18"/>
+          <w:shd w:fill="F2F2F2" w:val="clear"/>
+        </w:rPr>
+        <w:t>v-bind()</w:t>
+      </w:r>
+      <w:r>
+        <w:rPr/>
+        <w:t xml:space="preserve"> in CSS erfordern manuelle Nacharbeit; </w:t>
+      </w:r>
+      <w:r>
+        <w:rPr>
+          <w:rFonts w:eastAsia="Consolas" w:cs="Consolas" w:ascii="Consolas" w:hAnsi="Consolas"/>
+          <w:sz w:val="18"/>
+          <w:szCs w:val="18"/>
+          <w:shd w:fill="F2F2F2" w:val="clear"/>
+        </w:rPr>
+        <w:t>lang="less"</w:t>
+      </w:r>
+      <w:r>
+        <w:rPr/>
+        <w:t xml:space="preserve"> wird zuerst durch den LESS-Konverter geleitet.</w:t>
+      </w:r>
+      <w:r>
+        <w:br w:type="page"/>
+      </w:r>
+    </w:p>
+    <w:p>
+      <w:pPr>
+        <w:pStyle w:val="Heading1"/>
+        <w:numPr>
+          <w:ilvl w:val="0"/>
+          <w:numId w:val="0"/>
+        </w:numPr>
+        <w:spacing w:before="0" w:after="120"/>
+        <w:outlineLvl w:val="0"/>
+        <w:rPr/>
+      </w:pPr>
+      <w:bookmarkStart w:id="16" w:name="__RefHeading___Toc2176_292324530"/>
+      <w:bookmarkEnd w:id="16"/>
+      <w:r>
+        <w:rPr/>
+        <w:t>5 Grundideen von µCSS</w:t>
       </w:r>
     </w:p>
     <w:p>
@@ -6933,11 +7072,11 @@
         <w:outlineLvl w:val="1"/>
         <w:rPr/>
       </w:pPr>
-      <w:bookmarkStart w:id="16" w:name="__RefHeading___Toc2037_804301340"/>
-      <w:bookmarkEnd w:id="16"/>
-      <w:r>
-        <w:rPr/>
-        <w:t>4.4 Das Skin-Manifest</w:t>
+      <w:bookmarkStart w:id="17" w:name="__RefHeading___Toc2178_292324530"/>
+      <w:bookmarkEnd w:id="17"/>
+      <w:r>
+        <w:rPr/>
+        <w:t>5.1 Das .µ.css-Format</w:t>
       </w:r>
     </w:p>
     <w:p>
@@ -6949,637 +7088,110 @@
       </w:pPr>
       <w:r>
         <w:rPr/>
-        <w:t xml:space="preserve">Pro Skin (CSS-Thema) liegt im Quellverzeichnis eine Manifest-Datei </w:t>
-      </w:r>
-      <w:r>
-        <w:rPr>
-          <w:rFonts w:eastAsia="Consolas" w:cs="Consolas" w:ascii="Consolas" w:hAnsi="Consolas"/>
-          <w:sz w:val="18"/>
-          <w:szCs w:val="18"/>
-          <w:shd w:fill="F2F2F2" w:val="clear"/>
-        </w:rPr>
-        <w:t>&lt;skinname&gt;.µcss.mjs</w:t>
-      </w:r>
-      <w:r>
-        <w:rPr/>
-        <w:t xml:space="preserve"> — normales JavaScript (ES6+), importierbar und testbar. Das Doppelsuffix </w:t>
-      </w:r>
-      <w:r>
-        <w:rPr>
-          <w:rFonts w:eastAsia="Consolas" w:cs="Consolas" w:ascii="Consolas" w:hAnsi="Consolas"/>
-          <w:sz w:val="18"/>
-          <w:szCs w:val="18"/>
-          <w:shd w:fill="F2F2F2" w:val="clear"/>
-        </w:rPr>
-        <w:t>.µcss.mjs</w:t>
-      </w:r>
-      <w:r>
-        <w:rPr/>
-        <w:t xml:space="preserve"> (ASCII-Alternative </w:t>
-      </w:r>
-      <w:r>
-        <w:rPr>
-          <w:rFonts w:eastAsia="Consolas" w:cs="Consolas" w:ascii="Consolas" w:hAnsi="Consolas"/>
-          <w:sz w:val="18"/>
-          <w:szCs w:val="18"/>
-          <w:shd w:fill="F2F2F2" w:val="clear"/>
-        </w:rPr>
-        <w:t>.mucss.mjs</w:t>
-      </w:r>
-      <w:r>
-        <w:rPr/>
-        <w:t>) kennzeichnet die Datei eindeutig als µCSS-Skin-Manifest, damit sie nicht mit einem gewöhnlichen Modul oder Gulpfile verwechselt wird; der Skin-Name ergibt sich aus dem Teil davor (</w:t>
-      </w:r>
-      <w:r>
-        <w:rPr>
-          <w:rFonts w:eastAsia="Consolas" w:cs="Consolas" w:ascii="Consolas" w:hAnsi="Consolas"/>
-          <w:sz w:val="18"/>
-          <w:szCs w:val="18"/>
-          <w:shd w:fill="F2F2F2" w:val="clear"/>
-        </w:rPr>
-        <w:t>std.µcss.mjs</w:t>
-      </w:r>
-      <w:r>
-        <w:rPr/>
-        <w:t xml:space="preserve"> → Skin </w:t>
-      </w:r>
-      <w:r>
-        <w:rPr>
-          <w:rFonts w:eastAsia="Consolas" w:cs="Consolas" w:ascii="Consolas" w:hAnsi="Consolas"/>
-          <w:sz w:val="18"/>
-          <w:szCs w:val="18"/>
-          <w:shd w:fill="F2F2F2" w:val="clear"/>
-        </w:rPr>
-        <w:t>std</w:t>
-      </w:r>
-      <w:r>
-        <w:rPr/>
-        <w:t xml:space="preserve">). Sie ersetzt die alte Steuerdatei </w:t>
-      </w:r>
-      <w:r>
-        <w:rPr>
-          <w:rFonts w:eastAsia="Consolas" w:cs="Consolas" w:ascii="Consolas" w:hAnsi="Consolas"/>
-          <w:sz w:val="18"/>
-          <w:szCs w:val="18"/>
-          <w:shd w:fill="F2F2F2" w:val="clear"/>
-        </w:rPr>
-        <w:t>µ.std.css</w:t>
-      </w:r>
-      <w:r>
-        <w:rPr/>
-        <w:t xml:space="preserve"> vollständig:</w:t>
-      </w:r>
-    </w:p>
-    <w:p>
-      <w:pPr>
-        <w:pStyle w:val="Normal"/>
-        <w:shd w:val="clear" w:fill="F2F2F2"/>
-        <w:spacing w:before="0" w:after="0"/>
-        <w:rPr/>
-      </w:pPr>
-      <w:r>
-        <w:rPr>
-          <w:rFonts w:eastAsia="Consolas" w:cs="Consolas" w:ascii="Consolas" w:hAnsi="Consolas"/>
-          <w:sz w:val="18"/>
-          <w:szCs w:val="18"/>
-        </w:rPr>
-        <w:t>// skins/src/std.µcss.mjs — Skin "std", Ziel: skins/std/</w:t>
-      </w:r>
-    </w:p>
-    <w:p>
-      <w:pPr>
-        <w:pStyle w:val="Normal"/>
-        <w:shd w:val="clear" w:fill="F2F2F2"/>
-        <w:spacing w:before="0" w:after="0"/>
-        <w:rPr/>
-      </w:pPr>
-      <w:r>
-        <w:rPr>
-          <w:rFonts w:eastAsia="Consolas" w:cs="Consolas" w:ascii="Consolas" w:hAnsi="Consolas"/>
-          <w:sz w:val="18"/>
-          <w:szCs w:val="18"/>
-        </w:rPr>
-        <w:t>import { DefineSkin } from "gulp-mu-css";</w:t>
-      </w:r>
-    </w:p>
-    <w:p>
-      <w:pPr>
-        <w:pStyle w:val="Normal"/>
-        <w:shd w:val="clear" w:fill="F2F2F2"/>
-        <w:spacing w:before="0" w:after="0"/>
-        <w:rPr/>
-      </w:pPr>
-      <w:r>
-        <w:rPr>
-          <w:rFonts w:eastAsia="Consolas" w:cs="Consolas" w:ascii="Consolas" w:hAnsi="Consolas"/>
-          <w:sz w:val="18"/>
-          <w:szCs w:val="18"/>
-        </w:rPr>
-        <w:t>import { GlitterySprite, FlyEx, Borders, TableBackgrounds } from "./helpers.mjs";</w:t>
-      </w:r>
-    </w:p>
-    <w:p>
-      <w:pPr>
-        <w:pStyle w:val="Normal"/>
-        <w:shd w:val="clear" w:fill="F2F2F2"/>
-        <w:spacing w:before="0" w:after="0"/>
-        <w:rPr/>
-      </w:pPr>
-      <w:r>
-        <w:rPr>
-          <w:rFonts w:eastAsia="Consolas" w:cs="Consolas" w:ascii="Consolas" w:hAnsi="Consolas"/>
-          <w:sz w:val="18"/>
-          <w:szCs w:val="18"/>
-        </w:rPr>
+        <w:t xml:space="preserve">Quell-Stylesheets heißen </w:t>
+      </w:r>
+      <w:r>
+        <w:rPr>
+          <w:rFonts w:eastAsia="Consolas" w:cs="Consolas" w:ascii="Consolas" w:hAnsi="Consolas"/>
+          <w:sz w:val="18"/>
+          <w:szCs w:val="18"/>
+          <w:shd w:fill="F2F2F2" w:val="clear"/>
+        </w:rPr>
+        <w:t>*.µ.css</w:t>
+      </w:r>
+      <w:r>
+        <w:rPr/>
+        <w:t xml:space="preserve">. Das Doppelsuffix sorgt dafür, dass Editoren die Dateien als normales CSS erkennen und das Syntax-Highlighting ohne weitere Konfiguration funktioniert. Für den Compiler ist die Endung irrelevant — das Manifest referenziert die Quellen explizit; wer das µ-Zeichen in Dateinamen vermeiden möchte, kann ebenso </w:t>
+      </w:r>
+      <w:r>
+        <w:rPr>
+          <w:rFonts w:eastAsia="Consolas" w:cs="Consolas" w:ascii="Consolas" w:hAnsi="Consolas"/>
+          <w:sz w:val="18"/>
+          <w:szCs w:val="18"/>
+          <w:shd w:fill="F2F2F2" w:val="clear"/>
+        </w:rPr>
+        <w:t>*.mu.css</w:t>
+      </w:r>
+      <w:r>
+        <w:rPr/>
+        <w:t xml:space="preserve"> verwenden. Inhaltlich ist eine </w:t>
+      </w:r>
+      <w:r>
+        <w:rPr>
+          <w:rFonts w:eastAsia="Consolas" w:cs="Consolas" w:ascii="Consolas" w:hAnsi="Consolas"/>
+          <w:sz w:val="18"/>
+          <w:szCs w:val="18"/>
+          <w:shd w:fill="F2F2F2" w:val="clear"/>
+        </w:rPr>
+        <w:t>.µ.css</w:t>
+      </w:r>
+      <w:r>
+        <w:rPr/>
+        <w:t>-Datei Standard-CSS mit genau zwei Erweiterungspunkten — beide sind syntaktisch valides CSS, so dass Editoren und Linter normal funktionieren:</w:t>
+      </w:r>
+    </w:p>
+    <w:p>
+      <w:pPr>
+        <w:pStyle w:val="Normal"/>
+        <w:spacing w:before="0" w:after="60"/>
+        <w:ind w:start="360"/>
+        <w:rPr/>
+      </w:pPr>
+      <w:r>
+        <w:rPr>
+          <w:b/>
+          <w:bCs/>
+        </w:rPr>
+        <w:t>1. Werte-Interpolation</w:t>
+      </w:r>
+      <w:r>
+        <w:rPr/>
         <w:t xml:space="preserve"> </w:t>
       </w:r>
-    </w:p>
-    <w:p>
-      <w:pPr>
-        <w:pStyle w:val="Normal"/>
-        <w:shd w:val="clear" w:fill="F2F2F2"/>
-        <w:spacing w:before="0" w:after="0"/>
-        <w:rPr/>
-      </w:pPr>
-      <w:r>
-        <w:rPr>
-          <w:rFonts w:eastAsia="Consolas" w:cs="Consolas" w:ascii="Consolas" w:hAnsi="Consolas"/>
-          <w:sz w:val="18"/>
-          <w:szCs w:val="18"/>
-        </w:rPr>
-        <w:t>export default DefineSkin({</w:t>
-      </w:r>
-    </w:p>
-    <w:p>
-      <w:pPr>
-        <w:pStyle w:val="Normal"/>
-        <w:shd w:val="clear" w:fill="F2F2F2"/>
-        <w:spacing w:before="0" w:after="0"/>
-        <w:rPr/>
-      </w:pPr>
-      <w:r>
-        <w:rPr>
-          <w:rFonts w:eastAsia="Consolas" w:cs="Consolas" w:ascii="Consolas" w:hAnsi="Consolas"/>
-          <w:sz w:val="18"/>
-          <w:szCs w:val="18"/>
-        </w:rPr>
-        <w:t xml:space="preserve">    </w:t>
-      </w:r>
-      <w:r>
-        <w:rPr>
-          <w:rFonts w:eastAsia="Consolas" w:cs="Consolas" w:ascii="Consolas" w:hAnsi="Consolas"/>
-          <w:sz w:val="18"/>
-          <w:szCs w:val="18"/>
-        </w:rPr>
-        <w:t>vars: {</w:t>
-      </w:r>
-    </w:p>
-    <w:p>
-      <w:pPr>
-        <w:pStyle w:val="Normal"/>
-        <w:shd w:val="clear" w:fill="F2F2F2"/>
-        <w:spacing w:before="0" w:after="0"/>
-        <w:rPr/>
-      </w:pPr>
-      <w:r>
-        <w:rPr>
-          <w:rFonts w:eastAsia="Consolas" w:cs="Consolas" w:ascii="Consolas" w:hAnsi="Consolas"/>
-          <w:sz w:val="18"/>
-          <w:szCs w:val="18"/>
-        </w:rPr>
-        <w:t xml:space="preserve">        </w:t>
-      </w:r>
-      <w:r>
-        <w:rPr>
-          <w:rFonts w:eastAsia="Consolas" w:cs="Consolas" w:ascii="Consolas" w:hAnsi="Consolas"/>
-          <w:sz w:val="18"/>
-          <w:szCs w:val="18"/>
-        </w:rPr>
-        <w:t>baseBrgdColor: "#202020",</w:t>
-      </w:r>
-    </w:p>
-    <w:p>
-      <w:pPr>
-        <w:pStyle w:val="Normal"/>
-        <w:shd w:val="clear" w:fill="F2F2F2"/>
-        <w:spacing w:before="0" w:after="0"/>
-        <w:rPr/>
-      </w:pPr>
-      <w:r>
-        <w:rPr>
-          <w:rFonts w:eastAsia="Consolas" w:cs="Consolas" w:ascii="Consolas" w:hAnsi="Consolas"/>
-          <w:sz w:val="18"/>
-          <w:szCs w:val="18"/>
-        </w:rPr>
-        <w:t xml:space="preserve">        </w:t>
-      </w:r>
-      <w:r>
-        <w:rPr>
-          <w:rFonts w:eastAsia="Consolas" w:cs="Consolas" w:ascii="Consolas" w:hAnsi="Consolas"/>
-          <w:sz w:val="18"/>
-          <w:szCs w:val="18"/>
-        </w:rPr>
-        <w:t>selectBaseBrgdColor: "#007570",</w:t>
-      </w:r>
-    </w:p>
-    <w:p>
-      <w:pPr>
-        <w:pStyle w:val="Normal"/>
-        <w:shd w:val="clear" w:fill="F2F2F2"/>
-        <w:spacing w:before="0" w:after="0"/>
-        <w:rPr/>
-      </w:pPr>
-      <w:r>
-        <w:rPr>
-          <w:rFonts w:eastAsia="Consolas" w:cs="Consolas" w:ascii="Consolas" w:hAnsi="Consolas"/>
-          <w:sz w:val="18"/>
-          <w:szCs w:val="18"/>
-        </w:rPr>
-        <w:t xml:space="preserve">        </w:t>
-      </w:r>
-      <w:r>
-        <w:rPr>
-          <w:rFonts w:eastAsia="Consolas" w:cs="Consolas" w:ascii="Consolas" w:hAnsi="Consolas"/>
-          <w:sz w:val="18"/>
-          <w:szCs w:val="18"/>
-        </w:rPr>
-        <w:t>PanelZIndex: 9000</w:t>
-      </w:r>
-    </w:p>
-    <w:p>
-      <w:pPr>
-        <w:pStyle w:val="Normal"/>
-        <w:shd w:val="clear" w:fill="F2F2F2"/>
-        <w:spacing w:before="0" w:after="0"/>
-        <w:rPr/>
-      </w:pPr>
-      <w:r>
-        <w:rPr>
-          <w:rFonts w:eastAsia="Consolas" w:cs="Consolas" w:ascii="Consolas" w:hAnsi="Consolas"/>
-          <w:sz w:val="18"/>
-          <w:szCs w:val="18"/>
-        </w:rPr>
-        <w:t xml:space="preserve">    </w:t>
-      </w:r>
-      <w:r>
-        <w:rPr>
-          <w:rFonts w:eastAsia="Consolas" w:cs="Consolas" w:ascii="Consolas" w:hAnsi="Consolas"/>
-          <w:sz w:val="18"/>
-          <w:szCs w:val="18"/>
-        </w:rPr>
-        <w:t>},</w:t>
-      </w:r>
-    </w:p>
-    <w:p>
-      <w:pPr>
-        <w:pStyle w:val="Normal"/>
-        <w:shd w:val="clear" w:fill="F2F2F2"/>
-        <w:spacing w:before="0" w:after="0"/>
-        <w:rPr/>
-      </w:pPr>
-      <w:r>
-        <w:rPr>
-          <w:rFonts w:eastAsia="Consolas" w:cs="Consolas" w:ascii="Consolas" w:hAnsi="Consolas"/>
-          <w:sz w:val="18"/>
-          <w:szCs w:val="18"/>
-        </w:rPr>
-        <w:t xml:space="preserve">    </w:t>
-      </w:r>
-      <w:r>
-        <w:rPr>
-          <w:rFonts w:eastAsia="Consolas" w:cs="Consolas" w:ascii="Consolas" w:hAnsi="Consolas"/>
-          <w:sz w:val="18"/>
-          <w:szCs w:val="18"/>
-        </w:rPr>
-        <w:t>helpers: { GlitterySprite, FlyEx, Borders, TableBackgrounds },</w:t>
-      </w:r>
-    </w:p>
-    <w:p>
-      <w:pPr>
-        <w:pStyle w:val="Normal"/>
-        <w:shd w:val="clear" w:fill="F2F2F2"/>
-        <w:spacing w:before="0" w:after="0"/>
-        <w:rPr/>
-      </w:pPr>
-      <w:r>
-        <w:rPr>
-          <w:rFonts w:eastAsia="Consolas" w:cs="Consolas" w:ascii="Consolas" w:hAnsi="Consolas"/>
-          <w:sz w:val="18"/>
-          <w:szCs w:val="18"/>
-        </w:rPr>
-        <w:t xml:space="preserve">    </w:t>
-      </w:r>
-      <w:r>
-        <w:rPr>
-          <w:rFonts w:eastAsia="Consolas" w:cs="Consolas" w:ascii="Consolas" w:hAnsi="Consolas"/>
-          <w:sz w:val="18"/>
-          <w:szCs w:val="18"/>
-        </w:rPr>
-        <w:t>cursors: [</w:t>
-      </w:r>
-    </w:p>
-    <w:p>
-      <w:pPr>
-        <w:pStyle w:val="Normal"/>
-        <w:shd w:val="clear" w:fill="F2F2F2"/>
-        <w:spacing w:before="0" w:after="0"/>
-        <w:rPr/>
-      </w:pPr>
-      <w:r>
-        <w:rPr>
-          <w:rFonts w:eastAsia="Consolas" w:cs="Consolas" w:ascii="Consolas" w:hAnsi="Consolas"/>
-          <w:sz w:val="18"/>
-          <w:szCs w:val="18"/>
-        </w:rPr>
-        <w:t xml:space="preserve">        </w:t>
-      </w:r>
-      <w:r>
-        <w:rPr>
-          <w:rFonts w:eastAsia="Consolas" w:cs="Consolas" w:ascii="Consolas" w:hAnsi="Consolas"/>
-          <w:sz w:val="18"/>
-          <w:szCs w:val="18"/>
-        </w:rPr>
-        <w:t>{ name: "zoom", fallback: "zoom-in", image: "imgs/general/gui/cursors/zoom.png", hotspot: [10, 8] }</w:t>
-      </w:r>
-    </w:p>
-    <w:p>
-      <w:pPr>
-        <w:pStyle w:val="Normal"/>
-        <w:shd w:val="clear" w:fill="F2F2F2"/>
-        <w:spacing w:before="0" w:after="0"/>
-        <w:rPr/>
-      </w:pPr>
-      <w:r>
-        <w:rPr>
-          <w:rFonts w:eastAsia="Consolas" w:cs="Consolas" w:ascii="Consolas" w:hAnsi="Consolas"/>
-          <w:sz w:val="18"/>
-          <w:szCs w:val="18"/>
-        </w:rPr>
-        <w:t xml:space="preserve">    </w:t>
-      </w:r>
-      <w:r>
-        <w:rPr>
-          <w:rFonts w:eastAsia="Consolas" w:cs="Consolas" w:ascii="Consolas" w:hAnsi="Consolas"/>
-          <w:sz w:val="18"/>
-          <w:szCs w:val="18"/>
-        </w:rPr>
-        <w:t>],</w:t>
-      </w:r>
-    </w:p>
-    <w:p>
-      <w:pPr>
-        <w:pStyle w:val="Normal"/>
-        <w:shd w:val="clear" w:fill="F2F2F2"/>
-        <w:spacing w:before="0" w:after="0"/>
-        <w:rPr/>
-      </w:pPr>
-      <w:r>
-        <w:rPr>
-          <w:rFonts w:eastAsia="Consolas" w:cs="Consolas" w:ascii="Consolas" w:hAnsi="Consolas"/>
-          <w:sz w:val="18"/>
-          <w:szCs w:val="18"/>
-        </w:rPr>
-        <w:t xml:space="preserve">    </w:t>
-      </w:r>
-      <w:r>
-        <w:rPr>
-          <w:rFonts w:eastAsia="Consolas" w:cs="Consolas" w:ascii="Consolas" w:hAnsi="Consolas"/>
-          <w:sz w:val="18"/>
-          <w:szCs w:val="18"/>
-        </w:rPr>
-        <w:t>media: [</w:t>
-      </w:r>
-    </w:p>
-    <w:p>
-      <w:pPr>
-        <w:pStyle w:val="Normal"/>
-        <w:shd w:val="clear" w:fill="F2F2F2"/>
-        <w:spacing w:before="0" w:after="0"/>
-        <w:rPr/>
-      </w:pPr>
-      <w:r>
-        <w:rPr>
-          <w:rFonts w:eastAsia="Consolas" w:cs="Consolas" w:ascii="Consolas" w:hAnsi="Consolas"/>
-          <w:sz w:val="18"/>
-          <w:szCs w:val="18"/>
-        </w:rPr>
-        <w:t xml:space="preserve">        </w:t>
-      </w:r>
-      <w:r>
-        <w:rPr>
-          <w:rFonts w:eastAsia="Consolas" w:cs="Consolas" w:ascii="Consolas" w:hAnsi="Consolas"/>
-          <w:sz w:val="18"/>
-          <w:szCs w:val="18"/>
-        </w:rPr>
-        <w:t>{ buttonsAndIcons: "dev/media/final/general/gui/panelbuttons.psd", layout: "std", outputDir: "imgs/general/gui/panelbuttons" },</w:t>
-      </w:r>
-    </w:p>
-    <w:p>
-      <w:pPr>
-        <w:pStyle w:val="Normal"/>
-        <w:shd w:val="clear" w:fill="F2F2F2"/>
-        <w:spacing w:before="0" w:after="0"/>
-        <w:rPr/>
-      </w:pPr>
-      <w:r>
-        <w:rPr>
-          <w:rFonts w:eastAsia="Consolas" w:cs="Consolas" w:ascii="Consolas" w:hAnsi="Consolas"/>
-          <w:sz w:val="18"/>
-          <w:szCs w:val="18"/>
-        </w:rPr>
-        <w:t xml:space="preserve">        </w:t>
-      </w:r>
-      <w:r>
-        <w:rPr>
-          <w:rFonts w:eastAsia="Consolas" w:cs="Consolas" w:ascii="Consolas" w:hAnsi="Consolas"/>
-          <w:sz w:val="18"/>
-          <w:szCs w:val="18"/>
-        </w:rPr>
-        <w:t>{ copyFolder: "dev/media/final/fonts", to: "fonts" }</w:t>
-      </w:r>
-    </w:p>
-    <w:p>
-      <w:pPr>
-        <w:pStyle w:val="Normal"/>
-        <w:shd w:val="clear" w:fill="F2F2F2"/>
-        <w:spacing w:before="0" w:after="0"/>
-        <w:rPr/>
-      </w:pPr>
-      <w:r>
-        <w:rPr>
-          <w:rFonts w:eastAsia="Consolas" w:cs="Consolas" w:ascii="Consolas" w:hAnsi="Consolas"/>
-          <w:sz w:val="18"/>
-          <w:szCs w:val="18"/>
-        </w:rPr>
-        <w:t xml:space="preserve">    </w:t>
-      </w:r>
-      <w:r>
-        <w:rPr>
-          <w:rFonts w:eastAsia="Consolas" w:cs="Consolas" w:ascii="Consolas" w:hAnsi="Consolas"/>
-          <w:sz w:val="18"/>
-          <w:szCs w:val="18"/>
-        </w:rPr>
-        <w:t>],</w:t>
-      </w:r>
-    </w:p>
-    <w:p>
-      <w:pPr>
-        <w:pStyle w:val="Normal"/>
-        <w:shd w:val="clear" w:fill="F2F2F2"/>
-        <w:spacing w:before="0" w:after="0"/>
-        <w:rPr/>
-      </w:pPr>
-      <w:r>
-        <w:rPr>
-          <w:rFonts w:eastAsia="Consolas" w:cs="Consolas" w:ascii="Consolas" w:hAnsi="Consolas"/>
-          <w:sz w:val="18"/>
-          <w:szCs w:val="18"/>
-        </w:rPr>
-        <w:t xml:space="preserve">    </w:t>
-      </w:r>
-      <w:r>
-        <w:rPr>
-          <w:rFonts w:eastAsia="Consolas" w:cs="Consolas" w:ascii="Consolas" w:hAnsi="Consolas"/>
-          <w:sz w:val="18"/>
-          <w:szCs w:val="18"/>
-        </w:rPr>
-        <w:t>imageFormat: "png",</w:t>
-      </w:r>
-    </w:p>
-    <w:p>
-      <w:pPr>
-        <w:pStyle w:val="Normal"/>
-        <w:shd w:val="clear" w:fill="F2F2F2"/>
-        <w:spacing w:before="0" w:after="0"/>
-        <w:rPr/>
-      </w:pPr>
-      <w:r>
-        <w:rPr>
-          <w:rFonts w:eastAsia="Consolas" w:cs="Consolas" w:ascii="Consolas" w:hAnsi="Consolas"/>
-          <w:sz w:val="18"/>
-          <w:szCs w:val="18"/>
-        </w:rPr>
-        <w:t xml:space="preserve">    </w:t>
-      </w:r>
-      <w:r>
-        <w:rPr>
-          <w:rFonts w:eastAsia="Consolas" w:cs="Consolas" w:ascii="Consolas" w:hAnsi="Consolas"/>
-          <w:sz w:val="18"/>
-          <w:szCs w:val="18"/>
-        </w:rPr>
-        <w:t>sprites: { file: "imgs/sprites.png", retina: true, preloadRule: true },</w:t>
-      </w:r>
-    </w:p>
-    <w:p>
-      <w:pPr>
-        <w:pStyle w:val="Normal"/>
-        <w:shd w:val="clear" w:fill="F2F2F2"/>
-        <w:spacing w:before="0" w:after="0"/>
-        <w:rPr/>
-      </w:pPr>
-      <w:r>
-        <w:rPr>
-          <w:rFonts w:eastAsia="Consolas" w:cs="Consolas" w:ascii="Consolas" w:hAnsi="Consolas"/>
-          <w:sz w:val="18"/>
-          <w:szCs w:val="18"/>
-        </w:rPr>
-        <w:t xml:space="preserve">    </w:t>
-      </w:r>
-      <w:r>
-        <w:rPr>
-          <w:rFonts w:eastAsia="Consolas" w:cs="Consolas" w:ascii="Consolas" w:hAnsi="Consolas"/>
-          <w:sz w:val="18"/>
-          <w:szCs w:val="18"/>
-        </w:rPr>
-        <w:t>files: [</w:t>
-      </w:r>
-    </w:p>
-    <w:p>
-      <w:pPr>
-        <w:pStyle w:val="Normal"/>
-        <w:shd w:val="clear" w:fill="F2F2F2"/>
-        <w:spacing w:before="0" w:after="0"/>
-        <w:rPr/>
-      </w:pPr>
-      <w:r>
-        <w:rPr>
-          <w:rFonts w:eastAsia="Consolas" w:cs="Consolas" w:ascii="Consolas" w:hAnsi="Consolas"/>
-          <w:sz w:val="18"/>
-          <w:szCs w:val="18"/>
-        </w:rPr>
-        <w:t xml:space="preserve">        </w:t>
-      </w:r>
-      <w:r>
-        <w:rPr>
-          <w:rFonts w:eastAsia="Consolas" w:cs="Consolas" w:ascii="Consolas" w:hAnsi="Consolas"/>
-          <w:sz w:val="18"/>
-          <w:szCs w:val="18"/>
-        </w:rPr>
-        <w:t>{ source: "src.µ.css", target: "std.css" },</w:t>
-      </w:r>
-    </w:p>
-    <w:p>
-      <w:pPr>
-        <w:pStyle w:val="Normal"/>
-        <w:shd w:val="clear" w:fill="F2F2F2"/>
-        <w:spacing w:before="0" w:after="0"/>
-        <w:rPr/>
-      </w:pPr>
-      <w:r>
-        <w:rPr>
-          <w:rFonts w:eastAsia="Consolas" w:cs="Consolas" w:ascii="Consolas" w:hAnsi="Consolas"/>
-          <w:sz w:val="18"/>
-          <w:szCs w:val="18"/>
-        </w:rPr>
-        <w:t xml:space="preserve">        </w:t>
-      </w:r>
-      <w:r>
-        <w:rPr>
-          <w:rFonts w:eastAsia="Consolas" w:cs="Consolas" w:ascii="Consolas" w:hAnsi="Consolas"/>
-          <w:sz w:val="18"/>
-          <w:szCs w:val="18"/>
-        </w:rPr>
-        <w:t>{ source: "src_tinymce.µ.css", target: "std_tinymce.css" }</w:t>
-      </w:r>
-    </w:p>
-    <w:p>
-      <w:pPr>
-        <w:pStyle w:val="Normal"/>
-        <w:shd w:val="clear" w:fill="F2F2F2"/>
-        <w:spacing w:before="0" w:after="0"/>
-        <w:rPr/>
-      </w:pPr>
-      <w:r>
-        <w:rPr>
-          <w:rFonts w:eastAsia="Consolas" w:cs="Consolas" w:ascii="Consolas" w:hAnsi="Consolas"/>
-          <w:sz w:val="18"/>
-          <w:szCs w:val="18"/>
-        </w:rPr>
-        <w:t xml:space="preserve">    </w:t>
-      </w:r>
-      <w:r>
-        <w:rPr>
-          <w:rFonts w:eastAsia="Consolas" w:cs="Consolas" w:ascii="Consolas" w:hAnsi="Consolas"/>
-          <w:sz w:val="18"/>
-          <w:szCs w:val="18"/>
-        </w:rPr>
-        <w:t>]</w:t>
-      </w:r>
-    </w:p>
-    <w:p>
-      <w:pPr>
-        <w:pStyle w:val="Normal"/>
-        <w:shd w:val="clear" w:fill="F2F2F2"/>
-        <w:spacing w:before="0" w:after="160"/>
-        <w:rPr/>
-      </w:pPr>
-      <w:r>
-        <w:rPr>
-          <w:rFonts w:eastAsia="Consolas" w:cs="Consolas" w:ascii="Consolas" w:hAnsi="Consolas"/>
-          <w:sz w:val="18"/>
-          <w:szCs w:val="18"/>
-        </w:rPr>
-        <w:t>});</w:t>
+      <w:r>
+        <w:rPr>
+          <w:rFonts w:eastAsia="Consolas" w:cs="Consolas" w:ascii="Consolas" w:hAnsi="Consolas"/>
+          <w:sz w:val="18"/>
+          <w:szCs w:val="18"/>
+          <w:shd w:fill="F2F2F2" w:val="clear"/>
+        </w:rPr>
+        <w:t>µ(Ausdruck)</w:t>
+      </w:r>
+      <w:r>
+        <w:rPr/>
+        <w:t xml:space="preserve"> — überall, wo ein CSS-Wert steht.</w:t>
+      </w:r>
+    </w:p>
+    <w:p>
+      <w:pPr>
+        <w:pStyle w:val="Normal"/>
+        <w:spacing w:before="0" w:after="60"/>
+        <w:ind w:start="360"/>
+        <w:rPr/>
+      </w:pPr>
+      <w:r>
+        <w:rPr>
+          <w:b/>
+          <w:bCs/>
+        </w:rPr>
+        <w:t>2. Direktiven</w:t>
+      </w:r>
+      <w:r>
+        <w:rPr/>
+        <w:t xml:space="preserve"> </w:t>
+      </w:r>
+      <w:r>
+        <w:rPr>
+          <w:rFonts w:eastAsia="Consolas" w:cs="Consolas" w:ascii="Consolas" w:hAnsi="Consolas"/>
+          <w:sz w:val="18"/>
+          <w:szCs w:val="18"/>
+          <w:shd w:fill="F2F2F2" w:val="clear"/>
+        </w:rPr>
+        <w:t>-µ: Ausdruck;</w:t>
+      </w:r>
+      <w:r>
+        <w:rPr/>
+        <w:t xml:space="preserve"> — als Deklaration innerhalb einer Regel.</w:t>
       </w:r>
     </w:p>
     <w:p>
@@ -7591,7 +7203,69 @@
       </w:pPr>
       <w:r>
         <w:rPr/>
-        <w:t>Der Skin-Name ergibt sich aus dem Dateinamen des Manifests, das Ausgabeverzeichnis aus dem Skin-Namen. Die vollständige Feld-Referenz steht im Kapitel „Manifest-Referenz".</w:t>
+        <w:t xml:space="preserve">Wer das µ-Zeichen nicht auf der Tastatur hat, verwendet die ASCII-Aliasse </w:t>
+      </w:r>
+      <w:r>
+        <w:rPr>
+          <w:rFonts w:eastAsia="Consolas" w:cs="Consolas" w:ascii="Consolas" w:hAnsi="Consolas"/>
+          <w:sz w:val="18"/>
+          <w:szCs w:val="18"/>
+          <w:shd w:fill="F2F2F2" w:val="clear"/>
+        </w:rPr>
+        <w:t>mu(...)</w:t>
+      </w:r>
+      <w:r>
+        <w:rPr/>
+        <w:t xml:space="preserve"> und </w:t>
+      </w:r>
+      <w:r>
+        <w:rPr>
+          <w:rFonts w:eastAsia="Consolas" w:cs="Consolas" w:ascii="Consolas" w:hAnsi="Consolas"/>
+          <w:sz w:val="18"/>
+          <w:szCs w:val="18"/>
+          <w:shd w:fill="F2F2F2" w:val="clear"/>
+        </w:rPr>
+        <w:t>-mu:</w:t>
+      </w:r>
+      <w:r>
+        <w:rPr/>
+        <w:t xml:space="preserve"> — beide Formen sind gleichwertig.</w:t>
+      </w:r>
+    </w:p>
+    <w:p>
+      <w:pPr>
+        <w:pStyle w:val="Normal"/>
+        <w:spacing w:before="0" w:after="120"/>
+        <w:jc w:val="both"/>
+        <w:rPr/>
+      </w:pPr>
+      <w:r>
+        <w:rPr/>
+        <w:t xml:space="preserve">Anders als beim alten µCSS gibt es </w:t>
+      </w:r>
+      <w:r>
+        <w:rPr>
+          <w:b/>
+          <w:bCs/>
+        </w:rPr>
+        <w:t>keine Steuer-Regeln</w:t>
+      </w:r>
+      <w:r>
+        <w:rPr/>
+        <w:t xml:space="preserve"> (</w:t>
+      </w:r>
+      <w:r>
+        <w:rPr>
+          <w:rFonts w:eastAsia="Consolas" w:cs="Consolas" w:ascii="Consolas" w:hAnsi="Consolas"/>
+          <w:sz w:val="18"/>
+          <w:szCs w:val="18"/>
+          <w:shd w:fill="F2F2F2" w:val="clear"/>
+        </w:rPr>
+        <w:t>::-µcss-init</w:t>
+      </w:r>
+      <w:r>
+        <w:rPr/>
+        <w:t xml:space="preserve"> usw.) mehr im Stylesheet: Alles, was die Kompilierung steuert (Variablen, Cursor-Definitionen, Medienerzeugung, Dateizuordnung), steht im Skin-Manifest — einer normalen JavaScript-Datei (siehe unten).</w:t>
       </w:r>
     </w:p>
     <w:p>
@@ -7605,11 +7279,1242 @@
         <w:outlineLvl w:val="1"/>
         <w:rPr/>
       </w:pPr>
-      <w:bookmarkStart w:id="17" w:name="__RefHeading___Toc2039_804301340"/>
-      <w:bookmarkEnd w:id="17"/>
-      <w:r>
-        <w:rPr/>
-        <w:t>4.5 JavaScript ohne Ersatzzeichen</w:t>
+      <w:bookmarkStart w:id="18" w:name="__RefHeading___Toc2180_292324530"/>
+      <w:bookmarkEnd w:id="18"/>
+      <w:r>
+        <w:rPr/>
+        <w:t>5.2 Werte-Interpolation µ(Ausdruck)</w:t>
+      </w:r>
+    </w:p>
+    <w:p>
+      <w:pPr>
+        <w:pStyle w:val="Normal"/>
+        <w:spacing w:before="0" w:after="120"/>
+        <w:jc w:val="both"/>
+        <w:rPr/>
+      </w:pPr>
+      <w:r>
+        <w:rPr>
+          <w:rFonts w:eastAsia="Consolas" w:cs="Consolas" w:ascii="Consolas" w:hAnsi="Consolas"/>
+          <w:sz w:val="18"/>
+          <w:szCs w:val="18"/>
+          <w:shd w:fill="F2F2F2" w:val="clear"/>
+        </w:rPr>
+        <w:t>µ(...)</w:t>
+      </w:r>
+      <w:r>
+        <w:rPr/>
+        <w:t xml:space="preserve"> ist aus CSS-Sicht eine unbekannte, aber valide Funktion. Beim Kompilieren wird der Inhalt als JavaScript-Ausdruck ausgewertet und das </w:t>
+      </w:r>
+      <w:r>
+        <w:rPr>
+          <w:rFonts w:eastAsia="Consolas" w:cs="Consolas" w:ascii="Consolas" w:hAnsi="Consolas"/>
+          <w:sz w:val="18"/>
+          <w:szCs w:val="18"/>
+          <w:shd w:fill="F2F2F2" w:val="clear"/>
+        </w:rPr>
+        <w:t>µ(...)</w:t>
+      </w:r>
+      <w:r>
+        <w:rPr/>
+        <w:t>-Vorkommen durch das Ergebnis ersetzt:</w:t>
+      </w:r>
+    </w:p>
+    <w:p>
+      <w:pPr>
+        <w:pStyle w:val="Normal"/>
+        <w:shd w:val="clear" w:fill="F2F2F2"/>
+        <w:spacing w:before="0" w:after="0"/>
+        <w:rPr/>
+      </w:pPr>
+      <w:r>
+        <w:rPr>
+          <w:rFonts w:eastAsia="Consolas" w:cs="Consolas" w:ascii="Consolas" w:hAnsi="Consolas"/>
+          <w:sz w:val="18"/>
+          <w:szCs w:val="18"/>
+        </w:rPr>
+        <w:t>::selection {</w:t>
+      </w:r>
+    </w:p>
+    <w:p>
+      <w:pPr>
+        <w:pStyle w:val="Normal"/>
+        <w:shd w:val="clear" w:fill="F2F2F2"/>
+        <w:spacing w:before="0" w:after="0"/>
+        <w:rPr/>
+      </w:pPr>
+      <w:r>
+        <w:rPr>
+          <w:rFonts w:eastAsia="Consolas" w:cs="Consolas" w:ascii="Consolas" w:hAnsi="Consolas"/>
+          <w:sz w:val="18"/>
+          <w:szCs w:val="18"/>
+        </w:rPr>
+        <w:t xml:space="preserve">    </w:t>
+      </w:r>
+      <w:r>
+        <w:rPr>
+          <w:rFonts w:eastAsia="Consolas" w:cs="Consolas" w:ascii="Consolas" w:hAnsi="Consolas"/>
+          <w:sz w:val="18"/>
+          <w:szCs w:val="18"/>
+        </w:rPr>
+        <w:t>background-color: µ($.selectBaseBrgdOnDarkColor);</w:t>
+      </w:r>
+    </w:p>
+    <w:p>
+      <w:pPr>
+        <w:pStyle w:val="Normal"/>
+        <w:shd w:val="clear" w:fill="F2F2F2"/>
+        <w:spacing w:before="0" w:after="0"/>
+        <w:rPr/>
+      </w:pPr>
+      <w:r>
+        <w:rPr>
+          <w:rFonts w:eastAsia="Consolas" w:cs="Consolas" w:ascii="Consolas" w:hAnsi="Consolas"/>
+          <w:sz w:val="18"/>
+          <w:szCs w:val="18"/>
+        </w:rPr>
+        <w:t xml:space="preserve">    </w:t>
+      </w:r>
+      <w:r>
+        <w:rPr>
+          <w:rFonts w:eastAsia="Consolas" w:cs="Consolas" w:ascii="Consolas" w:hAnsi="Consolas"/>
+          <w:sz w:val="18"/>
+          <w:szCs w:val="18"/>
+        </w:rPr>
+        <w:t>color: µ($.selectBaseTextColor);</w:t>
+      </w:r>
+    </w:p>
+    <w:p>
+      <w:pPr>
+        <w:pStyle w:val="Normal"/>
+        <w:shd w:val="clear" w:fill="F2F2F2"/>
+        <w:spacing w:before="0" w:after="160"/>
+        <w:rPr/>
+      </w:pPr>
+      <w:r>
+        <w:rPr>
+          <w:rFonts w:eastAsia="Consolas" w:cs="Consolas" w:ascii="Consolas" w:hAnsi="Consolas"/>
+          <w:sz w:val="18"/>
+          <w:szCs w:val="18"/>
+        </w:rPr>
+        <w:t>}</w:t>
+      </w:r>
+    </w:p>
+    <w:p>
+      <w:pPr>
+        <w:pStyle w:val="Normal"/>
+        <w:spacing w:before="0" w:after="120"/>
+        <w:jc w:val="both"/>
+        <w:rPr/>
+      </w:pPr>
+      <w:r>
+        <w:rPr/>
+        <w:t>Mehrere Interpolationen pro Wert sind erlaubt (</w:t>
+      </w:r>
+      <w:r>
+        <w:rPr>
+          <w:rFonts w:eastAsia="Consolas" w:cs="Consolas" w:ascii="Consolas" w:hAnsi="Consolas"/>
+          <w:sz w:val="18"/>
+          <w:szCs w:val="18"/>
+          <w:shd w:fill="F2F2F2" w:val="clear"/>
+        </w:rPr>
+        <w:t>padding: µ($.padY)px µ($.padX)px;</w:t>
+      </w:r>
+      <w:r>
+        <w:rPr/>
+        <w:t xml:space="preserve">), ebenso Interpolationen in At-Rule-Parametern (z. B. </w:t>
+      </w:r>
+      <w:r>
+        <w:rPr>
+          <w:rFonts w:eastAsia="Consolas" w:cs="Consolas" w:ascii="Consolas" w:hAnsi="Consolas"/>
+          <w:sz w:val="18"/>
+          <w:szCs w:val="18"/>
+          <w:shd w:fill="F2F2F2" w:val="clear"/>
+        </w:rPr>
+        <w:t>@media (max-width: µ($.breakpoint)px)</w:t>
+      </w:r>
+      <w:r>
+        <w:rPr/>
+        <w:t xml:space="preserve">). Liefert ein Ausdruck </w:t>
+      </w:r>
+      <w:r>
+        <w:rPr>
+          <w:rFonts w:eastAsia="Consolas" w:cs="Consolas" w:ascii="Consolas" w:hAnsi="Consolas"/>
+          <w:sz w:val="18"/>
+          <w:szCs w:val="18"/>
+          <w:shd w:fill="F2F2F2" w:val="clear"/>
+        </w:rPr>
+        <w:t>null</w:t>
+      </w:r>
+      <w:r>
+        <w:rPr/>
+        <w:t xml:space="preserve"> oder </w:t>
+      </w:r>
+      <w:r>
+        <w:rPr>
+          <w:rFonts w:eastAsia="Consolas" w:cs="Consolas" w:ascii="Consolas" w:hAnsi="Consolas"/>
+          <w:sz w:val="18"/>
+          <w:szCs w:val="18"/>
+          <w:shd w:fill="F2F2F2" w:val="clear"/>
+        </w:rPr>
+        <w:t>undefined</w:t>
+      </w:r>
+      <w:r>
+        <w:rPr/>
+        <w:t>, bricht die Kompilierung mit einer Fehlermeldung ab — so fallen Tippfehler in Variablennamen sofort auf.</w:t>
+      </w:r>
+    </w:p>
+    <w:p>
+      <w:pPr>
+        <w:pStyle w:val="Normal"/>
+        <w:spacing w:before="0" w:after="120"/>
+        <w:jc w:val="both"/>
+        <w:rPr/>
+      </w:pPr>
+      <w:r>
+        <w:rPr/>
+        <w:t xml:space="preserve">Diese eine Erweiterung ersetzt die komplette </w:t>
+      </w:r>
+      <w:r>
+        <w:rPr>
+          <w:rFonts w:eastAsia="Consolas" w:cs="Consolas" w:ascii="Consolas" w:hAnsi="Consolas"/>
+          <w:sz w:val="18"/>
+          <w:szCs w:val="18"/>
+          <w:shd w:fill="F2F2F2" w:val="clear"/>
+        </w:rPr>
+        <w:t>Set*</w:t>
+      </w:r>
+      <w:r>
+        <w:rPr/>
+        <w:t>-Familie des alten µCSS (</w:t>
+      </w:r>
+      <w:r>
+        <w:rPr>
+          <w:rFonts w:eastAsia="Consolas" w:cs="Consolas" w:ascii="Consolas" w:hAnsi="Consolas"/>
+          <w:sz w:val="18"/>
+          <w:szCs w:val="18"/>
+          <w:shd w:fill="F2F2F2" w:val="clear"/>
+        </w:rPr>
+        <w:t>SetColor</w:t>
+      </w:r>
+      <w:r>
+        <w:rPr/>
+        <w:t xml:space="preserve">, </w:t>
+      </w:r>
+      <w:r>
+        <w:rPr>
+          <w:rFonts w:eastAsia="Consolas" w:cs="Consolas" w:ascii="Consolas" w:hAnsi="Consolas"/>
+          <w:sz w:val="18"/>
+          <w:szCs w:val="18"/>
+          <w:shd w:fill="F2F2F2" w:val="clear"/>
+        </w:rPr>
+        <w:t>SetBackgroundColor</w:t>
+      </w:r>
+      <w:r>
+        <w:rPr/>
+        <w:t xml:space="preserve">, </w:t>
+      </w:r>
+      <w:r>
+        <w:rPr>
+          <w:rFonts w:eastAsia="Consolas" w:cs="Consolas" w:ascii="Consolas" w:hAnsi="Consolas"/>
+          <w:sz w:val="18"/>
+          <w:szCs w:val="18"/>
+          <w:shd w:fill="F2F2F2" w:val="clear"/>
+        </w:rPr>
+        <w:t>SetZIndex</w:t>
+      </w:r>
+      <w:r>
+        <w:rPr/>
+        <w:t xml:space="preserve">, </w:t>
+      </w:r>
+      <w:r>
+        <w:rPr>
+          <w:rFonts w:eastAsia="Consolas" w:cs="Consolas" w:ascii="Consolas" w:hAnsi="Consolas"/>
+          <w:sz w:val="18"/>
+          <w:szCs w:val="18"/>
+          <w:shd w:fill="F2F2F2" w:val="clear"/>
+        </w:rPr>
+        <w:t>SetWidth</w:t>
+      </w:r>
+      <w:r>
+        <w:rPr/>
+        <w:t xml:space="preserve">, </w:t>
+      </w:r>
+      <w:r>
+        <w:rPr>
+          <w:rFonts w:eastAsia="Consolas" w:cs="Consolas" w:ascii="Consolas" w:hAnsi="Consolas"/>
+          <w:sz w:val="18"/>
+          <w:szCs w:val="18"/>
+          <w:shd w:fill="F2F2F2" w:val="clear"/>
+        </w:rPr>
+        <w:t>AddProperty</w:t>
+      </w:r>
+      <w:r>
+        <w:rPr/>
+        <w:t xml:space="preserve"> für einfache Werte usw.): Die Property steht wieder an ihrem Platz, ein Platzhalter-Wert ist nicht mehr nötig.</w:t>
+      </w:r>
+    </w:p>
+    <w:p>
+      <w:pPr>
+        <w:pStyle w:val="Heading2"/>
+        <w:numPr>
+          <w:ilvl w:val="0"/>
+          <w:numId w:val="0"/>
+        </w:numPr>
+        <w:spacing w:before="240" w:after="120"/>
+        <w:outlineLvl w:val="1"/>
+        <w:rPr/>
+      </w:pPr>
+      <w:bookmarkStart w:id="19" w:name="__RefHeading___Toc2182_292324530"/>
+      <w:bookmarkEnd w:id="19"/>
+      <w:r>
+        <w:rPr/>
+        <w:t>5.3 Direktiven -µ: Ausdruck</w:t>
+      </w:r>
+    </w:p>
+    <w:p>
+      <w:pPr>
+        <w:pStyle w:val="Normal"/>
+        <w:spacing w:before="0" w:after="120"/>
+        <w:jc w:val="both"/>
+        <w:rPr/>
+      </w:pPr>
+      <w:r>
+        <w:rPr/>
+        <w:t xml:space="preserve">Direktiven sind Deklarationen mit dem Property-Namen </w:t>
+      </w:r>
+      <w:r>
+        <w:rPr>
+          <w:rFonts w:eastAsia="Consolas" w:cs="Consolas" w:ascii="Consolas" w:hAnsi="Consolas"/>
+          <w:sz w:val="18"/>
+          <w:szCs w:val="18"/>
+          <w:shd w:fill="F2F2F2" w:val="clear"/>
+        </w:rPr>
+        <w:t>-µ</w:t>
+      </w:r>
+      <w:r>
+        <w:rPr/>
+        <w:t xml:space="preserve"> (oder </w:t>
+      </w:r>
+      <w:r>
+        <w:rPr>
+          <w:rFonts w:eastAsia="Consolas" w:cs="Consolas" w:ascii="Consolas" w:hAnsi="Consolas"/>
+          <w:sz w:val="18"/>
+          <w:szCs w:val="18"/>
+          <w:shd w:fill="F2F2F2" w:val="clear"/>
+        </w:rPr>
+        <w:t>-mu</w:t>
+      </w:r>
+      <w:r>
+        <w:rPr/>
+        <w:t>). Ihr Wert ist ein einzelner JavaScript-Ausdruck, der mit Zugriff auf die umgebende Regel und das Dokument ausgeführt wird. Die Direktive selbst wird aus der Ausgabe entfernt:</w:t>
+      </w:r>
+    </w:p>
+    <w:p>
+      <w:pPr>
+        <w:pStyle w:val="Normal"/>
+        <w:shd w:val="clear" w:fill="F2F2F2"/>
+        <w:spacing w:before="0" w:after="0"/>
+        <w:rPr/>
+      </w:pPr>
+      <w:r>
+        <w:rPr>
+          <w:rFonts w:eastAsia="Consolas" w:cs="Consolas" w:ascii="Consolas" w:hAnsi="Consolas"/>
+          <w:sz w:val="18"/>
+          <w:szCs w:val="18"/>
+        </w:rPr>
+        <w:t>div.panel.modal div.companylogo {</w:t>
+      </w:r>
+    </w:p>
+    <w:p>
+      <w:pPr>
+        <w:pStyle w:val="Normal"/>
+        <w:shd w:val="clear" w:fill="F2F2F2"/>
+        <w:spacing w:before="0" w:after="0"/>
+        <w:rPr/>
+      </w:pPr>
+      <w:r>
+        <w:rPr>
+          <w:rFonts w:eastAsia="Consolas" w:cs="Consolas" w:ascii="Consolas" w:hAnsi="Consolas"/>
+          <w:sz w:val="18"/>
+          <w:szCs w:val="18"/>
+        </w:rPr>
+        <w:t xml:space="preserve">    </w:t>
+      </w:r>
+      <w:r>
+        <w:rPr>
+          <w:rFonts w:eastAsia="Consolas" w:cs="Consolas" w:ascii="Consolas" w:hAnsi="Consolas"/>
+          <w:sz w:val="18"/>
+          <w:szCs w:val="18"/>
+        </w:rPr>
+        <w:t>-µ: Sprite("imgs/logos/dosing_logo.png");</w:t>
+      </w:r>
+    </w:p>
+    <w:p>
+      <w:pPr>
+        <w:pStyle w:val="Normal"/>
+        <w:shd w:val="clear" w:fill="F2F2F2"/>
+        <w:spacing w:before="0" w:after="0"/>
+        <w:rPr/>
+      </w:pPr>
+      <w:r>
+        <w:rPr>
+          <w:rFonts w:eastAsia="Consolas" w:cs="Consolas" w:ascii="Consolas" w:hAnsi="Consolas"/>
+          <w:sz w:val="18"/>
+          <w:szCs w:val="18"/>
+        </w:rPr>
+        <w:t xml:space="preserve">    </w:t>
+      </w:r>
+      <w:r>
+        <w:rPr>
+          <w:rFonts w:eastAsia="Consolas" w:cs="Consolas" w:ascii="Consolas" w:hAnsi="Consolas"/>
+          <w:sz w:val="18"/>
+          <w:szCs w:val="18"/>
+        </w:rPr>
+        <w:t>margin-left: auto;</w:t>
+      </w:r>
+    </w:p>
+    <w:p>
+      <w:pPr>
+        <w:pStyle w:val="Normal"/>
+        <w:shd w:val="clear" w:fill="F2F2F2"/>
+        <w:spacing w:before="0" w:after="0"/>
+        <w:rPr/>
+      </w:pPr>
+      <w:r>
+        <w:rPr>
+          <w:rFonts w:eastAsia="Consolas" w:cs="Consolas" w:ascii="Consolas" w:hAnsi="Consolas"/>
+          <w:sz w:val="18"/>
+          <w:szCs w:val="18"/>
+        </w:rPr>
+        <w:t>}</w:t>
+      </w:r>
+    </w:p>
+    <w:p>
+      <w:pPr>
+        <w:pStyle w:val="Normal"/>
+        <w:shd w:val="clear" w:fill="F2F2F2"/>
+        <w:spacing w:before="0" w:after="0"/>
+        <w:rPr/>
+      </w:pPr>
+      <w:r>
+        <w:rPr>
+          <w:rFonts w:eastAsia="Consolas" w:cs="Consolas" w:ascii="Consolas" w:hAnsi="Consolas"/>
+          <w:sz w:val="18"/>
+          <w:szCs w:val="18"/>
+        </w:rPr>
+        <w:t>*.cursor_zoom {</w:t>
+      </w:r>
+    </w:p>
+    <w:p>
+      <w:pPr>
+        <w:pStyle w:val="Normal"/>
+        <w:shd w:val="clear" w:fill="F2F2F2"/>
+        <w:spacing w:before="0" w:after="0"/>
+        <w:rPr/>
+      </w:pPr>
+      <w:r>
+        <w:rPr>
+          <w:rFonts w:eastAsia="Consolas" w:cs="Consolas" w:ascii="Consolas" w:hAnsi="Consolas"/>
+          <w:sz w:val="18"/>
+          <w:szCs w:val="18"/>
+        </w:rPr>
+        <w:t xml:space="preserve">    </w:t>
+      </w:r>
+      <w:r>
+        <w:rPr>
+          <w:rFonts w:eastAsia="Consolas" w:cs="Consolas" w:ascii="Consolas" w:hAnsi="Consolas"/>
+          <w:sz w:val="18"/>
+          <w:szCs w:val="18"/>
+        </w:rPr>
+        <w:t>-µ: Cursor("zoom");</w:t>
+      </w:r>
+    </w:p>
+    <w:p>
+      <w:pPr>
+        <w:pStyle w:val="Normal"/>
+        <w:shd w:val="clear" w:fill="F2F2F2"/>
+        <w:spacing w:before="0" w:after="0"/>
+        <w:rPr/>
+      </w:pPr>
+      <w:r>
+        <w:rPr>
+          <w:rFonts w:eastAsia="Consolas" w:cs="Consolas" w:ascii="Consolas" w:hAnsi="Consolas"/>
+          <w:sz w:val="18"/>
+          <w:szCs w:val="18"/>
+        </w:rPr>
+        <w:t>}</w:t>
+      </w:r>
+    </w:p>
+    <w:p>
+      <w:pPr>
+        <w:pStyle w:val="Normal"/>
+        <w:shd w:val="clear" w:fill="F2F2F2"/>
+        <w:spacing w:before="0" w:after="0"/>
+        <w:rPr/>
+      </w:pPr>
+      <w:r>
+        <w:rPr>
+          <w:rFonts w:eastAsia="Consolas" w:cs="Consolas" w:ascii="Consolas" w:hAnsi="Consolas"/>
+          <w:sz w:val="18"/>
+          <w:szCs w:val="18"/>
+        </w:rPr>
+        <w:t>div.content.glittery {</w:t>
+      </w:r>
+    </w:p>
+    <w:p>
+      <w:pPr>
+        <w:pStyle w:val="Normal"/>
+        <w:shd w:val="clear" w:fill="F2F2F2"/>
+        <w:spacing w:before="0" w:after="0"/>
+        <w:rPr/>
+      </w:pPr>
+      <w:r>
+        <w:rPr>
+          <w:rFonts w:eastAsia="Consolas" w:cs="Consolas" w:ascii="Consolas" w:hAnsi="Consolas"/>
+          <w:sz w:val="18"/>
+          <w:szCs w:val="18"/>
+        </w:rPr>
+        <w:t xml:space="preserve">    </w:t>
+      </w:r>
+      <w:r>
+        <w:rPr>
+          <w:rFonts w:eastAsia="Consolas" w:cs="Consolas" w:ascii="Consolas" w:hAnsi="Consolas"/>
+          <w:sz w:val="18"/>
+          <w:szCs w:val="18"/>
+        </w:rPr>
+        <w:t>-µ: Sprite("imgs/general/gui/glittery/glittery.png", { afterWork: GlitterySprite });</w:t>
+      </w:r>
+    </w:p>
+    <w:p>
+      <w:pPr>
+        <w:pStyle w:val="Normal"/>
+        <w:shd w:val="clear" w:fill="F2F2F2"/>
+        <w:spacing w:before="0" w:after="160"/>
+        <w:rPr/>
+      </w:pPr>
+      <w:r>
+        <w:rPr>
+          <w:rFonts w:eastAsia="Consolas" w:cs="Consolas" w:ascii="Consolas" w:hAnsi="Consolas"/>
+          <w:sz w:val="18"/>
+          <w:szCs w:val="18"/>
+        </w:rPr>
+        <w:t>}</w:t>
+      </w:r>
+    </w:p>
+    <w:p>
+      <w:pPr>
+        <w:pStyle w:val="Normal"/>
+        <w:spacing w:before="0" w:after="120"/>
+        <w:jc w:val="both"/>
+        <w:rPr/>
+      </w:pPr>
+      <w:r>
+        <w:rPr/>
+        <w:t xml:space="preserve">Das </w:t>
+      </w:r>
+      <w:r>
+        <w:rPr>
+          <w:rFonts w:eastAsia="Consolas" w:cs="Consolas" w:ascii="Consolas" w:hAnsi="Consolas"/>
+          <w:sz w:val="18"/>
+          <w:szCs w:val="18"/>
+          <w:shd w:fill="F2F2F2" w:val="clear"/>
+        </w:rPr>
+        <w:t>µ.</w:t>
+      </w:r>
+      <w:r>
+        <w:rPr/>
+        <w:t>-Präfix des alten µCSS entfällt — der Kontext ist implizit. Direktiven werden in Dokumentreihenfolge ausgewertet.</w:t>
+      </w:r>
+    </w:p>
+    <w:p>
+      <w:pPr>
+        <w:pStyle w:val="Heading2"/>
+        <w:numPr>
+          <w:ilvl w:val="0"/>
+          <w:numId w:val="0"/>
+        </w:numPr>
+        <w:spacing w:before="240" w:after="120"/>
+        <w:outlineLvl w:val="1"/>
+        <w:rPr/>
+      </w:pPr>
+      <w:bookmarkStart w:id="20" w:name="__RefHeading___Toc2184_292324530"/>
+      <w:bookmarkEnd w:id="20"/>
+      <w:r>
+        <w:rPr/>
+        <w:t>5.4 Das Skin-Manifest</w:t>
+      </w:r>
+    </w:p>
+    <w:p>
+      <w:pPr>
+        <w:pStyle w:val="Normal"/>
+        <w:spacing w:before="0" w:after="120"/>
+        <w:jc w:val="both"/>
+        <w:rPr/>
+      </w:pPr>
+      <w:r>
+        <w:rPr/>
+        <w:t xml:space="preserve">Pro Skin (CSS-Thema) liegt im Quellverzeichnis eine Manifest-Datei </w:t>
+      </w:r>
+      <w:r>
+        <w:rPr>
+          <w:rFonts w:eastAsia="Consolas" w:cs="Consolas" w:ascii="Consolas" w:hAnsi="Consolas"/>
+          <w:sz w:val="18"/>
+          <w:szCs w:val="18"/>
+          <w:shd w:fill="F2F2F2" w:val="clear"/>
+        </w:rPr>
+        <w:t>&lt;skinname&gt;.µcss.mjs</w:t>
+      </w:r>
+      <w:r>
+        <w:rPr/>
+        <w:t xml:space="preserve"> — normales JavaScript (ES6+), importierbar und testbar. Das Doppelsuffix </w:t>
+      </w:r>
+      <w:r>
+        <w:rPr>
+          <w:rFonts w:eastAsia="Consolas" w:cs="Consolas" w:ascii="Consolas" w:hAnsi="Consolas"/>
+          <w:sz w:val="18"/>
+          <w:szCs w:val="18"/>
+          <w:shd w:fill="F2F2F2" w:val="clear"/>
+        </w:rPr>
+        <w:t>.µcss.mjs</w:t>
+      </w:r>
+      <w:r>
+        <w:rPr/>
+        <w:t xml:space="preserve"> (ASCII-Alternative </w:t>
+      </w:r>
+      <w:r>
+        <w:rPr>
+          <w:rFonts w:eastAsia="Consolas" w:cs="Consolas" w:ascii="Consolas" w:hAnsi="Consolas"/>
+          <w:sz w:val="18"/>
+          <w:szCs w:val="18"/>
+          <w:shd w:fill="F2F2F2" w:val="clear"/>
+        </w:rPr>
+        <w:t>.mucss.mjs</w:t>
+      </w:r>
+      <w:r>
+        <w:rPr/>
+        <w:t>) kennzeichnet die Datei eindeutig als µCSS-Skin-Manifest, damit sie nicht mit einem gewöhnlichen Modul oder Gulpfile verwechselt wird; der Skin-Name ergibt sich aus dem Teil davor (</w:t>
+      </w:r>
+      <w:r>
+        <w:rPr>
+          <w:rFonts w:eastAsia="Consolas" w:cs="Consolas" w:ascii="Consolas" w:hAnsi="Consolas"/>
+          <w:sz w:val="18"/>
+          <w:szCs w:val="18"/>
+          <w:shd w:fill="F2F2F2" w:val="clear"/>
+        </w:rPr>
+        <w:t>std.µcss.mjs</w:t>
+      </w:r>
+      <w:r>
+        <w:rPr/>
+        <w:t xml:space="preserve"> → Skin </w:t>
+      </w:r>
+      <w:r>
+        <w:rPr>
+          <w:rFonts w:eastAsia="Consolas" w:cs="Consolas" w:ascii="Consolas" w:hAnsi="Consolas"/>
+          <w:sz w:val="18"/>
+          <w:szCs w:val="18"/>
+          <w:shd w:fill="F2F2F2" w:val="clear"/>
+        </w:rPr>
+        <w:t>std</w:t>
+      </w:r>
+      <w:r>
+        <w:rPr/>
+        <w:t xml:space="preserve">). Sie ersetzt die alte Steuerdatei </w:t>
+      </w:r>
+      <w:r>
+        <w:rPr>
+          <w:rFonts w:eastAsia="Consolas" w:cs="Consolas" w:ascii="Consolas" w:hAnsi="Consolas"/>
+          <w:sz w:val="18"/>
+          <w:szCs w:val="18"/>
+          <w:shd w:fill="F2F2F2" w:val="clear"/>
+        </w:rPr>
+        <w:t>µ.std.css</w:t>
+      </w:r>
+      <w:r>
+        <w:rPr/>
+        <w:t xml:space="preserve"> vollständig:</w:t>
+      </w:r>
+    </w:p>
+    <w:p>
+      <w:pPr>
+        <w:pStyle w:val="Normal"/>
+        <w:shd w:val="clear" w:fill="F2F2F2"/>
+        <w:spacing w:before="0" w:after="0"/>
+        <w:rPr/>
+      </w:pPr>
+      <w:r>
+        <w:rPr>
+          <w:rFonts w:eastAsia="Consolas" w:cs="Consolas" w:ascii="Consolas" w:hAnsi="Consolas"/>
+          <w:sz w:val="18"/>
+          <w:szCs w:val="18"/>
+        </w:rPr>
+        <w:t>// skins/src/std.µcss.mjs — Skin "std", Ziel: skins/std/</w:t>
+      </w:r>
+    </w:p>
+    <w:p>
+      <w:pPr>
+        <w:pStyle w:val="Normal"/>
+        <w:shd w:val="clear" w:fill="F2F2F2"/>
+        <w:spacing w:before="0" w:after="0"/>
+        <w:rPr/>
+      </w:pPr>
+      <w:r>
+        <w:rPr>
+          <w:rFonts w:eastAsia="Consolas" w:cs="Consolas" w:ascii="Consolas" w:hAnsi="Consolas"/>
+          <w:sz w:val="18"/>
+          <w:szCs w:val="18"/>
+        </w:rPr>
+        <w:t>import { DefineSkin } from "gulp-mu-css";</w:t>
+      </w:r>
+    </w:p>
+    <w:p>
+      <w:pPr>
+        <w:pStyle w:val="Normal"/>
+        <w:shd w:val="clear" w:fill="F2F2F2"/>
+        <w:spacing w:before="0" w:after="0"/>
+        <w:rPr/>
+      </w:pPr>
+      <w:r>
+        <w:rPr>
+          <w:rFonts w:eastAsia="Consolas" w:cs="Consolas" w:ascii="Consolas" w:hAnsi="Consolas"/>
+          <w:sz w:val="18"/>
+          <w:szCs w:val="18"/>
+        </w:rPr>
+        <w:t>import { GlitterySprite, FlyEx, Borders, TableBackgrounds } from "./helpers.mjs";</w:t>
+      </w:r>
+    </w:p>
+    <w:p>
+      <w:pPr>
+        <w:pStyle w:val="Normal"/>
+        <w:shd w:val="clear" w:fill="F2F2F2"/>
+        <w:spacing w:before="0" w:after="0"/>
+        <w:rPr/>
+      </w:pPr>
+      <w:r>
+        <w:rPr>
+          <w:rFonts w:eastAsia="Consolas" w:cs="Consolas" w:ascii="Consolas" w:hAnsi="Consolas"/>
+          <w:sz w:val="18"/>
+          <w:szCs w:val="18"/>
+        </w:rPr>
+        <w:t xml:space="preserve"> </w:t>
+      </w:r>
+    </w:p>
+    <w:p>
+      <w:pPr>
+        <w:pStyle w:val="Normal"/>
+        <w:shd w:val="clear" w:fill="F2F2F2"/>
+        <w:spacing w:before="0" w:after="0"/>
+        <w:rPr/>
+      </w:pPr>
+      <w:r>
+        <w:rPr>
+          <w:rFonts w:eastAsia="Consolas" w:cs="Consolas" w:ascii="Consolas" w:hAnsi="Consolas"/>
+          <w:sz w:val="18"/>
+          <w:szCs w:val="18"/>
+        </w:rPr>
+        <w:t>export default DefineSkin({</w:t>
+      </w:r>
+    </w:p>
+    <w:p>
+      <w:pPr>
+        <w:pStyle w:val="Normal"/>
+        <w:shd w:val="clear" w:fill="F2F2F2"/>
+        <w:spacing w:before="0" w:after="0"/>
+        <w:rPr/>
+      </w:pPr>
+      <w:r>
+        <w:rPr>
+          <w:rFonts w:eastAsia="Consolas" w:cs="Consolas" w:ascii="Consolas" w:hAnsi="Consolas"/>
+          <w:sz w:val="18"/>
+          <w:szCs w:val="18"/>
+        </w:rPr>
+        <w:t xml:space="preserve">    </w:t>
+      </w:r>
+      <w:r>
+        <w:rPr>
+          <w:rFonts w:eastAsia="Consolas" w:cs="Consolas" w:ascii="Consolas" w:hAnsi="Consolas"/>
+          <w:sz w:val="18"/>
+          <w:szCs w:val="18"/>
+        </w:rPr>
+        <w:t>vars: {</w:t>
+      </w:r>
+    </w:p>
+    <w:p>
+      <w:pPr>
+        <w:pStyle w:val="Normal"/>
+        <w:shd w:val="clear" w:fill="F2F2F2"/>
+        <w:spacing w:before="0" w:after="0"/>
+        <w:rPr/>
+      </w:pPr>
+      <w:r>
+        <w:rPr>
+          <w:rFonts w:eastAsia="Consolas" w:cs="Consolas" w:ascii="Consolas" w:hAnsi="Consolas"/>
+          <w:sz w:val="18"/>
+          <w:szCs w:val="18"/>
+        </w:rPr>
+        <w:t xml:space="preserve">        </w:t>
+      </w:r>
+      <w:r>
+        <w:rPr>
+          <w:rFonts w:eastAsia="Consolas" w:cs="Consolas" w:ascii="Consolas" w:hAnsi="Consolas"/>
+          <w:sz w:val="18"/>
+          <w:szCs w:val="18"/>
+        </w:rPr>
+        <w:t>baseBrgdColor: "#202020",</w:t>
+      </w:r>
+    </w:p>
+    <w:p>
+      <w:pPr>
+        <w:pStyle w:val="Normal"/>
+        <w:shd w:val="clear" w:fill="F2F2F2"/>
+        <w:spacing w:before="0" w:after="0"/>
+        <w:rPr/>
+      </w:pPr>
+      <w:r>
+        <w:rPr>
+          <w:rFonts w:eastAsia="Consolas" w:cs="Consolas" w:ascii="Consolas" w:hAnsi="Consolas"/>
+          <w:sz w:val="18"/>
+          <w:szCs w:val="18"/>
+        </w:rPr>
+        <w:t xml:space="preserve">        </w:t>
+      </w:r>
+      <w:r>
+        <w:rPr>
+          <w:rFonts w:eastAsia="Consolas" w:cs="Consolas" w:ascii="Consolas" w:hAnsi="Consolas"/>
+          <w:sz w:val="18"/>
+          <w:szCs w:val="18"/>
+        </w:rPr>
+        <w:t>selectBaseBrgdColor: "#007570",</w:t>
+      </w:r>
+    </w:p>
+    <w:p>
+      <w:pPr>
+        <w:pStyle w:val="Normal"/>
+        <w:shd w:val="clear" w:fill="F2F2F2"/>
+        <w:spacing w:before="0" w:after="0"/>
+        <w:rPr/>
+      </w:pPr>
+      <w:r>
+        <w:rPr>
+          <w:rFonts w:eastAsia="Consolas" w:cs="Consolas" w:ascii="Consolas" w:hAnsi="Consolas"/>
+          <w:sz w:val="18"/>
+          <w:szCs w:val="18"/>
+        </w:rPr>
+        <w:t xml:space="preserve">        </w:t>
+      </w:r>
+      <w:r>
+        <w:rPr>
+          <w:rFonts w:eastAsia="Consolas" w:cs="Consolas" w:ascii="Consolas" w:hAnsi="Consolas"/>
+          <w:sz w:val="18"/>
+          <w:szCs w:val="18"/>
+        </w:rPr>
+        <w:t>PanelZIndex: 9000</w:t>
+      </w:r>
+    </w:p>
+    <w:p>
+      <w:pPr>
+        <w:pStyle w:val="Normal"/>
+        <w:shd w:val="clear" w:fill="F2F2F2"/>
+        <w:spacing w:before="0" w:after="0"/>
+        <w:rPr/>
+      </w:pPr>
+      <w:r>
+        <w:rPr>
+          <w:rFonts w:eastAsia="Consolas" w:cs="Consolas" w:ascii="Consolas" w:hAnsi="Consolas"/>
+          <w:sz w:val="18"/>
+          <w:szCs w:val="18"/>
+        </w:rPr>
+        <w:t xml:space="preserve">    </w:t>
+      </w:r>
+      <w:r>
+        <w:rPr>
+          <w:rFonts w:eastAsia="Consolas" w:cs="Consolas" w:ascii="Consolas" w:hAnsi="Consolas"/>
+          <w:sz w:val="18"/>
+          <w:szCs w:val="18"/>
+        </w:rPr>
+        <w:t>},</w:t>
+      </w:r>
+    </w:p>
+    <w:p>
+      <w:pPr>
+        <w:pStyle w:val="Normal"/>
+        <w:shd w:val="clear" w:fill="F2F2F2"/>
+        <w:spacing w:before="0" w:after="0"/>
+        <w:rPr/>
+      </w:pPr>
+      <w:r>
+        <w:rPr>
+          <w:rFonts w:eastAsia="Consolas" w:cs="Consolas" w:ascii="Consolas" w:hAnsi="Consolas"/>
+          <w:sz w:val="18"/>
+          <w:szCs w:val="18"/>
+        </w:rPr>
+        <w:t xml:space="preserve">    </w:t>
+      </w:r>
+      <w:r>
+        <w:rPr>
+          <w:rFonts w:eastAsia="Consolas" w:cs="Consolas" w:ascii="Consolas" w:hAnsi="Consolas"/>
+          <w:sz w:val="18"/>
+          <w:szCs w:val="18"/>
+        </w:rPr>
+        <w:t>helpers: { GlitterySprite, FlyEx, Borders, TableBackgrounds },</w:t>
+      </w:r>
+    </w:p>
+    <w:p>
+      <w:pPr>
+        <w:pStyle w:val="Normal"/>
+        <w:shd w:val="clear" w:fill="F2F2F2"/>
+        <w:spacing w:before="0" w:after="0"/>
+        <w:rPr/>
+      </w:pPr>
+      <w:r>
+        <w:rPr>
+          <w:rFonts w:eastAsia="Consolas" w:cs="Consolas" w:ascii="Consolas" w:hAnsi="Consolas"/>
+          <w:sz w:val="18"/>
+          <w:szCs w:val="18"/>
+        </w:rPr>
+        <w:t xml:space="preserve">    </w:t>
+      </w:r>
+      <w:r>
+        <w:rPr>
+          <w:rFonts w:eastAsia="Consolas" w:cs="Consolas" w:ascii="Consolas" w:hAnsi="Consolas"/>
+          <w:sz w:val="18"/>
+          <w:szCs w:val="18"/>
+        </w:rPr>
+        <w:t>cursors: [</w:t>
+      </w:r>
+    </w:p>
+    <w:p>
+      <w:pPr>
+        <w:pStyle w:val="Normal"/>
+        <w:shd w:val="clear" w:fill="F2F2F2"/>
+        <w:spacing w:before="0" w:after="0"/>
+        <w:rPr/>
+      </w:pPr>
+      <w:r>
+        <w:rPr>
+          <w:rFonts w:eastAsia="Consolas" w:cs="Consolas" w:ascii="Consolas" w:hAnsi="Consolas"/>
+          <w:sz w:val="18"/>
+          <w:szCs w:val="18"/>
+        </w:rPr>
+        <w:t xml:space="preserve">        </w:t>
+      </w:r>
+      <w:r>
+        <w:rPr>
+          <w:rFonts w:eastAsia="Consolas" w:cs="Consolas" w:ascii="Consolas" w:hAnsi="Consolas"/>
+          <w:sz w:val="18"/>
+          <w:szCs w:val="18"/>
+        </w:rPr>
+        <w:t>{ name: "zoom", fallback: "zoom-in", image: "imgs/general/gui/cursors/zoom.png", hotspot: [10, 8] }</w:t>
+      </w:r>
+    </w:p>
+    <w:p>
+      <w:pPr>
+        <w:pStyle w:val="Normal"/>
+        <w:shd w:val="clear" w:fill="F2F2F2"/>
+        <w:spacing w:before="0" w:after="0"/>
+        <w:rPr/>
+      </w:pPr>
+      <w:r>
+        <w:rPr>
+          <w:rFonts w:eastAsia="Consolas" w:cs="Consolas" w:ascii="Consolas" w:hAnsi="Consolas"/>
+          <w:sz w:val="18"/>
+          <w:szCs w:val="18"/>
+        </w:rPr>
+        <w:t xml:space="preserve">    </w:t>
+      </w:r>
+      <w:r>
+        <w:rPr>
+          <w:rFonts w:eastAsia="Consolas" w:cs="Consolas" w:ascii="Consolas" w:hAnsi="Consolas"/>
+          <w:sz w:val="18"/>
+          <w:szCs w:val="18"/>
+        </w:rPr>
+        <w:t>],</w:t>
+      </w:r>
+    </w:p>
+    <w:p>
+      <w:pPr>
+        <w:pStyle w:val="Normal"/>
+        <w:shd w:val="clear" w:fill="F2F2F2"/>
+        <w:spacing w:before="0" w:after="0"/>
+        <w:rPr/>
+      </w:pPr>
+      <w:r>
+        <w:rPr>
+          <w:rFonts w:eastAsia="Consolas" w:cs="Consolas" w:ascii="Consolas" w:hAnsi="Consolas"/>
+          <w:sz w:val="18"/>
+          <w:szCs w:val="18"/>
+        </w:rPr>
+        <w:t xml:space="preserve">    </w:t>
+      </w:r>
+      <w:r>
+        <w:rPr>
+          <w:rFonts w:eastAsia="Consolas" w:cs="Consolas" w:ascii="Consolas" w:hAnsi="Consolas"/>
+          <w:sz w:val="18"/>
+          <w:szCs w:val="18"/>
+        </w:rPr>
+        <w:t>media: [</w:t>
+      </w:r>
+    </w:p>
+    <w:p>
+      <w:pPr>
+        <w:pStyle w:val="Normal"/>
+        <w:shd w:val="clear" w:fill="F2F2F2"/>
+        <w:spacing w:before="0" w:after="0"/>
+        <w:rPr/>
+      </w:pPr>
+      <w:r>
+        <w:rPr>
+          <w:rFonts w:eastAsia="Consolas" w:cs="Consolas" w:ascii="Consolas" w:hAnsi="Consolas"/>
+          <w:sz w:val="18"/>
+          <w:szCs w:val="18"/>
+        </w:rPr>
+        <w:t xml:space="preserve">        </w:t>
+      </w:r>
+      <w:r>
+        <w:rPr>
+          <w:rFonts w:eastAsia="Consolas" w:cs="Consolas" w:ascii="Consolas" w:hAnsi="Consolas"/>
+          <w:sz w:val="18"/>
+          <w:szCs w:val="18"/>
+        </w:rPr>
+        <w:t>{ buttonsAndIcons: "dev/media/final/general/gui/panelbuttons.psd", layout: "std", outputDir: "imgs/general/gui/panelbuttons" },</w:t>
+      </w:r>
+    </w:p>
+    <w:p>
+      <w:pPr>
+        <w:pStyle w:val="Normal"/>
+        <w:shd w:val="clear" w:fill="F2F2F2"/>
+        <w:spacing w:before="0" w:after="0"/>
+        <w:rPr/>
+      </w:pPr>
+      <w:r>
+        <w:rPr>
+          <w:rFonts w:eastAsia="Consolas" w:cs="Consolas" w:ascii="Consolas" w:hAnsi="Consolas"/>
+          <w:sz w:val="18"/>
+          <w:szCs w:val="18"/>
+        </w:rPr>
+        <w:t xml:space="preserve">        </w:t>
+      </w:r>
+      <w:r>
+        <w:rPr>
+          <w:rFonts w:eastAsia="Consolas" w:cs="Consolas" w:ascii="Consolas" w:hAnsi="Consolas"/>
+          <w:sz w:val="18"/>
+          <w:szCs w:val="18"/>
+        </w:rPr>
+        <w:t>{ copyFolder: "dev/media/final/fonts", to: "fonts" }</w:t>
+      </w:r>
+    </w:p>
+    <w:p>
+      <w:pPr>
+        <w:pStyle w:val="Normal"/>
+        <w:shd w:val="clear" w:fill="F2F2F2"/>
+        <w:spacing w:before="0" w:after="0"/>
+        <w:rPr/>
+      </w:pPr>
+      <w:r>
+        <w:rPr>
+          <w:rFonts w:eastAsia="Consolas" w:cs="Consolas" w:ascii="Consolas" w:hAnsi="Consolas"/>
+          <w:sz w:val="18"/>
+          <w:szCs w:val="18"/>
+        </w:rPr>
+        <w:t xml:space="preserve">    </w:t>
+      </w:r>
+      <w:r>
+        <w:rPr>
+          <w:rFonts w:eastAsia="Consolas" w:cs="Consolas" w:ascii="Consolas" w:hAnsi="Consolas"/>
+          <w:sz w:val="18"/>
+          <w:szCs w:val="18"/>
+        </w:rPr>
+        <w:t>],</w:t>
+      </w:r>
+    </w:p>
+    <w:p>
+      <w:pPr>
+        <w:pStyle w:val="Normal"/>
+        <w:shd w:val="clear" w:fill="F2F2F2"/>
+        <w:spacing w:before="0" w:after="0"/>
+        <w:rPr/>
+      </w:pPr>
+      <w:r>
+        <w:rPr>
+          <w:rFonts w:eastAsia="Consolas" w:cs="Consolas" w:ascii="Consolas" w:hAnsi="Consolas"/>
+          <w:sz w:val="18"/>
+          <w:szCs w:val="18"/>
+        </w:rPr>
+        <w:t xml:space="preserve">    </w:t>
+      </w:r>
+      <w:r>
+        <w:rPr>
+          <w:rFonts w:eastAsia="Consolas" w:cs="Consolas" w:ascii="Consolas" w:hAnsi="Consolas"/>
+          <w:sz w:val="18"/>
+          <w:szCs w:val="18"/>
+        </w:rPr>
+        <w:t>imageFormat: "png",</w:t>
+      </w:r>
+    </w:p>
+    <w:p>
+      <w:pPr>
+        <w:pStyle w:val="Normal"/>
+        <w:shd w:val="clear" w:fill="F2F2F2"/>
+        <w:spacing w:before="0" w:after="0"/>
+        <w:rPr/>
+      </w:pPr>
+      <w:r>
+        <w:rPr>
+          <w:rFonts w:eastAsia="Consolas" w:cs="Consolas" w:ascii="Consolas" w:hAnsi="Consolas"/>
+          <w:sz w:val="18"/>
+          <w:szCs w:val="18"/>
+        </w:rPr>
+        <w:t xml:space="preserve">    </w:t>
+      </w:r>
+      <w:r>
+        <w:rPr>
+          <w:rFonts w:eastAsia="Consolas" w:cs="Consolas" w:ascii="Consolas" w:hAnsi="Consolas"/>
+          <w:sz w:val="18"/>
+          <w:szCs w:val="18"/>
+        </w:rPr>
+        <w:t>sprites: { file: "imgs/sprites.png", retina: true, preloadRule: true },</w:t>
+      </w:r>
+    </w:p>
+    <w:p>
+      <w:pPr>
+        <w:pStyle w:val="Normal"/>
+        <w:shd w:val="clear" w:fill="F2F2F2"/>
+        <w:spacing w:before="0" w:after="0"/>
+        <w:rPr/>
+      </w:pPr>
+      <w:r>
+        <w:rPr>
+          <w:rFonts w:eastAsia="Consolas" w:cs="Consolas" w:ascii="Consolas" w:hAnsi="Consolas"/>
+          <w:sz w:val="18"/>
+          <w:szCs w:val="18"/>
+        </w:rPr>
+        <w:t xml:space="preserve">    </w:t>
+      </w:r>
+      <w:r>
+        <w:rPr>
+          <w:rFonts w:eastAsia="Consolas" w:cs="Consolas" w:ascii="Consolas" w:hAnsi="Consolas"/>
+          <w:sz w:val="18"/>
+          <w:szCs w:val="18"/>
+        </w:rPr>
+        <w:t>files: [</w:t>
+      </w:r>
+    </w:p>
+    <w:p>
+      <w:pPr>
+        <w:pStyle w:val="Normal"/>
+        <w:shd w:val="clear" w:fill="F2F2F2"/>
+        <w:spacing w:before="0" w:after="0"/>
+        <w:rPr/>
+      </w:pPr>
+      <w:r>
+        <w:rPr>
+          <w:rFonts w:eastAsia="Consolas" w:cs="Consolas" w:ascii="Consolas" w:hAnsi="Consolas"/>
+          <w:sz w:val="18"/>
+          <w:szCs w:val="18"/>
+        </w:rPr>
+        <w:t xml:space="preserve">        </w:t>
+      </w:r>
+      <w:r>
+        <w:rPr>
+          <w:rFonts w:eastAsia="Consolas" w:cs="Consolas" w:ascii="Consolas" w:hAnsi="Consolas"/>
+          <w:sz w:val="18"/>
+          <w:szCs w:val="18"/>
+        </w:rPr>
+        <w:t>{ source: "src.µ.css", target: "std.css" },</w:t>
+      </w:r>
+    </w:p>
+    <w:p>
+      <w:pPr>
+        <w:pStyle w:val="Normal"/>
+        <w:shd w:val="clear" w:fill="F2F2F2"/>
+        <w:spacing w:before="0" w:after="0"/>
+        <w:rPr/>
+      </w:pPr>
+      <w:r>
+        <w:rPr>
+          <w:rFonts w:eastAsia="Consolas" w:cs="Consolas" w:ascii="Consolas" w:hAnsi="Consolas"/>
+          <w:sz w:val="18"/>
+          <w:szCs w:val="18"/>
+        </w:rPr>
+        <w:t xml:space="preserve">        </w:t>
+      </w:r>
+      <w:r>
+        <w:rPr>
+          <w:rFonts w:eastAsia="Consolas" w:cs="Consolas" w:ascii="Consolas" w:hAnsi="Consolas"/>
+          <w:sz w:val="18"/>
+          <w:szCs w:val="18"/>
+        </w:rPr>
+        <w:t>{ source: "src_tinymce.µ.css", target: "std_tinymce.css" }</w:t>
+      </w:r>
+    </w:p>
+    <w:p>
+      <w:pPr>
+        <w:pStyle w:val="Normal"/>
+        <w:shd w:val="clear" w:fill="F2F2F2"/>
+        <w:spacing w:before="0" w:after="0"/>
+        <w:rPr/>
+      </w:pPr>
+      <w:r>
+        <w:rPr>
+          <w:rFonts w:eastAsia="Consolas" w:cs="Consolas" w:ascii="Consolas" w:hAnsi="Consolas"/>
+          <w:sz w:val="18"/>
+          <w:szCs w:val="18"/>
+        </w:rPr>
+        <w:t xml:space="preserve">    </w:t>
+      </w:r>
+      <w:r>
+        <w:rPr>
+          <w:rFonts w:eastAsia="Consolas" w:cs="Consolas" w:ascii="Consolas" w:hAnsi="Consolas"/>
+          <w:sz w:val="18"/>
+          <w:szCs w:val="18"/>
+        </w:rPr>
+        <w:t>]</w:t>
+      </w:r>
+    </w:p>
+    <w:p>
+      <w:pPr>
+        <w:pStyle w:val="Normal"/>
+        <w:shd w:val="clear" w:fill="F2F2F2"/>
+        <w:spacing w:before="0" w:after="160"/>
+        <w:rPr/>
+      </w:pPr>
+      <w:r>
+        <w:rPr>
+          <w:rFonts w:eastAsia="Consolas" w:cs="Consolas" w:ascii="Consolas" w:hAnsi="Consolas"/>
+          <w:sz w:val="18"/>
+          <w:szCs w:val="18"/>
+        </w:rPr>
+        <w:t>});</w:t>
+      </w:r>
+    </w:p>
+    <w:p>
+      <w:pPr>
+        <w:pStyle w:val="Normal"/>
+        <w:spacing w:before="0" w:after="120"/>
+        <w:jc w:val="both"/>
+        <w:rPr/>
+      </w:pPr>
+      <w:r>
+        <w:rPr/>
+        <w:t>Der Skin-Name ergibt sich aus dem Dateinamen des Manifests, das Ausgabeverzeichnis aus dem Skin-Namen. Die vollständige Feld-Referenz steht im Kapitel „Manifest-Referenz".</w:t>
+      </w:r>
+    </w:p>
+    <w:p>
+      <w:pPr>
+        <w:pStyle w:val="Heading2"/>
+        <w:numPr>
+          <w:ilvl w:val="0"/>
+          <w:numId w:val="0"/>
+        </w:numPr>
+        <w:spacing w:before="240" w:after="120"/>
+        <w:outlineLvl w:val="1"/>
+        <w:rPr/>
+      </w:pPr>
+      <w:bookmarkStart w:id="21" w:name="__RefHeading___Toc2186_292324530"/>
+      <w:bookmarkEnd w:id="21"/>
+      <w:r>
+        <w:rPr/>
+        <w:t>5.5 JavaScript ohne Ersatzzeichen</w:t>
       </w:r>
     </w:p>
     <w:p>
@@ -7816,11 +8721,11 @@
         <w:outlineLvl w:val="0"/>
         <w:rPr/>
       </w:pPr>
-      <w:bookmarkStart w:id="18" w:name="__RefHeading___Toc2041_804301340"/>
-      <w:bookmarkEnd w:id="18"/>
-      <w:r>
-        <w:rPr/>
-        <w:t>5 Build-Ablauf und Gulp-Integration</w:t>
+      <w:bookmarkStart w:id="22" w:name="__RefHeading___Toc2188_292324530"/>
+      <w:bookmarkEnd w:id="22"/>
+      <w:r>
+        <w:rPr/>
+        <w:t>6 Build-Ablauf und Gulp-Integration</w:t>
       </w:r>
     </w:p>
     <w:p>
@@ -7859,11 +8764,11 @@
         <w:outlineLvl w:val="1"/>
         <w:rPr/>
       </w:pPr>
-      <w:bookmarkStart w:id="19" w:name="__RefHeading___Toc2043_804301340"/>
-      <w:bookmarkEnd w:id="19"/>
-      <w:r>
-        <w:rPr/>
-        <w:t>5.1 Verzeichniskonventionen</w:t>
+      <w:bookmarkStart w:id="23" w:name="__RefHeading___Toc2190_292324530"/>
+      <w:bookmarkEnd w:id="23"/>
+      <w:r>
+        <w:rPr/>
+        <w:t>6.1 Verzeichniskonventionen</w:t>
       </w:r>
     </w:p>
     <w:p>
@@ -8259,11 +9164,11 @@
         <w:outlineLvl w:val="1"/>
         <w:rPr/>
       </w:pPr>
-      <w:bookmarkStart w:id="20" w:name="__RefHeading___Toc2045_804301340"/>
-      <w:bookmarkEnd w:id="20"/>
-      <w:r>
-        <w:rPr/>
-        <w:t>5.2 Kompilierungs-Ablauf</w:t>
+      <w:bookmarkStart w:id="24" w:name="__RefHeading___Toc2192_292324530"/>
+      <w:bookmarkEnd w:id="24"/>
+      <w:r>
+        <w:rPr/>
+        <w:t>6.2 Kompilierungs-Ablauf</w:t>
       </w:r>
     </w:p>
     <w:p>
@@ -8462,11 +9367,11 @@
         <w:outlineLvl w:val="1"/>
         <w:rPr/>
       </w:pPr>
-      <w:bookmarkStart w:id="21" w:name="__RefHeading___Toc2047_804301340"/>
-      <w:bookmarkEnd w:id="21"/>
-      <w:r>
-        <w:rPr/>
-        <w:t>5.3 Inkrementeller Build und Cache</w:t>
+      <w:bookmarkStart w:id="25" w:name="__RefHeading___Toc2194_292324530"/>
+      <w:bookmarkEnd w:id="25"/>
+      <w:r>
+        <w:rPr/>
+        <w:t>6.3 Inkrementeller Build und Cache</w:t>
       </w:r>
     </w:p>
     <w:p>
@@ -8718,11 +9623,11 @@
         <w:outlineLvl w:val="1"/>
         <w:rPr/>
       </w:pPr>
-      <w:bookmarkStart w:id="22" w:name="__RefHeading___Toc2049_804301340"/>
-      <w:bookmarkEnd w:id="22"/>
-      <w:r>
-        <w:rPr/>
-        <w:t>5.4 Gulp-Tasks und Watch</w:t>
+      <w:bookmarkStart w:id="26" w:name="__RefHeading___Toc2196_292324530"/>
+      <w:bookmarkEnd w:id="26"/>
+      <w:r>
+        <w:rPr/>
+        <w:t>6.4 Gulp-Tasks und Watch</w:t>
       </w:r>
     </w:p>
     <w:p>
@@ -9077,11 +9982,11 @@
         <w:outlineLvl w:val="0"/>
         <w:rPr/>
       </w:pPr>
-      <w:bookmarkStart w:id="23" w:name="__RefHeading___Toc2051_804301340"/>
-      <w:bookmarkEnd w:id="23"/>
-      <w:r>
-        <w:rPr/>
-        <w:t>6 Manifest-Referenz (DefineSkin)</w:t>
+      <w:bookmarkStart w:id="27" w:name="__RefHeading___Toc2198_292324530"/>
+      <w:bookmarkEnd w:id="27"/>
+      <w:r>
+        <w:rPr/>
+        <w:t>7 Manifest-Referenz (DefineSkin)</w:t>
       </w:r>
     </w:p>
     <w:p>
@@ -9116,11 +10021,11 @@
         <w:outlineLvl w:val="1"/>
         <w:rPr/>
       </w:pPr>
-      <w:bookmarkStart w:id="24" w:name="__RefHeading___Toc2053_804301340"/>
-      <w:bookmarkEnd w:id="24"/>
-      <w:r>
-        <w:rPr/>
-        <w:t>6.1 vars</w:t>
+      <w:bookmarkStart w:id="28" w:name="__RefHeading___Toc2200_292324530"/>
+      <w:bookmarkEnd w:id="28"/>
+      <w:r>
+        <w:rPr/>
+        <w:t>7.1 vars</w:t>
       </w:r>
     </w:p>
     <w:p>
@@ -9214,11 +10119,11 @@
         <w:outlineLvl w:val="1"/>
         <w:rPr/>
       </w:pPr>
-      <w:bookmarkStart w:id="25" w:name="__RefHeading___Toc2055_804301340"/>
-      <w:bookmarkEnd w:id="25"/>
-      <w:r>
-        <w:rPr/>
-        <w:t>6.2 helpers</w:t>
+      <w:bookmarkStart w:id="29" w:name="__RefHeading___Toc2202_292324530"/>
+      <w:bookmarkEnd w:id="29"/>
+      <w:r>
+        <w:rPr/>
+        <w:t>7.2 helpers</w:t>
       </w:r>
     </w:p>
     <w:p>
@@ -9331,11 +10236,11 @@
         <w:outlineLvl w:val="1"/>
         <w:rPr/>
       </w:pPr>
-      <w:bookmarkStart w:id="26" w:name="__RefHeading___Toc2057_804301340"/>
-      <w:bookmarkEnd w:id="26"/>
-      <w:r>
-        <w:rPr/>
-        <w:t>6.3 cursors</w:t>
+      <w:bookmarkStart w:id="30" w:name="__RefHeading___Toc2204_292324530"/>
+      <w:bookmarkEnd w:id="30"/>
+      <w:r>
+        <w:rPr/>
+        <w:t>7.3 cursors</w:t>
       </w:r>
     </w:p>
     <w:p>
@@ -9948,11 +10853,11 @@
         <w:outlineLvl w:val="1"/>
         <w:rPr/>
       </w:pPr>
-      <w:bookmarkStart w:id="27" w:name="__RefHeading___Toc2059_804301340"/>
-      <w:bookmarkEnd w:id="27"/>
-      <w:r>
-        <w:rPr/>
-        <w:t>6.4 media</w:t>
+      <w:bookmarkStart w:id="31" w:name="__RefHeading___Toc2206_292324530"/>
+      <w:bookmarkEnd w:id="31"/>
+      <w:r>
+        <w:rPr/>
+        <w:t>7.4 media</w:t>
       </w:r>
     </w:p>
     <w:p>
@@ -10972,11 +11877,11 @@
         <w:outlineLvl w:val="1"/>
         <w:rPr/>
       </w:pPr>
-      <w:bookmarkStart w:id="28" w:name="__RefHeading___Toc2061_804301340"/>
-      <w:bookmarkEnd w:id="28"/>
-      <w:r>
-        <w:rPr/>
-        <w:t>6.5 imageFormat</w:t>
+      <w:bookmarkStart w:id="32" w:name="__RefHeading___Toc2208_292324530"/>
+      <w:bookmarkEnd w:id="32"/>
+      <w:r>
+        <w:rPr/>
+        <w:t>7.5 imageFormat</w:t>
       </w:r>
     </w:p>
     <w:p>
@@ -11345,11 +12250,11 @@
         <w:outlineLvl w:val="1"/>
         <w:rPr/>
       </w:pPr>
-      <w:bookmarkStart w:id="29" w:name="__RefHeading___Toc2063_804301340"/>
-      <w:bookmarkEnd w:id="29"/>
-      <w:r>
-        <w:rPr/>
-        <w:t>6.6 sprites</w:t>
+      <w:bookmarkStart w:id="33" w:name="__RefHeading___Toc2210_292324530"/>
+      <w:bookmarkEnd w:id="33"/>
+      <w:r>
+        <w:rPr/>
+        <w:t>7.6 sprites</w:t>
       </w:r>
     </w:p>
     <w:p>
@@ -12142,11 +13047,11 @@
         <w:outlineLvl w:val="1"/>
         <w:rPr/>
       </w:pPr>
-      <w:bookmarkStart w:id="30" w:name="__RefHeading___Toc2065_804301340"/>
-      <w:bookmarkEnd w:id="30"/>
-      <w:r>
-        <w:rPr/>
-        <w:t>6.7 files</w:t>
+      <w:bookmarkStart w:id="34" w:name="__RefHeading___Toc2212_292324530"/>
+      <w:bookmarkEnd w:id="34"/>
+      <w:r>
+        <w:rPr/>
+        <w:t>7.7 files</w:t>
       </w:r>
     </w:p>
     <w:p>
@@ -12306,11 +13211,11 @@
         <w:outlineLvl w:val="0"/>
         <w:rPr/>
       </w:pPr>
-      <w:bookmarkStart w:id="31" w:name="__RefHeading___Toc2067_804301340"/>
-      <w:bookmarkEnd w:id="31"/>
-      <w:r>
-        <w:rPr/>
-        <w:t>7 µ-Auswertungskontext (Referenz)</w:t>
+      <w:bookmarkStart w:id="35" w:name="__RefHeading___Toc2214_292324530"/>
+      <w:bookmarkEnd w:id="35"/>
+      <w:r>
+        <w:rPr/>
+        <w:t>8 µ-Auswertungskontext (Referenz)</w:t>
       </w:r>
     </w:p>
     <w:p>
@@ -12375,11 +13280,11 @@
         <w:outlineLvl w:val="1"/>
         <w:rPr/>
       </w:pPr>
-      <w:bookmarkStart w:id="32" w:name="__RefHeading___Toc2069_804301340"/>
-      <w:bookmarkEnd w:id="32"/>
-      <w:r>
-        <w:rPr/>
-        <w:t>7.1 Das $-Objekt</w:t>
+      <w:bookmarkStart w:id="36" w:name="__RefHeading___Toc2216_292324530"/>
+      <w:bookmarkEnd w:id="36"/>
+      <w:r>
+        <w:rPr/>
+        <w:t>8.1 Das $-Objekt</w:t>
       </w:r>
     </w:p>
     <w:p>
@@ -12456,11 +13361,11 @@
         <w:outlineLvl w:val="1"/>
         <w:rPr/>
       </w:pPr>
-      <w:bookmarkStart w:id="33" w:name="__RefHeading___Toc2071_804301340"/>
-      <w:bookmarkEnd w:id="33"/>
-      <w:r>
-        <w:rPr/>
-        <w:t>7.2 Farb- und Wert-Funktionen</w:t>
+      <w:bookmarkStart w:id="37" w:name="__RefHeading___Toc2218_292324530"/>
+      <w:bookmarkEnd w:id="37"/>
+      <w:r>
+        <w:rPr/>
+        <w:t>8.2 Farb- und Wert-Funktionen</w:t>
       </w:r>
     </w:p>
     <w:tbl>
@@ -13066,11 +13971,11 @@
         <w:outlineLvl w:val="1"/>
         <w:rPr/>
       </w:pPr>
-      <w:bookmarkStart w:id="34" w:name="__RefHeading___Toc2073_804301340"/>
-      <w:bookmarkEnd w:id="34"/>
-      <w:r>
-        <w:rPr/>
-        <w:t>7.3 Regel- und Dokument-Methoden</w:t>
+      <w:bookmarkStart w:id="38" w:name="__RefHeading___Toc2220_292324530"/>
+      <w:bookmarkEnd w:id="38"/>
+      <w:r>
+        <w:rPr/>
+        <w:t>8.3 Regel- und Dokument-Methoden</w:t>
       </w:r>
     </w:p>
     <w:p>
@@ -13649,11 +14554,11 @@
         <w:outlineLvl w:val="1"/>
         <w:rPr/>
       </w:pPr>
-      <w:bookmarkStart w:id="35" w:name="__RefHeading___Toc2075_804301340"/>
-      <w:bookmarkEnd w:id="35"/>
-      <w:r>
-        <w:rPr/>
-        <w:t>7.4 Sprite()</w:t>
+      <w:bookmarkStart w:id="39" w:name="__RefHeading___Toc2222_292324530"/>
+      <w:bookmarkEnd w:id="39"/>
+      <w:r>
+        <w:rPr/>
+        <w:t>8.4 Sprite()</w:t>
       </w:r>
     </w:p>
     <w:p>
@@ -14430,11 +15335,11 @@
         <w:outlineLvl w:val="1"/>
         <w:rPr/>
       </w:pPr>
-      <w:bookmarkStart w:id="36" w:name="__RefHeading___Toc2077_804301340"/>
-      <w:bookmarkEnd w:id="36"/>
-      <w:r>
-        <w:rPr/>
-        <w:t>7.5 Cursor()</w:t>
+      <w:bookmarkStart w:id="40" w:name="__RefHeading___Toc2224_292324530"/>
+      <w:bookmarkEnd w:id="40"/>
+      <w:r>
+        <w:rPr/>
+        <w:t>8.5 Cursor()</w:t>
       </w:r>
     </w:p>
     <w:p>
@@ -14525,11 +15430,11 @@
         <w:outlineLvl w:val="1"/>
         <w:rPr/>
       </w:pPr>
-      <w:bookmarkStart w:id="37" w:name="__RefHeading___Toc2079_804301340"/>
-      <w:bookmarkEnd w:id="37"/>
-      <w:r>
-        <w:rPr/>
-        <w:t>7.6 Helper-Funktionen und this-Bindung</w:t>
+      <w:bookmarkStart w:id="41" w:name="__RefHeading___Toc2226_292324530"/>
+      <w:bookmarkEnd w:id="41"/>
+      <w:r>
+        <w:rPr/>
+        <w:t>8.6 Helper-Funktionen und this-Bindung</w:t>
       </w:r>
     </w:p>
     <w:p>
@@ -14989,11 +15894,11 @@
         <w:outlineLvl w:val="1"/>
         <w:rPr/>
       </w:pPr>
-      <w:bookmarkStart w:id="38" w:name="__RefHeading___Toc2081_804301340"/>
-      <w:bookmarkEnd w:id="38"/>
-      <w:r>
-        <w:rPr/>
-        <w:t>7.7 afterWork-Hooks</w:t>
+      <w:bookmarkStart w:id="42" w:name="__RefHeading___Toc2228_292324530"/>
+      <w:bookmarkEnd w:id="42"/>
+      <w:r>
+        <w:rPr/>
+        <w:t>8.7 afterWork-Hooks</w:t>
       </w:r>
     </w:p>
     <w:p>
@@ -15527,11 +16432,11 @@
         <w:outlineLvl w:val="0"/>
         <w:rPr/>
       </w:pPr>
-      <w:bookmarkStart w:id="39" w:name="__RefHeading___Toc2083_804301340"/>
-      <w:bookmarkEnd w:id="39"/>
-      <w:r>
-        <w:rPr/>
-        <w:t>8 Arbeiten mit Farben</w:t>
+      <w:bookmarkStart w:id="43" w:name="__RefHeading___Toc2230_292324530"/>
+      <w:bookmarkEnd w:id="43"/>
+      <w:r>
+        <w:rPr/>
+        <w:t>9 Arbeiten mit Farben</w:t>
       </w:r>
     </w:p>
     <w:p>
@@ -15545,11 +16450,11 @@
         <w:outlineLvl w:val="1"/>
         <w:rPr/>
       </w:pPr>
-      <w:bookmarkStart w:id="40" w:name="__RefHeading___Toc2085_804301340"/>
-      <w:bookmarkEnd w:id="40"/>
-      <w:r>
-        <w:rPr/>
-        <w:t>8.1 Farben definieren</w:t>
+      <w:bookmarkStart w:id="44" w:name="__RefHeading___Toc2232_292324530"/>
+      <w:bookmarkEnd w:id="44"/>
+      <w:r>
+        <w:rPr/>
+        <w:t>9.1 Farben definieren</w:t>
       </w:r>
     </w:p>
     <w:p>
@@ -15966,11 +16871,11 @@
         <w:outlineLvl w:val="1"/>
         <w:rPr/>
       </w:pPr>
-      <w:bookmarkStart w:id="41" w:name="__RefHeading___Toc2087_804301340"/>
-      <w:bookmarkEnd w:id="41"/>
-      <w:r>
-        <w:rPr/>
-        <w:t>8.2 Alpha-Werte</w:t>
+      <w:bookmarkStart w:id="45" w:name="__RefHeading___Toc2234_292324530"/>
+      <w:bookmarkEnd w:id="45"/>
+      <w:r>
+        <w:rPr/>
+        <w:t>9.2 Alpha-Werte</w:t>
       </w:r>
     </w:p>
     <w:p>
@@ -16249,11 +17154,11 @@
         <w:outlineLvl w:val="1"/>
         <w:rPr/>
       </w:pPr>
-      <w:bookmarkStart w:id="42" w:name="__RefHeading___Toc2089_804301340"/>
-      <w:bookmarkEnd w:id="42"/>
-      <w:r>
-        <w:rPr/>
-        <w:t>8.3 Farbberechnungen</w:t>
+      <w:bookmarkStart w:id="46" w:name="__RefHeading___Toc2236_292324530"/>
+      <w:bookmarkEnd w:id="46"/>
+      <w:r>
+        <w:rPr/>
+        <w:t>9.3 Farbberechnungen</w:t>
       </w:r>
     </w:p>
     <w:p>
@@ -16502,11 +17407,11 @@
         <w:outlineLvl w:val="0"/>
         <w:rPr/>
       </w:pPr>
-      <w:bookmarkStart w:id="43" w:name="__RefHeading___Toc2091_804301340"/>
-      <w:bookmarkEnd w:id="43"/>
-      <w:r>
-        <w:rPr/>
-        <w:t>9 Node-API</w:t>
+      <w:bookmarkStart w:id="47" w:name="__RefHeading___Toc2238_292324530"/>
+      <w:bookmarkEnd w:id="47"/>
+      <w:r>
+        <w:rPr/>
+        <w:t>10 Node-API</w:t>
       </w:r>
     </w:p>
     <w:p>
@@ -17680,11 +18585,11 @@
         <w:outlineLvl w:val="0"/>
         <w:rPr/>
       </w:pPr>
-      <w:bookmarkStart w:id="44" w:name="__RefHeading___Toc2093_804301340"/>
-      <w:bookmarkEnd w:id="44"/>
-      <w:r>
-        <w:rPr/>
-        <w:t>10 Fehlerdiagnostik</w:t>
+      <w:bookmarkStart w:id="48" w:name="__RefHeading___Toc2240_292324530"/>
+      <w:bookmarkEnd w:id="48"/>
+      <w:r>
+        <w:rPr/>
+        <w:t>11 Fehlerdiagnostik</w:t>
       </w:r>
     </w:p>
     <w:p>
@@ -18196,11 +19101,11 @@
         <w:outlineLvl w:val="0"/>
         <w:rPr/>
       </w:pPr>
-      <w:bookmarkStart w:id="45" w:name="__RefHeading___Toc2095_804301340"/>
-      <w:bookmarkEnd w:id="45"/>
-      <w:r>
-        <w:rPr/>
-        <w:t>11 Migration von µCSS</w:t>
+      <w:bookmarkStart w:id="49" w:name="__RefHeading___Toc2242_292324530"/>
+      <w:bookmarkEnd w:id="49"/>
+      <w:r>
+        <w:rPr/>
+        <w:t>12 Migration von µCSS</w:t>
       </w:r>
     </w:p>
     <w:p>
@@ -19419,11 +20324,11 @@
         <w:outlineLvl w:val="0"/>
         <w:rPr/>
       </w:pPr>
-      <w:bookmarkStart w:id="46" w:name="__RefHeading___Toc2097_804301340"/>
-      <w:bookmarkEnd w:id="46"/>
-      <w:r>
-        <w:rPr/>
-        <w:t>12 Versionshistorie</w:t>
+      <w:bookmarkStart w:id="50" w:name="__RefHeading___Toc2244_292324530"/>
+      <w:bookmarkEnd w:id="50"/>
+      <w:r>
+        <w:rPr/>
+        <w:t>13 Versionshistorie</w:t>
       </w:r>
     </w:p>
     <w:tbl>
@@ -20218,6 +21123,326 @@
           </w:p>
         </w:tc>
       </w:tr>
+      <w:tr>
+        <w:trPr/>
+        <w:tc>
+          <w:tcPr>
+            <w:tcW w:w="3008" w:type="dxa"/>
+            <w:tcBorders>
+              <w:top w:val="single" w:sz="4" w:space="0" w:color="999999"/>
+              <w:start w:val="single" w:sz="4" w:space="0" w:color="999999"/>
+              <w:bottom w:val="single" w:sz="4" w:space="0" w:color="999999"/>
+              <w:end w:val="single" w:sz="4" w:space="0" w:color="999999"/>
+            </w:tcBorders>
+          </w:tcPr>
+          <w:p>
+            <w:pPr>
+              <w:pStyle w:val="Normal"/>
+              <w:spacing w:before="40" w:after="40"/>
+              <w:rPr/>
+            </w:pPr>
+            <w:r>
+              <w:rPr/>
+              <w:t>2026-06</w:t>
+            </w:r>
+          </w:p>
+        </w:tc>
+        <w:tc>
+          <w:tcPr>
+            <w:tcW w:w="3009" w:type="dxa"/>
+            <w:tcBorders>
+              <w:top w:val="single" w:sz="4" w:space="0" w:color="999999"/>
+              <w:start w:val="single" w:sz="4" w:space="0" w:color="999999"/>
+              <w:bottom w:val="single" w:sz="4" w:space="0" w:color="999999"/>
+              <w:end w:val="single" w:sz="4" w:space="0" w:color="999999"/>
+            </w:tcBorders>
+          </w:tcPr>
+          <w:p>
+            <w:pPr>
+              <w:pStyle w:val="Normal"/>
+              <w:spacing w:before="40" w:after="40"/>
+              <w:rPr/>
+            </w:pPr>
+            <w:r>
+              <w:rPr/>
+              <w:t>2.2.4</w:t>
+            </w:r>
+          </w:p>
+        </w:tc>
+        <w:tc>
+          <w:tcPr>
+            <w:tcW w:w="3009" w:type="dxa"/>
+            <w:tcBorders>
+              <w:top w:val="single" w:sz="4" w:space="0" w:color="999999"/>
+              <w:start w:val="single" w:sz="4" w:space="0" w:color="999999"/>
+              <w:bottom w:val="single" w:sz="4" w:space="0" w:color="999999"/>
+              <w:end w:val="single" w:sz="4" w:space="0" w:color="999999"/>
+            </w:tcBorders>
+          </w:tcPr>
+          <w:p>
+            <w:pPr>
+              <w:pStyle w:val="Normal"/>
+              <w:spacing w:before="40" w:after="40"/>
+              <w:rPr/>
+            </w:pPr>
+            <w:r>
+              <w:rPr/>
+              <w:t>Sound-Atlas-Anbindung (</w:t>
+            </w:r>
+            <w:r>
+              <w:rPr>
+                <w:rFonts w:eastAsia="Consolas" w:cs="Consolas" w:ascii="Consolas" w:hAnsi="Consolas"/>
+                <w:sz w:val="18"/>
+                <w:szCs w:val="18"/>
+                <w:shd w:fill="F2F2F2" w:val="clear"/>
+              </w:rPr>
+              <w:t>sounds</w:t>
+            </w:r>
+            <w:r>
+              <w:rPr/>
+              <w:t xml:space="preserve">-Block im Manifest über µAU); </w:t>
+            </w:r>
+            <w:r>
+              <w:rPr>
+                <w:rFonts w:eastAsia="Consolas" w:cs="Consolas" w:ascii="Consolas" w:hAnsi="Consolas"/>
+                <w:sz w:val="18"/>
+                <w:szCs w:val="18"/>
+                <w:shd w:fill="F2F2F2" w:val="clear"/>
+              </w:rPr>
+              <w:t>sprites.include</w:t>
+            </w:r>
+            <w:r>
+              <w:rPr/>
+              <w:t xml:space="preserve"> für Einzelbilder/Verzeichnisse im Sprite-Atlas ohne CSS-Regel.</w:t>
+            </w:r>
+          </w:p>
+        </w:tc>
+      </w:tr>
+      <w:tr>
+        <w:trPr/>
+        <w:tc>
+          <w:tcPr>
+            <w:tcW w:w="3008" w:type="dxa"/>
+            <w:tcBorders>
+              <w:top w:val="single" w:sz="4" w:space="0" w:color="999999"/>
+              <w:start w:val="single" w:sz="4" w:space="0" w:color="999999"/>
+              <w:bottom w:val="single" w:sz="4" w:space="0" w:color="999999"/>
+              <w:end w:val="single" w:sz="4" w:space="0" w:color="999999"/>
+            </w:tcBorders>
+          </w:tcPr>
+          <w:p>
+            <w:pPr>
+              <w:pStyle w:val="Normal"/>
+              <w:spacing w:before="40" w:after="40"/>
+              <w:rPr/>
+            </w:pPr>
+            <w:r>
+              <w:rPr/>
+              <w:t>2026-06</w:t>
+            </w:r>
+          </w:p>
+        </w:tc>
+        <w:tc>
+          <w:tcPr>
+            <w:tcW w:w="3009" w:type="dxa"/>
+            <w:tcBorders>
+              <w:top w:val="single" w:sz="4" w:space="0" w:color="999999"/>
+              <w:start w:val="single" w:sz="4" w:space="0" w:color="999999"/>
+              <w:bottom w:val="single" w:sz="4" w:space="0" w:color="999999"/>
+              <w:end w:val="single" w:sz="4" w:space="0" w:color="999999"/>
+            </w:tcBorders>
+          </w:tcPr>
+          <w:p>
+            <w:pPr>
+              <w:pStyle w:val="Normal"/>
+              <w:spacing w:before="40" w:after="40"/>
+              <w:rPr/>
+            </w:pPr>
+            <w:r>
+              <w:rPr/>
+              <w:t>2.3.0</w:t>
+            </w:r>
+          </w:p>
+        </w:tc>
+        <w:tc>
+          <w:tcPr>
+            <w:tcW w:w="3009" w:type="dxa"/>
+            <w:tcBorders>
+              <w:top w:val="single" w:sz="4" w:space="0" w:color="999999"/>
+              <w:start w:val="single" w:sz="4" w:space="0" w:color="999999"/>
+              <w:bottom w:val="single" w:sz="4" w:space="0" w:color="999999"/>
+              <w:end w:val="single" w:sz="4" w:space="0" w:color="999999"/>
+            </w:tcBorders>
+          </w:tcPr>
+          <w:p>
+            <w:pPr>
+              <w:pStyle w:val="Normal"/>
+              <w:spacing w:before="40" w:after="40"/>
+              <w:rPr/>
+            </w:pPr>
+            <w:r>
+              <w:rPr/>
+              <w:t>Build-Zeit-</w:t>
+            </w:r>
+            <w:r>
+              <w:rPr>
+                <w:rFonts w:eastAsia="Consolas" w:cs="Consolas" w:ascii="Consolas" w:hAnsi="Consolas"/>
+                <w:sz w:val="18"/>
+                <w:szCs w:val="18"/>
+                <w:shd w:fill="F2F2F2" w:val="clear"/>
+              </w:rPr>
+              <w:t>@import</w:t>
+            </w:r>
+            <w:r>
+              <w:rPr/>
+              <w:t>-Bundling (Glob, rekursiv, Vue-Co-Location); opt-in Regel-Merge (</w:t>
+            </w:r>
+            <w:r>
+              <w:rPr>
+                <w:rFonts w:eastAsia="Consolas" w:cs="Consolas" w:ascii="Consolas" w:hAnsi="Consolas"/>
+                <w:sz w:val="18"/>
+                <w:szCs w:val="18"/>
+                <w:shd w:fill="F2F2F2" w:val="clear"/>
+              </w:rPr>
+              <w:t>merge</w:t>
+            </w:r>
+            <w:r>
+              <w:rPr/>
+              <w:t xml:space="preserve">, </w:t>
+            </w:r>
+            <w:r>
+              <w:rPr>
+                <w:rFonts w:eastAsia="Consolas" w:cs="Consolas" w:ascii="Consolas" w:hAnsi="Consolas"/>
+                <w:sz w:val="18"/>
+                <w:szCs w:val="18"/>
+                <w:shd w:fill="F2F2F2" w:val="clear"/>
+              </w:rPr>
+              <w:t>@µ-override</w:t>
+            </w:r>
+            <w:r>
+              <w:rPr/>
+              <w:t xml:space="preserve">, </w:t>
+            </w:r>
+            <w:r>
+              <w:rPr>
+                <w:rFonts w:eastAsia="Consolas" w:cs="Consolas" w:ascii="Consolas" w:hAnsi="Consolas"/>
+                <w:sz w:val="18"/>
+                <w:szCs w:val="18"/>
+                <w:shd w:fill="F2F2F2" w:val="clear"/>
+              </w:rPr>
+              <w:t>onConflict</w:t>
+            </w:r>
+            <w:r>
+              <w:rPr/>
+              <w:t>); Namespace-Modus (</w:t>
+            </w:r>
+            <w:r>
+              <w:rPr>
+                <w:rFonts w:eastAsia="Consolas" w:cs="Consolas" w:ascii="Consolas" w:hAnsi="Consolas"/>
+                <w:sz w:val="18"/>
+                <w:szCs w:val="18"/>
+                <w:shd w:fill="F2F2F2" w:val="clear"/>
+              </w:rPr>
+              <w:t>@µ-namespace</w:t>
+            </w:r>
+            <w:r>
+              <w:rPr/>
+              <w:t xml:space="preserve">, </w:t>
+            </w:r>
+            <w:r>
+              <w:rPr>
+                <w:rFonts w:eastAsia="Consolas" w:cs="Consolas" w:ascii="Consolas" w:hAnsi="Consolas"/>
+                <w:sz w:val="18"/>
+                <w:szCs w:val="18"/>
+                <w:shd w:fill="F2F2F2" w:val="clear"/>
+              </w:rPr>
+              <w:t>:global()</w:t>
+            </w:r>
+            <w:r>
+              <w:rPr/>
+              <w:t>); Build-Typ-/Varianten-Filter (</w:t>
+            </w:r>
+            <w:r>
+              <w:rPr>
+                <w:rFonts w:eastAsia="Consolas" w:cs="Consolas" w:ascii="Consolas" w:hAnsi="Consolas"/>
+                <w:sz w:val="18"/>
+                <w:szCs w:val="18"/>
+                <w:shd w:fill="F2F2F2" w:val="clear"/>
+              </w:rPr>
+              <w:t>buildFilter</w:t>
+            </w:r>
+            <w:r>
+              <w:rPr/>
+              <w:t xml:space="preserve">, über </w:t>
+            </w:r>
+            <w:r>
+              <w:rPr>
+                <w:rFonts w:eastAsia="Consolas" w:cs="Consolas" w:ascii="Consolas" w:hAnsi="Consolas"/>
+                <w:sz w:val="18"/>
+                <w:szCs w:val="18"/>
+                <w:shd w:fill="F2F2F2" w:val="clear"/>
+              </w:rPr>
+              <w:t>gulp-mu-build-filter</w:t>
+            </w:r>
+            <w:r>
+              <w:rPr/>
+              <w:t xml:space="preserve">). Handbuch: Kapitel Vue-Co-Location. Nur im Repository: Migrationshilfen </w:t>
+            </w:r>
+            <w:r>
+              <w:rPr>
+                <w:rFonts w:eastAsia="Consolas" w:cs="Consolas" w:ascii="Consolas" w:hAnsi="Consolas"/>
+                <w:sz w:val="18"/>
+                <w:szCs w:val="18"/>
+                <w:shd w:fill="F2F2F2" w:val="clear"/>
+              </w:rPr>
+              <w:t>tools/convert-vue.mjs</w:t>
+            </w:r>
+            <w:r>
+              <w:rPr/>
+              <w:t xml:space="preserve">, </w:t>
+            </w:r>
+            <w:r>
+              <w:rPr>
+                <w:rFonts w:eastAsia="Consolas" w:cs="Consolas" w:ascii="Consolas" w:hAnsi="Consolas"/>
+                <w:sz w:val="18"/>
+                <w:szCs w:val="18"/>
+                <w:shd w:fill="F2F2F2" w:val="clear"/>
+              </w:rPr>
+              <w:t>tools/convert-less.mjs</w:t>
+            </w:r>
+            <w:r>
+              <w:rPr/>
+              <w:t xml:space="preserve">. README/Paket-Metadaten: GitHub-Monorepo-Links. Neue Laufzeit-Abhängigkeiten: </w:t>
+            </w:r>
+            <w:r>
+              <w:rPr>
+                <w:rFonts w:eastAsia="Consolas" w:cs="Consolas" w:ascii="Consolas" w:hAnsi="Consolas"/>
+                <w:sz w:val="18"/>
+                <w:szCs w:val="18"/>
+                <w:shd w:fill="F2F2F2" w:val="clear"/>
+              </w:rPr>
+              <w:t>postcss-selector-parser</w:t>
+            </w:r>
+            <w:r>
+              <w:rPr/>
+              <w:t xml:space="preserve">, </w:t>
+            </w:r>
+            <w:r>
+              <w:rPr>
+                <w:rFonts w:eastAsia="Consolas" w:cs="Consolas" w:ascii="Consolas" w:hAnsi="Consolas"/>
+                <w:sz w:val="18"/>
+                <w:szCs w:val="18"/>
+                <w:shd w:fill="F2F2F2" w:val="clear"/>
+              </w:rPr>
+              <w:t>gulp-mu-build-filter</w:t>
+            </w:r>
+            <w:r>
+              <w:rPr/>
+              <w:t>.</w:t>
+            </w:r>
+          </w:p>
+        </w:tc>
+      </w:tr>
     </w:tbl>
     <w:p>
       <w:pPr>
@@ -20243,11 +21468,11 @@
         <w:outlineLvl w:val="0"/>
         <w:rPr/>
       </w:pPr>
-      <w:bookmarkStart w:id="47" w:name="__RefHeading___Toc2099_804301340"/>
-      <w:bookmarkEnd w:id="47"/>
-      <w:r>
-        <w:rPr/>
-        <w:t>13 Rechtliches</w:t>
+      <w:bookmarkStart w:id="51" w:name="__RefHeading___Toc2246_292324530"/>
+      <w:bookmarkEnd w:id="51"/>
+      <w:r>
+        <w:rPr/>
+        <w:t>14 Rechtliches</w:t>
       </w:r>
     </w:p>
     <w:p>
@@ -20285,11 +21510,11 @@
         <w:outlineLvl w:val="1"/>
         <w:rPr/>
       </w:pPr>
-      <w:bookmarkStart w:id="48" w:name="__RefHeading___Toc2101_804301340"/>
-      <w:bookmarkEnd w:id="48"/>
-      <w:r>
-        <w:rPr/>
-        <w:t>13.1 MIT-Lizenz (Originaltext)</w:t>
+      <w:bookmarkStart w:id="52" w:name="__RefHeading___Toc2248_292324530"/>
+      <w:bookmarkEnd w:id="52"/>
+      <w:r>
+        <w:rPr/>
+        <w:t>14.1 MIT-Lizenz (Originaltext)</w:t>
       </w:r>
     </w:p>
     <w:p>
@@ -20339,11 +21564,11 @@
         <w:outlineLvl w:val="1"/>
         <w:rPr/>
       </w:pPr>
-      <w:bookmarkStart w:id="49" w:name="__RefHeading___Toc2103_804301340"/>
-      <w:bookmarkEnd w:id="49"/>
-      <w:r>
-        <w:rPr/>
-        <w:t>13.2 Marken</w:t>
+      <w:bookmarkStart w:id="53" w:name="__RefHeading___Toc2250_292324530"/>
+      <w:bookmarkEnd w:id="53"/>
+      <w:r>
+        <w:rPr/>
+        <w:t>14.2 Marken</w:t>
       </w:r>
     </w:p>
     <w:p>
@@ -20369,11 +21594,11 @@
         <w:outlineLvl w:val="1"/>
         <w:rPr/>
       </w:pPr>
-      <w:bookmarkStart w:id="50" w:name="__RefHeading___Toc2105_804301340"/>
-      <w:bookmarkEnd w:id="50"/>
-      <w:r>
-        <w:rPr/>
-        <w:t>13.3 Verwendete Bibliotheken</w:t>
+      <w:bookmarkStart w:id="54" w:name="__RefHeading___Toc2252_292324530"/>
+      <w:bookmarkEnd w:id="54"/>
+      <w:r>
+        <w:rPr/>
+        <w:t>14.3 Verwendete Bibliotheken</w:t>
       </w:r>
     </w:p>
     <w:p>

--- a/gulp-mu-css/docs/microCSS-de.docx
+++ b/gulp-mu-css/docs/microCSS-de.docx
@@ -136,7 +136,7 @@
           <w:sz w:val="24"/>
           <w:szCs w:val="24"/>
         </w:rPr>
-        <w:t>Version 2.3.1</w:t>
+        <w:t>Version 2.4.1</w:t>
       </w:r>
     </w:p>
     <w:p>
@@ -215,7 +215,7 @@
             </w:rPr>
             <w:fldChar w:fldCharType="separate"/>
           </w:r>
-          <w:hyperlink w:anchor="__RefHeading___Toc4040_2565116786" w:tooltip="1 Einführung">
+          <w:hyperlink w:anchor="__RefHeading___Toc4040_2286783217" w:tooltip="1 Einführung">
             <w:r>
               <w:rPr>
                 <w:rStyle w:val="Verzeichnissprung"/>
@@ -235,7 +235,7 @@
             </w:tabs>
             <w:rPr/>
           </w:pPr>
-          <w:hyperlink w:anchor="__RefHeading___Toc4042_2565116786" w:tooltip="1.1 Werkzeuge und Kosten">
+          <w:hyperlink w:anchor="__RefHeading___Toc4042_2286783217" w:tooltip="1.1 Werkzeuge und Kosten">
             <w:r>
               <w:rPr>
                 <w:rStyle w:val="Verzeichnissprung"/>
@@ -255,7 +255,7 @@
             </w:tabs>
             <w:rPr/>
           </w:pPr>
-          <w:hyperlink w:anchor="__RefHeading___Toc4044_2565116786" w:tooltip="1.2 Draft-Workflow (Affinity + Watch)">
+          <w:hyperlink w:anchor="__RefHeading___Toc4044_2286783217" w:tooltip="1.2 Draft-Workflow (Affinity + Watch)">
             <w:r>
               <w:rPr>
                 <w:rStyle w:val="Verzeichnissprung"/>
@@ -275,7 +275,7 @@
             </w:tabs>
             <w:rPr/>
           </w:pPr>
-          <w:hyperlink w:anchor="__RefHeading___Toc4046_2565116786" w:tooltip="1.3 Einordnung: Warum µCSS?">
+          <w:hyperlink w:anchor="__RefHeading___Toc4046_2286783217" w:tooltip="1.3 Einordnung: Warum µCSS?">
             <w:r>
               <w:rPr>
                 <w:rStyle w:val="Verzeichnissprung"/>
@@ -295,7 +295,7 @@
             </w:tabs>
             <w:rPr/>
           </w:pPr>
-          <w:hyperlink w:anchor="__RefHeading___Toc4048_2565116786" w:tooltip="2 Installation und Start">
+          <w:hyperlink w:anchor="__RefHeading___Toc4048_2286783217" w:tooltip="2 Installation und Start">
             <w:r>
               <w:rPr>
                 <w:rStyle w:val="Verzeichnissprung"/>
@@ -315,7 +315,7 @@
             </w:tabs>
             <w:rPr/>
           </w:pPr>
-          <w:hyperlink w:anchor="__RefHeading___Toc4050_2565116786" w:tooltip="3 Anwendungsfälle">
+          <w:hyperlink w:anchor="__RefHeading___Toc4050_2286783217" w:tooltip="3 Anwendungsfälle">
             <w:r>
               <w:rPr>
                 <w:rStyle w:val="Verzeichnissprung"/>
@@ -335,7 +335,7 @@
             </w:tabs>
             <w:rPr/>
           </w:pPr>
-          <w:hyperlink w:anchor="__RefHeading___Toc4052_2565116786" w:tooltip="3.1 Benannte Eigenschaften (Variablen)">
+          <w:hyperlink w:anchor="__RefHeading___Toc4052_2286783217" w:tooltip="3.1 Benannte Eigenschaften (Variablen)">
             <w:r>
               <w:rPr>
                 <w:rStyle w:val="Verzeichnissprung"/>
@@ -355,7 +355,7 @@
             </w:tabs>
             <w:rPr/>
           </w:pPr>
-          <w:hyperlink w:anchor="__RefHeading___Toc4054_2565116786" w:tooltip="3.2 Berechnungen und Ausdrücke">
+          <w:hyperlink w:anchor="__RefHeading___Toc4054_2286783217" w:tooltip="3.2 Berechnungen und Ausdrücke">
             <w:r>
               <w:rPr>
                 <w:rStyle w:val="Verzeichnissprung"/>
@@ -375,7 +375,7 @@
             </w:tabs>
             <w:rPr/>
           </w:pPr>
-          <w:hyperlink w:anchor="__RefHeading___Toc4056_2565116786" w:tooltip="3.3 Mehrere Layouts über Skin-Manifeste">
+          <w:hyperlink w:anchor="__RefHeading___Toc4056_2286783217" w:tooltip="3.3 Mehrere Layouts über Skin-Manifeste">
             <w:r>
               <w:rPr>
                 <w:rStyle w:val="Verzeichnissprung"/>
@@ -395,7 +395,7 @@
             </w:tabs>
             <w:rPr/>
           </w:pPr>
-          <w:hyperlink w:anchor="__RefHeading___Toc4058_2565116786" w:tooltip="3.4 Automatische Sprite-Generierung">
+          <w:hyperlink w:anchor="__RefHeading___Toc4058_2286783217" w:tooltip="3.4 Automatische Sprite-Generierung">
             <w:r>
               <w:rPr>
                 <w:rStyle w:val="Verzeichnissprung"/>
@@ -415,7 +415,7 @@
             </w:tabs>
             <w:rPr/>
           </w:pPr>
-          <w:hyperlink w:anchor="__RefHeading___Toc4060_2565116786" w:tooltip="3.5 Bilder vorladen (Preload)">
+          <w:hyperlink w:anchor="__RefHeading___Toc4060_2286783217" w:tooltip="3.5 Bilder vorladen (Preload)">
             <w:r>
               <w:rPr>
                 <w:rStyle w:val="Verzeichnissprung"/>
@@ -435,7 +435,7 @@
             </w:tabs>
             <w:rPr/>
           </w:pPr>
-          <w:hyperlink w:anchor="__RefHeading___Toc4062_2565116786" w:tooltip="3.6 Cursor mit Hotspot und Fallback">
+          <w:hyperlink w:anchor="__RefHeading___Toc4062_2286783217" w:tooltip="3.6 Cursor mit Hotspot und Fallback">
             <w:r>
               <w:rPr>
                 <w:rStyle w:val="Verzeichnissprung"/>
@@ -455,7 +455,7 @@
             </w:tabs>
             <w:rPr/>
           </w:pPr>
-          <w:hyperlink w:anchor="__RefHeading___Toc4064_2565116786" w:tooltip="3.7 Automatische Bilderzeugung (media-Steps)">
+          <w:hyperlink w:anchor="__RefHeading___Toc4064_2286783217" w:tooltip="3.7 Automatische Bilderzeugung (media-Steps)">
             <w:r>
               <w:rPr>
                 <w:rStyle w:val="Verzeichnissprung"/>
@@ -475,7 +475,7 @@
             </w:tabs>
             <w:rPr/>
           </w:pPr>
-          <w:hyperlink w:anchor="__RefHeading___Toc4066_2565116786" w:tooltip="4 microPS (µPS) — Bildgeneratoren">
+          <w:hyperlink w:anchor="__RefHeading___Toc4066_2286783217" w:tooltip="4 microPS (µPS) — Bildgeneratoren">
             <w:r>
               <w:rPr>
                 <w:rStyle w:val="Verzeichnissprung"/>
@@ -495,7 +495,7 @@
             </w:tabs>
             <w:rPr/>
           </w:pPr>
-          <w:hyperlink w:anchor="__RefHeading___Toc4068_2565116786" w:tooltip="4.1 API-Übersicht">
+          <w:hyperlink w:anchor="__RefHeading___Toc4068_2286783217" w:tooltip="4.1 API-Übersicht">
             <w:r>
               <w:rPr>
                 <w:rStyle w:val="Verzeichnissprung"/>
@@ -515,7 +515,7 @@
             </w:tabs>
             <w:rPr/>
           </w:pPr>
-          <w:hyperlink w:anchor="__RefHeading___Toc4070_2565116786" w:tooltip="4.2 ButtonAndIconCreator">
+          <w:hyperlink w:anchor="__RefHeading___Toc4070_2286783217" w:tooltip="4.2 ButtonAndIconCreator">
             <w:r>
               <w:rPr>
                 <w:rStyle w:val="Verzeichnissprung"/>
@@ -535,7 +535,7 @@
             </w:tabs>
             <w:rPr/>
           </w:pPr>
-          <w:hyperlink w:anchor="__RefHeading___Toc4072_2565116786" w:tooltip="4.2.1 CreateByTopLayerSets — ein Bild pro Gruppe">
+          <w:hyperlink w:anchor="__RefHeading___Toc4072_2286783217" w:tooltip="4.2.1 CreateByTopLayerSets — ein Bild pro Gruppe">
             <w:r>
               <w:rPr>
                 <w:rStyle w:val="Verzeichnissprung"/>
@@ -555,7 +555,7 @@
             </w:tabs>
             <w:rPr/>
           </w:pPr>
-          <w:hyperlink w:anchor="__RefHeading___Toc4074_2565116786" w:tooltip="4.3 AppIconMaker">
+          <w:hyperlink w:anchor="__RefHeading___Toc4074_2286783217" w:tooltip="4.3 AppIconMaker">
             <w:r>
               <w:rPr>
                 <w:rStyle w:val="Verzeichnissprung"/>
@@ -575,7 +575,7 @@
             </w:tabs>
             <w:rPr/>
           </w:pPr>
-          <w:hyperlink w:anchor="__RefHeading___Toc4076_2565116786" w:tooltip="4.4 SpriteAtlas und TileSheet">
+          <w:hyperlink w:anchor="__RefHeading___Toc4076_2286783217" w:tooltip="4.4 SpriteAtlas und TileSheet">
             <w:r>
               <w:rPr>
                 <w:rStyle w:val="Verzeichnissprung"/>
@@ -595,7 +595,7 @@
             </w:tabs>
             <w:rPr/>
           </w:pPr>
-          <w:hyperlink w:anchor="__RefHeading___Toc4078_2565116786" w:tooltip="4.5 SequenceStrip und DSD-Format">
+          <w:hyperlink w:anchor="__RefHeading___Toc4078_2286783217" w:tooltip="4.5 SequenceStrip und DSD-Format">
             <w:r>
               <w:rPr>
                 <w:rStyle w:val="Verzeichnissprung"/>
@@ -615,7 +615,7 @@
             </w:tabs>
             <w:rPr/>
           </w:pPr>
-          <w:hyperlink w:anchor="__RefHeading___Toc4080_2565116786" w:tooltip="4.5.1 DSD erzeugen (`CreateDsdFromImages`)">
+          <w:hyperlink w:anchor="__RefHeading___Toc4080_2286783217" w:tooltip="4.5.1 DSD erzeugen (`CreateDsdFromImages`)">
             <w:r>
               <w:rPr>
                 <w:rStyle w:val="Verzeichnissprung"/>
@@ -635,7 +635,7 @@
             </w:tabs>
             <w:rPr/>
           </w:pPr>
-          <w:hyperlink w:anchor="__RefHeading___Toc4082_2565116786" w:tooltip="4.5.2 PSD-Sequenzgruppen">
+          <w:hyperlink w:anchor="__RefHeading___Toc4082_2286783217" w:tooltip="4.5.2 PSD-Sequenzgruppen">
             <w:r>
               <w:rPr>
                 <w:rStyle w:val="Verzeichnissprung"/>
@@ -655,7 +655,7 @@
             </w:tabs>
             <w:rPr/>
           </w:pPr>
-          <w:hyperlink w:anchor="__RefHeading___Toc4084_2565116786" w:tooltip="4.6 Raster-Modell, I/O und Arbeitsblatt">
+          <w:hyperlink w:anchor="__RefHeading___Toc4084_2286783217" w:tooltip="4.6 Raster-Modell, I/O und Arbeitsblatt">
             <w:r>
               <w:rPr>
                 <w:rStyle w:val="Verzeichnissprung"/>
@@ -675,7 +675,7 @@
             </w:tabs>
             <w:rPr/>
           </w:pPr>
-          <w:hyperlink w:anchor="__RefHeading___Toc4086_2565116786" w:tooltip="4.7 Bildanpassungen und Masken">
+          <w:hyperlink w:anchor="__RefHeading___Toc4086_2286783217" w:tooltip="4.7 Bildanpassungen und Masken">
             <w:r>
               <w:rPr>
                 <w:rStyle w:val="Verzeichnissprung"/>
@@ -695,7 +695,7 @@
             </w:tabs>
             <w:rPr/>
           </w:pPr>
-          <w:hyperlink w:anchor="__RefHeading___Toc4088_2565116786" w:tooltip="4.7.1 Masken">
+          <w:hyperlink w:anchor="__RefHeading___Toc4088_2286783217" w:tooltip="4.7.1 Masken">
             <w:r>
               <w:rPr>
                 <w:rStyle w:val="Verzeichnissprung"/>
@@ -715,7 +715,7 @@
             </w:tabs>
             <w:rPr/>
           </w:pPr>
-          <w:hyperlink w:anchor="__RefHeading___Toc4090_2565116786" w:tooltip="4.7.2 Auswahl-Engine">
+          <w:hyperlink w:anchor="__RefHeading___Toc4090_2286783217" w:tooltip="4.7.2 Auswahl-Engine">
             <w:r>
               <w:rPr>
                 <w:rStyle w:val="Verzeichnissprung"/>
@@ -735,7 +735,7 @@
             </w:tabs>
             <w:rPr/>
           </w:pPr>
-          <w:hyperlink w:anchor="__RefHeading___Toc4092_2565116786" w:tooltip="4.7.3 ApplyGamma">
+          <w:hyperlink w:anchor="__RefHeading___Toc4092_2286783217" w:tooltip="4.7.3 ApplyGamma">
             <w:r>
               <w:rPr>
                 <w:rStyle w:val="Verzeichnissprung"/>
@@ -755,7 +755,7 @@
             </w:tabs>
             <w:rPr/>
           </w:pPr>
-          <w:hyperlink w:anchor="__RefHeading___Toc4094_2565116786" w:tooltip="4.7.4 ApplyBrightnessContrast">
+          <w:hyperlink w:anchor="__RefHeading___Toc4094_2286783217" w:tooltip="4.7.4 ApplyBrightnessContrast">
             <w:r>
               <w:rPr>
                 <w:rStyle w:val="Verzeichnissprung"/>
@@ -775,7 +775,7 @@
             </w:tabs>
             <w:rPr/>
           </w:pPr>
-          <w:hyperlink w:anchor="__RefHeading___Toc4096_2565116786" w:tooltip="4.7.5 ApplyHueSaturation">
+          <w:hyperlink w:anchor="__RefHeading___Toc4096_2286783217" w:tooltip="4.7.5 ApplyHueSaturation">
             <w:r>
               <w:rPr>
                 <w:rStyle w:val="Verzeichnissprung"/>
@@ -795,7 +795,7 @@
             </w:tabs>
             <w:rPr/>
           </w:pPr>
-          <w:hyperlink w:anchor="__RefHeading___Toc4098_2565116786" w:tooltip="4.7.6 ApplyAdjustmentStack">
+          <w:hyperlink w:anchor="__RefHeading___Toc4098_2286783217" w:tooltip="4.7.6 ApplyAdjustmentStack">
             <w:r>
               <w:rPr>
                 <w:rStyle w:val="Verzeichnissprung"/>
@@ -815,7 +815,7 @@
             </w:tabs>
             <w:rPr/>
           </w:pPr>
-          <w:hyperlink w:anchor="__RefHeading___Toc4100_2565116786" w:tooltip="4.8 Raster-Transformationen">
+          <w:hyperlink w:anchor="__RefHeading___Toc4100_2286783217" w:tooltip="4.8 Raster-Transformationen">
             <w:r>
               <w:rPr>
                 <w:rStyle w:val="Verzeichnissprung"/>
@@ -835,7 +835,7 @@
             </w:tabs>
             <w:rPr/>
           </w:pPr>
-          <w:hyperlink w:anchor="__RefHeading___Toc4102_2565116786" w:tooltip="4.9 ExtendScript-Einstieg (`MuPsDoc`)">
+          <w:hyperlink w:anchor="__RefHeading___Toc4102_2286783217" w:tooltip="4.9 ExtendScript-Einstieg (`MuPsDoc`)">
             <w:r>
               <w:rPr>
                 <w:rStyle w:val="Verzeichnissprung"/>
@@ -855,7 +855,7 @@
             </w:tabs>
             <w:rPr/>
           </w:pPr>
-          <w:hyperlink w:anchor="__RefHeading___Toc4104_2565116786" w:tooltip="4.10 PSD-Compositor und Ebenenzusammenführung">
+          <w:hyperlink w:anchor="__RefHeading___Toc4104_2286783217" w:tooltip="4.10 PSD-Compositor und Ebenenzusammenführung">
             <w:r>
               <w:rPr>
                 <w:rStyle w:val="Verzeichnissprung"/>
@@ -875,7 +875,7 @@
             </w:tabs>
             <w:rPr/>
           </w:pPr>
-          <w:hyperlink w:anchor="__RefHeading___Toc4106_2565116786" w:tooltip="4.10.1 Nachgebildete Fülloptionen">
+          <w:hyperlink w:anchor="__RefHeading___Toc4106_2286783217" w:tooltip="4.10.1 Nachgebildete Fülloptionen">
             <w:r>
               <w:rPr>
                 <w:rStyle w:val="Verzeichnissprung"/>
@@ -895,7 +895,7 @@
             </w:tabs>
             <w:rPr/>
           </w:pPr>
-          <w:hyperlink w:anchor="__RefHeading___Toc4108_2565116786" w:tooltip="4.10.2 Stilübertragung vs. Ebenenverknüpfung">
+          <w:hyperlink w:anchor="__RefHeading___Toc4108_2286783217" w:tooltip="4.10.2 Stilübertragung vs. Ebenenverknüpfung">
             <w:r>
               <w:rPr>
                 <w:rStyle w:val="Verzeichnissprung"/>
@@ -915,7 +915,7 @@
             </w:tabs>
             <w:rPr/>
           </w:pPr>
-          <w:hyperlink w:anchor="__RefHeading___Toc4110_2565116786" w:tooltip="4.10.3 Deckkraft-Modell (drei getrennte Stellschrauben)">
+          <w:hyperlink w:anchor="__RefHeading___Toc4110_2286783217" w:tooltip="4.10.3 Deckkraft-Modell (drei getrennte Stellschrauben)">
             <w:r>
               <w:rPr>
                 <w:rStyle w:val="Verzeichnissprung"/>
@@ -935,7 +935,7 @@
             </w:tabs>
             <w:rPr/>
           </w:pPr>
-          <w:hyperlink w:anchor="__RefHeading___Toc4112_2565116786" w:tooltip="4.10.4 Referenz-PSD und Adobe-Ground-Truth">
+          <w:hyperlink w:anchor="__RefHeading___Toc4112_2286783217" w:tooltip="4.10.4 Referenz-PSD und Adobe-Ground-Truth">
             <w:r>
               <w:rPr>
                 <w:rStyle w:val="Verzeichnissprung"/>
@@ -955,7 +955,7 @@
             </w:tabs>
             <w:rPr/>
           </w:pPr>
-          <w:hyperlink w:anchor="__RefHeading___Toc4114_2565116786" w:tooltip="4.10.5 Werkzeuge (µPS-Entwicklung)">
+          <w:hyperlink w:anchor="__RefHeading___Toc4114_2286783217" w:tooltip="4.10.5 Werkzeuge (µPS-Entwicklung)">
             <w:r>
               <w:rPr>
                 <w:rStyle w:val="Verzeichnissprung"/>
@@ -975,7 +975,7 @@
             </w:tabs>
             <w:rPr/>
           </w:pPr>
-          <w:hyperlink w:anchor="__RefHeading___Toc4116_2565116786" w:tooltip="4.11 Draft-Workflow (Affinity + Watch)">
+          <w:hyperlink w:anchor="__RefHeading___Toc4116_2286783217" w:tooltip="4.11 Draft-Workflow (Affinity + Watch)">
             <w:r>
               <w:rPr>
                 <w:rStyle w:val="Verzeichnissprung"/>
@@ -995,7 +995,7 @@
             </w:tabs>
             <w:rPr/>
           </w:pPr>
-          <w:hyperlink w:anchor="__RefHeading___Toc4118_2565116786" w:tooltip="4.11.1 Zwischenschritte raw → final (`outputBase`)">
+          <w:hyperlink w:anchor="__RefHeading___Toc4118_2286783217" w:tooltip="4.11.1 Zwischenschritte raw → final (`outputBase`)">
             <w:r>
               <w:rPr>
                 <w:rStyle w:val="Verzeichnissprung"/>
@@ -1015,7 +1015,7 @@
             </w:tabs>
             <w:rPr/>
           </w:pPr>
-          <w:hyperlink w:anchor="__RefHeading___Toc4120_2565116786" w:tooltip="5 microAU (µAU) — Sound-Atlas">
+          <w:hyperlink w:anchor="__RefHeading___Toc4120_2286783217" w:tooltip="5 microAU (µAU) — Sound-Atlas">
             <w:r>
               <w:rPr>
                 <w:rStyle w:val="Verzeichnissprung"/>
@@ -1035,7 +1035,7 @@
             </w:tabs>
             <w:rPr/>
           </w:pPr>
-          <w:hyperlink w:anchor="__RefHeading___Toc4122_2565116786" w:tooltip="5.1 API-Übersicht">
+          <w:hyperlink w:anchor="__RefHeading___Toc4122_2286783217" w:tooltip="5.1 API-Übersicht">
             <w:r>
               <w:rPr>
                 <w:rStyle w:val="Verzeichnissprung"/>
@@ -1055,7 +1055,7 @@
             </w:tabs>
             <w:rPr/>
           </w:pPr>
-          <w:hyperlink w:anchor="__RefHeading___Toc4124_2565116786" w:tooltip="5.2 SoundAtlasMaker">
+          <w:hyperlink w:anchor="__RefHeading___Toc4124_2286783217" w:tooltip="5.2 SoundAtlasMaker">
             <w:r>
               <w:rPr>
                 <w:rStyle w:val="Verzeichnissprung"/>
@@ -1075,7 +1075,7 @@
             </w:tabs>
             <w:rPr/>
           </w:pPr>
-          <w:hyperlink w:anchor="__RefHeading___Toc4126_2565116786" w:tooltip="5.2.1 Loop-Punkte im Dateinamen">
+          <w:hyperlink w:anchor="__RefHeading___Toc4126_2286783217" w:tooltip="5.2.1 Loop-Punkte im Dateinamen">
             <w:r>
               <w:rPr>
                 <w:rStyle w:val="Verzeichnissprung"/>
@@ -1095,7 +1095,7 @@
             </w:tabs>
             <w:rPr/>
           </w:pPr>
-          <w:hyperlink w:anchor="__RefHeading___Toc4128_2565116786" w:tooltip="5.2.2 JSON-Format">
+          <w:hyperlink w:anchor="__RefHeading___Toc4128_2286783217" w:tooltip="5.2.2 JSON-Format">
             <w:r>
               <w:rPr>
                 <w:rStyle w:val="Verzeichnissprung"/>
@@ -1115,7 +1115,7 @@
             </w:tabs>
             <w:rPr/>
           </w:pPr>
-          <w:hyperlink w:anchor="__RefHeading___Toc4130_2565116786" w:tooltip="5.2.3 MP3-Eingaben">
+          <w:hyperlink w:anchor="__RefHeading___Toc4130_2286783217" w:tooltip="5.2.3 MP3-Eingaben">
             <w:r>
               <w:rPr>
                 <w:rStyle w:val="Verzeichnissprung"/>
@@ -1135,7 +1135,7 @@
             </w:tabs>
             <w:rPr/>
           </w:pPr>
-          <w:hyperlink w:anchor="__RefHeading___Toc4132_2565116786" w:tooltip="5.3 Anbindung an µCSS (Manifest `sounds`)">
+          <w:hyperlink w:anchor="__RefHeading___Toc4132_2286783217" w:tooltip="5.3 Anbindung an µCSS (Manifest `sounds`)">
             <w:r>
               <w:rPr>
                 <w:rStyle w:val="Verzeichnissprung"/>
@@ -1155,7 +1155,7 @@
             </w:tabs>
             <w:rPr/>
           </w:pPr>
-          <w:hyperlink w:anchor="__RefHeading___Toc4134_2565116786" w:tooltip="6 microFT (µFT) — Icon-Font">
+          <w:hyperlink w:anchor="__RefHeading___Toc4134_2286783217" w:tooltip="6 microFT (µFT) — Icon-Font">
             <w:r>
               <w:rPr>
                 <w:rStyle w:val="Verzeichnissprung"/>
@@ -1175,7 +1175,7 @@
             </w:tabs>
             <w:rPr/>
           </w:pPr>
-          <w:hyperlink w:anchor="__RefHeading___Toc4136_2565116786" w:tooltip="6.1 Glyphen-Benennung">
+          <w:hyperlink w:anchor="__RefHeading___Toc4136_2286783217" w:tooltip="6.1 Glyphen-Benennung">
             <w:r>
               <w:rPr>
                 <w:rStyle w:val="Verzeichnissprung"/>
@@ -1195,7 +1195,7 @@
             </w:tabs>
             <w:rPr/>
           </w:pPr>
-          <w:hyperlink w:anchor="__RefHeading___Toc4138_2565116786" w:tooltip="6.2 FontGenerator">
+          <w:hyperlink w:anchor="__RefHeading___Toc4138_2286783217" w:tooltip="6.2 FontGenerator">
             <w:r>
               <w:rPr>
                 <w:rStyle w:val="Verzeichnissprung"/>
@@ -1215,7 +1215,7 @@
             </w:tabs>
             <w:rPr/>
           </w:pPr>
-          <w:hyperlink w:anchor="__RefHeading___Toc4140_2565116786" w:tooltip="6.3 API-Bausteine">
+          <w:hyperlink w:anchor="__RefHeading___Toc4140_2286783217" w:tooltip="6.3 API-Bausteine">
             <w:r>
               <w:rPr>
                 <w:rStyle w:val="Verzeichnissprung"/>
@@ -1235,7 +1235,7 @@
             </w:tabs>
             <w:rPr/>
           </w:pPr>
-          <w:hyperlink w:anchor="__RefHeading___Toc4142_2565116786" w:tooltip="6.4 Anbindung an µCSS">
+          <w:hyperlink w:anchor="__RefHeading___Toc4142_2286783217" w:tooltip="6.4 Anbindung an µCSS">
             <w:r>
               <w:rPr>
                 <w:rStyle w:val="Verzeichnissprung"/>
@@ -1255,7 +1255,7 @@
             </w:tabs>
             <w:rPr/>
           </w:pPr>
-          <w:hyperlink w:anchor="__RefHeading___Toc4144_2565116786" w:tooltip="7 Vue und Komponenten-Co-Location">
+          <w:hyperlink w:anchor="__RefHeading___Toc4144_2286783217" w:tooltip="7 Vue und Komponenten-Co-Location">
             <w:r>
               <w:rPr>
                 <w:rStyle w:val="Verzeichnissprung"/>
@@ -1275,7 +1275,7 @@
             </w:tabs>
             <w:rPr/>
           </w:pPr>
-          <w:hyperlink w:anchor="__RefHeading___Toc4146_2565116786" w:tooltip="7.1 Ablauf">
+          <w:hyperlink w:anchor="__RefHeading___Toc4146_2286783217" w:tooltip="7.1 Ablauf">
             <w:r>
               <w:rPr>
                 <w:rStyle w:val="Verzeichnissprung"/>
@@ -1295,7 +1295,7 @@
             </w:tabs>
             <w:rPr/>
           </w:pPr>
-          <w:hyperlink w:anchor="__RefHeading___Toc4148_2565116786" w:tooltip="7.2 Namespaces und globale State-Klassen">
+          <w:hyperlink w:anchor="__RefHeading___Toc4148_2286783217" w:tooltip="7.2 Namespaces und globale State-Klassen">
             <w:r>
               <w:rPr>
                 <w:rStyle w:val="Verzeichnissprung"/>
@@ -1315,7 +1315,7 @@
             </w:tabs>
             <w:rPr/>
           </w:pPr>
-          <w:hyperlink w:anchor="__RefHeading___Toc4150_2565116786" w:tooltip="7.3 Bestehende Vue-SFCs migrieren">
+          <w:hyperlink w:anchor="__RefHeading___Toc4150_2286783217" w:tooltip="7.3 Bestehende Vue-SFCs migrieren">
             <w:r>
               <w:rPr>
                 <w:rStyle w:val="Verzeichnissprung"/>
@@ -1335,7 +1335,7 @@
             </w:tabs>
             <w:rPr/>
           </w:pPr>
-          <w:hyperlink w:anchor="__RefHeading___Toc4152_2565116786" w:tooltip="8 Grundideen von µCSS">
+          <w:hyperlink w:anchor="__RefHeading___Toc4152_2286783217" w:tooltip="8 Grundideen von µCSS">
             <w:r>
               <w:rPr>
                 <w:rStyle w:val="Verzeichnissprung"/>
@@ -1355,7 +1355,7 @@
             </w:tabs>
             <w:rPr/>
           </w:pPr>
-          <w:hyperlink w:anchor="__RefHeading___Toc4154_2565116786" w:tooltip="8.1 Das .µ.css-Format">
+          <w:hyperlink w:anchor="__RefHeading___Toc4154_2286783217" w:tooltip="8.1 Das .µ.css-Format">
             <w:r>
               <w:rPr>
                 <w:rStyle w:val="Verzeichnissprung"/>
@@ -1375,7 +1375,7 @@
             </w:tabs>
             <w:rPr/>
           </w:pPr>
-          <w:hyperlink w:anchor="__RefHeading___Toc4156_2565116786" w:tooltip="8.2 Werte-Interpolation µ(Ausdruck)">
+          <w:hyperlink w:anchor="__RefHeading___Toc4156_2286783217" w:tooltip="8.2 Werte-Interpolation µ(Ausdruck)">
             <w:r>
               <w:rPr>
                 <w:rStyle w:val="Verzeichnissprung"/>
@@ -1395,7 +1395,7 @@
             </w:tabs>
             <w:rPr/>
           </w:pPr>
-          <w:hyperlink w:anchor="__RefHeading___Toc4158_2565116786" w:tooltip="8.3 Direktiven -µ: Ausdruck">
+          <w:hyperlink w:anchor="__RefHeading___Toc4158_2286783217" w:tooltip="8.3 Direktiven -µ: Ausdruck">
             <w:r>
               <w:rPr>
                 <w:rStyle w:val="Verzeichnissprung"/>
@@ -1415,7 +1415,7 @@
             </w:tabs>
             <w:rPr/>
           </w:pPr>
-          <w:hyperlink w:anchor="__RefHeading___Toc4160_2565116786" w:tooltip="8.4 Das Skin-Manifest">
+          <w:hyperlink w:anchor="__RefHeading___Toc4160_2286783217" w:tooltip="8.4 Das Skin-Manifest">
             <w:r>
               <w:rPr>
                 <w:rStyle w:val="Verzeichnissprung"/>
@@ -1435,7 +1435,7 @@
             </w:tabs>
             <w:rPr/>
           </w:pPr>
-          <w:hyperlink w:anchor="__RefHeading___Toc4162_2565116786" w:tooltip="8.5 JavaScript ohne Ersatzzeichen">
+          <w:hyperlink w:anchor="__RefHeading___Toc4162_2286783217" w:tooltip="8.5 JavaScript ohne Ersatzzeichen">
             <w:r>
               <w:rPr>
                 <w:rStyle w:val="Verzeichnissprung"/>
@@ -1455,7 +1455,7 @@
             </w:tabs>
             <w:rPr/>
           </w:pPr>
-          <w:hyperlink w:anchor="__RefHeading___Toc4164_2565116786" w:tooltip="9 Build-Ablauf und Gulp-Integration">
+          <w:hyperlink w:anchor="__RefHeading___Toc4164_2286783217" w:tooltip="9 Build-Ablauf und Gulp-Integration">
             <w:r>
               <w:rPr>
                 <w:rStyle w:val="Verzeichnissprung"/>
@@ -1475,7 +1475,7 @@
             </w:tabs>
             <w:rPr/>
           </w:pPr>
-          <w:hyperlink w:anchor="__RefHeading___Toc4166_2565116786" w:tooltip="9.1 Verzeichniskonventionen">
+          <w:hyperlink w:anchor="__RefHeading___Toc4166_2286783217" w:tooltip="9.1 Verzeichniskonventionen">
             <w:r>
               <w:rPr>
                 <w:rStyle w:val="Verzeichnissprung"/>
@@ -1495,7 +1495,7 @@
             </w:tabs>
             <w:rPr/>
           </w:pPr>
-          <w:hyperlink w:anchor="__RefHeading___Toc4168_2565116786" w:tooltip="9.2 Kompilierungs-Ablauf">
+          <w:hyperlink w:anchor="__RefHeading___Toc4168_2286783217" w:tooltip="9.2 Kompilierungs-Ablauf">
             <w:r>
               <w:rPr>
                 <w:rStyle w:val="Verzeichnissprung"/>
@@ -1515,7 +1515,7 @@
             </w:tabs>
             <w:rPr/>
           </w:pPr>
-          <w:hyperlink w:anchor="__RefHeading___Toc4170_2565116786" w:tooltip="9.3 Inkrementeller Build und Cache">
+          <w:hyperlink w:anchor="__RefHeading___Toc4170_2286783217" w:tooltip="9.3 Inkrementeller Build und Cache">
             <w:r>
               <w:rPr>
                 <w:rStyle w:val="Verzeichnissprung"/>
@@ -1535,7 +1535,7 @@
             </w:tabs>
             <w:rPr/>
           </w:pPr>
-          <w:hyperlink w:anchor="__RefHeading___Toc4172_2565116786" w:tooltip="9.4 Gulp-Tasks und Watch">
+          <w:hyperlink w:anchor="__RefHeading___Toc4172_2286783217" w:tooltip="9.4 Gulp-Tasks und Watch">
             <w:r>
               <w:rPr>
                 <w:rStyle w:val="Verzeichnissprung"/>
@@ -1555,7 +1555,7 @@
             </w:tabs>
             <w:rPr/>
           </w:pPr>
-          <w:hyperlink w:anchor="__RefHeading___Toc4174_2565116786" w:tooltip="10 Manifest-Referenz (DefineSkin)">
+          <w:hyperlink w:anchor="__RefHeading___Toc4174_2286783217" w:tooltip="10 Manifest-Referenz (DefineSkin)">
             <w:r>
               <w:rPr>
                 <w:rStyle w:val="Verzeichnissprung"/>
@@ -1575,7 +1575,7 @@
             </w:tabs>
             <w:rPr/>
           </w:pPr>
-          <w:hyperlink w:anchor="__RefHeading___Toc4176_2565116786" w:tooltip="10.1 vars">
+          <w:hyperlink w:anchor="__RefHeading___Toc4176_2286783217" w:tooltip="10.1 vars">
             <w:r>
               <w:rPr>
                 <w:rStyle w:val="Verzeichnissprung"/>
@@ -1595,7 +1595,7 @@
             </w:tabs>
             <w:rPr/>
           </w:pPr>
-          <w:hyperlink w:anchor="__RefHeading___Toc4178_2565116786" w:tooltip="10.2 helpers">
+          <w:hyperlink w:anchor="__RefHeading___Toc4178_2286783217" w:tooltip="10.2 helpers">
             <w:r>
               <w:rPr>
                 <w:rStyle w:val="Verzeichnissprung"/>
@@ -1615,7 +1615,7 @@
             </w:tabs>
             <w:rPr/>
           </w:pPr>
-          <w:hyperlink w:anchor="__RefHeading___Toc4180_2565116786" w:tooltip="10.3 cursors">
+          <w:hyperlink w:anchor="__RefHeading___Toc4180_2286783217" w:tooltip="10.3 cursors">
             <w:r>
               <w:rPr>
                 <w:rStyle w:val="Verzeichnissprung"/>
@@ -1635,7 +1635,7 @@
             </w:tabs>
             <w:rPr/>
           </w:pPr>
-          <w:hyperlink w:anchor="__RefHeading___Toc4182_2565116786" w:tooltip="10.4 media">
+          <w:hyperlink w:anchor="__RefHeading___Toc4182_2286783217" w:tooltip="10.4 media">
             <w:r>
               <w:rPr>
                 <w:rStyle w:val="Verzeichnissprung"/>
@@ -1655,7 +1655,7 @@
             </w:tabs>
             <w:rPr/>
           </w:pPr>
-          <w:hyperlink w:anchor="__RefHeading___Toc4184_2565116786" w:tooltip="10.5 imageFormat">
+          <w:hyperlink w:anchor="__RefHeading___Toc4184_2286783217" w:tooltip="10.5 imageFormat">
             <w:r>
               <w:rPr>
                 <w:rStyle w:val="Verzeichnissprung"/>
@@ -1675,7 +1675,7 @@
             </w:tabs>
             <w:rPr/>
           </w:pPr>
-          <w:hyperlink w:anchor="__RefHeading___Toc4186_2565116786" w:tooltip="10.6 sprites">
+          <w:hyperlink w:anchor="__RefHeading___Toc4186_2286783217" w:tooltip="10.6 sprites">
             <w:r>
               <w:rPr>
                 <w:rStyle w:val="Verzeichnissprung"/>
@@ -1695,7 +1695,7 @@
             </w:tabs>
             <w:rPr/>
           </w:pPr>
-          <w:hyperlink w:anchor="__RefHeading___Toc4188_2565116786" w:tooltip="10.7 sounds">
+          <w:hyperlink w:anchor="__RefHeading___Toc4188_2286783217" w:tooltip="10.7 sounds">
             <w:r>
               <w:rPr>
                 <w:rStyle w:val="Verzeichnissprung"/>
@@ -1715,7 +1715,7 @@
             </w:tabs>
             <w:rPr/>
           </w:pPr>
-          <w:hyperlink w:anchor="__RefHeading___Toc4190_2565116786" w:tooltip="10.8 files">
+          <w:hyperlink w:anchor="__RefHeading___Toc4190_2286783217" w:tooltip="10.8 files">
             <w:r>
               <w:rPr>
                 <w:rStyle w:val="Verzeichnissprung"/>
@@ -1735,7 +1735,7 @@
             </w:tabs>
             <w:rPr/>
           </w:pPr>
-          <w:hyperlink w:anchor="__RefHeading___Toc4192_2565116786" w:tooltip="11 µ-Auswertungskontext (Referenz)">
+          <w:hyperlink w:anchor="__RefHeading___Toc4192_2286783217" w:tooltip="11 µ-Auswertungskontext (Referenz)">
             <w:r>
               <w:rPr>
                 <w:rStyle w:val="Verzeichnissprung"/>
@@ -1755,7 +1755,7 @@
             </w:tabs>
             <w:rPr/>
           </w:pPr>
-          <w:hyperlink w:anchor="__RefHeading___Toc4194_2565116786" w:tooltip="11.1 Das $-Objekt">
+          <w:hyperlink w:anchor="__RefHeading___Toc4194_2286783217" w:tooltip="11.1 Das $-Objekt">
             <w:r>
               <w:rPr>
                 <w:rStyle w:val="Verzeichnissprung"/>
@@ -1775,7 +1775,7 @@
             </w:tabs>
             <w:rPr/>
           </w:pPr>
-          <w:hyperlink w:anchor="__RefHeading___Toc4196_2565116786" w:tooltip="11.2 Farb- und Wert-Funktionen">
+          <w:hyperlink w:anchor="__RefHeading___Toc4196_2286783217" w:tooltip="11.2 Farb- und Wert-Funktionen">
             <w:r>
               <w:rPr>
                 <w:rStyle w:val="Verzeichnissprung"/>
@@ -1795,7 +1795,7 @@
             </w:tabs>
             <w:rPr/>
           </w:pPr>
-          <w:hyperlink w:anchor="__RefHeading___Toc4198_2565116786" w:tooltip="11.3 Regel- und Dokument-Methoden">
+          <w:hyperlink w:anchor="__RefHeading___Toc4198_2286783217" w:tooltip="11.3 Regel- und Dokument-Methoden">
             <w:r>
               <w:rPr>
                 <w:rStyle w:val="Verzeichnissprung"/>
@@ -1815,7 +1815,7 @@
             </w:tabs>
             <w:rPr/>
           </w:pPr>
-          <w:hyperlink w:anchor="__RefHeading___Toc4200_2565116786" w:tooltip="11.4 Sprite()">
+          <w:hyperlink w:anchor="__RefHeading___Toc4200_2286783217" w:tooltip="11.4 Sprite()">
             <w:r>
               <w:rPr>
                 <w:rStyle w:val="Verzeichnissprung"/>
@@ -1835,7 +1835,7 @@
             </w:tabs>
             <w:rPr/>
           </w:pPr>
-          <w:hyperlink w:anchor="__RefHeading___Toc4202_2565116786" w:tooltip="11.5 Cursor()">
+          <w:hyperlink w:anchor="__RefHeading___Toc4202_2286783217" w:tooltip="11.5 Cursor()">
             <w:r>
               <w:rPr>
                 <w:rStyle w:val="Verzeichnissprung"/>
@@ -1855,7 +1855,7 @@
             </w:tabs>
             <w:rPr/>
           </w:pPr>
-          <w:hyperlink w:anchor="__RefHeading___Toc4204_2565116786" w:tooltip="11.6 Helper-Funktionen und this-Bindung">
+          <w:hyperlink w:anchor="__RefHeading___Toc4204_2286783217" w:tooltip="11.6 Helper-Funktionen und this-Bindung">
             <w:r>
               <w:rPr>
                 <w:rStyle w:val="Verzeichnissprung"/>
@@ -1875,7 +1875,7 @@
             </w:tabs>
             <w:rPr/>
           </w:pPr>
-          <w:hyperlink w:anchor="__RefHeading___Toc4206_2565116786" w:tooltip="11.7 afterWork-Hooks">
+          <w:hyperlink w:anchor="__RefHeading___Toc4206_2286783217" w:tooltip="11.7 afterWork-Hooks">
             <w:r>
               <w:rPr>
                 <w:rStyle w:val="Verzeichnissprung"/>
@@ -1895,7 +1895,7 @@
             </w:tabs>
             <w:rPr/>
           </w:pPr>
-          <w:hyperlink w:anchor="__RefHeading___Toc4208_2565116786" w:tooltip="12 Arbeiten mit Farben">
+          <w:hyperlink w:anchor="__RefHeading___Toc4208_2286783217" w:tooltip="12 Arbeiten mit Farben">
             <w:r>
               <w:rPr>
                 <w:rStyle w:val="Verzeichnissprung"/>
@@ -1915,7 +1915,7 @@
             </w:tabs>
             <w:rPr/>
           </w:pPr>
-          <w:hyperlink w:anchor="__RefHeading___Toc4210_2565116786" w:tooltip="12.1 Farben definieren">
+          <w:hyperlink w:anchor="__RefHeading___Toc4210_2286783217" w:tooltip="12.1 Farben definieren">
             <w:r>
               <w:rPr>
                 <w:rStyle w:val="Verzeichnissprung"/>
@@ -1935,7 +1935,7 @@
             </w:tabs>
             <w:rPr/>
           </w:pPr>
-          <w:hyperlink w:anchor="__RefHeading___Toc4212_2565116786" w:tooltip="12.2 Alpha-Werte">
+          <w:hyperlink w:anchor="__RefHeading___Toc4212_2286783217" w:tooltip="12.2 Alpha-Werte">
             <w:r>
               <w:rPr>
                 <w:rStyle w:val="Verzeichnissprung"/>
@@ -1955,7 +1955,7 @@
             </w:tabs>
             <w:rPr/>
           </w:pPr>
-          <w:hyperlink w:anchor="__RefHeading___Toc4214_2565116786" w:tooltip="12.3 Farbberechnungen">
+          <w:hyperlink w:anchor="__RefHeading___Toc4214_2286783217" w:tooltip="12.3 Farbberechnungen">
             <w:r>
               <w:rPr>
                 <w:rStyle w:val="Verzeichnissprung"/>
@@ -1975,7 +1975,7 @@
             </w:tabs>
             <w:rPr/>
           </w:pPr>
-          <w:hyperlink w:anchor="__RefHeading___Toc4216_2565116786" w:tooltip="13 Node-API">
+          <w:hyperlink w:anchor="__RefHeading___Toc4216_2286783217" w:tooltip="13 Node-API">
             <w:r>
               <w:rPr>
                 <w:rStyle w:val="Verzeichnissprung"/>
@@ -1995,7 +1995,7 @@
             </w:tabs>
             <w:rPr/>
           </w:pPr>
-          <w:hyperlink w:anchor="__RefHeading___Toc4218_2565116786" w:tooltip="14 Fehlerdiagnostik">
+          <w:hyperlink w:anchor="__RefHeading___Toc4218_2286783217" w:tooltip="14 Fehlerdiagnostik">
             <w:r>
               <w:rPr>
                 <w:rStyle w:val="Verzeichnissprung"/>
@@ -2015,7 +2015,7 @@
             </w:tabs>
             <w:rPr/>
           </w:pPr>
-          <w:hyperlink w:anchor="__RefHeading___Toc4220_2565116786" w:tooltip="15 Migration von µCSS">
+          <w:hyperlink w:anchor="__RefHeading___Toc4220_2286783217" w:tooltip="15 Migration von µCSS">
             <w:r>
               <w:rPr>
                 <w:rStyle w:val="Verzeichnissprung"/>
@@ -2035,7 +2035,7 @@
             </w:tabs>
             <w:rPr/>
           </w:pPr>
-          <w:hyperlink w:anchor="__RefHeading___Toc4222_2565116786" w:tooltip="16 Versionshistorie">
+          <w:hyperlink w:anchor="__RefHeading___Toc4222_2286783217" w:tooltip="16 Versionshistorie">
             <w:r>
               <w:rPr>
                 <w:rStyle w:val="Verzeichnissprung"/>
@@ -2055,7 +2055,7 @@
             </w:tabs>
             <w:rPr/>
           </w:pPr>
-          <w:hyperlink w:anchor="__RefHeading___Toc4224_2565116786" w:tooltip="17 Rechtliches">
+          <w:hyperlink w:anchor="__RefHeading___Toc4224_2286783217" w:tooltip="17 Rechtliches">
             <w:r>
               <w:rPr>
                 <w:rStyle w:val="Verzeichnissprung"/>
@@ -2075,7 +2075,7 @@
             </w:tabs>
             <w:rPr/>
           </w:pPr>
-          <w:hyperlink w:anchor="__RefHeading___Toc4226_2565116786" w:tooltip="17.1 MIT-Lizenz (Originaltext)">
+          <w:hyperlink w:anchor="__RefHeading___Toc4226_2286783217" w:tooltip="17.1 MIT-Lizenz (Originaltext)">
             <w:r>
               <w:rPr>
                 <w:rStyle w:val="Verzeichnissprung"/>
@@ -2095,7 +2095,7 @@
             </w:tabs>
             <w:rPr/>
           </w:pPr>
-          <w:hyperlink w:anchor="__RefHeading___Toc4228_2565116786" w:tooltip="17.2 Marken">
+          <w:hyperlink w:anchor="__RefHeading___Toc4228_2286783217" w:tooltip="17.2 Marken">
             <w:r>
               <w:rPr>
                 <w:rStyle w:val="Verzeichnissprung"/>
@@ -2115,7 +2115,7 @@
             </w:tabs>
             <w:rPr/>
           </w:pPr>
-          <w:hyperlink w:anchor="__RefHeading___Toc4230_2565116786" w:tooltip="17.3 Verwendete Bibliotheken">
+          <w:hyperlink w:anchor="__RefHeading___Toc4230_2286783217" w:tooltip="17.3 Verwendete Bibliotheken">
             <w:r>
               <w:rPr>
                 <w:rStyle w:val="Verzeichnissprung"/>
@@ -2166,7 +2166,7 @@
         <w:outlineLvl w:val="0"/>
         <w:rPr/>
       </w:pPr>
-      <w:bookmarkStart w:id="0" w:name="__RefHeading___Toc4040_2565116786"/>
+      <w:bookmarkStart w:id="0" w:name="__RefHeading___Toc4040_2286783217"/>
       <w:bookmarkEnd w:id="0"/>
       <w:r>
         <w:rPr/>
@@ -2547,7 +2547,7 @@
         <w:outlineLvl w:val="1"/>
         <w:rPr/>
       </w:pPr>
-      <w:bookmarkStart w:id="1" w:name="__RefHeading___Toc4042_2565116786"/>
+      <w:bookmarkStart w:id="1" w:name="__RefHeading___Toc4042_2286783217"/>
       <w:bookmarkEnd w:id="1"/>
       <w:r>
         <w:rPr/>
@@ -2622,7 +2622,7 @@
         <w:outlineLvl w:val="1"/>
         <w:rPr/>
       </w:pPr>
-      <w:bookmarkStart w:id="2" w:name="__RefHeading___Toc4044_2565116786"/>
+      <w:bookmarkStart w:id="2" w:name="__RefHeading___Toc4044_2286783217"/>
       <w:bookmarkEnd w:id="2"/>
       <w:r>
         <w:rPr/>
@@ -3168,7 +3168,7 @@
         <w:outlineLvl w:val="1"/>
         <w:rPr/>
       </w:pPr>
-      <w:bookmarkStart w:id="3" w:name="__RefHeading___Toc4046_2565116786"/>
+      <w:bookmarkStart w:id="3" w:name="__RefHeading___Toc4046_2286783217"/>
       <w:bookmarkEnd w:id="3"/>
       <w:r>
         <w:rPr/>
@@ -3817,7 +3817,7 @@
         <w:outlineLvl w:val="0"/>
         <w:rPr/>
       </w:pPr>
-      <w:bookmarkStart w:id="4" w:name="__RefHeading___Toc4048_2565116786"/>
+      <w:bookmarkStart w:id="4" w:name="__RefHeading___Toc4048_2286783217"/>
       <w:bookmarkEnd w:id="4"/>
       <w:r>
         <w:rPr/>
@@ -4143,7 +4143,7 @@
         <w:outlineLvl w:val="0"/>
         <w:rPr/>
       </w:pPr>
-      <w:bookmarkStart w:id="5" w:name="__RefHeading___Toc4050_2565116786"/>
+      <w:bookmarkStart w:id="5" w:name="__RefHeading___Toc4050_2286783217"/>
       <w:bookmarkEnd w:id="5"/>
       <w:r>
         <w:rPr/>
@@ -4173,7 +4173,7 @@
         <w:outlineLvl w:val="1"/>
         <w:rPr/>
       </w:pPr>
-      <w:bookmarkStart w:id="6" w:name="__RefHeading___Toc4052_2565116786"/>
+      <w:bookmarkStart w:id="6" w:name="__RefHeading___Toc4052_2286783217"/>
       <w:bookmarkEnd w:id="6"/>
       <w:r>
         <w:rPr/>
@@ -4830,7 +4830,7 @@
         <w:outlineLvl w:val="1"/>
         <w:rPr/>
       </w:pPr>
-      <w:bookmarkStart w:id="7" w:name="__RefHeading___Toc4054_2565116786"/>
+      <w:bookmarkStart w:id="7" w:name="__RefHeading___Toc4054_2286783217"/>
       <w:bookmarkEnd w:id="7"/>
       <w:r>
         <w:rPr/>
@@ -5208,7 +5208,7 @@
         <w:outlineLvl w:val="1"/>
         <w:rPr/>
       </w:pPr>
-      <w:bookmarkStart w:id="8" w:name="__RefHeading___Toc4056_2565116786"/>
+      <w:bookmarkStart w:id="8" w:name="__RefHeading___Toc4056_2286783217"/>
       <w:bookmarkEnd w:id="8"/>
       <w:r>
         <w:rPr/>
@@ -5526,7 +5526,7 @@
         <w:outlineLvl w:val="1"/>
         <w:rPr/>
       </w:pPr>
-      <w:bookmarkStart w:id="9" w:name="__RefHeading___Toc4058_2565116786"/>
+      <w:bookmarkStart w:id="9" w:name="__RefHeading___Toc4058_2286783217"/>
       <w:bookmarkEnd w:id="9"/>
       <w:r>
         <w:rPr/>
@@ -6158,7 +6158,7 @@
         <w:outlineLvl w:val="1"/>
         <w:rPr/>
       </w:pPr>
-      <w:bookmarkStart w:id="10" w:name="__RefHeading___Toc4060_2565116786"/>
+      <w:bookmarkStart w:id="10" w:name="__RefHeading___Toc4060_2286783217"/>
       <w:bookmarkEnd w:id="10"/>
       <w:r>
         <w:rPr/>
@@ -6334,7 +6334,7 @@
         <w:outlineLvl w:val="1"/>
         <w:rPr/>
       </w:pPr>
-      <w:bookmarkStart w:id="11" w:name="__RefHeading___Toc4062_2565116786"/>
+      <w:bookmarkStart w:id="11" w:name="__RefHeading___Toc4062_2286783217"/>
       <w:bookmarkEnd w:id="11"/>
       <w:r>
         <w:rPr/>
@@ -6699,7 +6699,7 @@
         <w:outlineLvl w:val="1"/>
         <w:rPr/>
       </w:pPr>
-      <w:bookmarkStart w:id="12" w:name="__RefHeading___Toc4064_2565116786"/>
+      <w:bookmarkStart w:id="12" w:name="__RefHeading___Toc4064_2286783217"/>
       <w:bookmarkEnd w:id="12"/>
       <w:r>
         <w:rPr/>
@@ -7433,7 +7433,7 @@
         <w:outlineLvl w:val="0"/>
         <w:rPr/>
       </w:pPr>
-      <w:bookmarkStart w:id="13" w:name="__RefHeading___Toc4066_2565116786"/>
+      <w:bookmarkStart w:id="13" w:name="__RefHeading___Toc4066_2286783217"/>
       <w:bookmarkEnd w:id="13"/>
       <w:r>
         <w:rPr/>
@@ -7595,7 +7595,7 @@
         <w:outlineLvl w:val="1"/>
         <w:rPr/>
       </w:pPr>
-      <w:bookmarkStart w:id="14" w:name="__RefHeading___Toc4068_2565116786"/>
+      <w:bookmarkStart w:id="14" w:name="__RefHeading___Toc4068_2286783217"/>
       <w:bookmarkEnd w:id="14"/>
       <w:r>
         <w:rPr/>
@@ -8907,7 +8907,7 @@
         <w:outlineLvl w:val="1"/>
         <w:rPr/>
       </w:pPr>
-      <w:bookmarkStart w:id="15" w:name="__RefHeading___Toc4070_2565116786"/>
+      <w:bookmarkStart w:id="15" w:name="__RefHeading___Toc4070_2286783217"/>
       <w:bookmarkEnd w:id="15"/>
       <w:r>
         <w:rPr/>
@@ -10029,7 +10029,7 @@
         <w:outlineLvl w:val="2"/>
         <w:rPr/>
       </w:pPr>
-      <w:bookmarkStart w:id="16" w:name="__RefHeading___Toc4072_2565116786"/>
+      <w:bookmarkStart w:id="16" w:name="__RefHeading___Toc4072_2286783217"/>
       <w:bookmarkEnd w:id="16"/>
       <w:r>
         <w:rPr/>
@@ -10268,7 +10268,7 @@
         <w:outlineLvl w:val="1"/>
         <w:rPr/>
       </w:pPr>
-      <w:bookmarkStart w:id="17" w:name="__RefHeading___Toc4074_2565116786"/>
+      <w:bookmarkStart w:id="17" w:name="__RefHeading___Toc4074_2286783217"/>
       <w:bookmarkEnd w:id="17"/>
       <w:r>
         <w:rPr/>
@@ -10428,7 +10428,7 @@
           <w:sz w:val="18"/>
           <w:szCs w:val="18"/>
         </w:rPr>
-        <w:t>appName: "AiDPix",</w:t>
+        <w:t>appName: "MyApp",</w:t>
       </w:r>
     </w:p>
     <w:p>
@@ -10894,7 +10894,7 @@
         <w:outlineLvl w:val="1"/>
         <w:rPr/>
       </w:pPr>
-      <w:bookmarkStart w:id="18" w:name="__RefHeading___Toc4076_2565116786"/>
+      <w:bookmarkStart w:id="18" w:name="__RefHeading___Toc4076_2286783217"/>
       <w:bookmarkEnd w:id="18"/>
       <w:r>
         <w:rPr/>
@@ -10959,7 +10959,7 @@
         <w:outlineLvl w:val="1"/>
         <w:rPr/>
       </w:pPr>
-      <w:bookmarkStart w:id="19" w:name="__RefHeading___Toc4078_2565116786"/>
+      <w:bookmarkStart w:id="19" w:name="__RefHeading___Toc4078_2286783217"/>
       <w:bookmarkEnd w:id="19"/>
       <w:r>
         <w:rPr/>
@@ -11368,7 +11368,7 @@
         <w:outlineLvl w:val="2"/>
         <w:rPr/>
       </w:pPr>
-      <w:bookmarkStart w:id="20" w:name="__RefHeading___Toc4080_2565116786"/>
+      <w:bookmarkStart w:id="20" w:name="__RefHeading___Toc4080_2286783217"/>
       <w:bookmarkEnd w:id="20"/>
       <w:r>
         <w:rPr/>
@@ -11666,7 +11666,7 @@
         <w:outlineLvl w:val="2"/>
         <w:rPr/>
       </w:pPr>
-      <w:bookmarkStart w:id="21" w:name="__RefHeading___Toc4082_2565116786"/>
+      <w:bookmarkStart w:id="21" w:name="__RefHeading___Toc4082_2286783217"/>
       <w:bookmarkEnd w:id="21"/>
       <w:r>
         <w:rPr/>
@@ -11830,7 +11830,7 @@
         <w:outlineLvl w:val="1"/>
         <w:rPr/>
       </w:pPr>
-      <w:bookmarkStart w:id="22" w:name="__RefHeading___Toc4084_2565116786"/>
+      <w:bookmarkStart w:id="22" w:name="__RefHeading___Toc4084_2286783217"/>
       <w:bookmarkEnd w:id="22"/>
       <w:r>
         <w:rPr/>
@@ -12764,7 +12764,7 @@
         <w:outlineLvl w:val="1"/>
         <w:rPr/>
       </w:pPr>
-      <w:bookmarkStart w:id="23" w:name="__RefHeading___Toc4086_2565116786"/>
+      <w:bookmarkStart w:id="23" w:name="__RefHeading___Toc4086_2286783217"/>
       <w:bookmarkEnd w:id="23"/>
       <w:r>
         <w:rPr/>
@@ -12816,7 +12816,7 @@
         <w:outlineLvl w:val="2"/>
         <w:rPr/>
       </w:pPr>
-      <w:bookmarkStart w:id="24" w:name="__RefHeading___Toc4088_2565116786"/>
+      <w:bookmarkStart w:id="24" w:name="__RefHeading___Toc4088_2286783217"/>
       <w:bookmarkEnd w:id="24"/>
       <w:r>
         <w:rPr/>
@@ -13139,7 +13139,7 @@
         <w:outlineLvl w:val="2"/>
         <w:rPr/>
       </w:pPr>
-      <w:bookmarkStart w:id="25" w:name="__RefHeading___Toc4090_2565116786"/>
+      <w:bookmarkStart w:id="25" w:name="__RefHeading___Toc4090_2286783217"/>
       <w:bookmarkEnd w:id="25"/>
       <w:r>
         <w:rPr/>
@@ -13780,7 +13780,7 @@
         <w:outlineLvl w:val="2"/>
         <w:rPr/>
       </w:pPr>
-      <w:bookmarkStart w:id="26" w:name="__RefHeading___Toc4092_2565116786"/>
+      <w:bookmarkStart w:id="26" w:name="__RefHeading___Toc4092_2286783217"/>
       <w:bookmarkEnd w:id="26"/>
       <w:r>
         <w:rPr/>
@@ -14254,7 +14254,7 @@
         <w:outlineLvl w:val="2"/>
         <w:rPr/>
       </w:pPr>
-      <w:bookmarkStart w:id="27" w:name="__RefHeading___Toc4094_2565116786"/>
+      <w:bookmarkStart w:id="27" w:name="__RefHeading___Toc4094_2286783217"/>
       <w:bookmarkEnd w:id="27"/>
       <w:r>
         <w:rPr/>
@@ -14629,7 +14629,7 @@
         <w:outlineLvl w:val="2"/>
         <w:rPr/>
       </w:pPr>
-      <w:bookmarkStart w:id="28" w:name="__RefHeading___Toc4096_2565116786"/>
+      <w:bookmarkStart w:id="28" w:name="__RefHeading___Toc4096_2286783217"/>
       <w:bookmarkEnd w:id="28"/>
       <w:r>
         <w:rPr/>
@@ -15020,7 +15020,7 @@
         <w:outlineLvl w:val="2"/>
         <w:rPr/>
       </w:pPr>
-      <w:bookmarkStart w:id="29" w:name="__RefHeading___Toc4098_2565116786"/>
+      <w:bookmarkStart w:id="29" w:name="__RefHeading___Toc4098_2286783217"/>
       <w:bookmarkEnd w:id="29"/>
       <w:r>
         <w:rPr/>
@@ -15417,7 +15417,7 @@
         <w:outlineLvl w:val="1"/>
         <w:rPr/>
       </w:pPr>
-      <w:bookmarkStart w:id="30" w:name="__RefHeading___Toc4100_2565116786"/>
+      <w:bookmarkStart w:id="30" w:name="__RefHeading___Toc4100_2286783217"/>
       <w:bookmarkEnd w:id="30"/>
       <w:r>
         <w:rPr/>
@@ -16473,7 +16473,7 @@
         <w:outlineLvl w:val="1"/>
         <w:rPr/>
       </w:pPr>
-      <w:bookmarkStart w:id="31" w:name="__RefHeading___Toc4102_2565116786"/>
+      <w:bookmarkStart w:id="31" w:name="__RefHeading___Toc4102_2286783217"/>
       <w:bookmarkEnd w:id="31"/>
       <w:r>
         <w:rPr/>
@@ -17676,7 +17676,7 @@
         <w:outlineLvl w:val="1"/>
         <w:rPr/>
       </w:pPr>
-      <w:bookmarkStart w:id="32" w:name="__RefHeading___Toc4104_2565116786"/>
+      <w:bookmarkStart w:id="32" w:name="__RefHeading___Toc4104_2286783217"/>
       <w:bookmarkEnd w:id="32"/>
       <w:r>
         <w:rPr/>
@@ -17805,7 +17805,7 @@
         <w:outlineLvl w:val="2"/>
         <w:rPr/>
       </w:pPr>
-      <w:bookmarkStart w:id="33" w:name="__RefHeading___Toc4106_2565116786"/>
+      <w:bookmarkStart w:id="33" w:name="__RefHeading___Toc4106_2286783217"/>
       <w:bookmarkEnd w:id="33"/>
       <w:r>
         <w:rPr/>
@@ -18008,7 +18008,7 @@
         <w:outlineLvl w:val="2"/>
         <w:rPr/>
       </w:pPr>
-      <w:bookmarkStart w:id="34" w:name="__RefHeading___Toc4108_2565116786"/>
+      <w:bookmarkStart w:id="34" w:name="__RefHeading___Toc4108_2286783217"/>
       <w:bookmarkEnd w:id="34"/>
       <w:r>
         <w:rPr/>
@@ -18073,7 +18073,7 @@
         <w:outlineLvl w:val="2"/>
         <w:rPr/>
       </w:pPr>
-      <w:bookmarkStart w:id="35" w:name="__RefHeading___Toc4110_2565116786"/>
+      <w:bookmarkStart w:id="35" w:name="__RefHeading___Toc4110_2286783217"/>
       <w:bookmarkEnd w:id="35"/>
       <w:r>
         <w:rPr/>
@@ -18506,7 +18506,7 @@
         <w:outlineLvl w:val="2"/>
         <w:rPr/>
       </w:pPr>
-      <w:bookmarkStart w:id="36" w:name="__RefHeading___Toc4112_2565116786"/>
+      <w:bookmarkStart w:id="36" w:name="__RefHeading___Toc4112_2286783217"/>
       <w:bookmarkEnd w:id="36"/>
       <w:r>
         <w:rPr/>
@@ -19019,7 +19019,7 @@
         <w:outlineLvl w:val="2"/>
         <w:rPr/>
       </w:pPr>
-      <w:bookmarkStart w:id="37" w:name="__RefHeading___Toc4114_2565116786"/>
+      <w:bookmarkStart w:id="37" w:name="__RefHeading___Toc4114_2286783217"/>
       <w:bookmarkEnd w:id="37"/>
       <w:r>
         <w:rPr/>
@@ -19122,7 +19122,7 @@
         <w:outlineLvl w:val="1"/>
         <w:rPr/>
       </w:pPr>
-      <w:bookmarkStart w:id="38" w:name="__RefHeading___Toc4116_2565116786"/>
+      <w:bookmarkStart w:id="38" w:name="__RefHeading___Toc4116_2286783217"/>
       <w:bookmarkEnd w:id="38"/>
       <w:r>
         <w:rPr/>
@@ -19413,7 +19413,7 @@
         <w:outlineLvl w:val="2"/>
         <w:rPr/>
       </w:pPr>
-      <w:bookmarkStart w:id="39" w:name="__RefHeading___Toc4118_2565116786"/>
+      <w:bookmarkStart w:id="39" w:name="__RefHeading___Toc4118_2286783217"/>
       <w:bookmarkEnd w:id="39"/>
       <w:r>
         <w:rPr/>
@@ -19675,7 +19675,7 @@
         <w:outlineLvl w:val="0"/>
         <w:rPr/>
       </w:pPr>
-      <w:bookmarkStart w:id="40" w:name="__RefHeading___Toc4120_2565116786"/>
+      <w:bookmarkStart w:id="40" w:name="__RefHeading___Toc4120_2286783217"/>
       <w:bookmarkEnd w:id="40"/>
       <w:r>
         <w:rPr/>
@@ -19821,7 +19821,7 @@
         <w:outlineLvl w:val="1"/>
         <w:rPr/>
       </w:pPr>
-      <w:bookmarkStart w:id="41" w:name="__RefHeading___Toc4122_2565116786"/>
+      <w:bookmarkStart w:id="41" w:name="__RefHeading___Toc4122_2286783217"/>
       <w:bookmarkEnd w:id="41"/>
       <w:r>
         <w:rPr/>
@@ -20106,7 +20106,7 @@
         <w:outlineLvl w:val="1"/>
         <w:rPr/>
       </w:pPr>
-      <w:bookmarkStart w:id="42" w:name="__RefHeading___Toc4124_2565116786"/>
+      <w:bookmarkStart w:id="42" w:name="__RefHeading___Toc4124_2286783217"/>
       <w:bookmarkEnd w:id="42"/>
       <w:r>
         <w:rPr/>
@@ -21139,7 +21139,7 @@
         <w:outlineLvl w:val="2"/>
         <w:rPr/>
       </w:pPr>
-      <w:bookmarkStart w:id="43" w:name="__RefHeading___Toc4126_2565116786"/>
+      <w:bookmarkStart w:id="43" w:name="__RefHeading___Toc4126_2286783217"/>
       <w:bookmarkEnd w:id="43"/>
       <w:r>
         <w:rPr/>
@@ -21204,7 +21204,7 @@
         <w:outlineLvl w:val="2"/>
         <w:rPr/>
       </w:pPr>
-      <w:bookmarkStart w:id="44" w:name="__RefHeading___Toc4128_2565116786"/>
+      <w:bookmarkStart w:id="44" w:name="__RefHeading___Toc4128_2286783217"/>
       <w:bookmarkEnd w:id="44"/>
       <w:r>
         <w:rPr/>
@@ -21298,7 +21298,7 @@
         <w:outlineLvl w:val="2"/>
         <w:rPr/>
       </w:pPr>
-      <w:bookmarkStart w:id="45" w:name="__RefHeading___Toc4130_2565116786"/>
+      <w:bookmarkStart w:id="45" w:name="__RefHeading___Toc4130_2286783217"/>
       <w:bookmarkEnd w:id="45"/>
       <w:r>
         <w:rPr/>
@@ -21365,7 +21365,7 @@
         <w:outlineLvl w:val="1"/>
         <w:rPr/>
       </w:pPr>
-      <w:bookmarkStart w:id="46" w:name="__RefHeading___Toc4132_2565116786"/>
+      <w:bookmarkStart w:id="46" w:name="__RefHeading___Toc4132_2286783217"/>
       <w:bookmarkEnd w:id="46"/>
       <w:r>
         <w:rPr/>
@@ -21704,7 +21704,7 @@
         <w:outlineLvl w:val="0"/>
         <w:rPr/>
       </w:pPr>
-      <w:bookmarkStart w:id="47" w:name="__RefHeading___Toc4134_2565116786"/>
+      <w:bookmarkStart w:id="47" w:name="__RefHeading___Toc4134_2286783217"/>
       <w:bookmarkEnd w:id="47"/>
       <w:r>
         <w:rPr/>
@@ -21840,7 +21840,7 @@
         <w:outlineLvl w:val="1"/>
         <w:rPr/>
       </w:pPr>
-      <w:bookmarkStart w:id="48" w:name="__RefHeading___Toc4136_2565116786"/>
+      <w:bookmarkStart w:id="48" w:name="__RefHeading___Toc4136_2286783217"/>
       <w:bookmarkEnd w:id="48"/>
       <w:r>
         <w:rPr/>
@@ -21994,7 +21994,7 @@
         <w:outlineLvl w:val="1"/>
         <w:rPr/>
       </w:pPr>
-      <w:bookmarkStart w:id="49" w:name="__RefHeading___Toc4138_2565116786"/>
+      <w:bookmarkStart w:id="49" w:name="__RefHeading___Toc4138_2286783217"/>
       <w:bookmarkEnd w:id="49"/>
       <w:r>
         <w:rPr/>
@@ -22070,7 +22070,7 @@
           <w:sz w:val="18"/>
           <w:szCs w:val="18"/>
         </w:rPr>
-        <w:t>fontName: "DosingSymbol",</w:t>
+        <w:t>fontName: "AppSymbol",</w:t>
       </w:r>
     </w:p>
     <w:p>
@@ -22315,7 +22315,7 @@
           <w:szCs w:val="18"/>
           <w:shd w:fill="F2F2F2" w:val="clear"/>
         </w:rPr>
-        <w:t>DosingSymbol.css</w:t>
+        <w:t>AppSymbol.css</w:t>
       </w:r>
       <w:r>
         <w:rPr/>
@@ -22341,7 +22341,7 @@
           <w:szCs w:val="18"/>
           <w:shd w:fill="F2F2F2" w:val="clear"/>
         </w:rPr>
-        <w:t>DosingSymbol.json</w:t>
+        <w:t>AppSymbol.json</w:t>
       </w:r>
       <w:r>
         <w:rPr/>
@@ -22354,7 +22354,7 @@
           <w:szCs w:val="18"/>
           <w:shd w:fill="F2F2F2" w:val="clear"/>
         </w:rPr>
-        <w:t>DosingSymbol.html</w:t>
+        <w:t>AppSymbol.html</w:t>
       </w:r>
       <w:r>
         <w:rPr/>
@@ -23444,7 +23444,7 @@
         <w:outlineLvl w:val="1"/>
         <w:rPr/>
       </w:pPr>
-      <w:bookmarkStart w:id="50" w:name="__RefHeading___Toc4140_2565116786"/>
+      <w:bookmarkStart w:id="50" w:name="__RefHeading___Toc4140_2286783217"/>
       <w:bookmarkEnd w:id="50"/>
       <w:r>
         <w:rPr/>
@@ -23807,7 +23807,7 @@
         <w:outlineLvl w:val="1"/>
         <w:rPr/>
       </w:pPr>
-      <w:bookmarkStart w:id="51" w:name="__RefHeading___Toc4142_2565116786"/>
+      <w:bookmarkStart w:id="51" w:name="__RefHeading___Toc4142_2286783217"/>
       <w:bookmarkEnd w:id="51"/>
       <w:r>
         <w:rPr/>
@@ -23999,7 +23999,7 @@
         <w:outlineLvl w:val="0"/>
         <w:rPr/>
       </w:pPr>
-      <w:bookmarkStart w:id="52" w:name="__RefHeading___Toc4144_2565116786"/>
+      <w:bookmarkStart w:id="52" w:name="__RefHeading___Toc4144_2286783217"/>
       <w:bookmarkEnd w:id="52"/>
       <w:r>
         <w:rPr/>
@@ -24128,7 +24128,7 @@
         <w:outlineLvl w:val="1"/>
         <w:rPr/>
       </w:pPr>
-      <w:bookmarkStart w:id="53" w:name="__RefHeading___Toc4146_2565116786"/>
+      <w:bookmarkStart w:id="53" w:name="__RefHeading___Toc4146_2286783217"/>
       <w:bookmarkEnd w:id="53"/>
       <w:r>
         <w:rPr/>
@@ -24423,7 +24423,7 @@
         <w:outlineLvl w:val="1"/>
         <w:rPr/>
       </w:pPr>
-      <w:bookmarkStart w:id="54" w:name="__RefHeading___Toc4148_2565116786"/>
+      <w:bookmarkStart w:id="54" w:name="__RefHeading___Toc4148_2286783217"/>
       <w:bookmarkEnd w:id="54"/>
       <w:r>
         <w:rPr/>
@@ -24578,7 +24578,7 @@
         <w:outlineLvl w:val="1"/>
         <w:rPr/>
       </w:pPr>
-      <w:bookmarkStart w:id="55" w:name="__RefHeading___Toc4150_2565116786"/>
+      <w:bookmarkStart w:id="55" w:name="__RefHeading___Toc4150_2286783217"/>
       <w:bookmarkEnd w:id="55"/>
       <w:r>
         <w:rPr/>
@@ -24824,7 +24824,7 @@
         <w:outlineLvl w:val="0"/>
         <w:rPr/>
       </w:pPr>
-      <w:bookmarkStart w:id="56" w:name="__RefHeading___Toc4152_2565116786"/>
+      <w:bookmarkStart w:id="56" w:name="__RefHeading___Toc4152_2286783217"/>
       <w:bookmarkEnd w:id="56"/>
       <w:r>
         <w:rPr/>
@@ -24842,7 +24842,7 @@
         <w:outlineLvl w:val="1"/>
         <w:rPr/>
       </w:pPr>
-      <w:bookmarkStart w:id="57" w:name="__RefHeading___Toc4154_2565116786"/>
+      <w:bookmarkStart w:id="57" w:name="__RefHeading___Toc4154_2286783217"/>
       <w:bookmarkEnd w:id="57"/>
       <w:r>
         <w:rPr/>
@@ -25049,7 +25049,7 @@
         <w:outlineLvl w:val="1"/>
         <w:rPr/>
       </w:pPr>
-      <w:bookmarkStart w:id="58" w:name="__RefHeading___Toc4156_2565116786"/>
+      <w:bookmarkStart w:id="58" w:name="__RefHeading___Toc4156_2286783217"/>
       <w:bookmarkEnd w:id="58"/>
       <w:r>
         <w:rPr/>
@@ -25335,7 +25335,7 @@
         <w:outlineLvl w:val="1"/>
         <w:rPr/>
       </w:pPr>
-      <w:bookmarkStart w:id="59" w:name="__RefHeading___Toc4158_2565116786"/>
+      <w:bookmarkStart w:id="59" w:name="__RefHeading___Toc4158_2286783217"/>
       <w:bookmarkEnd w:id="59"/>
       <w:r>
         <w:rPr/>
@@ -25417,7 +25417,7 @@
           <w:sz w:val="18"/>
           <w:szCs w:val="18"/>
         </w:rPr>
-        <w:t>-µ: Sprite("imgs/logos/dosing_logo.png");</w:t>
+        <w:t>-µ: Sprite("imgs/logos/company_logo.png");</w:t>
       </w:r>
     </w:p>
     <w:p>
@@ -25608,7 +25608,7 @@
         <w:outlineLvl w:val="1"/>
         <w:rPr/>
       </w:pPr>
-      <w:bookmarkStart w:id="60" w:name="__RefHeading___Toc4160_2565116786"/>
+      <w:bookmarkStart w:id="60" w:name="__RefHeading___Toc4160_2286783217"/>
       <w:bookmarkEnd w:id="60"/>
       <w:r>
         <w:rPr/>
@@ -26280,7 +26280,7 @@
         <w:outlineLvl w:val="1"/>
         <w:rPr/>
       </w:pPr>
-      <w:bookmarkStart w:id="61" w:name="__RefHeading___Toc4162_2565116786"/>
+      <w:bookmarkStart w:id="61" w:name="__RefHeading___Toc4162_2286783217"/>
       <w:bookmarkEnd w:id="61"/>
       <w:r>
         <w:rPr/>
@@ -26491,7 +26491,7 @@
         <w:outlineLvl w:val="0"/>
         <w:rPr/>
       </w:pPr>
-      <w:bookmarkStart w:id="62" w:name="__RefHeading___Toc4164_2565116786"/>
+      <w:bookmarkStart w:id="62" w:name="__RefHeading___Toc4164_2286783217"/>
       <w:bookmarkEnd w:id="62"/>
       <w:r>
         <w:rPr/>
@@ -26534,7 +26534,7 @@
         <w:outlineLvl w:val="1"/>
         <w:rPr/>
       </w:pPr>
-      <w:bookmarkStart w:id="63" w:name="__RefHeading___Toc4166_2565116786"/>
+      <w:bookmarkStart w:id="63" w:name="__RefHeading___Toc4166_2286783217"/>
       <w:bookmarkEnd w:id="63"/>
       <w:r>
         <w:rPr/>
@@ -26934,7 +26934,7 @@
         <w:outlineLvl w:val="1"/>
         <w:rPr/>
       </w:pPr>
-      <w:bookmarkStart w:id="64" w:name="__RefHeading___Toc4168_2565116786"/>
+      <w:bookmarkStart w:id="64" w:name="__RefHeading___Toc4168_2286783217"/>
       <w:bookmarkEnd w:id="64"/>
       <w:r>
         <w:rPr/>
@@ -27137,7 +27137,7 @@
         <w:outlineLvl w:val="1"/>
         <w:rPr/>
       </w:pPr>
-      <w:bookmarkStart w:id="65" w:name="__RefHeading___Toc4170_2565116786"/>
+      <w:bookmarkStart w:id="65" w:name="__RefHeading___Toc4170_2286783217"/>
       <w:bookmarkEnd w:id="65"/>
       <w:r>
         <w:rPr/>
@@ -27393,7 +27393,7 @@
         <w:outlineLvl w:val="1"/>
         <w:rPr/>
       </w:pPr>
-      <w:bookmarkStart w:id="66" w:name="__RefHeading___Toc4172_2565116786"/>
+      <w:bookmarkStart w:id="66" w:name="__RefHeading___Toc4172_2286783217"/>
       <w:bookmarkEnd w:id="66"/>
       <w:r>
         <w:rPr/>
@@ -27778,7 +27778,7 @@
         <w:outlineLvl w:val="0"/>
         <w:rPr/>
       </w:pPr>
-      <w:bookmarkStart w:id="67" w:name="__RefHeading___Toc4174_2565116786"/>
+      <w:bookmarkStart w:id="67" w:name="__RefHeading___Toc4174_2286783217"/>
       <w:bookmarkEnd w:id="67"/>
       <w:r>
         <w:rPr/>
@@ -27817,7 +27817,7 @@
         <w:outlineLvl w:val="1"/>
         <w:rPr/>
       </w:pPr>
-      <w:bookmarkStart w:id="68" w:name="__RefHeading___Toc4176_2565116786"/>
+      <w:bookmarkStart w:id="68" w:name="__RefHeading___Toc4176_2286783217"/>
       <w:bookmarkEnd w:id="68"/>
       <w:r>
         <w:rPr/>
@@ -27915,7 +27915,7 @@
         <w:outlineLvl w:val="1"/>
         <w:rPr/>
       </w:pPr>
-      <w:bookmarkStart w:id="69" w:name="__RefHeading___Toc4178_2565116786"/>
+      <w:bookmarkStart w:id="69" w:name="__RefHeading___Toc4178_2286783217"/>
       <w:bookmarkEnd w:id="69"/>
       <w:r>
         <w:rPr/>
@@ -28032,7 +28032,7 @@
         <w:outlineLvl w:val="1"/>
         <w:rPr/>
       </w:pPr>
-      <w:bookmarkStart w:id="70" w:name="__RefHeading___Toc4180_2565116786"/>
+      <w:bookmarkStart w:id="70" w:name="__RefHeading___Toc4180_2286783217"/>
       <w:bookmarkEnd w:id="70"/>
       <w:r>
         <w:rPr/>
@@ -28649,7 +28649,7 @@
         <w:outlineLvl w:val="1"/>
         <w:rPr/>
       </w:pPr>
-      <w:bookmarkStart w:id="71" w:name="__RefHeading___Toc4182_2565116786"/>
+      <w:bookmarkStart w:id="71" w:name="__RefHeading___Toc4182_2286783217"/>
       <w:bookmarkEnd w:id="71"/>
       <w:r>
         <w:rPr/>
@@ -29673,7 +29673,7 @@
         <w:outlineLvl w:val="1"/>
         <w:rPr/>
       </w:pPr>
-      <w:bookmarkStart w:id="72" w:name="__RefHeading___Toc4184_2565116786"/>
+      <w:bookmarkStart w:id="72" w:name="__RefHeading___Toc4184_2286783217"/>
       <w:bookmarkEnd w:id="72"/>
       <w:r>
         <w:rPr/>
@@ -30046,7 +30046,7 @@
         <w:outlineLvl w:val="1"/>
         <w:rPr/>
       </w:pPr>
-      <w:bookmarkStart w:id="73" w:name="__RefHeading___Toc4186_2565116786"/>
+      <w:bookmarkStart w:id="73" w:name="__RefHeading___Toc4186_2286783217"/>
       <w:bookmarkEnd w:id="73"/>
       <w:r>
         <w:rPr/>
@@ -31068,7 +31068,7 @@
         <w:outlineLvl w:val="1"/>
         <w:rPr/>
       </w:pPr>
-      <w:bookmarkStart w:id="74" w:name="__RefHeading___Toc4188_2565116786"/>
+      <w:bookmarkStart w:id="74" w:name="__RefHeading___Toc4188_2286783217"/>
       <w:bookmarkEnd w:id="74"/>
       <w:r>
         <w:rPr/>
@@ -31665,7 +31665,7 @@
         <w:outlineLvl w:val="1"/>
         <w:rPr/>
       </w:pPr>
-      <w:bookmarkStart w:id="75" w:name="__RefHeading___Toc4190_2565116786"/>
+      <w:bookmarkStart w:id="75" w:name="__RefHeading___Toc4190_2286783217"/>
       <w:bookmarkEnd w:id="75"/>
       <w:r>
         <w:rPr/>
@@ -31829,7 +31829,7 @@
         <w:outlineLvl w:val="0"/>
         <w:rPr/>
       </w:pPr>
-      <w:bookmarkStart w:id="76" w:name="__RefHeading___Toc4192_2565116786"/>
+      <w:bookmarkStart w:id="76" w:name="__RefHeading___Toc4192_2286783217"/>
       <w:bookmarkEnd w:id="76"/>
       <w:r>
         <w:rPr/>
@@ -31898,7 +31898,7 @@
         <w:outlineLvl w:val="1"/>
         <w:rPr/>
       </w:pPr>
-      <w:bookmarkStart w:id="77" w:name="__RefHeading___Toc4194_2565116786"/>
+      <w:bookmarkStart w:id="77" w:name="__RefHeading___Toc4194_2286783217"/>
       <w:bookmarkEnd w:id="77"/>
       <w:r>
         <w:rPr/>
@@ -31979,7 +31979,7 @@
         <w:outlineLvl w:val="1"/>
         <w:rPr/>
       </w:pPr>
-      <w:bookmarkStart w:id="78" w:name="__RefHeading___Toc4196_2565116786"/>
+      <w:bookmarkStart w:id="78" w:name="__RefHeading___Toc4196_2286783217"/>
       <w:bookmarkEnd w:id="78"/>
       <w:r>
         <w:rPr/>
@@ -32589,7 +32589,7 @@
         <w:outlineLvl w:val="1"/>
         <w:rPr/>
       </w:pPr>
-      <w:bookmarkStart w:id="79" w:name="__RefHeading___Toc4198_2565116786"/>
+      <w:bookmarkStart w:id="79" w:name="__RefHeading___Toc4198_2286783217"/>
       <w:bookmarkEnd w:id="79"/>
       <w:r>
         <w:rPr/>
@@ -33172,7 +33172,7 @@
         <w:outlineLvl w:val="1"/>
         <w:rPr/>
       </w:pPr>
-      <w:bookmarkStart w:id="80" w:name="__RefHeading___Toc4200_2565116786"/>
+      <w:bookmarkStart w:id="80" w:name="__RefHeading___Toc4200_2286783217"/>
       <w:bookmarkEnd w:id="80"/>
       <w:r>
         <w:rPr/>
@@ -33953,7 +33953,7 @@
         <w:outlineLvl w:val="1"/>
         <w:rPr/>
       </w:pPr>
-      <w:bookmarkStart w:id="81" w:name="__RefHeading___Toc4202_2565116786"/>
+      <w:bookmarkStart w:id="81" w:name="__RefHeading___Toc4202_2286783217"/>
       <w:bookmarkEnd w:id="81"/>
       <w:r>
         <w:rPr/>
@@ -34048,7 +34048,7 @@
         <w:outlineLvl w:val="1"/>
         <w:rPr/>
       </w:pPr>
-      <w:bookmarkStart w:id="82" w:name="__RefHeading___Toc4204_2565116786"/>
+      <w:bookmarkStart w:id="82" w:name="__RefHeading___Toc4204_2286783217"/>
       <w:bookmarkEnd w:id="82"/>
       <w:r>
         <w:rPr/>
@@ -34420,7 +34420,7 @@
       </w:pPr>
       <w:r>
         <w:rPr/>
-        <w:t>Portierte Referenz-Makros des AiDPix-Projekts (</w:t>
+        <w:t>Portierte Referenz-Makros (</w:t>
       </w:r>
       <w:r>
         <w:rPr>
@@ -34494,11 +34494,11 @@
           <w:szCs w:val="18"/>
           <w:shd w:fill="F2F2F2" w:val="clear"/>
         </w:rPr>
-        <w:t>test/fixtures/aidpix-helpers.mjs</w:t>
-      </w:r>
-      <w:r>
-        <w:rPr/>
-        <w:t>.</w:t>
+        <w:t>test/fixtures/reference-macros.mjs</w:t>
+      </w:r>
+      <w:r>
+        <w:rPr/>
+        <w:t xml:space="preserve"> (Demo-/Test-Fixture, nicht Teil der npm-API).</w:t>
       </w:r>
     </w:p>
     <w:p>
@@ -34512,7 +34512,7 @@
         <w:outlineLvl w:val="1"/>
         <w:rPr/>
       </w:pPr>
-      <w:bookmarkStart w:id="83" w:name="__RefHeading___Toc4206_2565116786"/>
+      <w:bookmarkStart w:id="83" w:name="__RefHeading___Toc4206_2286783217"/>
       <w:bookmarkEnd w:id="83"/>
       <w:r>
         <w:rPr/>
@@ -35050,7 +35050,7 @@
         <w:outlineLvl w:val="0"/>
         <w:rPr/>
       </w:pPr>
-      <w:bookmarkStart w:id="84" w:name="__RefHeading___Toc4208_2565116786"/>
+      <w:bookmarkStart w:id="84" w:name="__RefHeading___Toc4208_2286783217"/>
       <w:bookmarkEnd w:id="84"/>
       <w:r>
         <w:rPr/>
@@ -35068,7 +35068,7 @@
         <w:outlineLvl w:val="1"/>
         <w:rPr/>
       </w:pPr>
-      <w:bookmarkStart w:id="85" w:name="__RefHeading___Toc4210_2565116786"/>
+      <w:bookmarkStart w:id="85" w:name="__RefHeading___Toc4210_2286783217"/>
       <w:bookmarkEnd w:id="85"/>
       <w:r>
         <w:rPr/>
@@ -35489,7 +35489,7 @@
         <w:outlineLvl w:val="1"/>
         <w:rPr/>
       </w:pPr>
-      <w:bookmarkStart w:id="86" w:name="__RefHeading___Toc4212_2565116786"/>
+      <w:bookmarkStart w:id="86" w:name="__RefHeading___Toc4212_2286783217"/>
       <w:bookmarkEnd w:id="86"/>
       <w:r>
         <w:rPr/>
@@ -35772,7 +35772,7 @@
         <w:outlineLvl w:val="1"/>
         <w:rPr/>
       </w:pPr>
-      <w:bookmarkStart w:id="87" w:name="__RefHeading___Toc4214_2565116786"/>
+      <w:bookmarkStart w:id="87" w:name="__RefHeading___Toc4214_2286783217"/>
       <w:bookmarkEnd w:id="87"/>
       <w:r>
         <w:rPr/>
@@ -36025,7 +36025,7 @@
         <w:outlineLvl w:val="0"/>
         <w:rPr/>
       </w:pPr>
-      <w:bookmarkStart w:id="88" w:name="__RefHeading___Toc4216_2565116786"/>
+      <w:bookmarkStart w:id="88" w:name="__RefHeading___Toc4216_2286783217"/>
       <w:bookmarkEnd w:id="88"/>
       <w:r>
         <w:rPr/>
@@ -37216,7 +37216,7 @@
         <w:outlineLvl w:val="0"/>
         <w:rPr/>
       </w:pPr>
-      <w:bookmarkStart w:id="89" w:name="__RefHeading___Toc4218_2565116786"/>
+      <w:bookmarkStart w:id="89" w:name="__RefHeading___Toc4218_2286783217"/>
       <w:bookmarkEnd w:id="89"/>
       <w:r>
         <w:rPr/>
@@ -37732,7 +37732,7 @@
         <w:outlineLvl w:val="0"/>
         <w:rPr/>
       </w:pPr>
-      <w:bookmarkStart w:id="90" w:name="__RefHeading___Toc4220_2565116786"/>
+      <w:bookmarkStart w:id="90" w:name="__RefHeading___Toc4220_2286783217"/>
       <w:bookmarkEnd w:id="90"/>
       <w:r>
         <w:rPr/>
@@ -38751,20 +38751,20 @@
       </w:pPr>
       <w:r>
         <w:rPr/>
-        <w:t>Der Konverter wurde am vollständigen AiDPix-Bestand validiert: Ein Vergleichswerkzeug (</w:t>
-      </w:r>
-      <w:r>
-        <w:rPr>
-          <w:rFonts w:eastAsia="Consolas" w:cs="Consolas" w:ascii="Consolas" w:hAnsi="Consolas"/>
-          <w:sz w:val="18"/>
-          <w:szCs w:val="18"/>
-          <w:shd w:fill="F2F2F2" w:val="clear"/>
-        </w:rPr>
-        <w:t>tools/compare-aidpix.mjs</w:t>
-      </w:r>
-      <w:r>
-        <w:rPr/>
-        <w:t>) baut den konvertierten Skin und vergleicht ihn regel- und property-weise gegen die alte kompilierte Ausgabe — Ergebnis: 2 951 Regeln, 0 unerwartete Differenzen (53 dokumentierte Drift-Fälle, z. B. nach dem letzten µCSS-Lauf editierte Quellen).</w:t>
+        <w:t>Der Konverter wurde an einem vollständigen Legacy-µCSS-1-Bestand validiert: Ein Vergleichswerkzeug (</w:t>
+      </w:r>
+      <w:r>
+        <w:rPr>
+          <w:rFonts w:eastAsia="Consolas" w:cs="Consolas" w:ascii="Consolas" w:hAnsi="Consolas"/>
+          <w:sz w:val="18"/>
+          <w:szCs w:val="18"/>
+          <w:shd w:fill="F2F2F2" w:val="clear"/>
+        </w:rPr>
+        <w:t>tools/compare-legacy-skin.mjs</w:t>
+      </w:r>
+      <w:r>
+        <w:rPr/>
+        <w:t>, nur Repository) baut den konvertierten Skin und vergleicht ihn regel- und property-weise gegen die alte kompilierte Ausgabe — Ergebnis: 2 951 Regeln, 0 unerwartete Differenzen (53 dokumentierte Drift-Fälle, z. B. nach dem letzten µCSS-Lauf editierte Quellen).</w:t>
       </w:r>
     </w:p>
     <w:p>
@@ -38955,7 +38955,7 @@
         <w:outlineLvl w:val="0"/>
         <w:rPr/>
       </w:pPr>
-      <w:bookmarkStart w:id="91" w:name="__RefHeading___Toc4222_2565116786"/>
+      <w:bookmarkStart w:id="91" w:name="__RefHeading___Toc4222_2286783217"/>
       <w:bookmarkEnd w:id="91"/>
       <w:r>
         <w:rPr/>
@@ -39235,7 +39235,7 @@
             </w:r>
             <w:r>
               <w:rPr/>
-              <w:t>, ohne Adobe-Abhängigkeit): Core-Pipeline (M1), Sprites &amp; Cursor (M2), Manifest &amp; Build mit inkrementellem Cache (M3), Hooks &amp; Makros (M4), AiDPix-Migration mit Konverter und Abnahmetest (M5), Handbuch (M6).</w:t>
+              <w:t>, ohne Adobe-Abhängigkeit): Core-Pipeline (M1), Sprites &amp; Cursor (M2), Manifest &amp; Build mit inkrementellem Cache (M3), Hooks &amp; Makros (M4), Legacy-Skin-Migration mit Konverter und Abnahmetest (M5), Handbuch (M6).</w:t>
             </w:r>
           </w:p>
         </w:tc>
@@ -40099,7 +40099,7 @@
         <w:outlineLvl w:val="0"/>
         <w:rPr/>
       </w:pPr>
-      <w:bookmarkStart w:id="92" w:name="__RefHeading___Toc4224_2565116786"/>
+      <w:bookmarkStart w:id="92" w:name="__RefHeading___Toc4224_2286783217"/>
       <w:bookmarkEnd w:id="92"/>
       <w:r>
         <w:rPr/>
@@ -40141,7 +40141,7 @@
         <w:outlineLvl w:val="1"/>
         <w:rPr/>
       </w:pPr>
-      <w:bookmarkStart w:id="93" w:name="__RefHeading___Toc4226_2565116786"/>
+      <w:bookmarkStart w:id="93" w:name="__RefHeading___Toc4226_2286783217"/>
       <w:bookmarkEnd w:id="93"/>
       <w:r>
         <w:rPr/>
@@ -40195,7 +40195,7 @@
         <w:outlineLvl w:val="1"/>
         <w:rPr/>
       </w:pPr>
-      <w:bookmarkStart w:id="94" w:name="__RefHeading___Toc4228_2565116786"/>
+      <w:bookmarkStart w:id="94" w:name="__RefHeading___Toc4228_2286783217"/>
       <w:bookmarkEnd w:id="94"/>
       <w:r>
         <w:rPr/>
@@ -40225,7 +40225,7 @@
         <w:outlineLvl w:val="1"/>
         <w:rPr/>
       </w:pPr>
-      <w:bookmarkStart w:id="95" w:name="__RefHeading___Toc4230_2565116786"/>
+      <w:bookmarkStart w:id="95" w:name="__RefHeading___Toc4230_2286783217"/>
       <w:bookmarkEnd w:id="95"/>
       <w:r>
         <w:rPr/>

--- a/gulp-mu-css/docs/microCSS-de.docx
+++ b/gulp-mu-css/docs/microCSS-de.docx
@@ -136,7 +136,7 @@
           <w:sz w:val="24"/>
           <w:szCs w:val="24"/>
         </w:rPr>
-        <w:t>Version 2.4.2</w:t>
+        <w:t>Version 2.5.1</w:t>
       </w:r>
     </w:p>
     <w:p>
@@ -151,7 +151,7 @@
           <w:sz w:val="24"/>
           <w:szCs w:val="24"/>
         </w:rPr>
-        <w:t>2026-06-17</w:t>
+        <w:t>2026-06-18</w:t>
       </w:r>
     </w:p>
     <w:p>
@@ -215,14 +215,14 @@
             </w:rPr>
             <w:fldChar w:fldCharType="separate"/>
           </w:r>
-          <w:hyperlink w:anchor="__RefHeading___Toc4825_1902644385" w:tooltip="1 Einführung">
+          <w:hyperlink w:anchor="__RefHeading___Toc4957_3842968152" w:tooltip="1 Einführung">
             <w:r>
               <w:rPr>
                 <w:rStyle w:val="Verzeichnissprung"/>
               </w:rPr>
               <w:t>1 Einführung</w:t>
               <w:tab/>
-              <w:t>4</w:t>
+              <w:t>5</w:t>
             </w:r>
           </w:hyperlink>
         </w:p>
@@ -235,14 +235,14 @@
             </w:tabs>
             <w:rPr/>
           </w:pPr>
-          <w:hyperlink w:anchor="__RefHeading___Toc4827_1902644385" w:tooltip="1.1 Werkzeuge und Kosten">
+          <w:hyperlink w:anchor="__RefHeading___Toc4959_3842968152" w:tooltip="1.1 Werkzeuge und Kosten">
             <w:r>
               <w:rPr>
                 <w:rStyle w:val="Verzeichnissprung"/>
               </w:rPr>
               <w:t>1.1 Werkzeuge und Kosten</w:t>
               <w:tab/>
-              <w:t>4</w:t>
+              <w:t>5</w:t>
             </w:r>
           </w:hyperlink>
         </w:p>
@@ -255,14 +255,14 @@
             </w:tabs>
             <w:rPr/>
           </w:pPr>
-          <w:hyperlink w:anchor="__RefHeading___Toc4829_1902644385" w:tooltip="1.2 Draft-Workflow (Affinity + Watch)">
+          <w:hyperlink w:anchor="__RefHeading___Toc4961_3842968152" w:tooltip="1.2 Draft-Workflow (Affinity + Watch)">
             <w:r>
               <w:rPr>
                 <w:rStyle w:val="Verzeichnissprung"/>
               </w:rPr>
               <w:t>1.2 Draft-Workflow (Affinity + Watch)</w:t>
               <w:tab/>
-              <w:t>4</w:t>
+              <w:t>5</w:t>
             </w:r>
           </w:hyperlink>
         </w:p>
@@ -275,14 +275,14 @@
             </w:tabs>
             <w:rPr/>
           </w:pPr>
-          <w:hyperlink w:anchor="__RefHeading___Toc4831_1902644385" w:tooltip="1.3 Einordnung: Warum µCSS?">
+          <w:hyperlink w:anchor="__RefHeading___Toc4963_3842968152" w:tooltip="1.3 Einordnung: Warum µCSS?">
             <w:r>
               <w:rPr>
                 <w:rStyle w:val="Verzeichnissprung"/>
               </w:rPr>
               <w:t>1.3 Einordnung: Warum µCSS?</w:t>
               <w:tab/>
-              <w:t>5</w:t>
+              <w:t>6</w:t>
             </w:r>
           </w:hyperlink>
         </w:p>
@@ -295,14 +295,14 @@
             </w:tabs>
             <w:rPr/>
           </w:pPr>
-          <w:hyperlink w:anchor="__RefHeading___Toc4833_1902644385" w:tooltip="2 Installation und Start">
+          <w:hyperlink w:anchor="__RefHeading___Toc4965_3842968152" w:tooltip="2 Installation und Start">
             <w:r>
               <w:rPr>
                 <w:rStyle w:val="Verzeichnissprung"/>
               </w:rPr>
               <w:t>2 Installation und Start</w:t>
               <w:tab/>
-              <w:t>6</w:t>
+              <w:t>7</w:t>
             </w:r>
           </w:hyperlink>
         </w:p>
@@ -315,14 +315,14 @@
             </w:tabs>
             <w:rPr/>
           </w:pPr>
-          <w:hyperlink w:anchor="__RefHeading___Toc4835_1902644385" w:tooltip="3 Anwendungsfälle">
+          <w:hyperlink w:anchor="__RefHeading___Toc4967_3842968152" w:tooltip="3 Anwendungsfälle">
             <w:r>
               <w:rPr>
                 <w:rStyle w:val="Verzeichnissprung"/>
               </w:rPr>
               <w:t>3 Anwendungsfälle</w:t>
               <w:tab/>
-              <w:t>7</w:t>
+              <w:t>8</w:t>
             </w:r>
           </w:hyperlink>
         </w:p>
@@ -335,14 +335,14 @@
             </w:tabs>
             <w:rPr/>
           </w:pPr>
-          <w:hyperlink w:anchor="__RefHeading___Toc4837_1902644385" w:tooltip="3.1 Benannte Eigenschaften (Variablen)">
+          <w:hyperlink w:anchor="__RefHeading___Toc4969_3842968152" w:tooltip="3.1 Benannte Eigenschaften (Variablen)">
             <w:r>
               <w:rPr>
                 <w:rStyle w:val="Verzeichnissprung"/>
               </w:rPr>
               <w:t>3.1 Benannte Eigenschaften (Variablen)</w:t>
               <w:tab/>
-              <w:t>7</w:t>
+              <w:t>8</w:t>
             </w:r>
           </w:hyperlink>
         </w:p>
@@ -355,14 +355,14 @@
             </w:tabs>
             <w:rPr/>
           </w:pPr>
-          <w:hyperlink w:anchor="__RefHeading___Toc4839_1902644385" w:tooltip="3.2 Berechnungen und Ausdrücke">
+          <w:hyperlink w:anchor="__RefHeading___Toc4971_3842968152" w:tooltip="3.2 Berechnungen und Ausdrücke">
             <w:r>
               <w:rPr>
                 <w:rStyle w:val="Verzeichnissprung"/>
               </w:rPr>
               <w:t>3.2 Berechnungen und Ausdrücke</w:t>
               <w:tab/>
-              <w:t>7</w:t>
+              <w:t>8</w:t>
             </w:r>
           </w:hyperlink>
         </w:p>
@@ -375,14 +375,14 @@
             </w:tabs>
             <w:rPr/>
           </w:pPr>
-          <w:hyperlink w:anchor="__RefHeading___Toc4841_1902644385" w:tooltip="3.3 Mehrere Layouts über Skin-Manifeste">
+          <w:hyperlink w:anchor="__RefHeading___Toc4973_3842968152" w:tooltip="3.3 Mehrere Layouts über Skin-Manifeste">
             <w:r>
               <w:rPr>
                 <w:rStyle w:val="Verzeichnissprung"/>
               </w:rPr>
               <w:t>3.3 Mehrere Layouts über Skin-Manifeste</w:t>
               <w:tab/>
-              <w:t>8</w:t>
+              <w:t>9</w:t>
             </w:r>
           </w:hyperlink>
         </w:p>
@@ -395,14 +395,14 @@
             </w:tabs>
             <w:rPr/>
           </w:pPr>
-          <w:hyperlink w:anchor="__RefHeading___Toc4843_1902644385" w:tooltip="3.4 Automatische Sprite-Generierung">
+          <w:hyperlink w:anchor="__RefHeading___Toc4975_3842968152" w:tooltip="3.4 Automatische Sprite-Generierung">
             <w:r>
               <w:rPr>
                 <w:rStyle w:val="Verzeichnissprung"/>
               </w:rPr>
               <w:t>3.4 Automatische Sprite-Generierung</w:t>
               <w:tab/>
-              <w:t>8</w:t>
+              <w:t>9</w:t>
             </w:r>
           </w:hyperlink>
         </w:p>
@@ -415,14 +415,14 @@
             </w:tabs>
             <w:rPr/>
           </w:pPr>
-          <w:hyperlink w:anchor="__RefHeading___Toc4845_1902644385" w:tooltip="3.5 Bilder vorladen (Preload)">
+          <w:hyperlink w:anchor="__RefHeading___Toc4977_3842968152" w:tooltip="3.5 Bilder vorladen (Preload)">
             <w:r>
               <w:rPr>
                 <w:rStyle w:val="Verzeichnissprung"/>
               </w:rPr>
               <w:t>3.5 Bilder vorladen (Preload)</w:t>
               <w:tab/>
-              <w:t>9</w:t>
+              <w:t>10</w:t>
             </w:r>
           </w:hyperlink>
         </w:p>
@@ -435,14 +435,14 @@
             </w:tabs>
             <w:rPr/>
           </w:pPr>
-          <w:hyperlink w:anchor="__RefHeading___Toc4847_1902644385" w:tooltip="3.6 Cursor mit Hotspot und Fallback">
+          <w:hyperlink w:anchor="__RefHeading___Toc4979_3842968152" w:tooltip="3.6 Cursor mit Hotspot und Fallback">
             <w:r>
               <w:rPr>
                 <w:rStyle w:val="Verzeichnissprung"/>
               </w:rPr>
               <w:t>3.6 Cursor mit Hotspot und Fallback</w:t>
               <w:tab/>
-              <w:t>9</w:t>
+              <w:t>10</w:t>
             </w:r>
           </w:hyperlink>
         </w:p>
@@ -455,14 +455,14 @@
             </w:tabs>
             <w:rPr/>
           </w:pPr>
-          <w:hyperlink w:anchor="__RefHeading___Toc4849_1902644385" w:tooltip="3.7 Automatische Bilderzeugung (media-Steps)">
+          <w:hyperlink w:anchor="__RefHeading___Toc4981_3842968152" w:tooltip="3.7 Automatische Bilderzeugung (media-Steps)">
             <w:r>
               <w:rPr>
                 <w:rStyle w:val="Verzeichnissprung"/>
               </w:rPr>
               <w:t>3.7 Automatische Bilderzeugung (media-Steps)</w:t>
               <w:tab/>
-              <w:t>9</w:t>
+              <w:t>10</w:t>
             </w:r>
           </w:hyperlink>
         </w:p>
@@ -475,14 +475,14 @@
             </w:tabs>
             <w:rPr/>
           </w:pPr>
-          <w:hyperlink w:anchor="__RefHeading___Toc4851_1902644385" w:tooltip="4 microPS (µPS) — Bildgeneratoren">
+          <w:hyperlink w:anchor="__RefHeading___Toc4983_3842968152" w:tooltip="4 microPS (µPS) — Bildgeneratoren">
             <w:r>
               <w:rPr>
                 <w:rStyle w:val="Verzeichnissprung"/>
               </w:rPr>
               <w:t>4 microPS (µPS) — Bildgeneratoren</w:t>
               <w:tab/>
-              <w:t>11</w:t>
+              <w:t>12</w:t>
             </w:r>
           </w:hyperlink>
         </w:p>
@@ -495,14 +495,14 @@
             </w:tabs>
             <w:rPr/>
           </w:pPr>
-          <w:hyperlink w:anchor="__RefHeading___Toc4853_1902644385" w:tooltip="4.1 API-Übersicht">
+          <w:hyperlink w:anchor="__RefHeading___Toc4985_3842968152" w:tooltip="4.1 API-Übersicht">
             <w:r>
               <w:rPr>
                 <w:rStyle w:val="Verzeichnissprung"/>
               </w:rPr>
               <w:t>4.1 API-Übersicht</w:t>
               <w:tab/>
-              <w:t>11</w:t>
+              <w:t>12</w:t>
             </w:r>
           </w:hyperlink>
         </w:p>
@@ -515,14 +515,14 @@
             </w:tabs>
             <w:rPr/>
           </w:pPr>
-          <w:hyperlink w:anchor="__RefHeading___Toc4855_1902644385" w:tooltip="4.2 ButtonAndIconCreator">
+          <w:hyperlink w:anchor="__RefHeading___Toc4987_3842968152" w:tooltip="4.2 ButtonAndIconCreator">
             <w:r>
               <w:rPr>
                 <w:rStyle w:val="Verzeichnissprung"/>
               </w:rPr>
               <w:t>4.2 ButtonAndIconCreator</w:t>
               <w:tab/>
-              <w:t>12</w:t>
+              <w:t>13</w:t>
             </w:r>
           </w:hyperlink>
         </w:p>
@@ -535,14 +535,14 @@
             </w:tabs>
             <w:rPr/>
           </w:pPr>
-          <w:hyperlink w:anchor="__RefHeading___Toc4857_1902644385" w:tooltip="4.2.1 CreateByTopLayerSets — ein Bild pro Gruppe">
+          <w:hyperlink w:anchor="__RefHeading___Toc4989_3842968152" w:tooltip="4.2.1 CreateByTopLayerSets — ein Bild pro Gruppe">
             <w:r>
               <w:rPr>
                 <w:rStyle w:val="Verzeichnissprung"/>
               </w:rPr>
               <w:t>4.2.1 CreateByTopLayerSets — ein Bild pro Gruppe</w:t>
               <w:tab/>
-              <w:t>12</w:t>
+              <w:t>13</w:t>
             </w:r>
           </w:hyperlink>
         </w:p>
@@ -555,14 +555,14 @@
             </w:tabs>
             <w:rPr/>
           </w:pPr>
-          <w:hyperlink w:anchor="__RefHeading___Toc4859_1902644385" w:tooltip="4.3 AppIconMaker">
+          <w:hyperlink w:anchor="__RefHeading___Toc4991_3842968152" w:tooltip="4.3 AppIconMaker">
             <w:r>
               <w:rPr>
                 <w:rStyle w:val="Verzeichnissprung"/>
               </w:rPr>
               <w:t>4.3 AppIconMaker</w:t>
               <w:tab/>
-              <w:t>13</w:t>
+              <w:t>14</w:t>
             </w:r>
           </w:hyperlink>
         </w:p>
@@ -575,14 +575,14 @@
             </w:tabs>
             <w:rPr/>
           </w:pPr>
-          <w:hyperlink w:anchor="__RefHeading___Toc4861_1902644385" w:tooltip="4.4 SpriteAtlas und TileSheet">
+          <w:hyperlink w:anchor="__RefHeading___Toc4993_3842968152" w:tooltip="4.4 SpriteAtlas und TileSheet">
             <w:r>
               <w:rPr>
                 <w:rStyle w:val="Verzeichnissprung"/>
               </w:rPr>
               <w:t>4.4 SpriteAtlas und TileSheet</w:t>
               <w:tab/>
-              <w:t>13</w:t>
+              <w:t>14</w:t>
             </w:r>
           </w:hyperlink>
         </w:p>
@@ -595,14 +595,14 @@
             </w:tabs>
             <w:rPr/>
           </w:pPr>
-          <w:hyperlink w:anchor="__RefHeading___Toc4863_1902644385" w:tooltip="4.5 SequenceStrip und DSD-Format">
+          <w:hyperlink w:anchor="__RefHeading___Toc4995_3842968152" w:tooltip="4.5 SequenceStrip und DSD-Format">
             <w:r>
               <w:rPr>
                 <w:rStyle w:val="Verzeichnissprung"/>
               </w:rPr>
               <w:t>4.5 SequenceStrip und DSD-Format</w:t>
               <w:tab/>
-              <w:t>13</w:t>
+              <w:t>14</w:t>
             </w:r>
           </w:hyperlink>
         </w:p>
@@ -615,14 +615,14 @@
             </w:tabs>
             <w:rPr/>
           </w:pPr>
-          <w:hyperlink w:anchor="__RefHeading___Toc4865_1902644385" w:tooltip="4.5.1 DSD erzeugen (`CreateDsdFromImages`)">
+          <w:hyperlink w:anchor="__RefHeading___Toc4997_3842968152" w:tooltip="4.5.1 DSD erzeugen (`CreateDsdFromImages`)">
             <w:r>
               <w:rPr>
                 <w:rStyle w:val="Verzeichnissprung"/>
               </w:rPr>
               <w:t>4.5.1 DSD erzeugen (`CreateDsdFromImages`)</w:t>
               <w:tab/>
-              <w:t>14</w:t>
+              <w:t>15</w:t>
             </w:r>
           </w:hyperlink>
         </w:p>
@@ -635,14 +635,14 @@
             </w:tabs>
             <w:rPr/>
           </w:pPr>
-          <w:hyperlink w:anchor="__RefHeading___Toc4867_1902644385" w:tooltip="4.5.2 PSD-Sequenzgruppen">
+          <w:hyperlink w:anchor="__RefHeading___Toc4999_3842968152" w:tooltip="4.5.2 PSD-Sequenzgruppen">
             <w:r>
               <w:rPr>
                 <w:rStyle w:val="Verzeichnissprung"/>
               </w:rPr>
               <w:t>4.5.2 PSD-Sequenzgruppen</w:t>
               <w:tab/>
-              <w:t>14</w:t>
+              <w:t>15</w:t>
             </w:r>
           </w:hyperlink>
         </w:p>
@@ -655,14 +655,14 @@
             </w:tabs>
             <w:rPr/>
           </w:pPr>
-          <w:hyperlink w:anchor="__RefHeading___Toc4869_1902644385" w:tooltip="4.6 Raster-Modell, I/O und Arbeitsblatt">
+          <w:hyperlink w:anchor="__RefHeading___Toc5001_3842968152" w:tooltip="4.6 Raster-Modell, I/O und Arbeitsblatt">
             <w:r>
               <w:rPr>
                 <w:rStyle w:val="Verzeichnissprung"/>
               </w:rPr>
               <w:t>4.6 Raster-Modell, I/O und Arbeitsblatt</w:t>
               <w:tab/>
-              <w:t>15</w:t>
+              <w:t>16</w:t>
             </w:r>
           </w:hyperlink>
         </w:p>
@@ -675,14 +675,14 @@
             </w:tabs>
             <w:rPr/>
           </w:pPr>
-          <w:hyperlink w:anchor="__RefHeading___Toc4871_1902644385" w:tooltip="4.7 Bildanpassungen und Masken">
+          <w:hyperlink w:anchor="__RefHeading___Toc5003_3842968152" w:tooltip="4.7 Bildanpassungen und Masken">
             <w:r>
               <w:rPr>
                 <w:rStyle w:val="Verzeichnissprung"/>
               </w:rPr>
               <w:t>4.7 Bildanpassungen und Masken</w:t>
               <w:tab/>
-              <w:t>15</w:t>
+              <w:t>16</w:t>
             </w:r>
           </w:hyperlink>
         </w:p>
@@ -695,14 +695,14 @@
             </w:tabs>
             <w:rPr/>
           </w:pPr>
-          <w:hyperlink w:anchor="__RefHeading___Toc4873_1902644385" w:tooltip="4.7.1 Masken">
+          <w:hyperlink w:anchor="__RefHeading___Toc5005_3842968152" w:tooltip="4.7.1 Masken">
             <w:r>
               <w:rPr>
                 <w:rStyle w:val="Verzeichnissprung"/>
               </w:rPr>
               <w:t>4.7.1 Masken</w:t>
               <w:tab/>
-              <w:t>15</w:t>
+              <w:t>16</w:t>
             </w:r>
           </w:hyperlink>
         </w:p>
@@ -715,14 +715,14 @@
             </w:tabs>
             <w:rPr/>
           </w:pPr>
-          <w:hyperlink w:anchor="__RefHeading___Toc4875_1902644385" w:tooltip="4.7.2 Auswahl-Engine">
+          <w:hyperlink w:anchor="__RefHeading___Toc5007_3842968152" w:tooltip="4.7.2 Auswahl-Engine">
             <w:r>
               <w:rPr>
                 <w:rStyle w:val="Verzeichnissprung"/>
               </w:rPr>
               <w:t>4.7.2 Auswahl-Engine</w:t>
               <w:tab/>
-              <w:t>16</w:t>
+              <w:t>17</w:t>
             </w:r>
           </w:hyperlink>
         </w:p>
@@ -735,14 +735,14 @@
             </w:tabs>
             <w:rPr/>
           </w:pPr>
-          <w:hyperlink w:anchor="__RefHeading___Toc4877_1902644385" w:tooltip="4.7.3 ApplyGamma">
+          <w:hyperlink w:anchor="__RefHeading___Toc5009_3842968152" w:tooltip="4.7.3 ApplyGamma">
             <w:r>
               <w:rPr>
                 <w:rStyle w:val="Verzeichnissprung"/>
               </w:rPr>
               <w:t>4.7.3 ApplyGamma</w:t>
               <w:tab/>
-              <w:t>16</w:t>
+              <w:t>17</w:t>
             </w:r>
           </w:hyperlink>
         </w:p>
@@ -755,14 +755,14 @@
             </w:tabs>
             <w:rPr/>
           </w:pPr>
-          <w:hyperlink w:anchor="__RefHeading___Toc4879_1902644385" w:tooltip="4.7.4 ApplyBrightnessContrast">
+          <w:hyperlink w:anchor="__RefHeading___Toc5011_3842968152" w:tooltip="4.7.4 ApplyBrightnessContrast">
             <w:r>
               <w:rPr>
                 <w:rStyle w:val="Verzeichnissprung"/>
               </w:rPr>
               <w:t>4.7.4 ApplyBrightnessContrast</w:t>
               <w:tab/>
-              <w:t>16</w:t>
+              <w:t>17</w:t>
             </w:r>
           </w:hyperlink>
         </w:p>
@@ -775,14 +775,14 @@
             </w:tabs>
             <w:rPr/>
           </w:pPr>
-          <w:hyperlink w:anchor="__RefHeading___Toc4881_1902644385" w:tooltip="4.7.5 ApplyHueSaturation">
+          <w:hyperlink w:anchor="__RefHeading___Toc5013_3842968152" w:tooltip="4.7.5 ApplyHueSaturation">
             <w:r>
               <w:rPr>
                 <w:rStyle w:val="Verzeichnissprung"/>
               </w:rPr>
               <w:t>4.7.5 ApplyHueSaturation</w:t>
               <w:tab/>
-              <w:t>16</w:t>
+              <w:t>17</w:t>
             </w:r>
           </w:hyperlink>
         </w:p>
@@ -795,14 +795,14 @@
             </w:tabs>
             <w:rPr/>
           </w:pPr>
-          <w:hyperlink w:anchor="__RefHeading___Toc4883_1902644385" w:tooltip="4.7.6 ApplyAdjustmentStack">
+          <w:hyperlink w:anchor="__RefHeading___Toc5015_3842968152" w:tooltip="4.7.6 ApplyAdjustmentStack">
             <w:r>
               <w:rPr>
                 <w:rStyle w:val="Verzeichnissprung"/>
               </w:rPr>
               <w:t>4.7.6 ApplyAdjustmentStack</w:t>
               <w:tab/>
-              <w:t>17</w:t>
+              <w:t>18</w:t>
             </w:r>
           </w:hyperlink>
         </w:p>
@@ -815,14 +815,14 @@
             </w:tabs>
             <w:rPr/>
           </w:pPr>
-          <w:hyperlink w:anchor="__RefHeading___Toc4885_1902644385" w:tooltip="4.8 Raster-Transformationen">
+          <w:hyperlink w:anchor="__RefHeading___Toc5017_3842968152" w:tooltip="4.8 Raster-Transformationen">
             <w:r>
               <w:rPr>
                 <w:rStyle w:val="Verzeichnissprung"/>
               </w:rPr>
               <w:t>4.8 Raster-Transformationen</w:t>
               <w:tab/>
-              <w:t>17</w:t>
+              <w:t>18</w:t>
             </w:r>
           </w:hyperlink>
         </w:p>
@@ -835,14 +835,14 @@
             </w:tabs>
             <w:rPr/>
           </w:pPr>
-          <w:hyperlink w:anchor="__RefHeading___Toc4887_1902644385" w:tooltip="4.9 ExtendScript-Einstieg (`MuPsDoc`)">
+          <w:hyperlink w:anchor="__RefHeading___Toc5019_3842968152" w:tooltip="4.9 ExtendScript-Einstieg (`MuPsDoc`)">
             <w:r>
               <w:rPr>
                 <w:rStyle w:val="Verzeichnissprung"/>
               </w:rPr>
               <w:t>4.9 ExtendScript-Einstieg (`MuPsDoc`)</w:t>
               <w:tab/>
-              <w:t>18</w:t>
+              <w:t>19</w:t>
             </w:r>
           </w:hyperlink>
         </w:p>
@@ -855,14 +855,14 @@
             </w:tabs>
             <w:rPr/>
           </w:pPr>
-          <w:hyperlink w:anchor="__RefHeading___Toc4889_1902644385" w:tooltip="4.10 PSD-Compositor und Ebenenzusammenführung">
+          <w:hyperlink w:anchor="__RefHeading___Toc5021_3842968152" w:tooltip="4.10 PSD-Compositor und Ebenenzusammenführung">
             <w:r>
               <w:rPr>
                 <w:rStyle w:val="Verzeichnissprung"/>
               </w:rPr>
               <w:t>4.10 PSD-Compositor und Ebenenzusammenführung</w:t>
               <w:tab/>
-              <w:t>18</w:t>
+              <w:t>19</w:t>
             </w:r>
           </w:hyperlink>
         </w:p>
@@ -875,14 +875,14 @@
             </w:tabs>
             <w:rPr/>
           </w:pPr>
-          <w:hyperlink w:anchor="__RefHeading___Toc4891_1902644385" w:tooltip="4.10.1 Nachgebildete Fülloptionen (Layer Styles)">
+          <w:hyperlink w:anchor="__RefHeading___Toc5023_3842968152" w:tooltip="4.10.1 Nachgebildete Fülloptionen (Layer Styles)">
             <w:r>
               <w:rPr>
                 <w:rStyle w:val="Verzeichnissprung"/>
               </w:rPr>
               <w:t>4.10.1 Nachgebildete Fülloptionen (Layer Styles)</w:t>
               <w:tab/>
-              <w:t>18</w:t>
+              <w:t>19</w:t>
             </w:r>
           </w:hyperlink>
         </w:p>
@@ -895,14 +895,14 @@
             </w:tabs>
             <w:rPr/>
           </w:pPr>
-          <w:hyperlink w:anchor="__RefHeading___Toc4893_1902644385" w:tooltip="4.10.2 Stilübertragung (ButtonAndIconCreator) vs. Ebenenverknüpfung">
+          <w:hyperlink w:anchor="__RefHeading___Toc5025_3842968152" w:tooltip="4.10.2 Stilübertragung (ButtonAndIconCreator) vs. Ebenenverknüpfung">
             <w:r>
               <w:rPr>
                 <w:rStyle w:val="Verzeichnissprung"/>
               </w:rPr>
               <w:t>4.10.2 Stilübertragung (ButtonAndIconCreator) vs. Ebenenverknüpfung</w:t>
               <w:tab/>
-              <w:t>20</w:t>
+              <w:t>21</w:t>
             </w:r>
           </w:hyperlink>
         </w:p>
@@ -915,14 +915,14 @@
             </w:tabs>
             <w:rPr/>
           </w:pPr>
-          <w:hyperlink w:anchor="__RefHeading___Toc4895_1902644385" w:tooltip="4.10.3 Deckkraft-Modell (drei getrennte Stellschrauben)">
+          <w:hyperlink w:anchor="__RefHeading___Toc5027_3842968152" w:tooltip="4.10.3 Deckkraft-Modell (drei getrennte Stellschrauben)">
             <w:r>
               <w:rPr>
                 <w:rStyle w:val="Verzeichnissprung"/>
               </w:rPr>
               <w:t>4.10.3 Deckkraft-Modell (drei getrennte Stellschrauben)</w:t>
               <w:tab/>
-              <w:t>21</w:t>
+              <w:t>22</w:t>
             </w:r>
           </w:hyperlink>
         </w:p>
@@ -935,14 +935,14 @@
             </w:tabs>
             <w:rPr/>
           </w:pPr>
-          <w:hyperlink w:anchor="__RefHeading___Toc4897_1902644385" w:tooltip="4.10.4 Referenz-PSD und Adobe-Ground-Truth">
+          <w:hyperlink w:anchor="__RefHeading___Toc5029_3842968152" w:tooltip="4.10.4 Referenz-PSD und Adobe-Ground-Truth">
             <w:r>
               <w:rPr>
                 <w:rStyle w:val="Verzeichnissprung"/>
               </w:rPr>
               <w:t>4.10.4 Referenz-PSD und Adobe-Ground-Truth</w:t>
               <w:tab/>
-              <w:t>21</w:t>
+              <w:t>22</w:t>
             </w:r>
           </w:hyperlink>
         </w:p>
@@ -955,14 +955,14 @@
             </w:tabs>
             <w:rPr/>
           </w:pPr>
-          <w:hyperlink w:anchor="__RefHeading___Toc4899_1902644385" w:tooltip="4.10.5 Werkzeuge (µPS-Entwicklung)">
+          <w:hyperlink w:anchor="__RefHeading___Toc5031_3842968152" w:tooltip="4.10.5 Werkzeuge (µPS-Entwicklung)">
             <w:r>
               <w:rPr>
                 <w:rStyle w:val="Verzeichnissprung"/>
               </w:rPr>
               <w:t>4.10.5 Werkzeuge (µPS-Entwicklung)</w:t>
               <w:tab/>
-              <w:t>21</w:t>
+              <w:t>22</w:t>
             </w:r>
           </w:hyperlink>
         </w:p>
@@ -975,14 +975,14 @@
             </w:tabs>
             <w:rPr/>
           </w:pPr>
-          <w:hyperlink w:anchor="__RefHeading___Toc4901_1902644385" w:tooltip="4.11 Draft-Workflow (Affinity + Watch)">
+          <w:hyperlink w:anchor="__RefHeading___Toc5033_3842968152" w:tooltip="4.11 Draft-Workflow (Affinity + Watch)">
             <w:r>
               <w:rPr>
                 <w:rStyle w:val="Verzeichnissprung"/>
               </w:rPr>
               <w:t>4.11 Draft-Workflow (Affinity + Watch)</w:t>
               <w:tab/>
-              <w:t>22</w:t>
+              <w:t>23</w:t>
             </w:r>
           </w:hyperlink>
         </w:p>
@@ -995,14 +995,14 @@
             </w:tabs>
             <w:rPr/>
           </w:pPr>
-          <w:hyperlink w:anchor="__RefHeading___Toc4903_1902644385" w:tooltip="4.11.1 Zwischenschritte raw → final (`outputBase`)">
+          <w:hyperlink w:anchor="__RefHeading___Toc5035_3842968152" w:tooltip="4.11.1 Zwischenschritte raw → final (`outputBase`)">
             <w:r>
               <w:rPr>
                 <w:rStyle w:val="Verzeichnissprung"/>
               </w:rPr>
               <w:t>4.11.1 Zwischenschritte raw → final (`outputBase`)</w:t>
               <w:tab/>
-              <w:t>22</w:t>
+              <w:t>23</w:t>
             </w:r>
           </w:hyperlink>
         </w:p>
@@ -1015,14 +1015,14 @@
             </w:tabs>
             <w:rPr/>
           </w:pPr>
-          <w:hyperlink w:anchor="__RefHeading___Toc4905_1902644385" w:tooltip="5 microAU (µAU) — Sound-Atlas">
+          <w:hyperlink w:anchor="__RefHeading___Toc5037_3842968152" w:tooltip="5 microAU (µAU) — Sound-Atlas">
             <w:r>
               <w:rPr>
                 <w:rStyle w:val="Verzeichnissprung"/>
               </w:rPr>
               <w:t>5 microAU (µAU) — Sound-Atlas</w:t>
               <w:tab/>
-              <w:t>23</w:t>
+              <w:t>24</w:t>
             </w:r>
           </w:hyperlink>
         </w:p>
@@ -1035,14 +1035,14 @@
             </w:tabs>
             <w:rPr/>
           </w:pPr>
-          <w:hyperlink w:anchor="__RefHeading___Toc4907_1902644385" w:tooltip="5.1 API-Übersicht">
+          <w:hyperlink w:anchor="__RefHeading___Toc5039_3842968152" w:tooltip="5.1 API-Übersicht">
             <w:r>
               <w:rPr>
                 <w:rStyle w:val="Verzeichnissprung"/>
               </w:rPr>
               <w:t>5.1 API-Übersicht</w:t>
               <w:tab/>
-              <w:t>23</w:t>
+              <w:t>24</w:t>
             </w:r>
           </w:hyperlink>
         </w:p>
@@ -1055,14 +1055,14 @@
             </w:tabs>
             <w:rPr/>
           </w:pPr>
-          <w:hyperlink w:anchor="__RefHeading___Toc4909_1902644385" w:tooltip="5.2 SoundAtlasMaker">
+          <w:hyperlink w:anchor="__RefHeading___Toc5041_3842968152" w:tooltip="5.2 SoundAtlasMaker">
             <w:r>
               <w:rPr>
                 <w:rStyle w:val="Verzeichnissprung"/>
               </w:rPr>
               <w:t>5.2 SoundAtlasMaker</w:t>
               <w:tab/>
-              <w:t>23</w:t>
+              <w:t>24</w:t>
             </w:r>
           </w:hyperlink>
         </w:p>
@@ -1075,14 +1075,14 @@
             </w:tabs>
             <w:rPr/>
           </w:pPr>
-          <w:hyperlink w:anchor="__RefHeading___Toc4911_1902644385" w:tooltip="5.2.1 Loop-Punkte im Dateinamen">
+          <w:hyperlink w:anchor="__RefHeading___Toc5043_3842968152" w:tooltip="5.2.1 Loop-Punkte im Dateinamen">
             <w:r>
               <w:rPr>
                 <w:rStyle w:val="Verzeichnissprung"/>
               </w:rPr>
               <w:t>5.2.1 Loop-Punkte im Dateinamen</w:t>
               <w:tab/>
-              <w:t>23</w:t>
+              <w:t>24</w:t>
             </w:r>
           </w:hyperlink>
         </w:p>
@@ -1095,14 +1095,14 @@
             </w:tabs>
             <w:rPr/>
           </w:pPr>
-          <w:hyperlink w:anchor="__RefHeading___Toc4913_1902644385" w:tooltip="5.2.2 JSON-Format">
+          <w:hyperlink w:anchor="__RefHeading___Toc5045_3842968152" w:tooltip="5.2.2 JSON-Format">
             <w:r>
               <w:rPr>
                 <w:rStyle w:val="Verzeichnissprung"/>
               </w:rPr>
               <w:t>5.2.2 JSON-Format</w:t>
               <w:tab/>
-              <w:t>24</w:t>
+              <w:t>25</w:t>
             </w:r>
           </w:hyperlink>
         </w:p>
@@ -1115,14 +1115,14 @@
             </w:tabs>
             <w:rPr/>
           </w:pPr>
-          <w:hyperlink w:anchor="__RefHeading___Toc4915_1902644385" w:tooltip="5.2.3 MP3-Eingaben">
+          <w:hyperlink w:anchor="__RefHeading___Toc5047_3842968152" w:tooltip="5.2.3 MP3-Eingaben">
             <w:r>
               <w:rPr>
                 <w:rStyle w:val="Verzeichnissprung"/>
               </w:rPr>
               <w:t>5.2.3 MP3-Eingaben</w:t>
               <w:tab/>
-              <w:t>24</w:t>
+              <w:t>25</w:t>
             </w:r>
           </w:hyperlink>
         </w:p>
@@ -1135,14 +1135,14 @@
             </w:tabs>
             <w:rPr/>
           </w:pPr>
-          <w:hyperlink w:anchor="__RefHeading___Toc4917_1902644385" w:tooltip="5.3 Anbindung an µCSS (Manifest `sounds`)">
+          <w:hyperlink w:anchor="__RefHeading___Toc5049_3842968152" w:tooltip="5.3 Anbindung an µCSS (Manifest `sounds`)">
             <w:r>
               <w:rPr>
                 <w:rStyle w:val="Verzeichnissprung"/>
               </w:rPr>
               <w:t>5.3 Anbindung an µCSS (Manifest `sounds`)</w:t>
               <w:tab/>
-              <w:t>24</w:t>
+              <w:t>25</w:t>
             </w:r>
           </w:hyperlink>
         </w:p>
@@ -1155,14 +1155,14 @@
             </w:tabs>
             <w:rPr/>
           </w:pPr>
-          <w:hyperlink w:anchor="__RefHeading___Toc4919_1902644385" w:tooltip="5.3.1 Geplant: CSS-Sounds, Auto-Wiring &amp; Handler-Overrides">
+          <w:hyperlink w:anchor="__RefHeading___Toc5051_3842968152" w:tooltip="5.3.1 Geplant: CSS-Sounds, Auto-Wiring &amp; Handler-Overrides">
             <w:r>
               <w:rPr>
                 <w:rStyle w:val="Verzeichnissprung"/>
               </w:rPr>
               <w:t>5.3.1 Geplant: CSS-Sounds, Auto-Wiring &amp; Handler-Overrides</w:t>
               <w:tab/>
-              <w:t>24</w:t>
+              <w:t>25</w:t>
             </w:r>
           </w:hyperlink>
         </w:p>
@@ -1175,14 +1175,14 @@
             </w:tabs>
             <w:rPr/>
           </w:pPr>
-          <w:hyperlink w:anchor="__RefHeading___Toc4921_1902644385" w:tooltip="6 microFT (µFT) — Icon-Font">
+          <w:hyperlink w:anchor="__RefHeading___Toc5053_3842968152" w:tooltip="6 microFT (µFT) — Icon-Font">
             <w:r>
               <w:rPr>
                 <w:rStyle w:val="Verzeichnissprung"/>
               </w:rPr>
               <w:t>6 microFT (µFT) — Icon-Font</w:t>
               <w:tab/>
-              <w:t>25</w:t>
+              <w:t>26</w:t>
             </w:r>
           </w:hyperlink>
         </w:p>
@@ -1195,14 +1195,14 @@
             </w:tabs>
             <w:rPr/>
           </w:pPr>
-          <w:hyperlink w:anchor="__RefHeading___Toc4923_1902644385" w:tooltip="6.1 Glyphen-Benennung">
+          <w:hyperlink w:anchor="__RefHeading___Toc5055_3842968152" w:tooltip="6.1 Glyphen-Benennung">
             <w:r>
               <w:rPr>
                 <w:rStyle w:val="Verzeichnissprung"/>
               </w:rPr>
               <w:t>6.1 Glyphen-Benennung</w:t>
               <w:tab/>
-              <w:t>25</w:t>
+              <w:t>26</w:t>
             </w:r>
           </w:hyperlink>
         </w:p>
@@ -1215,14 +1215,14 @@
             </w:tabs>
             <w:rPr/>
           </w:pPr>
-          <w:hyperlink w:anchor="__RefHeading___Toc4925_1902644385" w:tooltip="6.2 FontGenerator">
+          <w:hyperlink w:anchor="__RefHeading___Toc5057_3842968152" w:tooltip="6.2 FontGenerator">
             <w:r>
               <w:rPr>
                 <w:rStyle w:val="Verzeichnissprung"/>
               </w:rPr>
               <w:t>6.2 FontGenerator</w:t>
               <w:tab/>
-              <w:t>25</w:t>
+              <w:t>26</w:t>
             </w:r>
           </w:hyperlink>
         </w:p>
@@ -1235,14 +1235,14 @@
             </w:tabs>
             <w:rPr/>
           </w:pPr>
-          <w:hyperlink w:anchor="__RefHeading___Toc4927_1902644385" w:tooltip="6.3 API-Bausteine">
+          <w:hyperlink w:anchor="__RefHeading___Toc5059_3842968152" w:tooltip="6.3 API-Bausteine">
             <w:r>
               <w:rPr>
                 <w:rStyle w:val="Verzeichnissprung"/>
               </w:rPr>
               <w:t>6.3 API-Bausteine</w:t>
               <w:tab/>
-              <w:t>26</w:t>
+              <w:t>27</w:t>
             </w:r>
           </w:hyperlink>
         </w:p>
@@ -1255,14 +1255,14 @@
             </w:tabs>
             <w:rPr/>
           </w:pPr>
-          <w:hyperlink w:anchor="__RefHeading___Toc4929_1902644385" w:tooltip="6.4 Anbindung an µCSS">
+          <w:hyperlink w:anchor="__RefHeading___Toc5061_3842968152" w:tooltip="6.4 Anbindung an µCSS">
             <w:r>
               <w:rPr>
                 <w:rStyle w:val="Verzeichnissprung"/>
               </w:rPr>
               <w:t>6.4 Anbindung an µCSS</w:t>
               <w:tab/>
-              <w:t>26</w:t>
+              <w:t>27</w:t>
             </w:r>
           </w:hyperlink>
         </w:p>
@@ -1275,14 +1275,14 @@
             </w:tabs>
             <w:rPr/>
           </w:pPr>
-          <w:hyperlink w:anchor="__RefHeading___Toc4931_1902644385" w:tooltip="7 Vue und Komponenten-Co-Location">
+          <w:hyperlink w:anchor="__RefHeading___Toc5063_3842968152" w:tooltip="7 Vue und Komponenten-Co-Location">
             <w:r>
               <w:rPr>
                 <w:rStyle w:val="Verzeichnissprung"/>
               </w:rPr>
               <w:t>7 Vue und Komponenten-Co-Location</w:t>
               <w:tab/>
-              <w:t>27</w:t>
+              <w:t>28</w:t>
             </w:r>
           </w:hyperlink>
         </w:p>
@@ -1295,14 +1295,14 @@
             </w:tabs>
             <w:rPr/>
           </w:pPr>
-          <w:hyperlink w:anchor="__RefHeading___Toc4933_1902644385" w:tooltip="7.1 Ablauf">
+          <w:hyperlink w:anchor="__RefHeading___Toc5065_3842968152" w:tooltip="7.1 Ablauf">
             <w:r>
               <w:rPr>
                 <w:rStyle w:val="Verzeichnissprung"/>
               </w:rPr>
               <w:t>7.1 Ablauf</w:t>
               <w:tab/>
-              <w:t>27</w:t>
+              <w:t>28</w:t>
             </w:r>
           </w:hyperlink>
         </w:p>
@@ -1315,14 +1315,14 @@
             </w:tabs>
             <w:rPr/>
           </w:pPr>
-          <w:hyperlink w:anchor="__RefHeading___Toc4935_1902644385" w:tooltip="7.2 Namespaces und globale State-Klassen">
+          <w:hyperlink w:anchor="__RefHeading___Toc5067_3842968152" w:tooltip="7.2 Namespaces und globale State-Klassen">
             <w:r>
               <w:rPr>
                 <w:rStyle w:val="Verzeichnissprung"/>
               </w:rPr>
               <w:t>7.2 Namespaces und globale State-Klassen</w:t>
               <w:tab/>
-              <w:t>27</w:t>
+              <w:t>28</w:t>
             </w:r>
           </w:hyperlink>
         </w:p>
@@ -1335,14 +1335,14 @@
             </w:tabs>
             <w:rPr/>
           </w:pPr>
-          <w:hyperlink w:anchor="__RefHeading___Toc4937_1902644385" w:tooltip="7.3 Bestehende Vue-SFCs migrieren">
+          <w:hyperlink w:anchor="__RefHeading___Toc5069_3842968152" w:tooltip="7.3 Bestehende Vue-SFCs migrieren">
             <w:r>
               <w:rPr>
                 <w:rStyle w:val="Verzeichnissprung"/>
               </w:rPr>
               <w:t>7.3 Bestehende Vue-SFCs migrieren</w:t>
               <w:tab/>
-              <w:t>27</w:t>
+              <w:t>28</w:t>
             </w:r>
           </w:hyperlink>
         </w:p>
@@ -1355,14 +1355,14 @@
             </w:tabs>
             <w:rPr/>
           </w:pPr>
-          <w:hyperlink w:anchor="__RefHeading___Toc4939_1902644385" w:tooltip="8 Grundideen von µCSS">
+          <w:hyperlink w:anchor="__RefHeading___Toc5071_3842968152" w:tooltip="8 Grundideen von µCSS">
             <w:r>
               <w:rPr>
                 <w:rStyle w:val="Verzeichnissprung"/>
               </w:rPr>
               <w:t>8 Grundideen von µCSS</w:t>
               <w:tab/>
-              <w:t>28</w:t>
+              <w:t>29</w:t>
             </w:r>
           </w:hyperlink>
         </w:p>
@@ -1375,14 +1375,14 @@
             </w:tabs>
             <w:rPr/>
           </w:pPr>
-          <w:hyperlink w:anchor="__RefHeading___Toc4941_1902644385" w:tooltip="8.1 Das .µ.css-Format">
+          <w:hyperlink w:anchor="__RefHeading___Toc5073_3842968152" w:tooltip="8.1 Das .µ.css-Format">
             <w:r>
               <w:rPr>
                 <w:rStyle w:val="Verzeichnissprung"/>
               </w:rPr>
               <w:t>8.1 Das .µ.css-Format</w:t>
               <w:tab/>
-              <w:t>28</w:t>
+              <w:t>29</w:t>
             </w:r>
           </w:hyperlink>
         </w:p>
@@ -1395,14 +1395,14 @@
             </w:tabs>
             <w:rPr/>
           </w:pPr>
-          <w:hyperlink w:anchor="__RefHeading___Toc4943_1902644385" w:tooltip="8.2 Werte-Interpolation µ(Ausdruck)">
+          <w:hyperlink w:anchor="__RefHeading___Toc5075_3842968152" w:tooltip="8.2 Werte-Interpolation µ(Ausdruck)">
             <w:r>
               <w:rPr>
                 <w:rStyle w:val="Verzeichnissprung"/>
               </w:rPr>
               <w:t>8.2 Werte-Interpolation µ(Ausdruck)</w:t>
               <w:tab/>
-              <w:t>28</w:t>
+              <w:t>29</w:t>
             </w:r>
           </w:hyperlink>
         </w:p>
@@ -1415,14 +1415,14 @@
             </w:tabs>
             <w:rPr/>
           </w:pPr>
-          <w:hyperlink w:anchor="__RefHeading___Toc4945_1902644385" w:tooltip="8.3 Direktiven -µ: Ausdruck">
+          <w:hyperlink w:anchor="__RefHeading___Toc5077_3842968152" w:tooltip="8.3 Direktiven -µ: Ausdruck">
             <w:r>
               <w:rPr>
                 <w:rStyle w:val="Verzeichnissprung"/>
               </w:rPr>
               <w:t>8.3 Direktiven -µ: Ausdruck</w:t>
               <w:tab/>
-              <w:t>28</w:t>
+              <w:t>29</w:t>
             </w:r>
           </w:hyperlink>
         </w:p>
@@ -1435,14 +1435,14 @@
             </w:tabs>
             <w:rPr/>
           </w:pPr>
-          <w:hyperlink w:anchor="__RefHeading___Toc4947_1902644385" w:tooltip="8.4 Das Skin-Manifest">
+          <w:hyperlink w:anchor="__RefHeading___Toc5079_3842968152" w:tooltip="8.4 Das Skin-Manifest">
             <w:r>
               <w:rPr>
                 <w:rStyle w:val="Verzeichnissprung"/>
               </w:rPr>
               <w:t>8.4 Das Skin-Manifest</w:t>
               <w:tab/>
-              <w:t>29</w:t>
+              <w:t>30</w:t>
             </w:r>
           </w:hyperlink>
         </w:p>
@@ -1455,14 +1455,14 @@
             </w:tabs>
             <w:rPr/>
           </w:pPr>
-          <w:hyperlink w:anchor="__RefHeading___Toc4949_1902644385" w:tooltip="8.5 JavaScript ohne Ersatzzeichen">
+          <w:hyperlink w:anchor="__RefHeading___Toc5081_3842968152" w:tooltip="8.5 JavaScript ohne Ersatzzeichen">
             <w:r>
               <w:rPr>
                 <w:rStyle w:val="Verzeichnissprung"/>
               </w:rPr>
               <w:t>8.5 JavaScript ohne Ersatzzeichen</w:t>
               <w:tab/>
-              <w:t>29</w:t>
+              <w:t>30</w:t>
             </w:r>
           </w:hyperlink>
         </w:p>
@@ -1475,14 +1475,14 @@
             </w:tabs>
             <w:rPr/>
           </w:pPr>
-          <w:hyperlink w:anchor="__RefHeading___Toc4951_1902644385" w:tooltip="9 Build-Ablauf und Gulp-Integration">
+          <w:hyperlink w:anchor="__RefHeading___Toc5083_3842968152" w:tooltip="9 Build-Ablauf und Gulp-Integration">
             <w:r>
               <w:rPr>
                 <w:rStyle w:val="Verzeichnissprung"/>
               </w:rPr>
               <w:t>9 Build-Ablauf und Gulp-Integration</w:t>
               <w:tab/>
-              <w:t>30</w:t>
+              <w:t>31</w:t>
             </w:r>
           </w:hyperlink>
         </w:p>
@@ -1495,14 +1495,14 @@
             </w:tabs>
             <w:rPr/>
           </w:pPr>
-          <w:hyperlink w:anchor="__RefHeading___Toc4953_1902644385" w:tooltip="9.1 Verzeichniskonventionen">
+          <w:hyperlink w:anchor="__RefHeading___Toc5085_3842968152" w:tooltip="9.1 Verzeichniskonventionen">
             <w:r>
               <w:rPr>
                 <w:rStyle w:val="Verzeichnissprung"/>
               </w:rPr>
               <w:t>9.1 Verzeichniskonventionen</w:t>
               <w:tab/>
-              <w:t>30</w:t>
+              <w:t>31</w:t>
             </w:r>
           </w:hyperlink>
         </w:p>
@@ -1515,14 +1515,14 @@
             </w:tabs>
             <w:rPr/>
           </w:pPr>
-          <w:hyperlink w:anchor="__RefHeading___Toc4955_1902644385" w:tooltip="9.2 Kompilierungs-Ablauf">
+          <w:hyperlink w:anchor="__RefHeading___Toc5087_3842968152" w:tooltip="9.2 Kompilierungs-Ablauf">
             <w:r>
               <w:rPr>
                 <w:rStyle w:val="Verzeichnissprung"/>
               </w:rPr>
               <w:t>9.2 Kompilierungs-Ablauf</w:t>
               <w:tab/>
-              <w:t>30</w:t>
+              <w:t>31</w:t>
             </w:r>
           </w:hyperlink>
         </w:p>
@@ -1535,14 +1535,14 @@
             </w:tabs>
             <w:rPr/>
           </w:pPr>
-          <w:hyperlink w:anchor="__RefHeading___Toc4957_1902644385" w:tooltip="9.3 Inkrementeller Build und Cache">
+          <w:hyperlink w:anchor="__RefHeading___Toc5089_3842968152" w:tooltip="9.3 Inkrementeller Build und Cache">
             <w:r>
               <w:rPr>
                 <w:rStyle w:val="Verzeichnissprung"/>
               </w:rPr>
               <w:t>9.3 Inkrementeller Build und Cache</w:t>
               <w:tab/>
-              <w:t>30</w:t>
+              <w:t>31</w:t>
             </w:r>
           </w:hyperlink>
         </w:p>
@@ -1555,14 +1555,14 @@
             </w:tabs>
             <w:rPr/>
           </w:pPr>
-          <w:hyperlink w:anchor="__RefHeading___Toc4959_1902644385" w:tooltip="9.4 Gulp-Tasks und Watch">
+          <w:hyperlink w:anchor="__RefHeading___Toc5091_3842968152" w:tooltip="9.4 Gulp-Tasks und Watch">
             <w:r>
               <w:rPr>
                 <w:rStyle w:val="Verzeichnissprung"/>
               </w:rPr>
               <w:t>9.4 Gulp-Tasks und Watch</w:t>
               <w:tab/>
-              <w:t>31</w:t>
+              <w:t>32</w:t>
             </w:r>
           </w:hyperlink>
         </w:p>
@@ -1575,14 +1575,14 @@
             </w:tabs>
             <w:rPr/>
           </w:pPr>
-          <w:hyperlink w:anchor="__RefHeading___Toc4961_1902644385" w:tooltip="10 Manifest-Referenz (DefineSkin)">
+          <w:hyperlink w:anchor="__RefHeading___Toc5093_3842968152" w:tooltip="10 Manifest-Referenz (DefineSkin)">
             <w:r>
               <w:rPr>
                 <w:rStyle w:val="Verzeichnissprung"/>
               </w:rPr>
               <w:t>10 Manifest-Referenz (DefineSkin)</w:t>
               <w:tab/>
-              <w:t>32</w:t>
+              <w:t>33</w:t>
             </w:r>
           </w:hyperlink>
         </w:p>
@@ -1595,14 +1595,14 @@
             </w:tabs>
             <w:rPr/>
           </w:pPr>
-          <w:hyperlink w:anchor="__RefHeading___Toc4963_1902644385" w:tooltip="10.1 vars">
+          <w:hyperlink w:anchor="__RefHeading___Toc5095_3842968152" w:tooltip="10.1 vars">
             <w:r>
               <w:rPr>
                 <w:rStyle w:val="Verzeichnissprung"/>
               </w:rPr>
               <w:t>10.1 vars</w:t>
               <w:tab/>
-              <w:t>32</w:t>
+              <w:t>33</w:t>
             </w:r>
           </w:hyperlink>
         </w:p>
@@ -1615,14 +1615,14 @@
             </w:tabs>
             <w:rPr/>
           </w:pPr>
-          <w:hyperlink w:anchor="__RefHeading___Toc4965_1902644385" w:tooltip="10.2 helpers">
+          <w:hyperlink w:anchor="__RefHeading___Toc5097_3842968152" w:tooltip="10.2 helpers">
             <w:r>
               <w:rPr>
                 <w:rStyle w:val="Verzeichnissprung"/>
               </w:rPr>
               <w:t>10.2 helpers</w:t>
               <w:tab/>
-              <w:t>32</w:t>
+              <w:t>33</w:t>
             </w:r>
           </w:hyperlink>
         </w:p>
@@ -1635,14 +1635,14 @@
             </w:tabs>
             <w:rPr/>
           </w:pPr>
-          <w:hyperlink w:anchor="__RefHeading___Toc4967_1902644385" w:tooltip="10.3 cursors">
+          <w:hyperlink w:anchor="__RefHeading___Toc5099_3842968152" w:tooltip="10.3 cursors">
             <w:r>
               <w:rPr>
                 <w:rStyle w:val="Verzeichnissprung"/>
               </w:rPr>
               <w:t>10.3 cursors</w:t>
               <w:tab/>
-              <w:t>32</w:t>
+              <w:t>33</w:t>
             </w:r>
           </w:hyperlink>
         </w:p>
@@ -1655,14 +1655,14 @@
             </w:tabs>
             <w:rPr/>
           </w:pPr>
-          <w:hyperlink w:anchor="__RefHeading___Toc4969_1902644385" w:tooltip="10.4 media">
+          <w:hyperlink w:anchor="__RefHeading___Toc5101_3842968152" w:tooltip="10.4 media">
             <w:r>
               <w:rPr>
                 <w:rStyle w:val="Verzeichnissprung"/>
               </w:rPr>
               <w:t>10.4 media</w:t>
               <w:tab/>
-              <w:t>32</w:t>
+              <w:t>33</w:t>
             </w:r>
           </w:hyperlink>
         </w:p>
@@ -1675,14 +1675,14 @@
             </w:tabs>
             <w:rPr/>
           </w:pPr>
-          <w:hyperlink w:anchor="__RefHeading___Toc4971_1902644385" w:tooltip="10.5 imageFormat">
+          <w:hyperlink w:anchor="__RefHeading___Toc5103_3842968152" w:tooltip="10.5 imageFormat">
             <w:r>
               <w:rPr>
                 <w:rStyle w:val="Verzeichnissprung"/>
               </w:rPr>
               <w:t>10.5 imageFormat</w:t>
               <w:tab/>
-              <w:t>33</w:t>
+              <w:t>34</w:t>
             </w:r>
           </w:hyperlink>
         </w:p>
@@ -1695,14 +1695,14 @@
             </w:tabs>
             <w:rPr/>
           </w:pPr>
-          <w:hyperlink w:anchor="__RefHeading___Toc4973_1902644385" w:tooltip="10.6 sprites">
+          <w:hyperlink w:anchor="__RefHeading___Toc5105_3842968152" w:tooltip="10.6 sprites">
             <w:r>
               <w:rPr>
                 <w:rStyle w:val="Verzeichnissprung"/>
               </w:rPr>
               <w:t>10.6 sprites</w:t>
               <w:tab/>
-              <w:t>34</w:t>
+              <w:t>35</w:t>
             </w:r>
           </w:hyperlink>
         </w:p>
@@ -1715,14 +1715,14 @@
             </w:tabs>
             <w:rPr/>
           </w:pPr>
-          <w:hyperlink w:anchor="__RefHeading___Toc4975_1902644385" w:tooltip="10.7 sounds">
+          <w:hyperlink w:anchor="__RefHeading___Toc5107_3842968152" w:tooltip="10.7 minify">
             <w:r>
               <w:rPr>
                 <w:rStyle w:val="Verzeichnissprung"/>
               </w:rPr>
-              <w:t>10.7 sounds</w:t>
+              <w:t>10.7 minify</w:t>
               <w:tab/>
-              <w:t>35</w:t>
+              <w:t>36</w:t>
             </w:r>
           </w:hyperlink>
         </w:p>
@@ -1735,14 +1735,14 @@
             </w:tabs>
             <w:rPr/>
           </w:pPr>
-          <w:hyperlink w:anchor="__RefHeading___Toc4977_1902644385" w:tooltip="10.8 font">
+          <w:hyperlink w:anchor="__RefHeading___Toc5109_3842968152" w:tooltip="10.8 sounds">
             <w:r>
               <w:rPr>
                 <w:rStyle w:val="Verzeichnissprung"/>
               </w:rPr>
-              <w:t>10.8 font</w:t>
+              <w:t>10.8 sounds</w:t>
               <w:tab/>
-              <w:t>35</w:t>
+              <w:t>36</w:t>
             </w:r>
           </w:hyperlink>
         </w:p>
@@ -1755,14 +1755,34 @@
             </w:tabs>
             <w:rPr/>
           </w:pPr>
-          <w:hyperlink w:anchor="__RefHeading___Toc4979_1902644385" w:tooltip="10.9 files">
+          <w:hyperlink w:anchor="__RefHeading___Toc5111_3842968152" w:tooltip="10.9 font">
             <w:r>
               <w:rPr>
                 <w:rStyle w:val="Verzeichnissprung"/>
               </w:rPr>
-              <w:t>10.9 files</w:t>
+              <w:t>10.9 font</w:t>
               <w:tab/>
-              <w:t>36</w:t>
+              <w:t>37</w:t>
+            </w:r>
+          </w:hyperlink>
+        </w:p>
+        <w:p>
+          <w:pPr>
+            <w:pStyle w:val="TOC2"/>
+            <w:tabs>
+              <w:tab w:val="clear" w:pos="8743"/>
+              <w:tab w:val="right" w:pos="9025" w:leader="dot"/>
+            </w:tabs>
+            <w:rPr/>
+          </w:pPr>
+          <w:hyperlink w:anchor="__RefHeading___Toc5113_3842968152" w:tooltip="10.10 files">
+            <w:r>
+              <w:rPr>
+                <w:rStyle w:val="Verzeichnissprung"/>
+              </w:rPr>
+              <w:t>10.10 files</w:t>
+              <w:tab/>
+              <w:t>38</w:t>
             </w:r>
           </w:hyperlink>
         </w:p>
@@ -1775,14 +1795,14 @@
             </w:tabs>
             <w:rPr/>
           </w:pPr>
-          <w:hyperlink w:anchor="__RefHeading___Toc4981_1902644385" w:tooltip="11 µ-Auswertungskontext (Referenz)">
+          <w:hyperlink w:anchor="__RefHeading___Toc5115_3842968152" w:tooltip="11 µ-Auswertungskontext (Referenz)">
             <w:r>
               <w:rPr>
                 <w:rStyle w:val="Verzeichnissprung"/>
               </w:rPr>
               <w:t>11 µ-Auswertungskontext (Referenz)</w:t>
               <w:tab/>
-              <w:t>38</w:t>
+              <w:t>39</w:t>
             </w:r>
           </w:hyperlink>
         </w:p>
@@ -1795,14 +1815,14 @@
             </w:tabs>
             <w:rPr/>
           </w:pPr>
-          <w:hyperlink w:anchor="__RefHeading___Toc4983_1902644385" w:tooltip="11.1 Das $-Objekt">
+          <w:hyperlink w:anchor="__RefHeading___Toc5117_3842968152" w:tooltip="11.1 Das $-Objekt">
             <w:r>
               <w:rPr>
                 <w:rStyle w:val="Verzeichnissprung"/>
               </w:rPr>
               <w:t>11.1 Das $-Objekt</w:t>
               <w:tab/>
-              <w:t>38</w:t>
+              <w:t>39</w:t>
             </w:r>
           </w:hyperlink>
         </w:p>
@@ -1815,14 +1835,14 @@
             </w:tabs>
             <w:rPr/>
           </w:pPr>
-          <w:hyperlink w:anchor="__RefHeading___Toc4985_1902644385" w:tooltip="11.2 Farb- und Wert-Funktionen">
+          <w:hyperlink w:anchor="__RefHeading___Toc5119_3842968152" w:tooltip="11.2 Farb- und Wert-Funktionen">
             <w:r>
               <w:rPr>
                 <w:rStyle w:val="Verzeichnissprung"/>
               </w:rPr>
               <w:t>11.2 Farb- und Wert-Funktionen</w:t>
               <w:tab/>
-              <w:t>38</w:t>
+              <w:t>39</w:t>
             </w:r>
           </w:hyperlink>
         </w:p>
@@ -1835,14 +1855,14 @@
             </w:tabs>
             <w:rPr/>
           </w:pPr>
-          <w:hyperlink w:anchor="__RefHeading___Toc4987_1902644385" w:tooltip="11.3 Regel- und Dokument-Methoden">
+          <w:hyperlink w:anchor="__RefHeading___Toc5121_3842968152" w:tooltip="11.3 Regel- und Dokument-Methoden">
             <w:r>
               <w:rPr>
                 <w:rStyle w:val="Verzeichnissprung"/>
               </w:rPr>
               <w:t>11.3 Regel- und Dokument-Methoden</w:t>
               <w:tab/>
-              <w:t>38</w:t>
+              <w:t>39</w:t>
             </w:r>
           </w:hyperlink>
         </w:p>
@@ -1855,14 +1875,14 @@
             </w:tabs>
             <w:rPr/>
           </w:pPr>
-          <w:hyperlink w:anchor="__RefHeading___Toc4989_1902644385" w:tooltip="11.4 Sprite()">
+          <w:hyperlink w:anchor="__RefHeading___Toc5123_3842968152" w:tooltip="11.4 Sprite()">
             <w:r>
               <w:rPr>
                 <w:rStyle w:val="Verzeichnissprung"/>
               </w:rPr>
               <w:t>11.4 Sprite()</w:t>
               <w:tab/>
-              <w:t>39</w:t>
+              <w:t>40</w:t>
             </w:r>
           </w:hyperlink>
         </w:p>
@@ -1875,14 +1895,14 @@
             </w:tabs>
             <w:rPr/>
           </w:pPr>
-          <w:hyperlink w:anchor="__RefHeading___Toc4991_1902644385" w:tooltip="11.5 Cursor()">
+          <w:hyperlink w:anchor="__RefHeading___Toc5125_3842968152" w:tooltip="11.5 Cursor()">
             <w:r>
               <w:rPr>
                 <w:rStyle w:val="Verzeichnissprung"/>
               </w:rPr>
               <w:t>11.5 Cursor()</w:t>
               <w:tab/>
-              <w:t>39</w:t>
+              <w:t>40</w:t>
             </w:r>
           </w:hyperlink>
         </w:p>
@@ -1895,14 +1915,14 @@
             </w:tabs>
             <w:rPr/>
           </w:pPr>
-          <w:hyperlink w:anchor="__RefHeading___Toc4993_1902644385" w:tooltip="11.6 Helper-Funktionen und this-Bindung">
+          <w:hyperlink w:anchor="__RefHeading___Toc5127_3842968152" w:tooltip="11.6 Helper-Funktionen und this-Bindung">
             <w:r>
               <w:rPr>
                 <w:rStyle w:val="Verzeichnissprung"/>
               </w:rPr>
               <w:t>11.6 Helper-Funktionen und this-Bindung</w:t>
               <w:tab/>
-              <w:t>39</w:t>
+              <w:t>40</w:t>
             </w:r>
           </w:hyperlink>
         </w:p>
@@ -1915,14 +1935,14 @@
             </w:tabs>
             <w:rPr/>
           </w:pPr>
-          <w:hyperlink w:anchor="__RefHeading___Toc4995_1902644385" w:tooltip="11.7 afterWork-Hooks">
+          <w:hyperlink w:anchor="__RefHeading___Toc5129_3842968152" w:tooltip="11.7 afterWork-Hooks">
             <w:r>
               <w:rPr>
                 <w:rStyle w:val="Verzeichnissprung"/>
               </w:rPr>
               <w:t>11.7 afterWork-Hooks</w:t>
               <w:tab/>
-              <w:t>40</w:t>
+              <w:t>41</w:t>
             </w:r>
           </w:hyperlink>
         </w:p>
@@ -1935,14 +1955,14 @@
             </w:tabs>
             <w:rPr/>
           </w:pPr>
-          <w:hyperlink w:anchor="__RefHeading___Toc4997_1902644385" w:tooltip="12 Arbeiten mit Farben">
+          <w:hyperlink w:anchor="__RefHeading___Toc5131_3842968152" w:tooltip="12 Arbeiten mit Farben">
             <w:r>
               <w:rPr>
                 <w:rStyle w:val="Verzeichnissprung"/>
               </w:rPr>
               <w:t>12 Arbeiten mit Farben</w:t>
               <w:tab/>
-              <w:t>41</w:t>
+              <w:t>42</w:t>
             </w:r>
           </w:hyperlink>
         </w:p>
@@ -1955,14 +1975,14 @@
             </w:tabs>
             <w:rPr/>
           </w:pPr>
-          <w:hyperlink w:anchor="__RefHeading___Toc4999_1902644385" w:tooltip="12.1 Farben definieren">
+          <w:hyperlink w:anchor="__RefHeading___Toc5133_3842968152" w:tooltip="12.1 Farben definieren">
             <w:r>
               <w:rPr>
                 <w:rStyle w:val="Verzeichnissprung"/>
               </w:rPr>
               <w:t>12.1 Farben definieren</w:t>
               <w:tab/>
-              <w:t>41</w:t>
+              <w:t>42</w:t>
             </w:r>
           </w:hyperlink>
         </w:p>
@@ -1975,14 +1995,14 @@
             </w:tabs>
             <w:rPr/>
           </w:pPr>
-          <w:hyperlink w:anchor="__RefHeading___Toc5001_1902644385" w:tooltip="12.2 Alpha-Werte">
+          <w:hyperlink w:anchor="__RefHeading___Toc5135_3842968152" w:tooltip="12.2 Alpha-Werte">
             <w:r>
               <w:rPr>
                 <w:rStyle w:val="Verzeichnissprung"/>
               </w:rPr>
               <w:t>12.2 Alpha-Werte</w:t>
               <w:tab/>
-              <w:t>41</w:t>
+              <w:t>42</w:t>
             </w:r>
           </w:hyperlink>
         </w:p>
@@ -1995,14 +2015,14 @@
             </w:tabs>
             <w:rPr/>
           </w:pPr>
-          <w:hyperlink w:anchor="__RefHeading___Toc5003_1902644385" w:tooltip="12.3 Farbberechnungen">
+          <w:hyperlink w:anchor="__RefHeading___Toc5137_3842968152" w:tooltip="12.3 Farbberechnungen">
             <w:r>
               <w:rPr>
                 <w:rStyle w:val="Verzeichnissprung"/>
               </w:rPr>
               <w:t>12.3 Farbberechnungen</w:t>
               <w:tab/>
-              <w:t>41</w:t>
+              <w:t>42</w:t>
             </w:r>
           </w:hyperlink>
         </w:p>
@@ -2015,14 +2035,14 @@
             </w:tabs>
             <w:rPr/>
           </w:pPr>
-          <w:hyperlink w:anchor="__RefHeading___Toc5005_1902644385" w:tooltip="13 Node-API">
+          <w:hyperlink w:anchor="__RefHeading___Toc5139_3842968152" w:tooltip="13 Node-API">
             <w:r>
               <w:rPr>
                 <w:rStyle w:val="Verzeichnissprung"/>
               </w:rPr>
               <w:t>13 Node-API</w:t>
               <w:tab/>
-              <w:t>42</w:t>
+              <w:t>43</w:t>
             </w:r>
           </w:hyperlink>
         </w:p>
@@ -2035,14 +2055,14 @@
             </w:tabs>
             <w:rPr/>
           </w:pPr>
-          <w:hyperlink w:anchor="__RefHeading___Toc5007_1902644385" w:tooltip="14 Fehlerdiagnostik">
+          <w:hyperlink w:anchor="__RefHeading___Toc5141_3842968152" w:tooltip="14 Fehlerdiagnostik">
             <w:r>
               <w:rPr>
                 <w:rStyle w:val="Verzeichnissprung"/>
               </w:rPr>
               <w:t>14 Fehlerdiagnostik</w:t>
               <w:tab/>
-              <w:t>43</w:t>
+              <w:t>44</w:t>
             </w:r>
           </w:hyperlink>
         </w:p>
@@ -2055,14 +2075,14 @@
             </w:tabs>
             <w:rPr/>
           </w:pPr>
-          <w:hyperlink w:anchor="__RefHeading___Toc5009_1902644385" w:tooltip="15 Migration von µCSS">
+          <w:hyperlink w:anchor="__RefHeading___Toc5143_3842968152" w:tooltip="15 Migration von µCSS">
             <w:r>
               <w:rPr>
                 <w:rStyle w:val="Verzeichnissprung"/>
               </w:rPr>
               <w:t>15 Migration von µCSS</w:t>
               <w:tab/>
-              <w:t>44</w:t>
+              <w:t>45</w:t>
             </w:r>
           </w:hyperlink>
         </w:p>
@@ -2075,14 +2095,14 @@
             </w:tabs>
             <w:rPr/>
           </w:pPr>
-          <w:hyperlink w:anchor="__RefHeading___Toc5011_1902644385" w:tooltip="16 Versionshistorie">
+          <w:hyperlink w:anchor="__RefHeading___Toc5145_3842968152" w:tooltip="16 Versionshistorie">
             <w:r>
               <w:rPr>
                 <w:rStyle w:val="Verzeichnissprung"/>
               </w:rPr>
               <w:t>16 Versionshistorie</w:t>
               <w:tab/>
-              <w:t>45</w:t>
+              <w:t>46</w:t>
             </w:r>
           </w:hyperlink>
         </w:p>
@@ -2095,14 +2115,14 @@
             </w:tabs>
             <w:rPr/>
           </w:pPr>
-          <w:hyperlink w:anchor="__RefHeading___Toc5013_1902644385" w:tooltip="17 Rechtliches">
+          <w:hyperlink w:anchor="__RefHeading___Toc5147_3842968152" w:tooltip="17 Rechtliches">
             <w:r>
               <w:rPr>
                 <w:rStyle w:val="Verzeichnissprung"/>
               </w:rPr>
               <w:t>17 Rechtliches</w:t>
               <w:tab/>
-              <w:t>47</w:t>
+              <w:t>49</w:t>
             </w:r>
           </w:hyperlink>
         </w:p>
@@ -2115,14 +2135,14 @@
             </w:tabs>
             <w:rPr/>
           </w:pPr>
-          <w:hyperlink w:anchor="__RefHeading___Toc5015_1902644385" w:tooltip="17.1 MIT-Lizenz (Originaltext)">
+          <w:hyperlink w:anchor="__RefHeading___Toc5149_3842968152" w:tooltip="17.1 MIT-Lizenz (Originaltext)">
             <w:r>
               <w:rPr>
                 <w:rStyle w:val="Verzeichnissprung"/>
               </w:rPr>
               <w:t>17.1 MIT-Lizenz (Originaltext)</w:t>
               <w:tab/>
-              <w:t>47</w:t>
+              <w:t>49</w:t>
             </w:r>
           </w:hyperlink>
         </w:p>
@@ -2135,14 +2155,14 @@
             </w:tabs>
             <w:rPr/>
           </w:pPr>
-          <w:hyperlink w:anchor="__RefHeading___Toc5017_1902644385" w:tooltip="17.2 Marken">
+          <w:hyperlink w:anchor="__RefHeading___Toc5151_3842968152" w:tooltip="17.2 Marken">
             <w:r>
               <w:rPr>
                 <w:rStyle w:val="Verzeichnissprung"/>
               </w:rPr>
               <w:t>17.2 Marken</w:t>
               <w:tab/>
-              <w:t>47</w:t>
+              <w:t>49</w:t>
             </w:r>
           </w:hyperlink>
         </w:p>
@@ -2155,14 +2175,14 @@
             </w:tabs>
             <w:rPr/>
           </w:pPr>
-          <w:hyperlink w:anchor="__RefHeading___Toc5019_1902644385" w:tooltip="17.3 Verwendete Bibliotheken">
+          <w:hyperlink w:anchor="__RefHeading___Toc5153_3842968152" w:tooltip="17.3 Verwendete Bibliotheken">
             <w:r>
               <w:rPr>
                 <w:rStyle w:val="Verzeichnissprung"/>
               </w:rPr>
               <w:t>17.3 Verwendete Bibliotheken</w:t>
               <w:tab/>
-              <w:t>47</w:t>
+              <w:t>49</w:t>
             </w:r>
           </w:hyperlink>
           <w:r>
@@ -2206,7 +2226,7 @@
         <w:outlineLvl w:val="0"/>
         <w:rPr/>
       </w:pPr>
-      <w:bookmarkStart w:id="0" w:name="__RefHeading___Toc4825_1902644385"/>
+      <w:bookmarkStart w:id="0" w:name="__RefHeading___Toc4957_3842968152"/>
       <w:bookmarkEnd w:id="0"/>
       <w:r>
         <w:rPr/>
@@ -2587,7 +2607,7 @@
         <w:outlineLvl w:val="1"/>
         <w:rPr/>
       </w:pPr>
-      <w:bookmarkStart w:id="1" w:name="__RefHeading___Toc4827_1902644385"/>
+      <w:bookmarkStart w:id="1" w:name="__RefHeading___Toc4959_3842968152"/>
       <w:bookmarkEnd w:id="1"/>
       <w:r>
         <w:rPr/>
@@ -2662,7 +2682,7 @@
         <w:outlineLvl w:val="1"/>
         <w:rPr/>
       </w:pPr>
-      <w:bookmarkStart w:id="2" w:name="__RefHeading___Toc4829_1902644385"/>
+      <w:bookmarkStart w:id="2" w:name="__RefHeading___Toc4961_3842968152"/>
       <w:bookmarkEnd w:id="2"/>
       <w:r>
         <w:rPr/>
@@ -3208,7 +3228,7 @@
         <w:outlineLvl w:val="1"/>
         <w:rPr/>
       </w:pPr>
-      <w:bookmarkStart w:id="3" w:name="__RefHeading___Toc4831_1902644385"/>
+      <w:bookmarkStart w:id="3" w:name="__RefHeading___Toc4963_3842968152"/>
       <w:bookmarkEnd w:id="3"/>
       <w:r>
         <w:rPr/>
@@ -3857,7 +3877,7 @@
         <w:outlineLvl w:val="0"/>
         <w:rPr/>
       </w:pPr>
-      <w:bookmarkStart w:id="4" w:name="__RefHeading___Toc4833_1902644385"/>
+      <w:bookmarkStart w:id="4" w:name="__RefHeading___Toc4965_3842968152"/>
       <w:bookmarkEnd w:id="4"/>
       <w:r>
         <w:rPr/>
@@ -4183,7 +4203,7 @@
         <w:outlineLvl w:val="0"/>
         <w:rPr/>
       </w:pPr>
-      <w:bookmarkStart w:id="5" w:name="__RefHeading___Toc4835_1902644385"/>
+      <w:bookmarkStart w:id="5" w:name="__RefHeading___Toc4967_3842968152"/>
       <w:bookmarkEnd w:id="5"/>
       <w:r>
         <w:rPr/>
@@ -4213,7 +4233,7 @@
         <w:outlineLvl w:val="1"/>
         <w:rPr/>
       </w:pPr>
-      <w:bookmarkStart w:id="6" w:name="__RefHeading___Toc4837_1902644385"/>
+      <w:bookmarkStart w:id="6" w:name="__RefHeading___Toc4969_3842968152"/>
       <w:bookmarkEnd w:id="6"/>
       <w:r>
         <w:rPr/>
@@ -4870,7 +4890,7 @@
         <w:outlineLvl w:val="1"/>
         <w:rPr/>
       </w:pPr>
-      <w:bookmarkStart w:id="7" w:name="__RefHeading___Toc4839_1902644385"/>
+      <w:bookmarkStart w:id="7" w:name="__RefHeading___Toc4971_3842968152"/>
       <w:bookmarkEnd w:id="7"/>
       <w:r>
         <w:rPr/>
@@ -5248,7 +5268,7 @@
         <w:outlineLvl w:val="1"/>
         <w:rPr/>
       </w:pPr>
-      <w:bookmarkStart w:id="8" w:name="__RefHeading___Toc4841_1902644385"/>
+      <w:bookmarkStart w:id="8" w:name="__RefHeading___Toc4973_3842968152"/>
       <w:bookmarkEnd w:id="8"/>
       <w:r>
         <w:rPr/>
@@ -5566,7 +5586,7 @@
         <w:outlineLvl w:val="1"/>
         <w:rPr/>
       </w:pPr>
-      <w:bookmarkStart w:id="9" w:name="__RefHeading___Toc4843_1902644385"/>
+      <w:bookmarkStart w:id="9" w:name="__RefHeading___Toc4975_3842968152"/>
       <w:bookmarkEnd w:id="9"/>
       <w:r>
         <w:rPr/>
@@ -6198,7 +6218,7 @@
         <w:outlineLvl w:val="1"/>
         <w:rPr/>
       </w:pPr>
-      <w:bookmarkStart w:id="10" w:name="__RefHeading___Toc4845_1902644385"/>
+      <w:bookmarkStart w:id="10" w:name="__RefHeading___Toc4977_3842968152"/>
       <w:bookmarkEnd w:id="10"/>
       <w:r>
         <w:rPr/>
@@ -6374,7 +6394,7 @@
         <w:outlineLvl w:val="1"/>
         <w:rPr/>
       </w:pPr>
-      <w:bookmarkStart w:id="11" w:name="__RefHeading___Toc4847_1902644385"/>
+      <w:bookmarkStart w:id="11" w:name="__RefHeading___Toc4979_3842968152"/>
       <w:bookmarkEnd w:id="11"/>
       <w:r>
         <w:rPr/>
@@ -6739,7 +6759,7 @@
         <w:outlineLvl w:val="1"/>
         <w:rPr/>
       </w:pPr>
-      <w:bookmarkStart w:id="12" w:name="__RefHeading___Toc4849_1902644385"/>
+      <w:bookmarkStart w:id="12" w:name="__RefHeading___Toc4981_3842968152"/>
       <w:bookmarkEnd w:id="12"/>
       <w:r>
         <w:rPr/>
@@ -7495,7 +7515,7 @@
         <w:outlineLvl w:val="0"/>
         <w:rPr/>
       </w:pPr>
-      <w:bookmarkStart w:id="13" w:name="__RefHeading___Toc4851_1902644385"/>
+      <w:bookmarkStart w:id="13" w:name="__RefHeading___Toc4983_3842968152"/>
       <w:bookmarkEnd w:id="13"/>
       <w:r>
         <w:rPr/>
@@ -7679,7 +7699,7 @@
         <w:outlineLvl w:val="1"/>
         <w:rPr/>
       </w:pPr>
-      <w:bookmarkStart w:id="14" w:name="__RefHeading___Toc4853_1902644385"/>
+      <w:bookmarkStart w:id="14" w:name="__RefHeading___Toc4985_3842968152"/>
       <w:bookmarkEnd w:id="14"/>
       <w:r>
         <w:rPr/>
@@ -8991,7 +9011,7 @@
         <w:outlineLvl w:val="1"/>
         <w:rPr/>
       </w:pPr>
-      <w:bookmarkStart w:id="15" w:name="__RefHeading___Toc4855_1902644385"/>
+      <w:bookmarkStart w:id="15" w:name="__RefHeading___Toc4987_3842968152"/>
       <w:bookmarkEnd w:id="15"/>
       <w:r>
         <w:rPr/>
@@ -10148,7 +10168,7 @@
         <w:outlineLvl w:val="2"/>
         <w:rPr/>
       </w:pPr>
-      <w:bookmarkStart w:id="16" w:name="__RefHeading___Toc4857_1902644385"/>
+      <w:bookmarkStart w:id="16" w:name="__RefHeading___Toc4989_3842968152"/>
       <w:bookmarkEnd w:id="16"/>
       <w:r>
         <w:rPr/>
@@ -10387,7 +10407,7 @@
         <w:outlineLvl w:val="1"/>
         <w:rPr/>
       </w:pPr>
-      <w:bookmarkStart w:id="17" w:name="__RefHeading___Toc4859_1902644385"/>
+      <w:bookmarkStart w:id="17" w:name="__RefHeading___Toc4991_3842968152"/>
       <w:bookmarkEnd w:id="17"/>
       <w:r>
         <w:rPr/>
@@ -11013,7 +11033,7 @@
         <w:outlineLvl w:val="1"/>
         <w:rPr/>
       </w:pPr>
-      <w:bookmarkStart w:id="18" w:name="__RefHeading___Toc4861_1902644385"/>
+      <w:bookmarkStart w:id="18" w:name="__RefHeading___Toc4993_3842968152"/>
       <w:bookmarkEnd w:id="18"/>
       <w:r>
         <w:rPr/>
@@ -11078,7 +11098,7 @@
         <w:outlineLvl w:val="1"/>
         <w:rPr/>
       </w:pPr>
-      <w:bookmarkStart w:id="19" w:name="__RefHeading___Toc4863_1902644385"/>
+      <w:bookmarkStart w:id="19" w:name="__RefHeading___Toc4995_3842968152"/>
       <w:bookmarkEnd w:id="19"/>
       <w:r>
         <w:rPr/>
@@ -11487,7 +11507,7 @@
         <w:outlineLvl w:val="2"/>
         <w:rPr/>
       </w:pPr>
-      <w:bookmarkStart w:id="20" w:name="__RefHeading___Toc4865_1902644385"/>
+      <w:bookmarkStart w:id="20" w:name="__RefHeading___Toc4997_3842968152"/>
       <w:bookmarkEnd w:id="20"/>
       <w:r>
         <w:rPr/>
@@ -11785,7 +11805,7 @@
         <w:outlineLvl w:val="2"/>
         <w:rPr/>
       </w:pPr>
-      <w:bookmarkStart w:id="21" w:name="__RefHeading___Toc4867_1902644385"/>
+      <w:bookmarkStart w:id="21" w:name="__RefHeading___Toc4999_3842968152"/>
       <w:bookmarkEnd w:id="21"/>
       <w:r>
         <w:rPr/>
@@ -11949,7 +11969,7 @@
         <w:outlineLvl w:val="1"/>
         <w:rPr/>
       </w:pPr>
-      <w:bookmarkStart w:id="22" w:name="__RefHeading___Toc4869_1902644385"/>
+      <w:bookmarkStart w:id="22" w:name="__RefHeading___Toc5001_3842968152"/>
       <w:bookmarkEnd w:id="22"/>
       <w:r>
         <w:rPr/>
@@ -12883,7 +12903,7 @@
         <w:outlineLvl w:val="1"/>
         <w:rPr/>
       </w:pPr>
-      <w:bookmarkStart w:id="23" w:name="__RefHeading___Toc4871_1902644385"/>
+      <w:bookmarkStart w:id="23" w:name="__RefHeading___Toc5003_3842968152"/>
       <w:bookmarkEnd w:id="23"/>
       <w:r>
         <w:rPr/>
@@ -12935,7 +12955,7 @@
         <w:outlineLvl w:val="2"/>
         <w:rPr/>
       </w:pPr>
-      <w:bookmarkStart w:id="24" w:name="__RefHeading___Toc4873_1902644385"/>
+      <w:bookmarkStart w:id="24" w:name="__RefHeading___Toc5005_3842968152"/>
       <w:bookmarkEnd w:id="24"/>
       <w:r>
         <w:rPr/>
@@ -13258,7 +13278,7 @@
         <w:outlineLvl w:val="2"/>
         <w:rPr/>
       </w:pPr>
-      <w:bookmarkStart w:id="25" w:name="__RefHeading___Toc4875_1902644385"/>
+      <w:bookmarkStart w:id="25" w:name="__RefHeading___Toc5007_3842968152"/>
       <w:bookmarkEnd w:id="25"/>
       <w:r>
         <w:rPr/>
@@ -13899,7 +13919,7 @@
         <w:outlineLvl w:val="2"/>
         <w:rPr/>
       </w:pPr>
-      <w:bookmarkStart w:id="26" w:name="__RefHeading___Toc4877_1902644385"/>
+      <w:bookmarkStart w:id="26" w:name="__RefHeading___Toc5009_3842968152"/>
       <w:bookmarkEnd w:id="26"/>
       <w:r>
         <w:rPr/>
@@ -14373,7 +14393,7 @@
         <w:outlineLvl w:val="2"/>
         <w:rPr/>
       </w:pPr>
-      <w:bookmarkStart w:id="27" w:name="__RefHeading___Toc4879_1902644385"/>
+      <w:bookmarkStart w:id="27" w:name="__RefHeading___Toc5011_3842968152"/>
       <w:bookmarkEnd w:id="27"/>
       <w:r>
         <w:rPr/>
@@ -14748,7 +14768,7 @@
         <w:outlineLvl w:val="2"/>
         <w:rPr/>
       </w:pPr>
-      <w:bookmarkStart w:id="28" w:name="__RefHeading___Toc4881_1902644385"/>
+      <w:bookmarkStart w:id="28" w:name="__RefHeading___Toc5013_3842968152"/>
       <w:bookmarkEnd w:id="28"/>
       <w:r>
         <w:rPr/>
@@ -15139,7 +15159,7 @@
         <w:outlineLvl w:val="2"/>
         <w:rPr/>
       </w:pPr>
-      <w:bookmarkStart w:id="29" w:name="__RefHeading___Toc4883_1902644385"/>
+      <w:bookmarkStart w:id="29" w:name="__RefHeading___Toc5015_3842968152"/>
       <w:bookmarkEnd w:id="29"/>
       <w:r>
         <w:rPr/>
@@ -15536,7 +15556,7 @@
         <w:outlineLvl w:val="1"/>
         <w:rPr/>
       </w:pPr>
-      <w:bookmarkStart w:id="30" w:name="__RefHeading___Toc4885_1902644385"/>
+      <w:bookmarkStart w:id="30" w:name="__RefHeading___Toc5017_3842968152"/>
       <w:bookmarkEnd w:id="30"/>
       <w:r>
         <w:rPr/>
@@ -16592,7 +16612,7 @@
         <w:outlineLvl w:val="1"/>
         <w:rPr/>
       </w:pPr>
-      <w:bookmarkStart w:id="31" w:name="__RefHeading___Toc4887_1902644385"/>
+      <w:bookmarkStart w:id="31" w:name="__RefHeading___Toc5019_3842968152"/>
       <w:bookmarkEnd w:id="31"/>
       <w:r>
         <w:rPr/>
@@ -17795,7 +17815,7 @@
         <w:outlineLvl w:val="1"/>
         <w:rPr/>
       </w:pPr>
-      <w:bookmarkStart w:id="32" w:name="__RefHeading___Toc4889_1902644385"/>
+      <w:bookmarkStart w:id="32" w:name="__RefHeading___Toc5021_3842968152"/>
       <w:bookmarkEnd w:id="32"/>
       <w:r>
         <w:rPr/>
@@ -17924,7 +17944,7 @@
         <w:outlineLvl w:val="2"/>
         <w:rPr/>
       </w:pPr>
-      <w:bookmarkStart w:id="33" w:name="__RefHeading___Toc4891_1902644385"/>
+      <w:bookmarkStart w:id="33" w:name="__RefHeading___Toc5023_3842968152"/>
       <w:bookmarkEnd w:id="33"/>
       <w:r>
         <w:rPr/>
@@ -20549,7 +20569,7 @@
         <w:outlineLvl w:val="2"/>
         <w:rPr/>
       </w:pPr>
-      <w:bookmarkStart w:id="34" w:name="__RefHeading___Toc4893_1902644385"/>
+      <w:bookmarkStart w:id="34" w:name="__RefHeading___Toc5025_3842968152"/>
       <w:bookmarkEnd w:id="34"/>
       <w:r>
         <w:rPr/>
@@ -21021,7 +21041,7 @@
         <w:outlineLvl w:val="2"/>
         <w:rPr/>
       </w:pPr>
-      <w:bookmarkStart w:id="35" w:name="__RefHeading___Toc4895_1902644385"/>
+      <w:bookmarkStart w:id="35" w:name="__RefHeading___Toc5027_3842968152"/>
       <w:bookmarkEnd w:id="35"/>
       <w:r>
         <w:rPr/>
@@ -21454,7 +21474,7 @@
         <w:outlineLvl w:val="2"/>
         <w:rPr/>
       </w:pPr>
-      <w:bookmarkStart w:id="36" w:name="__RefHeading___Toc4897_1902644385"/>
+      <w:bookmarkStart w:id="36" w:name="__RefHeading___Toc5029_3842968152"/>
       <w:bookmarkEnd w:id="36"/>
       <w:r>
         <w:rPr/>
@@ -22428,7 +22448,7 @@
         <w:outlineLvl w:val="2"/>
         <w:rPr/>
       </w:pPr>
-      <w:bookmarkStart w:id="37" w:name="__RefHeading___Toc4899_1902644385"/>
+      <w:bookmarkStart w:id="37" w:name="__RefHeading___Toc5031_3842968152"/>
       <w:bookmarkEnd w:id="37"/>
       <w:r>
         <w:rPr/>
@@ -22531,7 +22551,7 @@
         <w:outlineLvl w:val="1"/>
         <w:rPr/>
       </w:pPr>
-      <w:bookmarkStart w:id="38" w:name="__RefHeading___Toc4901_1902644385"/>
+      <w:bookmarkStart w:id="38" w:name="__RefHeading___Toc5033_3842968152"/>
       <w:bookmarkEnd w:id="38"/>
       <w:r>
         <w:rPr/>
@@ -22822,7 +22842,7 @@
         <w:outlineLvl w:val="2"/>
         <w:rPr/>
       </w:pPr>
-      <w:bookmarkStart w:id="39" w:name="__RefHeading___Toc4903_1902644385"/>
+      <w:bookmarkStart w:id="39" w:name="__RefHeading___Toc5035_3842968152"/>
       <w:bookmarkEnd w:id="39"/>
       <w:r>
         <w:rPr/>
@@ -23084,7 +23104,7 @@
         <w:outlineLvl w:val="0"/>
         <w:rPr/>
       </w:pPr>
-      <w:bookmarkStart w:id="40" w:name="__RefHeading___Toc4905_1902644385"/>
+      <w:bookmarkStart w:id="40" w:name="__RefHeading___Toc5037_3842968152"/>
       <w:bookmarkEnd w:id="40"/>
       <w:r>
         <w:rPr/>
@@ -23230,7 +23250,7 @@
         <w:outlineLvl w:val="1"/>
         <w:rPr/>
       </w:pPr>
-      <w:bookmarkStart w:id="41" w:name="__RefHeading___Toc4907_1902644385"/>
+      <w:bookmarkStart w:id="41" w:name="__RefHeading___Toc5039_3842968152"/>
       <w:bookmarkEnd w:id="41"/>
       <w:r>
         <w:rPr/>
@@ -23515,7 +23535,7 @@
         <w:outlineLvl w:val="1"/>
         <w:rPr/>
       </w:pPr>
-      <w:bookmarkStart w:id="42" w:name="__RefHeading___Toc4909_1902644385"/>
+      <w:bookmarkStart w:id="42" w:name="__RefHeading___Toc5041_3842968152"/>
       <w:bookmarkEnd w:id="42"/>
       <w:r>
         <w:rPr/>
@@ -24548,7 +24568,7 @@
         <w:outlineLvl w:val="2"/>
         <w:rPr/>
       </w:pPr>
-      <w:bookmarkStart w:id="43" w:name="__RefHeading___Toc4911_1902644385"/>
+      <w:bookmarkStart w:id="43" w:name="__RefHeading___Toc5043_3842968152"/>
       <w:bookmarkEnd w:id="43"/>
       <w:r>
         <w:rPr/>
@@ -24613,7 +24633,7 @@
         <w:outlineLvl w:val="2"/>
         <w:rPr/>
       </w:pPr>
-      <w:bookmarkStart w:id="44" w:name="__RefHeading___Toc4913_1902644385"/>
+      <w:bookmarkStart w:id="44" w:name="__RefHeading___Toc5045_3842968152"/>
       <w:bookmarkEnd w:id="44"/>
       <w:r>
         <w:rPr/>
@@ -24707,7 +24727,7 @@
         <w:outlineLvl w:val="2"/>
         <w:rPr/>
       </w:pPr>
-      <w:bookmarkStart w:id="45" w:name="__RefHeading___Toc4915_1902644385"/>
+      <w:bookmarkStart w:id="45" w:name="__RefHeading___Toc5047_3842968152"/>
       <w:bookmarkEnd w:id="45"/>
       <w:r>
         <w:rPr/>
@@ -24774,7 +24794,7 @@
         <w:outlineLvl w:val="1"/>
         <w:rPr/>
       </w:pPr>
-      <w:bookmarkStart w:id="46" w:name="__RefHeading___Toc4917_1902644385"/>
+      <w:bookmarkStart w:id="46" w:name="__RefHeading___Toc5049_3842968152"/>
       <w:bookmarkEnd w:id="46"/>
       <w:r>
         <w:rPr/>
@@ -25110,7 +25130,7 @@
         <w:outlineLvl w:val="2"/>
         <w:rPr/>
       </w:pPr>
-      <w:bookmarkStart w:id="47" w:name="__RefHeading___Toc4919_1902644385"/>
+      <w:bookmarkStart w:id="47" w:name="__RefHeading___Toc5051_3842968152"/>
       <w:bookmarkEnd w:id="47"/>
       <w:r>
         <w:rPr/>
@@ -25803,7 +25823,7 @@
         <w:outlineLvl w:val="0"/>
         <w:rPr/>
       </w:pPr>
-      <w:bookmarkStart w:id="48" w:name="__RefHeading___Toc4921_1902644385"/>
+      <w:bookmarkStart w:id="48" w:name="__RefHeading___Toc5053_3842968152"/>
       <w:bookmarkEnd w:id="48"/>
       <w:r>
         <w:rPr/>
@@ -25939,7 +25959,7 @@
         <w:outlineLvl w:val="1"/>
         <w:rPr/>
       </w:pPr>
-      <w:bookmarkStart w:id="49" w:name="__RefHeading___Toc4923_1902644385"/>
+      <w:bookmarkStart w:id="49" w:name="__RefHeading___Toc5055_3842968152"/>
       <w:bookmarkEnd w:id="49"/>
       <w:r>
         <w:rPr/>
@@ -26093,7 +26113,7 @@
         <w:outlineLvl w:val="1"/>
         <w:rPr/>
       </w:pPr>
-      <w:bookmarkStart w:id="50" w:name="__RefHeading___Toc4925_1902644385"/>
+      <w:bookmarkStart w:id="50" w:name="__RefHeading___Toc5057_3842968152"/>
       <w:bookmarkEnd w:id="50"/>
       <w:r>
         <w:rPr/>
@@ -27543,7 +27563,7 @@
         <w:outlineLvl w:val="1"/>
         <w:rPr/>
       </w:pPr>
-      <w:bookmarkStart w:id="51" w:name="__RefHeading___Toc4927_1902644385"/>
+      <w:bookmarkStart w:id="51" w:name="__RefHeading___Toc5059_3842968152"/>
       <w:bookmarkEnd w:id="51"/>
       <w:r>
         <w:rPr/>
@@ -27906,7 +27926,7 @@
         <w:outlineLvl w:val="1"/>
         <w:rPr/>
       </w:pPr>
-      <w:bookmarkStart w:id="52" w:name="__RefHeading___Toc4929_1902644385"/>
+      <w:bookmarkStart w:id="52" w:name="__RefHeading___Toc5061_3842968152"/>
       <w:bookmarkEnd w:id="52"/>
       <w:r>
         <w:rPr/>
@@ -28202,7 +28222,7 @@
         <w:outlineLvl w:val="0"/>
         <w:rPr/>
       </w:pPr>
-      <w:bookmarkStart w:id="53" w:name="__RefHeading___Toc4931_1902644385"/>
+      <w:bookmarkStart w:id="53" w:name="__RefHeading___Toc5063_3842968152"/>
       <w:bookmarkEnd w:id="53"/>
       <w:r>
         <w:rPr/>
@@ -28331,7 +28351,7 @@
         <w:outlineLvl w:val="1"/>
         <w:rPr/>
       </w:pPr>
-      <w:bookmarkStart w:id="54" w:name="__RefHeading___Toc4933_1902644385"/>
+      <w:bookmarkStart w:id="54" w:name="__RefHeading___Toc5065_3842968152"/>
       <w:bookmarkEnd w:id="54"/>
       <w:r>
         <w:rPr/>
@@ -28626,7 +28646,7 @@
         <w:outlineLvl w:val="1"/>
         <w:rPr/>
       </w:pPr>
-      <w:bookmarkStart w:id="55" w:name="__RefHeading___Toc4935_1902644385"/>
+      <w:bookmarkStart w:id="55" w:name="__RefHeading___Toc5067_3842968152"/>
       <w:bookmarkEnd w:id="55"/>
       <w:r>
         <w:rPr/>
@@ -28781,7 +28801,7 @@
         <w:outlineLvl w:val="1"/>
         <w:rPr/>
       </w:pPr>
-      <w:bookmarkStart w:id="56" w:name="__RefHeading___Toc4937_1902644385"/>
+      <w:bookmarkStart w:id="56" w:name="__RefHeading___Toc5069_3842968152"/>
       <w:bookmarkEnd w:id="56"/>
       <w:r>
         <w:rPr/>
@@ -29027,7 +29047,7 @@
         <w:outlineLvl w:val="0"/>
         <w:rPr/>
       </w:pPr>
-      <w:bookmarkStart w:id="57" w:name="__RefHeading___Toc4939_1902644385"/>
+      <w:bookmarkStart w:id="57" w:name="__RefHeading___Toc5071_3842968152"/>
       <w:bookmarkEnd w:id="57"/>
       <w:r>
         <w:rPr/>
@@ -29045,7 +29065,7 @@
         <w:outlineLvl w:val="1"/>
         <w:rPr/>
       </w:pPr>
-      <w:bookmarkStart w:id="58" w:name="__RefHeading___Toc4941_1902644385"/>
+      <w:bookmarkStart w:id="58" w:name="__RefHeading___Toc5073_3842968152"/>
       <w:bookmarkEnd w:id="58"/>
       <w:r>
         <w:rPr/>
@@ -29252,7 +29272,7 @@
         <w:outlineLvl w:val="1"/>
         <w:rPr/>
       </w:pPr>
-      <w:bookmarkStart w:id="59" w:name="__RefHeading___Toc4943_1902644385"/>
+      <w:bookmarkStart w:id="59" w:name="__RefHeading___Toc5075_3842968152"/>
       <w:bookmarkEnd w:id="59"/>
       <w:r>
         <w:rPr/>
@@ -29538,7 +29558,7 @@
         <w:outlineLvl w:val="1"/>
         <w:rPr/>
       </w:pPr>
-      <w:bookmarkStart w:id="60" w:name="__RefHeading___Toc4945_1902644385"/>
+      <w:bookmarkStart w:id="60" w:name="__RefHeading___Toc5077_3842968152"/>
       <w:bookmarkEnd w:id="60"/>
       <w:r>
         <w:rPr/>
@@ -29811,7 +29831,7 @@
         <w:outlineLvl w:val="1"/>
         <w:rPr/>
       </w:pPr>
-      <w:bookmarkStart w:id="61" w:name="__RefHeading___Toc4947_1902644385"/>
+      <w:bookmarkStart w:id="61" w:name="__RefHeading___Toc5079_3842968152"/>
       <w:bookmarkEnd w:id="61"/>
       <w:r>
         <w:rPr/>
@@ -30483,7 +30503,7 @@
         <w:outlineLvl w:val="1"/>
         <w:rPr/>
       </w:pPr>
-      <w:bookmarkStart w:id="62" w:name="__RefHeading___Toc4949_1902644385"/>
+      <w:bookmarkStart w:id="62" w:name="__RefHeading___Toc5081_3842968152"/>
       <w:bookmarkEnd w:id="62"/>
       <w:r>
         <w:rPr/>
@@ -30694,7 +30714,7 @@
         <w:outlineLvl w:val="0"/>
         <w:rPr/>
       </w:pPr>
-      <w:bookmarkStart w:id="63" w:name="__RefHeading___Toc4951_1902644385"/>
+      <w:bookmarkStart w:id="63" w:name="__RefHeading___Toc5083_3842968152"/>
       <w:bookmarkEnd w:id="63"/>
       <w:r>
         <w:rPr/>
@@ -30737,7 +30757,7 @@
         <w:outlineLvl w:val="1"/>
         <w:rPr/>
       </w:pPr>
-      <w:bookmarkStart w:id="64" w:name="__RefHeading___Toc4953_1902644385"/>
+      <w:bookmarkStart w:id="64" w:name="__RefHeading___Toc5085_3842968152"/>
       <w:bookmarkEnd w:id="64"/>
       <w:r>
         <w:rPr/>
@@ -31137,7 +31157,7 @@
         <w:outlineLvl w:val="1"/>
         <w:rPr/>
       </w:pPr>
-      <w:bookmarkStart w:id="65" w:name="__RefHeading___Toc4955_1902644385"/>
+      <w:bookmarkStart w:id="65" w:name="__RefHeading___Toc5087_3842968152"/>
       <w:bookmarkEnd w:id="65"/>
       <w:r>
         <w:rPr/>
@@ -31326,7 +31346,20 @@
       </w:r>
       <w:r>
         <w:rPr/>
-        <w:t>: Die kompilierten CSS-Dateien werden in das Skin-Verzeichnis geschrieben, der Cache wird gespeichert.</w:t>
+        <w:t xml:space="preserve">: Die kompilierten CSS-Dateien werden in das Skin-Verzeichnis geschrieben (optional minifiziert über </w:t>
+      </w:r>
+      <w:r>
+        <w:rPr>
+          <w:rFonts w:eastAsia="Consolas" w:cs="Consolas" w:ascii="Consolas" w:hAnsi="Consolas"/>
+          <w:sz w:val="18"/>
+          <w:szCs w:val="18"/>
+          <w:shd w:fill="F2F2F2" w:val="clear"/>
+        </w:rPr>
+        <w:t>minify</w:t>
+      </w:r>
+      <w:r>
+        <w:rPr/>
+        <w:t>), der Cache wird gespeichert.</w:t>
       </w:r>
     </w:p>
     <w:p>
@@ -31340,7 +31373,7 @@
         <w:outlineLvl w:val="1"/>
         <w:rPr/>
       </w:pPr>
-      <w:bookmarkStart w:id="66" w:name="__RefHeading___Toc4957_1902644385"/>
+      <w:bookmarkStart w:id="66" w:name="__RefHeading___Toc5089_3842968152"/>
       <w:bookmarkEnd w:id="66"/>
       <w:r>
         <w:rPr/>
@@ -31596,7 +31629,7 @@
         <w:outlineLvl w:val="1"/>
         <w:rPr/>
       </w:pPr>
-      <w:bookmarkStart w:id="67" w:name="__RefHeading___Toc4959_1902644385"/>
+      <w:bookmarkStart w:id="67" w:name="__RefHeading___Toc5091_3842968152"/>
       <w:bookmarkEnd w:id="67"/>
       <w:r>
         <w:rPr/>
@@ -31951,7 +31984,72 @@
       </w:r>
       <w:r>
         <w:rPr/>
-        <w:t xml:space="preserve">) und </w:t>
+        <w:t xml:space="preserve">), </w:t>
+      </w:r>
+      <w:r>
+        <w:rPr>
+          <w:rFonts w:eastAsia="Consolas" w:cs="Consolas" w:ascii="Consolas" w:hAnsi="Consolas"/>
+          <w:sz w:val="18"/>
+          <w:szCs w:val="18"/>
+          <w:shd w:fill="F2F2F2" w:val="clear"/>
+        </w:rPr>
+        <w:t>keptSources</w:t>
+      </w:r>
+      <w:r>
+        <w:rPr/>
+        <w:t xml:space="preserve"> (geschützte Quellen bei </w:t>
+      </w:r>
+      <w:r>
+        <w:rPr>
+          <w:rFonts w:eastAsia="Consolas" w:cs="Consolas" w:ascii="Consolas" w:hAnsi="Consolas"/>
+          <w:sz w:val="18"/>
+          <w:szCs w:val="18"/>
+          <w:shd w:fill="F2F2F2" w:val="clear"/>
+        </w:rPr>
+        <w:t>sprites.pruneKeep</w:t>
+      </w:r>
+      <w:r>
+        <w:rPr/>
+        <w:t xml:space="preserve">), </w:t>
+      </w:r>
+      <w:r>
+        <w:rPr>
+          <w:rFonts w:eastAsia="Consolas" w:cs="Consolas" w:ascii="Consolas" w:hAnsi="Consolas"/>
+          <w:sz w:val="18"/>
+          <w:szCs w:val="18"/>
+          <w:shd w:fill="F2F2F2" w:val="clear"/>
+        </w:rPr>
+        <w:t>minified</w:t>
+      </w:r>
+      <w:r>
+        <w:rPr/>
+        <w:t xml:space="preserve"> (</w:t>
+      </w:r>
+      <w:r>
+        <w:rPr>
+          <w:rFonts w:eastAsia="Consolas" w:cs="Consolas" w:ascii="Consolas" w:hAnsi="Consolas"/>
+          <w:sz w:val="18"/>
+          <w:szCs w:val="18"/>
+          <w:shd w:fill="F2F2F2" w:val="clear"/>
+        </w:rPr>
+        <w:t>true</w:t>
+      </w:r>
+      <w:r>
+        <w:rPr/>
+        <w:t xml:space="preserve">, wenn </w:t>
+      </w:r>
+      <w:r>
+        <w:rPr>
+          <w:rFonts w:eastAsia="Consolas" w:cs="Consolas" w:ascii="Consolas" w:hAnsi="Consolas"/>
+          <w:sz w:val="18"/>
+          <w:szCs w:val="18"/>
+          <w:shd w:fill="F2F2F2" w:val="clear"/>
+        </w:rPr>
+        <w:t>minify</w:t>
+      </w:r>
+      <w:r>
+        <w:rPr/>
+        <w:t xml:space="preserve"> aktiv war) und </w:t>
       </w:r>
       <w:r>
         <w:rPr>
@@ -31981,7 +32079,7 @@
         <w:outlineLvl w:val="0"/>
         <w:rPr/>
       </w:pPr>
-      <w:bookmarkStart w:id="68" w:name="__RefHeading___Toc4961_1902644385"/>
+      <w:bookmarkStart w:id="68" w:name="__RefHeading___Toc5093_3842968152"/>
       <w:bookmarkEnd w:id="68"/>
       <w:r>
         <w:rPr/>
@@ -32020,7 +32118,7 @@
         <w:outlineLvl w:val="1"/>
         <w:rPr/>
       </w:pPr>
-      <w:bookmarkStart w:id="69" w:name="__RefHeading___Toc4963_1902644385"/>
+      <w:bookmarkStart w:id="69" w:name="__RefHeading___Toc5095_3842968152"/>
       <w:bookmarkEnd w:id="69"/>
       <w:r>
         <w:rPr/>
@@ -32118,7 +32216,7 @@
         <w:outlineLvl w:val="1"/>
         <w:rPr/>
       </w:pPr>
-      <w:bookmarkStart w:id="70" w:name="__RefHeading___Toc4965_1902644385"/>
+      <w:bookmarkStart w:id="70" w:name="__RefHeading___Toc5097_3842968152"/>
       <w:bookmarkEnd w:id="70"/>
       <w:r>
         <w:rPr/>
@@ -32291,7 +32389,7 @@
         <w:outlineLvl w:val="1"/>
         <w:rPr/>
       </w:pPr>
-      <w:bookmarkStart w:id="71" w:name="__RefHeading___Toc4967_1902644385"/>
+      <w:bookmarkStart w:id="71" w:name="__RefHeading___Toc5099_3842968152"/>
       <w:bookmarkEnd w:id="71"/>
       <w:r>
         <w:rPr/>
@@ -32908,7 +33006,7 @@
         <w:outlineLvl w:val="1"/>
         <w:rPr/>
       </w:pPr>
-      <w:bookmarkStart w:id="72" w:name="__RefHeading___Toc4969_1902644385"/>
+      <w:bookmarkStart w:id="72" w:name="__RefHeading___Toc5101_3842968152"/>
       <w:bookmarkEnd w:id="72"/>
       <w:r>
         <w:rPr/>
@@ -33932,7 +34030,7 @@
         <w:outlineLvl w:val="1"/>
         <w:rPr/>
       </w:pPr>
-      <w:bookmarkStart w:id="73" w:name="__RefHeading___Toc4971_1902644385"/>
+      <w:bookmarkStart w:id="73" w:name="__RefHeading___Toc5103_3842968152"/>
       <w:bookmarkEnd w:id="73"/>
       <w:r>
         <w:rPr/>
@@ -34305,7 +34403,7 @@
         <w:outlineLvl w:val="1"/>
         <w:rPr/>
       </w:pPr>
-      <w:bookmarkStart w:id="74" w:name="__RefHeading___Toc4973_1902644385"/>
+      <w:bookmarkStart w:id="74" w:name="__RefHeading___Toc5105_3842968152"/>
       <w:bookmarkEnd w:id="74"/>
       <w:r>
         <w:rPr/>
@@ -35192,6 +35290,183 @@
           </w:p>
         </w:tc>
       </w:tr>
+      <w:tr>
+        <w:trPr/>
+        <w:tc>
+          <w:tcPr>
+            <w:tcW w:w="3008" w:type="dxa"/>
+            <w:tcBorders>
+              <w:top w:val="single" w:sz="4" w:space="0" w:color="999999"/>
+              <w:start w:val="single" w:sz="4" w:space="0" w:color="999999"/>
+              <w:bottom w:val="single" w:sz="4" w:space="0" w:color="999999"/>
+              <w:end w:val="single" w:sz="4" w:space="0" w:color="999999"/>
+            </w:tcBorders>
+          </w:tcPr>
+          <w:p>
+            <w:pPr>
+              <w:pStyle w:val="Normal"/>
+              <w:spacing w:before="40" w:after="40"/>
+              <w:rPr/>
+            </w:pPr>
+            <w:r>
+              <w:rPr>
+                <w:rFonts w:eastAsia="Consolas" w:cs="Consolas" w:ascii="Consolas" w:hAnsi="Consolas"/>
+                <w:sz w:val="18"/>
+                <w:szCs w:val="18"/>
+                <w:shd w:fill="F2F2F2" w:val="clear"/>
+              </w:rPr>
+              <w:t>pruneKeep</w:t>
+            </w:r>
+          </w:p>
+        </w:tc>
+        <w:tc>
+          <w:tcPr>
+            <w:tcW w:w="3009" w:type="dxa"/>
+            <w:tcBorders>
+              <w:top w:val="single" w:sz="4" w:space="0" w:color="999999"/>
+              <w:start w:val="single" w:sz="4" w:space="0" w:color="999999"/>
+              <w:bottom w:val="single" w:sz="4" w:space="0" w:color="999999"/>
+              <w:end w:val="single" w:sz="4" w:space="0" w:color="999999"/>
+            </w:tcBorders>
+          </w:tcPr>
+          <w:p>
+            <w:pPr>
+              <w:pStyle w:val="Normal"/>
+              <w:spacing w:before="40" w:after="40"/>
+              <w:rPr/>
+            </w:pPr>
+            <w:r>
+              <w:rPr>
+                <w:rFonts w:eastAsia="Consolas" w:cs="Consolas" w:ascii="Consolas" w:hAnsi="Consolas"/>
+                <w:sz w:val="18"/>
+                <w:szCs w:val="18"/>
+                <w:shd w:fill="F2F2F2" w:val="clear"/>
+              </w:rPr>
+              <w:t>[]</w:t>
+            </w:r>
+          </w:p>
+        </w:tc>
+        <w:tc>
+          <w:tcPr>
+            <w:tcW w:w="3009" w:type="dxa"/>
+            <w:tcBorders>
+              <w:top w:val="single" w:sz="4" w:space="0" w:color="999999"/>
+              <w:start w:val="single" w:sz="4" w:space="0" w:color="999999"/>
+              <w:bottom w:val="single" w:sz="4" w:space="0" w:color="999999"/>
+              <w:end w:val="single" w:sz="4" w:space="0" w:color="999999"/>
+            </w:tcBorders>
+          </w:tcPr>
+          <w:p>
+            <w:pPr>
+              <w:pStyle w:val="Normal"/>
+              <w:spacing w:before="40" w:after="40"/>
+              <w:rPr/>
+            </w:pPr>
+            <w:r>
+              <w:rPr/>
+              <w:t xml:space="preserve">Nur mit </w:t>
+            </w:r>
+            <w:r>
+              <w:rPr>
+                <w:rFonts w:eastAsia="Consolas" w:cs="Consolas" w:ascii="Consolas" w:hAnsi="Consolas"/>
+                <w:sz w:val="18"/>
+                <w:szCs w:val="18"/>
+                <w:shd w:fill="F2F2F2" w:val="clear"/>
+              </w:rPr>
+              <w:t>pruneSources: true</w:t>
+            </w:r>
+            <w:r>
+              <w:rPr/>
+              <w:t xml:space="preserve">: skin-relative </w:t>
+            </w:r>
+            <w:r>
+              <w:rPr>
+                <w:b/>
+                <w:bCs/>
+              </w:rPr>
+              <w:t>Dateien oder Verzeichnisse</w:t>
+            </w:r>
+            <w:r>
+              <w:rPr/>
+              <w:t xml:space="preserve">, die vom Trim </w:t>
+            </w:r>
+            <w:r>
+              <w:rPr>
+                <w:b/>
+                <w:bCs/>
+              </w:rPr>
+              <w:t>ausgenommen</w:t>
+            </w:r>
+            <w:r>
+              <w:rPr/>
+              <w:t xml:space="preserve"> bleiben. Abgleich über die </w:t>
+            </w:r>
+            <w:r>
+              <w:rPr>
+                <w:b/>
+                <w:bCs/>
+              </w:rPr>
+              <w:t>1x-URL</w:t>
+            </w:r>
+            <w:r>
+              <w:rPr/>
+              <w:t xml:space="preserve"> jedes Sprites (exakte Datei oder Verzeichnis-Präfix); </w:t>
+            </w:r>
+            <w:r>
+              <w:rPr>
+                <w:rFonts w:eastAsia="Consolas" w:cs="Consolas" w:ascii="Consolas" w:hAnsi="Consolas"/>
+                <w:sz w:val="18"/>
+                <w:szCs w:val="18"/>
+                <w:shd w:fill="F2F2F2" w:val="clear"/>
+              </w:rPr>
+              <w:t>1x</w:t>
+            </w:r>
+            <w:r>
+              <w:rPr/>
+              <w:t xml:space="preserve"> und </w:t>
+            </w:r>
+            <w:r>
+              <w:rPr>
+                <w:rFonts w:eastAsia="Consolas" w:cs="Consolas" w:ascii="Consolas" w:hAnsi="Consolas"/>
+                <w:sz w:val="18"/>
+                <w:szCs w:val="18"/>
+                <w:shd w:fill="F2F2F2" w:val="clear"/>
+              </w:rPr>
+              <w:t>@2x</w:t>
+            </w:r>
+            <w:r>
+              <w:rPr/>
+              <w:t xml:space="preserve"> bleiben erhalten. Beispiel: </w:t>
+            </w:r>
+            <w:r>
+              <w:rPr>
+                <w:rFonts w:eastAsia="Consolas" w:cs="Consolas" w:ascii="Consolas" w:hAnsi="Consolas"/>
+                <w:sz w:val="18"/>
+                <w:szCs w:val="18"/>
+                <w:shd w:fill="F2F2F2" w:val="clear"/>
+              </w:rPr>
+              <w:t>["imgs/general/glittery", "imgs/x/y.png"]</w:t>
+            </w:r>
+            <w:r>
+              <w:rPr/>
+              <w:t xml:space="preserve">. Der Build-Report enthält </w:t>
+            </w:r>
+            <w:r>
+              <w:rPr>
+                <w:rFonts w:eastAsia="Consolas" w:cs="Consolas" w:ascii="Consolas" w:hAnsi="Consolas"/>
+                <w:sz w:val="18"/>
+                <w:szCs w:val="18"/>
+                <w:shd w:fill="F2F2F2" w:val="clear"/>
+              </w:rPr>
+              <w:t>keptSources[]</w:t>
+            </w:r>
+            <w:r>
+              <w:rPr/>
+              <w:t>.</w:t>
+            </w:r>
+          </w:p>
+        </w:tc>
+      </w:tr>
     </w:tbl>
     <w:p>
       <w:pPr>
@@ -35327,11 +35602,11 @@
         <w:outlineLvl w:val="1"/>
         <w:rPr/>
       </w:pPr>
-      <w:bookmarkStart w:id="75" w:name="__RefHeading___Toc4975_1902644385"/>
+      <w:bookmarkStart w:id="75" w:name="__RefHeading___Toc5107_3842968152"/>
       <w:bookmarkEnd w:id="75"/>
       <w:r>
         <w:rPr/>
-        <w:t>10.7 sounds</w:t>
+        <w:t>10.7 minify</w:t>
       </w:r>
     </w:p>
     <w:p>
@@ -35343,18 +35618,20 @@
       </w:pPr>
       <w:r>
         <w:rPr/>
-        <w:t xml:space="preserve">Optionaler Block für die </w:t>
-      </w:r>
-      <w:r>
-        <w:rPr>
-          <w:b/>
-          <w:bCs/>
-        </w:rPr>
-        <w:t>µAU</w:t>
-      </w:r>
-      <w:r>
-        <w:rPr/>
-        <w:t>-Bridge — baut einen Sound-Atlas vor der CSS-Kompilierung (siehe Kapitel *microAU*):</w:t>
+        <w:t xml:space="preserve">Optionales Top-Level-Feld für Deploy-/Release-Builds: Ist es gesetzt, wird jede erzeugte </w:t>
+      </w:r>
+      <w:r>
+        <w:rPr>
+          <w:rFonts w:eastAsia="Consolas" w:cs="Consolas" w:ascii="Consolas" w:hAnsi="Consolas"/>
+          <w:sz w:val="18"/>
+          <w:szCs w:val="18"/>
+          <w:shd w:fill="F2F2F2" w:val="clear"/>
+        </w:rPr>
+        <w:t>files[].target</w:t>
+      </w:r>
+      <w:r>
+        <w:rPr/>
+        <w:t>-CSS beim Schreiben durch einen Minifier geleitet.</w:t>
       </w:r>
     </w:p>
     <w:tbl>
@@ -35400,7 +35677,7 @@
                 <w:b/>
                 <w:bCs/>
               </w:rPr>
-              <w:t>Feld</w:t>
+              <w:t>Wert</w:t>
             </w:r>
           </w:p>
         </w:tc>
@@ -35426,7 +35703,7 @@
                 <w:b/>
                 <w:bCs/>
               </w:rPr>
-              <w:t>Bedeutung</w:t>
+              <w:t>Wirkung</w:t>
             </w:r>
           </w:p>
         </w:tc>
@@ -35456,7 +35733,11 @@
                 <w:szCs w:val="18"/>
                 <w:shd w:fill="F2F2F2" w:val="clear"/>
               </w:rPr>
-              <w:t>src</w:t>
+              <w:t>false</w:t>
+            </w:r>
+            <w:r>
+              <w:rPr/>
+              <w:t xml:space="preserve"> / entfällt</w:t>
             </w:r>
           </w:p>
         </w:tc>
@@ -35478,33 +35759,7 @@
             </w:pPr>
             <w:r>
               <w:rPr/>
-              <w:t xml:space="preserve">Quellverzeichnis (rekursiv </w:t>
-            </w:r>
-            <w:r>
-              <w:rPr>
-                <w:rFonts w:eastAsia="Consolas" w:cs="Consolas" w:ascii="Consolas" w:hAnsi="Consolas"/>
-                <w:sz w:val="18"/>
-                <w:szCs w:val="18"/>
-                <w:shd w:fill="F2F2F2" w:val="clear"/>
-              </w:rPr>
-              <w:t>*.wav</w:t>
-            </w:r>
-            <w:r>
-              <w:rPr/>
-              <w:t>/</w:t>
-            </w:r>
-            <w:r>
-              <w:rPr>
-                <w:rFonts w:eastAsia="Consolas" w:cs="Consolas" w:ascii="Consolas" w:hAnsi="Consolas"/>
-                <w:sz w:val="18"/>
-                <w:szCs w:val="18"/>
-                <w:shd w:fill="F2F2F2" w:val="clear"/>
-              </w:rPr>
-              <w:t>*.mp3</w:t>
-            </w:r>
-            <w:r>
-              <w:rPr/>
-              <w:t>), relativ zum Projektstamm</w:t>
+              <w:t>Keine Minifizierung; Zeilenumbrüche und Einrückung bleiben erhalten.</w:t>
             </w:r>
           </w:p>
         </w:tc>
@@ -35534,7 +35789,7 @@
                 <w:szCs w:val="18"/>
                 <w:shd w:fill="F2F2F2" w:val="clear"/>
               </w:rPr>
-              <w:t>sounds</w:t>
+              <w:t>true</w:t>
             </w:r>
           </w:p>
         </w:tc>
@@ -35556,20 +35811,33 @@
             </w:pPr>
             <w:r>
               <w:rPr/>
-              <w:t xml:space="preserve">Alternative: explizite Dateiliste (zusammen mit </w:t>
-            </w:r>
-            <w:r>
-              <w:rPr>
-                <w:rFonts w:eastAsia="Consolas" w:cs="Consolas" w:ascii="Consolas" w:hAnsi="Consolas"/>
-                <w:sz w:val="18"/>
-                <w:szCs w:val="18"/>
-                <w:shd w:fill="F2F2F2" w:val="clear"/>
-              </w:rPr>
-              <w:t>src</w:t>
-            </w:r>
-            <w:r>
-              <w:rPr/>
-              <w:t xml:space="preserve"> möglich)</w:t>
+              <w:t>[</w:t>
+            </w:r>
+            <w:r>
+              <w:rPr>
+                <w:rFonts w:eastAsia="Consolas" w:cs="Consolas" w:ascii="Consolas" w:hAnsi="Consolas"/>
+                <w:sz w:val="18"/>
+                <w:szCs w:val="18"/>
+                <w:shd w:fill="F2F2F2" w:val="clear"/>
+              </w:rPr>
+              <w:t>uglifycss</w:t>
+            </w:r>
+            <w:r>
+              <w:rPr/>
+              <w:t xml:space="preserve">](https://www.npmjs.com/package/uglifycss) mit Defaults </w:t>
+            </w:r>
+            <w:r>
+              <w:rPr>
+                <w:rFonts w:eastAsia="Consolas" w:cs="Consolas" w:ascii="Consolas" w:hAnsi="Consolas"/>
+                <w:sz w:val="18"/>
+                <w:szCs w:val="18"/>
+                <w:shd w:fill="F2F2F2" w:val="clear"/>
+              </w:rPr>
+              <w:t>{ maxLineLen: 1000, uglyComments: true }</w:t>
+            </w:r>
+            <w:r>
+              <w:rPr/>
+              <w:t xml:space="preserve"> (Lieferumfang von µCSS).</w:t>
             </w:r>
           </w:p>
         </w:tc>
@@ -35593,13 +35861,8 @@
               <w:rPr/>
             </w:pPr>
             <w:r>
-              <w:rPr>
-                <w:rFonts w:eastAsia="Consolas" w:cs="Consolas" w:ascii="Consolas" w:hAnsi="Consolas"/>
-                <w:sz w:val="18"/>
-                <w:szCs w:val="18"/>
-                <w:shd w:fill="F2F2F2" w:val="clear"/>
-              </w:rPr>
-              <w:t>dataFile</w:t>
+              <w:rPr/>
+              <w:t>Objekt</w:t>
             </w:r>
           </w:p>
         </w:tc>
@@ -35620,8 +35883,17 @@
               <w:rPr/>
             </w:pPr>
             <w:r>
-              <w:rPr/>
-              <w:t>Ausgabe-Audio-Blob, relativ zum Skin-Verzeichnis</w:t>
+              <w:rPr>
+                <w:rFonts w:eastAsia="Consolas" w:cs="Consolas" w:ascii="Consolas" w:hAnsi="Consolas"/>
+                <w:sz w:val="18"/>
+                <w:szCs w:val="18"/>
+                <w:shd w:fill="F2F2F2" w:val="clear"/>
+              </w:rPr>
+              <w:t>uglifycss</w:t>
+            </w:r>
+            <w:r>
+              <w:rPr/>
+              <w:t xml:space="preserve"> mit diesen Optionen über den Defaults.</w:t>
             </w:r>
           </w:p>
         </w:tc>
@@ -35645,13 +35917,17 @@
               <w:rPr/>
             </w:pPr>
             <w:r>
-              <w:rPr>
-                <w:rFonts w:eastAsia="Consolas" w:cs="Consolas" w:ascii="Consolas" w:hAnsi="Consolas"/>
-                <w:sz w:val="18"/>
-                <w:szCs w:val="18"/>
-                <w:shd w:fill="F2F2F2" w:val="clear"/>
-              </w:rPr>
-              <w:t>jsonFile</w:t>
+              <w:rPr/>
+              <w:t xml:space="preserve">Funktion </w:t>
+            </w:r>
+            <w:r>
+              <w:rPr>
+                <w:rFonts w:eastAsia="Consolas" w:cs="Consolas" w:ascii="Consolas" w:hAnsi="Consolas"/>
+                <w:sz w:val="18"/>
+                <w:szCs w:val="18"/>
+                <w:shd w:fill="F2F2F2" w:val="clear"/>
+              </w:rPr>
+              <w:t>(css) =&gt; css</w:t>
             </w:r>
           </w:p>
         </w:tc>
@@ -35673,319 +35949,7 @@
             </w:pPr>
             <w:r>
               <w:rPr/>
-              <w:t>Ausgabe-JSON-Timing-Map, relativ zum Skin-Verzeichnis</w:t>
-            </w:r>
-          </w:p>
-        </w:tc>
-      </w:tr>
-      <w:tr>
-        <w:trPr/>
-        <w:tc>
-          <w:tcPr>
-            <w:tcW w:w="4512" w:type="dxa"/>
-            <w:tcBorders>
-              <w:top w:val="single" w:sz="4" w:space="0" w:color="999999"/>
-              <w:start w:val="single" w:sz="4" w:space="0" w:color="999999"/>
-              <w:bottom w:val="single" w:sz="4" w:space="0" w:color="999999"/>
-              <w:end w:val="single" w:sz="4" w:space="0" w:color="999999"/>
-            </w:tcBorders>
-          </w:tcPr>
-          <w:p>
-            <w:pPr>
-              <w:pStyle w:val="Normal"/>
-              <w:spacing w:before="40" w:after="40"/>
-              <w:rPr/>
-            </w:pPr>
-            <w:r>
-              <w:rPr>
-                <w:rFonts w:eastAsia="Consolas" w:cs="Consolas" w:ascii="Consolas" w:hAnsi="Consolas"/>
-                <w:sz w:val="18"/>
-                <w:szCs w:val="18"/>
-                <w:shd w:fill="F2F2F2" w:val="clear"/>
-              </w:rPr>
-              <w:t>format</w:t>
-            </w:r>
-            <w:r>
-              <w:rPr/>
-              <w:t xml:space="preserve">, </w:t>
-            </w:r>
-            <w:r>
-              <w:rPr>
-                <w:rFonts w:eastAsia="Consolas" w:cs="Consolas" w:ascii="Consolas" w:hAnsi="Consolas"/>
-                <w:sz w:val="18"/>
-                <w:szCs w:val="18"/>
-                <w:shd w:fill="F2F2F2" w:val="clear"/>
-              </w:rPr>
-              <w:t>mp3KBitRate</w:t>
-            </w:r>
-            <w:r>
-              <w:rPr/>
-              <w:t xml:space="preserve">, </w:t>
-            </w:r>
-            <w:r>
-              <w:rPr>
-                <w:rFonts w:eastAsia="Consolas" w:cs="Consolas" w:ascii="Consolas" w:hAnsi="Consolas"/>
-                <w:sz w:val="18"/>
-                <w:szCs w:val="18"/>
-                <w:shd w:fill="F2F2F2" w:val="clear"/>
-              </w:rPr>
-              <w:t>sampleRate</w:t>
-            </w:r>
-            <w:r>
-              <w:rPr/>
-              <w:t>, …</w:t>
-            </w:r>
-          </w:p>
-        </w:tc>
-        <w:tc>
-          <w:tcPr>
-            <w:tcW w:w="4514" w:type="dxa"/>
-            <w:tcBorders>
-              <w:top w:val="single" w:sz="4" w:space="0" w:color="999999"/>
-              <w:start w:val="single" w:sz="4" w:space="0" w:color="999999"/>
-              <w:bottom w:val="single" w:sz="4" w:space="0" w:color="999999"/>
-              <w:end w:val="single" w:sz="4" w:space="0" w:color="999999"/>
-            </w:tcBorders>
-          </w:tcPr>
-          <w:p>
-            <w:pPr>
-              <w:pStyle w:val="Normal"/>
-              <w:spacing w:before="40" w:after="40"/>
-              <w:rPr/>
-            </w:pPr>
-            <w:r>
-              <w:rPr/>
-              <w:t xml:space="preserve">Werden an </w:t>
-            </w:r>
-            <w:r>
-              <w:rPr>
-                <w:rFonts w:eastAsia="Consolas" w:cs="Consolas" w:ascii="Consolas" w:hAnsi="Consolas"/>
-                <w:sz w:val="18"/>
-                <w:szCs w:val="18"/>
-                <w:shd w:fill="F2F2F2" w:val="clear"/>
-              </w:rPr>
-              <w:t>SoundAtlasMaker</w:t>
-            </w:r>
-            <w:r>
-              <w:rPr/>
-              <w:t xml:space="preserve"> durchgereicht (Defaults wie in µAU)</w:t>
-            </w:r>
-          </w:p>
-        </w:tc>
-      </w:tr>
-      <w:tr>
-        <w:trPr/>
-        <w:tc>
-          <w:tcPr>
-            <w:tcW w:w="4512" w:type="dxa"/>
-            <w:tcBorders>
-              <w:top w:val="single" w:sz="4" w:space="0" w:color="999999"/>
-              <w:start w:val="single" w:sz="4" w:space="0" w:color="999999"/>
-              <w:bottom w:val="single" w:sz="4" w:space="0" w:color="999999"/>
-              <w:end w:val="single" w:sz="4" w:space="0" w:color="999999"/>
-            </w:tcBorders>
-          </w:tcPr>
-          <w:p>
-            <w:pPr>
-              <w:pStyle w:val="Normal"/>
-              <w:spacing w:before="40" w:after="40"/>
-              <w:rPr/>
-            </w:pPr>
-            <w:r>
-              <w:rPr>
-                <w:rFonts w:eastAsia="Consolas" w:cs="Consolas" w:ascii="Consolas" w:hAnsi="Consolas"/>
-                <w:sz w:val="18"/>
-                <w:szCs w:val="18"/>
-                <w:shd w:fill="F2F2F2" w:val="clear"/>
-              </w:rPr>
-              <w:t>triggers</w:t>
-            </w:r>
-          </w:p>
-        </w:tc>
-        <w:tc>
-          <w:tcPr>
-            <w:tcW w:w="4514" w:type="dxa"/>
-            <w:tcBorders>
-              <w:top w:val="single" w:sz="4" w:space="0" w:color="999999"/>
-              <w:start w:val="single" w:sz="4" w:space="0" w:color="999999"/>
-              <w:bottom w:val="single" w:sz="4" w:space="0" w:color="999999"/>
-              <w:end w:val="single" w:sz="4" w:space="0" w:color="999999"/>
-            </w:tcBorders>
-          </w:tcPr>
-          <w:p>
-            <w:pPr>
-              <w:pStyle w:val="Normal"/>
-              <w:spacing w:before="40" w:after="40"/>
-              <w:rPr/>
-            </w:pPr>
-            <w:r>
-              <w:rPr/>
-              <w:t xml:space="preserve">*(geplant)* Pfad zu </w:t>
-            </w:r>
-            <w:r>
-              <w:rPr>
-                <w:rFonts w:eastAsia="Consolas" w:cs="Consolas" w:ascii="Consolas" w:hAnsi="Consolas"/>
-                <w:sz w:val="18"/>
-                <w:szCs w:val="18"/>
-                <w:shd w:fill="F2F2F2" w:val="clear"/>
-              </w:rPr>
-              <w:t>soundTriggers.mjs</w:t>
-            </w:r>
-            <w:r>
-              <w:rPr/>
-              <w:t xml:space="preserve"> — </w:t>
-            </w:r>
-            <w:r>
-              <w:rPr>
-                <w:b/>
-                <w:bCs/>
-              </w:rPr>
-              <w:t>nur Build-Zeit:</w:t>
-            </w:r>
-            <w:r>
-              <w:rPr/>
-              <w:t xml:space="preserve"> </w:t>
-            </w:r>
-            <w:r>
-              <w:rPr>
-                <w:rFonts w:eastAsia="Consolas" w:cs="Consolas" w:ascii="Consolas" w:hAnsi="Consolas"/>
-                <w:sz w:val="18"/>
-                <w:szCs w:val="18"/>
-                <w:shd w:fill="F2F2F2" w:val="clear"/>
-              </w:rPr>
-              <w:t>bindings[]</w:t>
-            </w:r>
-            <w:r>
-              <w:rPr/>
-              <w:t xml:space="preserve"> ergänzen (Node, kein Browser)</w:t>
-            </w:r>
-          </w:p>
-        </w:tc>
-      </w:tr>
-      <w:tr>
-        <w:trPr/>
-        <w:tc>
-          <w:tcPr>
-            <w:tcW w:w="4512" w:type="dxa"/>
-            <w:tcBorders>
-              <w:top w:val="single" w:sz="4" w:space="0" w:color="999999"/>
-              <w:start w:val="single" w:sz="4" w:space="0" w:color="999999"/>
-              <w:bottom w:val="single" w:sz="4" w:space="0" w:color="999999"/>
-              <w:end w:val="single" w:sz="4" w:space="0" w:color="999999"/>
-            </w:tcBorders>
-          </w:tcPr>
-          <w:p>
-            <w:pPr>
-              <w:pStyle w:val="Normal"/>
-              <w:spacing w:before="40" w:after="40"/>
-              <w:rPr/>
-            </w:pPr>
-            <w:r>
-              <w:rPr>
-                <w:rFonts w:eastAsia="Consolas" w:cs="Consolas" w:ascii="Consolas" w:hAnsi="Consolas"/>
-                <w:sz w:val="18"/>
-                <w:szCs w:val="18"/>
-                <w:shd w:fill="F2F2F2" w:val="clear"/>
-              </w:rPr>
-              <w:t>handlers</w:t>
-            </w:r>
-          </w:p>
-        </w:tc>
-        <w:tc>
-          <w:tcPr>
-            <w:tcW w:w="4514" w:type="dxa"/>
-            <w:tcBorders>
-              <w:top w:val="single" w:sz="4" w:space="0" w:color="999999"/>
-              <w:start w:val="single" w:sz="4" w:space="0" w:color="999999"/>
-              <w:bottom w:val="single" w:sz="4" w:space="0" w:color="999999"/>
-              <w:end w:val="single" w:sz="4" w:space="0" w:color="999999"/>
-            </w:tcBorders>
-          </w:tcPr>
-          <w:p>
-            <w:pPr>
-              <w:pStyle w:val="Normal"/>
-              <w:spacing w:before="40" w:after="40"/>
-              <w:rPr/>
-            </w:pPr>
-            <w:r>
-              <w:rPr/>
-              <w:t xml:space="preserve">*(geplant)* Pfad zu </w:t>
-            </w:r>
-            <w:r>
-              <w:rPr>
-                <w:rFonts w:eastAsia="Consolas" w:cs="Consolas" w:ascii="Consolas" w:hAnsi="Consolas"/>
-                <w:sz w:val="18"/>
-                <w:szCs w:val="18"/>
-                <w:shd w:fill="F2F2F2" w:val="clear"/>
-              </w:rPr>
-              <w:t>soundHandlers.mjs</w:t>
-            </w:r>
-            <w:r>
-              <w:rPr/>
-              <w:t xml:space="preserve"> — </w:t>
-            </w:r>
-            <w:r>
-              <w:rPr>
-                <w:b/>
-                <w:bCs/>
-              </w:rPr>
-              <w:t>nur Runtime:</w:t>
-            </w:r>
-            <w:r>
-              <w:rPr/>
-              <w:t xml:space="preserve"> Default-Handler wrappen/ersetzen (Browser, JSON unverändert)</w:t>
-            </w:r>
-          </w:p>
-        </w:tc>
-      </w:tr>
-      <w:tr>
-        <w:trPr/>
-        <w:tc>
-          <w:tcPr>
-            <w:tcW w:w="4512" w:type="dxa"/>
-            <w:tcBorders>
-              <w:top w:val="single" w:sz="4" w:space="0" w:color="999999"/>
-              <w:start w:val="single" w:sz="4" w:space="0" w:color="999999"/>
-              <w:bottom w:val="single" w:sz="4" w:space="0" w:color="999999"/>
-              <w:end w:val="single" w:sz="4" w:space="0" w:color="999999"/>
-            </w:tcBorders>
-          </w:tcPr>
-          <w:p>
-            <w:pPr>
-              <w:pStyle w:val="Normal"/>
-              <w:spacing w:before="40" w:after="40"/>
-              <w:rPr/>
-            </w:pPr>
-            <w:r>
-              <w:rPr>
-                <w:rFonts w:eastAsia="Consolas" w:cs="Consolas" w:ascii="Consolas" w:hAnsi="Consolas"/>
-                <w:sz w:val="18"/>
-                <w:szCs w:val="18"/>
-                <w:shd w:fill="F2F2F2" w:val="clear"/>
-              </w:rPr>
-              <w:t>force</w:t>
-            </w:r>
-          </w:p>
-        </w:tc>
-        <w:tc>
-          <w:tcPr>
-            <w:tcW w:w="4514" w:type="dxa"/>
-            <w:tcBorders>
-              <w:top w:val="single" w:sz="4" w:space="0" w:color="999999"/>
-              <w:start w:val="single" w:sz="4" w:space="0" w:color="999999"/>
-              <w:bottom w:val="single" w:sz="4" w:space="0" w:color="999999"/>
-              <w:end w:val="single" w:sz="4" w:space="0" w:color="999999"/>
-            </w:tcBorders>
-          </w:tcPr>
-          <w:p>
-            <w:pPr>
-              <w:pStyle w:val="Normal"/>
-              <w:spacing w:before="40" w:after="40"/>
-              <w:rPr/>
-            </w:pPr>
-            <w:r>
-              <w:rPr/>
-              <w:t>Neubau erzwingen</w:t>
+              <w:t>Eigener Minifier (beliebige Engine), ohne zusätzliche Abhängigkeit.</w:t>
             </w:r>
           </w:p>
         </w:tc>
@@ -36009,73 +35973,184 @@
         <w:rPr/>
       </w:pPr>
       <w:r>
-        <w:rPr/>
-        <w:t xml:space="preserve">Der Build-Report enthält </w:t>
-      </w:r>
-      <w:r>
-        <w:rPr>
-          <w:rFonts w:eastAsia="Consolas" w:cs="Consolas" w:ascii="Consolas" w:hAnsi="Consolas"/>
-          <w:sz w:val="18"/>
-          <w:szCs w:val="18"/>
-          <w:shd w:fill="F2F2F2" w:val="clear"/>
-        </w:rPr>
-        <w:t>sounds[]</w:t>
-      </w:r>
-      <w:r>
-        <w:rPr/>
-        <w:t xml:space="preserve"> mit </w:t>
-      </w:r>
-      <w:r>
-        <w:rPr>
-          <w:rFonts w:eastAsia="Consolas" w:cs="Consolas" w:ascii="Consolas" w:hAnsi="Consolas"/>
-          <w:sz w:val="18"/>
-          <w:szCs w:val="18"/>
-          <w:shd w:fill="F2F2F2" w:val="clear"/>
-        </w:rPr>
-        <w:t>skipped</w:t>
-      </w:r>
-      <w:r>
-        <w:rPr/>
-        <w:t xml:space="preserve">, </w:t>
-      </w:r>
-      <w:r>
-        <w:rPr>
-          <w:rFonts w:eastAsia="Consolas" w:cs="Consolas" w:ascii="Consolas" w:hAnsi="Consolas"/>
-          <w:sz w:val="18"/>
-          <w:szCs w:val="18"/>
-          <w:shd w:fill="F2F2F2" w:val="clear"/>
-        </w:rPr>
-        <w:t>sounds</w:t>
-      </w:r>
-      <w:r>
-        <w:rPr/>
-        <w:t xml:space="preserve"> (Namen) und Pfaden. Ohne </w:t>
-      </w:r>
-      <w:r>
-        <w:rPr>
-          <w:rFonts w:eastAsia="Consolas" w:cs="Consolas" w:ascii="Consolas" w:hAnsi="Consolas"/>
-          <w:sz w:val="18"/>
-          <w:szCs w:val="18"/>
-          <w:shd w:fill="F2F2F2" w:val="clear"/>
-        </w:rPr>
-        <w:t>sounds</w:t>
-      </w:r>
-      <w:r>
-        <w:rPr/>
-        <w:t xml:space="preserve">-Block: Sound-Dateien per </w:t>
-      </w:r>
-      <w:r>
-        <w:rPr>
-          <w:rFonts w:eastAsia="Consolas" w:cs="Consolas" w:ascii="Consolas" w:hAnsi="Consolas"/>
-          <w:sz w:val="18"/>
-          <w:szCs w:val="18"/>
-          <w:shd w:fill="F2F2F2" w:val="clear"/>
-        </w:rPr>
-        <w:t>copyFolder</w:t>
-      </w:r>
-      <w:r>
-        <w:rPr/>
-        <w:t xml:space="preserve"> ins Skin kopieren.</w:t>
+        <w:rPr>
+          <w:rFonts w:eastAsia="Consolas" w:cs="Consolas" w:ascii="Consolas" w:hAnsi="Consolas"/>
+          <w:sz w:val="18"/>
+          <w:szCs w:val="18"/>
+          <w:shd w:fill="F2F2F2" w:val="clear"/>
+        </w:rPr>
+        <w:t>uglifycss</w:t>
+      </w:r>
+      <w:r>
+        <w:rPr/>
+        <w:t xml:space="preserve"> ist konservativ: Es entfernt nur Whitespace und Kommentare, </w:t>
+      </w:r>
+      <w:r>
+        <w:rPr>
+          <w:b/>
+          <w:bCs/>
+        </w:rPr>
+        <w:t>sortiert oder merged keine Regeln</w:t>
+      </w:r>
+      <w:r>
+        <w:rPr/>
+        <w:t xml:space="preserve"> — die Ausgabe bleibt semantisch gleichwertig zur unminifizierten CSS.</w:t>
+      </w:r>
+    </w:p>
+    <w:p>
+      <w:pPr>
+        <w:pStyle w:val="Normal"/>
+        <w:spacing w:before="0" w:after="120"/>
+        <w:jc w:val="both"/>
+        <w:rPr/>
+      </w:pPr>
+      <w:r>
+        <w:rPr/>
+        <w:t>Typisches Deploy-Manifest (Trim + Minify):</w:t>
+      </w:r>
+    </w:p>
+    <w:p>
+      <w:pPr>
+        <w:pStyle w:val="Normal"/>
+        <w:shd w:val="clear" w:fill="F2F2F2"/>
+        <w:spacing w:before="0" w:after="0"/>
+        <w:rPr/>
+      </w:pPr>
+      <w:r>
+        <w:rPr>
+          <w:rFonts w:eastAsia="Consolas" w:cs="Consolas" w:ascii="Consolas" w:hAnsi="Consolas"/>
+          <w:sz w:val="18"/>
+          <w:szCs w:val="18"/>
+        </w:rPr>
+        <w:t>minify: true,</w:t>
+      </w:r>
+    </w:p>
+    <w:p>
+      <w:pPr>
+        <w:pStyle w:val="Normal"/>
+        <w:shd w:val="clear" w:fill="F2F2F2"/>
+        <w:spacing w:before="0" w:after="0"/>
+        <w:rPr/>
+      </w:pPr>
+      <w:r>
+        <w:rPr>
+          <w:rFonts w:eastAsia="Consolas" w:cs="Consolas" w:ascii="Consolas" w:hAnsi="Consolas"/>
+          <w:sz w:val="18"/>
+          <w:szCs w:val="18"/>
+        </w:rPr>
+        <w:t>sprites: {</w:t>
+      </w:r>
+    </w:p>
+    <w:p>
+      <w:pPr>
+        <w:pStyle w:val="Normal"/>
+        <w:shd w:val="clear" w:fill="F2F2F2"/>
+        <w:spacing w:before="0" w:after="0"/>
+        <w:rPr/>
+      </w:pPr>
+      <w:r>
+        <w:rPr>
+          <w:rFonts w:eastAsia="Consolas" w:cs="Consolas" w:ascii="Consolas" w:hAnsi="Consolas"/>
+          <w:sz w:val="18"/>
+          <w:szCs w:val="18"/>
+        </w:rPr>
+        <w:t xml:space="preserve">    </w:t>
+      </w:r>
+      <w:r>
+        <w:rPr>
+          <w:rFonts w:eastAsia="Consolas" w:cs="Consolas" w:ascii="Consolas" w:hAnsi="Consolas"/>
+          <w:sz w:val="18"/>
+          <w:szCs w:val="18"/>
+        </w:rPr>
+        <w:t>file: "imgs/sprites.png",</w:t>
+      </w:r>
+    </w:p>
+    <w:p>
+      <w:pPr>
+        <w:pStyle w:val="Normal"/>
+        <w:shd w:val="clear" w:fill="F2F2F2"/>
+        <w:spacing w:before="0" w:after="0"/>
+        <w:rPr/>
+      </w:pPr>
+      <w:r>
+        <w:rPr>
+          <w:rFonts w:eastAsia="Consolas" w:cs="Consolas" w:ascii="Consolas" w:hAnsi="Consolas"/>
+          <w:sz w:val="18"/>
+          <w:szCs w:val="18"/>
+        </w:rPr>
+        <w:t xml:space="preserve">    </w:t>
+      </w:r>
+      <w:r>
+        <w:rPr>
+          <w:rFonts w:eastAsia="Consolas" w:cs="Consolas" w:ascii="Consolas" w:hAnsi="Consolas"/>
+          <w:sz w:val="18"/>
+          <w:szCs w:val="18"/>
+        </w:rPr>
+        <w:t>retina: true,</w:t>
+      </w:r>
+    </w:p>
+    <w:p>
+      <w:pPr>
+        <w:pStyle w:val="Normal"/>
+        <w:shd w:val="clear" w:fill="F2F2F2"/>
+        <w:spacing w:before="0" w:after="0"/>
+        <w:rPr/>
+      </w:pPr>
+      <w:r>
+        <w:rPr>
+          <w:rFonts w:eastAsia="Consolas" w:cs="Consolas" w:ascii="Consolas" w:hAnsi="Consolas"/>
+          <w:sz w:val="18"/>
+          <w:szCs w:val="18"/>
+        </w:rPr>
+        <w:t xml:space="preserve">    </w:t>
+      </w:r>
+      <w:r>
+        <w:rPr>
+          <w:rFonts w:eastAsia="Consolas" w:cs="Consolas" w:ascii="Consolas" w:hAnsi="Consolas"/>
+          <w:sz w:val="18"/>
+          <w:szCs w:val="18"/>
+        </w:rPr>
+        <w:t>pruneSources: true,</w:t>
+      </w:r>
+    </w:p>
+    <w:p>
+      <w:pPr>
+        <w:pStyle w:val="Normal"/>
+        <w:shd w:val="clear" w:fill="F2F2F2"/>
+        <w:spacing w:before="0" w:after="0"/>
+        <w:rPr/>
+      </w:pPr>
+      <w:r>
+        <w:rPr>
+          <w:rFonts w:eastAsia="Consolas" w:cs="Consolas" w:ascii="Consolas" w:hAnsi="Consolas"/>
+          <w:sz w:val="18"/>
+          <w:szCs w:val="18"/>
+        </w:rPr>
+        <w:t xml:space="preserve">    </w:t>
+      </w:r>
+      <w:r>
+        <w:rPr>
+          <w:rFonts w:eastAsia="Consolas" w:cs="Consolas" w:ascii="Consolas" w:hAnsi="Consolas"/>
+          <w:sz w:val="18"/>
+          <w:szCs w:val="18"/>
+        </w:rPr>
+        <w:t>pruneKeep: ["imgs/general/glittery"]</w:t>
+      </w:r>
+    </w:p>
+    <w:p>
+      <w:pPr>
+        <w:pStyle w:val="Normal"/>
+        <w:shd w:val="clear" w:fill="F2F2F2"/>
+        <w:spacing w:before="0" w:after="160"/>
+        <w:rPr/>
+      </w:pPr>
+      <w:r>
+        <w:rPr>
+          <w:rFonts w:eastAsia="Consolas" w:cs="Consolas" w:ascii="Consolas" w:hAnsi="Consolas"/>
+          <w:sz w:val="18"/>
+          <w:szCs w:val="18"/>
+        </w:rPr>
+        <w:t>}</w:t>
       </w:r>
     </w:p>
     <w:p>
@@ -36089,11 +36164,11 @@
         <w:outlineLvl w:val="1"/>
         <w:rPr/>
       </w:pPr>
-      <w:bookmarkStart w:id="76" w:name="__RefHeading___Toc4977_1902644385"/>
+      <w:bookmarkStart w:id="76" w:name="__RefHeading___Toc5109_3842968152"/>
       <w:bookmarkEnd w:id="76"/>
       <w:r>
         <w:rPr/>
-        <w:t>10.8 font</w:t>
+        <w:t>10.8 sounds</w:t>
       </w:r>
     </w:p>
     <w:p>
@@ -36112,451 +36187,11 @@
           <w:b/>
           <w:bCs/>
         </w:rPr>
-        <w:t>µFT</w:t>
-      </w:r>
-      <w:r>
-        <w:rPr/>
-        <w:t xml:space="preserve">-Bridge — baut einen Icon-Font aus SVG-Glyphen vor der CSS-Kompilierung (siehe Kapitel *microFT*). Symmetrie zu </w:t>
-      </w:r>
-      <w:r>
-        <w:rPr>
-          <w:rFonts w:eastAsia="Consolas" w:cs="Consolas" w:ascii="Consolas" w:hAnsi="Consolas"/>
-          <w:sz w:val="18"/>
-          <w:szCs w:val="18"/>
-          <w:shd w:fill="F2F2F2" w:val="clear"/>
-        </w:rPr>
-        <w:t>sounds</w:t>
-      </w:r>
-      <w:r>
-        <w:rPr/>
-        <w:t xml:space="preserve"> und </w:t>
-      </w:r>
-      <w:r>
-        <w:rPr>
-          <w:rFonts w:eastAsia="Consolas" w:cs="Consolas" w:ascii="Consolas" w:hAnsi="Consolas"/>
-          <w:sz w:val="18"/>
-          <w:szCs w:val="18"/>
-          <w:shd w:fill="F2F2F2" w:val="clear"/>
-        </w:rPr>
-        <w:t>sprites</w:t>
-      </w:r>
-      <w:r>
-        <w:rPr/>
-        <w:t xml:space="preserve">: </w:t>
-      </w:r>
-      <w:r>
-        <w:rPr>
-          <w:b/>
-          <w:bCs/>
-        </w:rPr>
-        <w:t>Verzeichnis und/oder Einzeldateien</w:t>
-      </w:r>
-      <w:r>
-        <w:rPr/>
-        <w:t xml:space="preserve"> registrieren Glyphen im Font, auch ohne CSS-Referenz.</w:t>
-      </w:r>
-    </w:p>
-    <w:p>
-      <w:pPr>
-        <w:pStyle w:val="Normal"/>
-        <w:spacing w:before="0" w:after="120"/>
-        <w:jc w:val="both"/>
-        <w:rPr/>
-      </w:pPr>
-      <w:r>
-        <w:rPr>
-          <w:b/>
-          <w:bCs/>
-        </w:rPr>
-        <w:t>Stand:</w:t>
-      </w:r>
-      <w:r>
-        <w:rPr/>
-        <w:t xml:space="preserve"> Die Manifest-Bridge ist </w:t>
-      </w:r>
-      <w:r>
-        <w:rPr>
-          <w:b/>
-          <w:bCs/>
-        </w:rPr>
-        <w:t>geplant</w:t>
-      </w:r>
-      <w:r>
-        <w:rPr/>
-        <w:t xml:space="preserve"> (noch nicht in </w:t>
-      </w:r>
-      <w:r>
-        <w:rPr>
-          <w:rFonts w:eastAsia="Consolas" w:cs="Consolas" w:ascii="Consolas" w:hAnsi="Consolas"/>
-          <w:sz w:val="18"/>
-          <w:szCs w:val="18"/>
-          <w:shd w:fill="F2F2F2" w:val="clear"/>
-        </w:rPr>
-        <w:t>BuildSkin</w:t>
-      </w:r>
-      <w:r>
-        <w:rPr/>
-        <w:t xml:space="preserve"> umgesetzt). Üblich heute: </w:t>
-      </w:r>
-      <w:r>
-        <w:rPr>
-          <w:rFonts w:eastAsia="Consolas" w:cs="Consolas" w:ascii="Consolas" w:hAnsi="Consolas"/>
-          <w:sz w:val="18"/>
-          <w:szCs w:val="18"/>
-          <w:shd w:fill="F2F2F2" w:val="clear"/>
-        </w:rPr>
-        <w:t>FontGenerator.Create()</w:t>
-      </w:r>
-      <w:r>
-        <w:rPr/>
-        <w:t xml:space="preserve"> als eigener Gulp-Step, danach </w:t>
-      </w:r>
-      <w:r>
-        <w:rPr>
-          <w:rFonts w:eastAsia="Consolas" w:cs="Consolas" w:ascii="Consolas" w:hAnsi="Consolas"/>
-          <w:sz w:val="18"/>
-          <w:szCs w:val="18"/>
-          <w:shd w:fill="F2F2F2" w:val="clear"/>
-        </w:rPr>
-        <w:t>copyFolder</w:t>
-      </w:r>
-      <w:r>
-        <w:rPr/>
-        <w:t xml:space="preserve"> (siehe unten).</w:t>
-      </w:r>
-    </w:p>
-    <w:p>
-      <w:pPr>
-        <w:pStyle w:val="Normal"/>
-        <w:shd w:val="clear" w:fill="F2F2F2"/>
-        <w:spacing w:before="0" w:after="0"/>
-        <w:rPr/>
-      </w:pPr>
-      <w:r>
-        <w:rPr>
-          <w:rFonts w:eastAsia="Consolas" w:cs="Consolas" w:ascii="Consolas" w:hAnsi="Consolas"/>
-          <w:sz w:val="18"/>
-          <w:szCs w:val="18"/>
-        </w:rPr>
-        <w:t>font: {</w:t>
-      </w:r>
-    </w:p>
-    <w:p>
-      <w:pPr>
-        <w:pStyle w:val="Normal"/>
-        <w:shd w:val="clear" w:fill="F2F2F2"/>
-        <w:spacing w:before="0" w:after="0"/>
-        <w:rPr/>
-      </w:pPr>
-      <w:r>
-        <w:rPr>
-          <w:rFonts w:eastAsia="Consolas" w:cs="Consolas" w:ascii="Consolas" w:hAnsi="Consolas"/>
-          <w:sz w:val="18"/>
-          <w:szCs w:val="18"/>
-        </w:rPr>
-        <w:t xml:space="preserve">    </w:t>
-      </w:r>
-      <w:r>
-        <w:rPr>
-          <w:rFonts w:eastAsia="Consolas" w:cs="Consolas" w:ascii="Consolas" w:hAnsi="Consolas"/>
-          <w:sz w:val="18"/>
-          <w:szCs w:val="18"/>
-        </w:rPr>
-        <w:t>fontName: "AppSymbol",</w:t>
-      </w:r>
-    </w:p>
-    <w:p>
-      <w:pPr>
-        <w:pStyle w:val="Normal"/>
-        <w:shd w:val="clear" w:fill="F2F2F2"/>
-        <w:spacing w:before="0" w:after="0"/>
-        <w:rPr/>
-      </w:pPr>
-      <w:r>
-        <w:rPr>
-          <w:rFonts w:eastAsia="Consolas" w:cs="Consolas" w:ascii="Consolas" w:hAnsi="Consolas"/>
-          <w:sz w:val="18"/>
-          <w:szCs w:val="18"/>
-        </w:rPr>
-        <w:t xml:space="preserve">    </w:t>
-      </w:r>
-      <w:r>
-        <w:rPr>
-          <w:rFonts w:eastAsia="Consolas" w:cs="Consolas" w:ascii="Consolas" w:hAnsi="Consolas"/>
-          <w:sz w:val="18"/>
-          <w:szCs w:val="18"/>
-        </w:rPr>
-        <w:t>src: "dev/media/svg",              // rekursives SVG-Verzeichnis, relativ zum Projektstamm</w:t>
-      </w:r>
-    </w:p>
-    <w:p>
-      <w:pPr>
-        <w:pStyle w:val="Normal"/>
-        <w:shd w:val="clear" w:fill="F2F2F2"/>
-        <w:spacing w:before="0" w:after="0"/>
-        <w:rPr/>
-      </w:pPr>
-      <w:r>
-        <w:rPr>
-          <w:rFonts w:eastAsia="Consolas" w:cs="Consolas" w:ascii="Consolas" w:hAnsi="Consolas"/>
-          <w:sz w:val="18"/>
-          <w:szCs w:val="18"/>
-        </w:rPr>
-        <w:t xml:space="preserve">    </w:t>
-      </w:r>
-      <w:r>
-        <w:rPr>
-          <w:rFonts w:eastAsia="Consolas" w:cs="Consolas" w:ascii="Consolas" w:hAnsi="Consolas"/>
-          <w:sz w:val="18"/>
-          <w:szCs w:val="18"/>
-        </w:rPr>
-        <w:t>include: ["dev/media/svg/extra/special-U0xE950.svg"],  // *(geplant)* zusätzliche Einzel-SVGs</w:t>
-      </w:r>
-    </w:p>
-    <w:p>
-      <w:pPr>
-        <w:pStyle w:val="Normal"/>
-        <w:shd w:val="clear" w:fill="F2F2F2"/>
-        <w:spacing w:before="0" w:after="0"/>
-        <w:rPr/>
-      </w:pPr>
-      <w:r>
-        <w:rPr>
-          <w:rFonts w:eastAsia="Consolas" w:cs="Consolas" w:ascii="Consolas" w:hAnsi="Consolas"/>
-          <w:sz w:val="18"/>
-          <w:szCs w:val="18"/>
-        </w:rPr>
-        <w:t xml:space="preserve">    </w:t>
-      </w:r>
-      <w:r>
-        <w:rPr>
-          <w:rFonts w:eastAsia="Consolas" w:cs="Consolas" w:ascii="Consolas" w:hAnsi="Consolas"/>
-          <w:sz w:val="18"/>
-          <w:szCs w:val="18"/>
-        </w:rPr>
-        <w:t>outputDir: "fonts",                  // relativ zum Skin-Ausgabeverzeichnis</w:t>
-      </w:r>
-    </w:p>
-    <w:p>
-      <w:pPr>
-        <w:pStyle w:val="Normal"/>
-        <w:shd w:val="clear" w:fill="F2F2F2"/>
-        <w:spacing w:before="0" w:after="0"/>
-        <w:rPr/>
-      </w:pPr>
-      <w:r>
-        <w:rPr>
-          <w:rFonts w:eastAsia="Consolas" w:cs="Consolas" w:ascii="Consolas" w:hAnsi="Consolas"/>
-          <w:sz w:val="18"/>
-          <w:szCs w:val="18"/>
-        </w:rPr>
-        <w:t xml:space="preserve">    </w:t>
-      </w:r>
-      <w:r>
-        <w:rPr>
-          <w:rFonts w:eastAsia="Consolas" w:cs="Consolas" w:ascii="Consolas" w:hAnsi="Consolas"/>
-          <w:sz w:val="18"/>
-          <w:szCs w:val="18"/>
-        </w:rPr>
-        <w:t>fontUrlBase: "../fonts/",            // URL-Präfix in der erzeugten CSS</w:t>
-      </w:r>
-    </w:p>
-    <w:p>
-      <w:pPr>
-        <w:pStyle w:val="Normal"/>
-        <w:shd w:val="clear" w:fill="F2F2F2"/>
-        <w:spacing w:before="0" w:after="0"/>
-        <w:rPr/>
-      </w:pPr>
-      <w:r>
-        <w:rPr>
-          <w:rFonts w:eastAsia="Consolas" w:cs="Consolas" w:ascii="Consolas" w:hAnsi="Consolas"/>
-          <w:sz w:val="18"/>
-          <w:szCs w:val="18"/>
-        </w:rPr>
-        <w:t xml:space="preserve">    </w:t>
-      </w:r>
-      <w:r>
-        <w:rPr>
-          <w:rFonts w:eastAsia="Consolas" w:cs="Consolas" w:ascii="Consolas" w:hAnsi="Consolas"/>
-          <w:sz w:val="18"/>
-          <w:szCs w:val="18"/>
-        </w:rPr>
-        <w:t>groups: {</w:t>
-      </w:r>
-    </w:p>
-    <w:p>
-      <w:pPr>
-        <w:pStyle w:val="Normal"/>
-        <w:shd w:val="clear" w:fill="F2F2F2"/>
-        <w:spacing w:before="0" w:after="0"/>
-        <w:rPr/>
-      </w:pPr>
-      <w:r>
-        <w:rPr>
-          <w:rFonts w:eastAsia="Consolas" w:cs="Consolas" w:ascii="Consolas" w:hAnsi="Consolas"/>
-          <w:sz w:val="18"/>
-          <w:szCs w:val="18"/>
-        </w:rPr>
-        <w:t xml:space="preserve">        </w:t>
-      </w:r>
-      <w:r>
-        <w:rPr>
-          <w:rFonts w:eastAsia="Consolas" w:cs="Consolas" w:ascii="Consolas" w:hAnsi="Consolas"/>
-          <w:sz w:val="18"/>
-          <w:szCs w:val="18"/>
-        </w:rPr>
-        <w:t>general: { label: "General", description: "General UI controls.", order: 1 }</w:t>
-      </w:r>
-    </w:p>
-    <w:p>
-      <w:pPr>
-        <w:pStyle w:val="Normal"/>
-        <w:shd w:val="clear" w:fill="F2F2F2"/>
-        <w:spacing w:before="0" w:after="0"/>
-        <w:rPr/>
-      </w:pPr>
-      <w:r>
-        <w:rPr>
-          <w:rFonts w:eastAsia="Consolas" w:cs="Consolas" w:ascii="Consolas" w:hAnsi="Consolas"/>
-          <w:sz w:val="18"/>
-          <w:szCs w:val="18"/>
-        </w:rPr>
-        <w:t xml:space="preserve">    </w:t>
-      </w:r>
-      <w:r>
-        <w:rPr>
-          <w:rFonts w:eastAsia="Consolas" w:cs="Consolas" w:ascii="Consolas" w:hAnsi="Consolas"/>
-          <w:sz w:val="18"/>
-          <w:szCs w:val="18"/>
-        </w:rPr>
-        <w:t>},</w:t>
-      </w:r>
-    </w:p>
-    <w:p>
-      <w:pPr>
-        <w:pStyle w:val="Normal"/>
-        <w:shd w:val="clear" w:fill="F2F2F2"/>
-        <w:spacing w:before="0" w:after="0"/>
-        <w:rPr/>
-      </w:pPr>
-      <w:r>
-        <w:rPr>
-          <w:rFonts w:eastAsia="Consolas" w:cs="Consolas" w:ascii="Consolas" w:hAnsi="Consolas"/>
-          <w:sz w:val="18"/>
-          <w:szCs w:val="18"/>
-        </w:rPr>
-        <w:t xml:space="preserve">    </w:t>
-      </w:r>
-      <w:r>
-        <w:rPr>
-          <w:rFonts w:eastAsia="Consolas" w:cs="Consolas" w:ascii="Consolas" w:hAnsi="Consolas"/>
-          <w:sz w:val="18"/>
-          <w:szCs w:val="18"/>
-        </w:rPr>
-        <w:t>glyphs: {</w:t>
-      </w:r>
-    </w:p>
-    <w:p>
-      <w:pPr>
-        <w:pStyle w:val="Normal"/>
-        <w:shd w:val="clear" w:fill="F2F2F2"/>
-        <w:spacing w:before="0" w:after="0"/>
-        <w:rPr/>
-      </w:pPr>
-      <w:r>
-        <w:rPr>
-          <w:rFonts w:eastAsia="Consolas" w:cs="Consolas" w:ascii="Consolas" w:hAnsi="Consolas"/>
-          <w:sz w:val="18"/>
-          <w:szCs w:val="18"/>
-        </w:rPr>
-        <w:t xml:space="preserve">        </w:t>
-      </w:r>
-      <w:r>
-        <w:rPr>
-          <w:rFonts w:eastAsia="Consolas" w:cs="Consolas" w:ascii="Consolas" w:hAnsi="Consolas"/>
-          <w:sz w:val="18"/>
-          <w:szCs w:val="18"/>
-        </w:rPr>
-        <w:t>"general-control-edit": { description: "Button/icon to start editing." }</w:t>
-      </w:r>
-    </w:p>
-    <w:p>
-      <w:pPr>
-        <w:pStyle w:val="Normal"/>
-        <w:shd w:val="clear" w:fill="F2F2F2"/>
-        <w:spacing w:before="0" w:after="0"/>
-        <w:rPr/>
-      </w:pPr>
-      <w:r>
-        <w:rPr>
-          <w:rFonts w:eastAsia="Consolas" w:cs="Consolas" w:ascii="Consolas" w:hAnsi="Consolas"/>
-          <w:sz w:val="18"/>
-          <w:szCs w:val="18"/>
-        </w:rPr>
-        <w:t xml:space="preserve">    </w:t>
-      </w:r>
-      <w:r>
-        <w:rPr>
-          <w:rFonts w:eastAsia="Consolas" w:cs="Consolas" w:ascii="Consolas" w:hAnsi="Consolas"/>
-          <w:sz w:val="18"/>
-          <w:szCs w:val="18"/>
-        </w:rPr>
-        <w:t>}</w:t>
-      </w:r>
-    </w:p>
-    <w:p>
-      <w:pPr>
-        <w:pStyle w:val="Normal"/>
-        <w:shd w:val="clear" w:fill="F2F2F2"/>
-        <w:spacing w:before="0" w:after="160"/>
-        <w:rPr/>
-      </w:pPr>
-      <w:r>
-        <w:rPr>
-          <w:rFonts w:eastAsia="Consolas" w:cs="Consolas" w:ascii="Consolas" w:hAnsi="Consolas"/>
-          <w:sz w:val="18"/>
-          <w:szCs w:val="18"/>
-        </w:rPr>
-        <w:t>}</w:t>
-      </w:r>
-    </w:p>
-    <w:p>
-      <w:pPr>
-        <w:pStyle w:val="Normal"/>
-        <w:spacing w:before="0" w:after="120"/>
-        <w:jc w:val="both"/>
-        <w:rPr/>
-      </w:pPr>
-      <w:r>
-        <w:rPr/>
-        <w:t xml:space="preserve">Mehrere Fonts: </w:t>
-      </w:r>
-      <w:r>
-        <w:rPr>
-          <w:rFonts w:eastAsia="Consolas" w:cs="Consolas" w:ascii="Consolas" w:hAnsi="Consolas"/>
-          <w:sz w:val="18"/>
-          <w:szCs w:val="18"/>
-          <w:shd w:fill="F2F2F2" w:val="clear"/>
-        </w:rPr>
-        <w:t>font: [ { fontName: "AppSymbol", … }, { fontName: "MedicalSymbol", … } ]</w:t>
-      </w:r>
-      <w:r>
-        <w:rPr/>
-        <w:t xml:space="preserve"> — analog zu </w:t>
-      </w:r>
-      <w:r>
-        <w:rPr>
-          <w:rFonts w:eastAsia="Consolas" w:cs="Consolas" w:ascii="Consolas" w:hAnsi="Consolas"/>
-          <w:sz w:val="18"/>
-          <w:szCs w:val="18"/>
-          <w:shd w:fill="F2F2F2" w:val="clear"/>
-        </w:rPr>
-        <w:t>sounds</w:t>
-      </w:r>
-      <w:r>
-        <w:rPr/>
-        <w:t xml:space="preserve"> als Array.</w:t>
+        <w:t>µAU</w:t>
+      </w:r>
+      <w:r>
+        <w:rPr/>
+        <w:t>-Bridge — baut einen Sound-Atlas vor der CSS-Kompilierung (siehe Kapitel *microAU*):</w:t>
       </w:r>
     </w:p>
     <w:tbl>
@@ -36658,7 +36293,7 @@
                 <w:szCs w:val="18"/>
                 <w:shd w:fill="F2F2F2" w:val="clear"/>
               </w:rPr>
-              <w:t>fontName</w:t>
+              <w:t>src</w:t>
             </w:r>
           </w:p>
         </w:tc>
@@ -36680,20 +36315,33 @@
             </w:pPr>
             <w:r>
               <w:rPr/>
-              <w:t>Font-Familienname (Pflicht) — Basis für Dateinamen (</w:t>
-            </w:r>
-            <w:r>
-              <w:rPr>
-                <w:rFonts w:eastAsia="Consolas" w:cs="Consolas" w:ascii="Consolas" w:hAnsi="Consolas"/>
-                <w:sz w:val="18"/>
-                <w:szCs w:val="18"/>
-                <w:shd w:fill="F2F2F2" w:val="clear"/>
-              </w:rPr>
-              <w:t>AppSymbol.woff2</w:t>
-            </w:r>
-            <w:r>
-              <w:rPr/>
-              <w:t>, …)</w:t>
+              <w:t xml:space="preserve">Quellverzeichnis (rekursiv </w:t>
+            </w:r>
+            <w:r>
+              <w:rPr>
+                <w:rFonts w:eastAsia="Consolas" w:cs="Consolas" w:ascii="Consolas" w:hAnsi="Consolas"/>
+                <w:sz w:val="18"/>
+                <w:szCs w:val="18"/>
+                <w:shd w:fill="F2F2F2" w:val="clear"/>
+              </w:rPr>
+              <w:t>*.wav</w:t>
+            </w:r>
+            <w:r>
+              <w:rPr/>
+              <w:t>/</w:t>
+            </w:r>
+            <w:r>
+              <w:rPr>
+                <w:rFonts w:eastAsia="Consolas" w:cs="Consolas" w:ascii="Consolas" w:hAnsi="Consolas"/>
+                <w:sz w:val="18"/>
+                <w:szCs w:val="18"/>
+                <w:shd w:fill="F2F2F2" w:val="clear"/>
+              </w:rPr>
+              <w:t>*.mp3</w:t>
+            </w:r>
+            <w:r>
+              <w:rPr/>
+              <w:t>), relativ zum Projektstamm</w:t>
             </w:r>
           </w:p>
         </w:tc>
@@ -36723,29 +36371,42 @@
                 <w:szCs w:val="18"/>
                 <w:shd w:fill="F2F2F2" w:val="clear"/>
               </w:rPr>
+              <w:t>sounds</w:t>
+            </w:r>
+          </w:p>
+        </w:tc>
+        <w:tc>
+          <w:tcPr>
+            <w:tcW w:w="4514" w:type="dxa"/>
+            <w:tcBorders>
+              <w:top w:val="single" w:sz="4" w:space="0" w:color="999999"/>
+              <w:start w:val="single" w:sz="4" w:space="0" w:color="999999"/>
+              <w:bottom w:val="single" w:sz="4" w:space="0" w:color="999999"/>
+              <w:end w:val="single" w:sz="4" w:space="0" w:color="999999"/>
+            </w:tcBorders>
+          </w:tcPr>
+          <w:p>
+            <w:pPr>
+              <w:pStyle w:val="Normal"/>
+              <w:spacing w:before="40" w:after="40"/>
+              <w:rPr/>
+            </w:pPr>
+            <w:r>
+              <w:rPr/>
+              <w:t xml:space="preserve">Alternative: explizite Dateiliste (zusammen mit </w:t>
+            </w:r>
+            <w:r>
+              <w:rPr>
+                <w:rFonts w:eastAsia="Consolas" w:cs="Consolas" w:ascii="Consolas" w:hAnsi="Consolas"/>
+                <w:sz w:val="18"/>
+                <w:szCs w:val="18"/>
+                <w:shd w:fill="F2F2F2" w:val="clear"/>
+              </w:rPr>
               <w:t>src</w:t>
             </w:r>
-          </w:p>
-        </w:tc>
-        <w:tc>
-          <w:tcPr>
-            <w:tcW w:w="4514" w:type="dxa"/>
-            <w:tcBorders>
-              <w:top w:val="single" w:sz="4" w:space="0" w:color="999999"/>
-              <w:start w:val="single" w:sz="4" w:space="0" w:color="999999"/>
-              <w:bottom w:val="single" w:sz="4" w:space="0" w:color="999999"/>
-              <w:end w:val="single" w:sz="4" w:space="0" w:color="999999"/>
-            </w:tcBorders>
-          </w:tcPr>
-          <w:p>
-            <w:pPr>
-              <w:pStyle w:val="Normal"/>
-              <w:spacing w:before="40" w:after="40"/>
-              <w:rPr/>
-            </w:pPr>
-            <w:r>
-              <w:rPr/>
-              <w:t>Quellverzeichnis mit SVG-Glyphen (rekursiv), relativ zum Projektstamm</w:t>
+            <w:r>
+              <w:rPr/>
+              <w:t xml:space="preserve"> möglich)</w:t>
             </w:r>
           </w:p>
         </w:tc>
@@ -36775,7 +36436,7 @@
                 <w:szCs w:val="18"/>
                 <w:shd w:fill="F2F2F2" w:val="clear"/>
               </w:rPr>
-              <w:t>include</w:t>
+              <w:t>dataFile</w:t>
             </w:r>
           </w:p>
         </w:tc>
@@ -36797,16 +36458,7 @@
             </w:pPr>
             <w:r>
               <w:rPr/>
-              <w:t xml:space="preserve">*(geplant)* zusätzliche Einzel-SVG-Dateien (relativ zum Projektstamm), kombinierbar mit </w:t>
-            </w:r>
-            <w:r>
-              <w:rPr>
-                <w:rFonts w:eastAsia="Consolas" w:cs="Consolas" w:ascii="Consolas" w:hAnsi="Consolas"/>
-                <w:sz w:val="18"/>
-                <w:szCs w:val="18"/>
-                <w:shd w:fill="F2F2F2" w:val="clear"/>
-              </w:rPr>
-              <w:t>src</w:t>
+              <w:t>Ausgabe-Audio-Blob, relativ zum Skin-Verzeichnis</w:t>
             </w:r>
           </w:p>
         </w:tc>
@@ -36836,7 +36488,7 @@
                 <w:szCs w:val="18"/>
                 <w:shd w:fill="F2F2F2" w:val="clear"/>
               </w:rPr>
-              <w:t>outputDir</w:t>
+              <w:t>jsonFile</w:t>
             </w:r>
           </w:p>
         </w:tc>
@@ -36858,7 +36510,7 @@
             </w:pPr>
             <w:r>
               <w:rPr/>
-              <w:t>Zielverzeichnis im Skin (Font-Dateien, CSS, JSON, HTML-Übersicht)</w:t>
+              <w:t>Ausgabe-JSON-Timing-Map, relativ zum Skin-Verzeichnis</w:t>
             </w:r>
           </w:p>
         </w:tc>
@@ -36888,7 +36540,37 @@
                 <w:szCs w:val="18"/>
                 <w:shd w:fill="F2F2F2" w:val="clear"/>
               </w:rPr>
-              <w:t>formats</w:t>
+              <w:t>format</w:t>
+            </w:r>
+            <w:r>
+              <w:rPr/>
+              <w:t xml:space="preserve">, </w:t>
+            </w:r>
+            <w:r>
+              <w:rPr>
+                <w:rFonts w:eastAsia="Consolas" w:cs="Consolas" w:ascii="Consolas" w:hAnsi="Consolas"/>
+                <w:sz w:val="18"/>
+                <w:szCs w:val="18"/>
+                <w:shd w:fill="F2F2F2" w:val="clear"/>
+              </w:rPr>
+              <w:t>mp3KBitRate</w:t>
+            </w:r>
+            <w:r>
+              <w:rPr/>
+              <w:t xml:space="preserve">, </w:t>
+            </w:r>
+            <w:r>
+              <w:rPr>
+                <w:rFonts w:eastAsia="Consolas" w:cs="Consolas" w:ascii="Consolas" w:hAnsi="Consolas"/>
+                <w:sz w:val="18"/>
+                <w:szCs w:val="18"/>
+                <w:shd w:fill="F2F2F2" w:val="clear"/>
+              </w:rPr>
+              <w:t>sampleRate</w:t>
+            </w:r>
+            <w:r>
+              <w:rPr/>
+              <w:t>, …</w:t>
             </w:r>
           </w:p>
         </w:tc>
@@ -36910,7 +36592,20 @@
             </w:pPr>
             <w:r>
               <w:rPr/>
-              <w:t>Zu erzeugende Endungen (Default: svg, ttf, eot, woff, woff2)</w:t>
+              <w:t xml:space="preserve">Werden an </w:t>
+            </w:r>
+            <w:r>
+              <w:rPr>
+                <w:rFonts w:eastAsia="Consolas" w:cs="Consolas" w:ascii="Consolas" w:hAnsi="Consolas"/>
+                <w:sz w:val="18"/>
+                <w:szCs w:val="18"/>
+                <w:shd w:fill="F2F2F2" w:val="clear"/>
+              </w:rPr>
+              <w:t>SoundAtlasMaker</w:t>
+            </w:r>
+            <w:r>
+              <w:rPr/>
+              <w:t xml:space="preserve"> durchgereicht (Defaults wie in µAU)</w:t>
             </w:r>
           </w:p>
         </w:tc>
@@ -36940,59 +36635,7 @@
                 <w:szCs w:val="18"/>
                 <w:shd w:fill="F2F2F2" w:val="clear"/>
               </w:rPr>
-              <w:t>fontHeight</w:t>
-            </w:r>
-            <w:r>
-              <w:rPr/>
-              <w:t xml:space="preserve">, </w:t>
-            </w:r>
-            <w:r>
-              <w:rPr>
-                <w:rFonts w:eastAsia="Consolas" w:cs="Consolas" w:ascii="Consolas" w:hAnsi="Consolas"/>
-                <w:sz w:val="18"/>
-                <w:szCs w:val="18"/>
-                <w:shd w:fill="F2F2F2" w:val="clear"/>
-              </w:rPr>
-              <w:t>normalize</w:t>
-            </w:r>
-            <w:r>
-              <w:rPr/>
-              <w:t xml:space="preserve">, </w:t>
-            </w:r>
-            <w:r>
-              <w:rPr>
-                <w:rFonts w:eastAsia="Consolas" w:cs="Consolas" w:ascii="Consolas" w:hAnsi="Consolas"/>
-                <w:sz w:val="18"/>
-                <w:szCs w:val="18"/>
-                <w:shd w:fill="F2F2F2" w:val="clear"/>
-              </w:rPr>
-              <w:t>centerHorizontally</w:t>
-            </w:r>
-            <w:r>
-              <w:rPr/>
-              <w:t xml:space="preserve">, </w:t>
-            </w:r>
-            <w:r>
-              <w:rPr>
-                <w:rFonts w:eastAsia="Consolas" w:cs="Consolas" w:ascii="Consolas" w:hAnsi="Consolas"/>
-                <w:sz w:val="18"/>
-                <w:szCs w:val="18"/>
-                <w:shd w:fill="F2F2F2" w:val="clear"/>
-              </w:rPr>
-              <w:t>classPrefix</w:t>
-            </w:r>
-            <w:r>
-              <w:rPr/>
-              <w:t xml:space="preserve">, </w:t>
-            </w:r>
-            <w:r>
-              <w:rPr>
-                <w:rFonts w:eastAsia="Consolas" w:cs="Consolas" w:ascii="Consolas" w:hAnsi="Consolas"/>
-                <w:sz w:val="18"/>
-                <w:szCs w:val="18"/>
-                <w:shd w:fill="F2F2F2" w:val="clear"/>
-              </w:rPr>
-              <w:t>fontUrlBase</w:t>
+              <w:t>triggers</w:t>
             </w:r>
           </w:p>
         </w:tc>
@@ -37014,20 +36657,44 @@
             </w:pPr>
             <w:r>
               <w:rPr/>
-              <w:t xml:space="preserve">Werden an </w:t>
-            </w:r>
-            <w:r>
-              <w:rPr>
-                <w:rFonts w:eastAsia="Consolas" w:cs="Consolas" w:ascii="Consolas" w:hAnsi="Consolas"/>
-                <w:sz w:val="18"/>
-                <w:szCs w:val="18"/>
-                <w:shd w:fill="F2F2F2" w:val="clear"/>
-              </w:rPr>
-              <w:t>FontGenerator</w:t>
-            </w:r>
-            <w:r>
-              <w:rPr/>
-              <w:t xml:space="preserve"> durchgereicht (Defaults wie in µFT)</w:t>
+              <w:t xml:space="preserve">*(geplant)* Pfad zu </w:t>
+            </w:r>
+            <w:r>
+              <w:rPr>
+                <w:rFonts w:eastAsia="Consolas" w:cs="Consolas" w:ascii="Consolas" w:hAnsi="Consolas"/>
+                <w:sz w:val="18"/>
+                <w:szCs w:val="18"/>
+                <w:shd w:fill="F2F2F2" w:val="clear"/>
+              </w:rPr>
+              <w:t>soundTriggers.mjs</w:t>
+            </w:r>
+            <w:r>
+              <w:rPr/>
+              <w:t xml:space="preserve"> — </w:t>
+            </w:r>
+            <w:r>
+              <w:rPr>
+                <w:b/>
+                <w:bCs/>
+              </w:rPr>
+              <w:t>nur Build-Zeit:</w:t>
+            </w:r>
+            <w:r>
+              <w:rPr/>
+              <w:t xml:space="preserve"> </w:t>
+            </w:r>
+            <w:r>
+              <w:rPr>
+                <w:rFonts w:eastAsia="Consolas" w:cs="Consolas" w:ascii="Consolas" w:hAnsi="Consolas"/>
+                <w:sz w:val="18"/>
+                <w:szCs w:val="18"/>
+                <w:shd w:fill="F2F2F2" w:val="clear"/>
+              </w:rPr>
+              <w:t>bindings[]</w:t>
+            </w:r>
+            <w:r>
+              <w:rPr/>
+              <w:t xml:space="preserve"> ergänzen (Node, kein Browser)</w:t>
             </w:r>
           </w:p>
         </w:tc>
@@ -37057,33 +36724,7 @@
                 <w:szCs w:val="18"/>
                 <w:shd w:fill="F2F2F2" w:val="clear"/>
               </w:rPr>
-              <w:t>css</w:t>
-            </w:r>
-            <w:r>
-              <w:rPr/>
-              <w:t xml:space="preserve">, </w:t>
-            </w:r>
-            <w:r>
-              <w:rPr>
-                <w:rFonts w:eastAsia="Consolas" w:cs="Consolas" w:ascii="Consolas" w:hAnsi="Consolas"/>
-                <w:sz w:val="18"/>
-                <w:szCs w:val="18"/>
-                <w:shd w:fill="F2F2F2" w:val="clear"/>
-              </w:rPr>
-              <w:t>json</w:t>
-            </w:r>
-            <w:r>
-              <w:rPr/>
-              <w:t xml:space="preserve">, </w:t>
-            </w:r>
-            <w:r>
-              <w:rPr>
-                <w:rFonts w:eastAsia="Consolas" w:cs="Consolas" w:ascii="Consolas" w:hAnsi="Consolas"/>
-                <w:sz w:val="18"/>
-                <w:szCs w:val="18"/>
-                <w:shd w:fill="F2F2F2" w:val="clear"/>
-              </w:rPr>
-              <w:t>html</w:t>
+              <w:t>handlers</w:t>
             </w:r>
           </w:p>
         </w:tc>
@@ -37105,20 +36746,31 @@
             </w:pPr>
             <w:r>
               <w:rPr/>
-              <w:t xml:space="preserve">Ausgabe steuern oder </w:t>
-            </w:r>
-            <w:r>
-              <w:rPr>
-                <w:rFonts w:eastAsia="Consolas" w:cs="Consolas" w:ascii="Consolas" w:hAnsi="Consolas"/>
-                <w:sz w:val="18"/>
-                <w:szCs w:val="18"/>
-                <w:shd w:fill="F2F2F2" w:val="clear"/>
-              </w:rPr>
-              <w:t>false</w:t>
-            </w:r>
-            <w:r>
-              <w:rPr/>
-              <w:t xml:space="preserve"> zum Unterdrücken</w:t>
+              <w:t xml:space="preserve">*(geplant)* Pfad zu </w:t>
+            </w:r>
+            <w:r>
+              <w:rPr>
+                <w:rFonts w:eastAsia="Consolas" w:cs="Consolas" w:ascii="Consolas" w:hAnsi="Consolas"/>
+                <w:sz w:val="18"/>
+                <w:szCs w:val="18"/>
+                <w:shd w:fill="F2F2F2" w:val="clear"/>
+              </w:rPr>
+              <w:t>soundHandlers.mjs</w:t>
+            </w:r>
+            <w:r>
+              <w:rPr/>
+              <w:t xml:space="preserve"> — </w:t>
+            </w:r>
+            <w:r>
+              <w:rPr>
+                <w:b/>
+                <w:bCs/>
+              </w:rPr>
+              <w:t>nur Runtime:</w:t>
+            </w:r>
+            <w:r>
+              <w:rPr/>
+              <w:t xml:space="preserve"> Default-Handler wrappen/ersetzen (Browser, JSON unverändert)</w:t>
             </w:r>
           </w:p>
         </w:tc>
@@ -37148,82 +36800,6 @@
                 <w:szCs w:val="18"/>
                 <w:shd w:fill="F2F2F2" w:val="clear"/>
               </w:rPr>
-              <w:t>groups</w:t>
-            </w:r>
-            <w:r>
-              <w:rPr/>
-              <w:t xml:space="preserve">, </w:t>
-            </w:r>
-            <w:r>
-              <w:rPr>
-                <w:rFonts w:eastAsia="Consolas" w:cs="Consolas" w:ascii="Consolas" w:hAnsi="Consolas"/>
-                <w:sz w:val="18"/>
-                <w:szCs w:val="18"/>
-                <w:shd w:fill="F2F2F2" w:val="clear"/>
-              </w:rPr>
-              <w:t>glyphs</w:t>
-            </w:r>
-          </w:p>
-        </w:tc>
-        <w:tc>
-          <w:tcPr>
-            <w:tcW w:w="4514" w:type="dxa"/>
-            <w:tcBorders>
-              <w:top w:val="single" w:sz="4" w:space="0" w:color="999999"/>
-              <w:start w:val="single" w:sz="4" w:space="0" w:color="999999"/>
-              <w:bottom w:val="single" w:sz="4" w:space="0" w:color="999999"/>
-              <w:end w:val="single" w:sz="4" w:space="0" w:color="999999"/>
-            </w:tcBorders>
-          </w:tcPr>
-          <w:p>
-            <w:pPr>
-              <w:pStyle w:val="Normal"/>
-              <w:spacing w:before="40" w:after="40"/>
-              <w:rPr/>
-            </w:pPr>
-            <w:r>
-              <w:rPr/>
-              <w:t>Metadaten für die HTML-Übersicht (</w:t>
-            </w:r>
-            <w:r>
-              <w:rPr>
-                <w:b/>
-                <w:bCs/>
-              </w:rPr>
-              <w:t>nur Englisch</w:t>
-            </w:r>
-            <w:r>
-              <w:rPr/>
-              <w:t>)</w:t>
-            </w:r>
-          </w:p>
-        </w:tc>
-      </w:tr>
-      <w:tr>
-        <w:trPr/>
-        <w:tc>
-          <w:tcPr>
-            <w:tcW w:w="4512" w:type="dxa"/>
-            <w:tcBorders>
-              <w:top w:val="single" w:sz="4" w:space="0" w:color="999999"/>
-              <w:start w:val="single" w:sz="4" w:space="0" w:color="999999"/>
-              <w:bottom w:val="single" w:sz="4" w:space="0" w:color="999999"/>
-              <w:end w:val="single" w:sz="4" w:space="0" w:color="999999"/>
-            </w:tcBorders>
-          </w:tcPr>
-          <w:p>
-            <w:pPr>
-              <w:pStyle w:val="Normal"/>
-              <w:spacing w:before="40" w:after="40"/>
-              <w:rPr/>
-            </w:pPr>
-            <w:r>
-              <w:rPr>
-                <w:rFonts w:eastAsia="Consolas" w:cs="Consolas" w:ascii="Consolas" w:hAnsi="Consolas"/>
-                <w:sz w:val="18"/>
-                <w:szCs w:val="18"/>
-                <w:shd w:fill="F2F2F2" w:val="clear"/>
-              </w:rPr>
               <w:t>force</w:t>
             </w:r>
           </w:p>
@@ -37270,289 +36846,73 @@
         <w:rPr/>
       </w:pPr>
       <w:r>
-        <w:rPr>
-          <w:b/>
-          <w:bCs/>
-        </w:rPr>
-        <w:t>Glyphen-Benennung:</w:t>
-      </w:r>
-      <w:r>
-        <w:rPr/>
-        <w:t xml:space="preserve"> </w:t>
-      </w:r>
-      <w:r>
-        <w:rPr>
-          <w:rFonts w:eastAsia="Consolas" w:cs="Consolas" w:ascii="Consolas" w:hAnsi="Consolas"/>
-          <w:sz w:val="18"/>
-          <w:szCs w:val="18"/>
-          <w:shd w:fill="F2F2F2" w:val="clear"/>
-        </w:rPr>
-        <w:t>&lt;name&gt;-U0x&lt;HEX&gt;.svg</w:t>
-      </w:r>
-      <w:r>
-        <w:rPr/>
-        <w:t xml:space="preserve"> — Codepoint aus dem Dateinamen, Gruppen-ID aus dem Verzeichnis unter </w:t>
-      </w:r>
-      <w:r>
-        <w:rPr>
-          <w:rFonts w:eastAsia="Consolas" w:cs="Consolas" w:ascii="Consolas" w:hAnsi="Consolas"/>
-          <w:sz w:val="18"/>
-          <w:szCs w:val="18"/>
-          <w:shd w:fill="F2F2F2" w:val="clear"/>
-        </w:rPr>
-        <w:t>src</w:t>
-      </w:r>
-      <w:r>
-        <w:rPr/>
-        <w:t xml:space="preserve"> (Details im Kapitel *microFT*).</w:t>
-      </w:r>
-    </w:p>
-    <w:p>
-      <w:pPr>
-        <w:pStyle w:val="Normal"/>
-        <w:spacing w:before="0" w:after="120"/>
-        <w:jc w:val="both"/>
-        <w:rPr/>
-      </w:pPr>
-      <w:r>
-        <w:rPr>
-          <w:b/>
-          <w:bCs/>
-        </w:rPr>
-        <w:t>Geplant — CSS-Einzelreferenz:</w:t>
-      </w:r>
-      <w:r>
-        <w:rPr/>
-        <w:t xml:space="preserve"> Direktive </w:t>
-      </w:r>
-      <w:r>
-        <w:rPr>
-          <w:rFonts w:eastAsia="Consolas" w:cs="Consolas" w:ascii="Consolas" w:hAnsi="Consolas"/>
-          <w:sz w:val="18"/>
-          <w:szCs w:val="18"/>
-          <w:shd w:fill="F2F2F2" w:val="clear"/>
-        </w:rPr>
-        <w:t>-µ: Glyph("icons/edit.svg")</w:t>
-      </w:r>
-      <w:r>
-        <w:rPr/>
-        <w:t xml:space="preserve"> registriert ein SVG zusätzlich im Font und schreibt die Regel mit </w:t>
-      </w:r>
-      <w:r>
-        <w:rPr>
-          <w:rFonts w:eastAsia="Consolas" w:cs="Consolas" w:ascii="Consolas" w:hAnsi="Consolas"/>
-          <w:sz w:val="18"/>
-          <w:szCs w:val="18"/>
-          <w:shd w:fill="F2F2F2" w:val="clear"/>
-        </w:rPr>
-        <w:t>content</w:t>
-      </w:r>
-      <w:r>
-        <w:rPr/>
-        <w:t>/</w:t>
-      </w:r>
-      <w:r>
-        <w:rPr>
-          <w:rFonts w:eastAsia="Consolas" w:cs="Consolas" w:ascii="Consolas" w:hAnsi="Consolas"/>
-          <w:sz w:val="18"/>
-          <w:szCs w:val="18"/>
-          <w:shd w:fill="F2F2F2" w:val="clear"/>
-        </w:rPr>
-        <w:t>font-family</w:t>
-      </w:r>
-      <w:r>
-        <w:rPr/>
-        <w:t xml:space="preserve"> um (Gegenstück zu </w:t>
-      </w:r>
-      <w:r>
-        <w:rPr>
-          <w:rFonts w:eastAsia="Consolas" w:cs="Consolas" w:ascii="Consolas" w:hAnsi="Consolas"/>
-          <w:sz w:val="18"/>
-          <w:szCs w:val="18"/>
-          <w:shd w:fill="F2F2F2" w:val="clear"/>
-        </w:rPr>
-        <w:t>sprites.include</w:t>
-      </w:r>
-      <w:r>
-        <w:rPr/>
-        <w:t xml:space="preserve"> / </w:t>
-      </w:r>
-      <w:r>
-        <w:rPr>
-          <w:rFonts w:eastAsia="Consolas" w:cs="Consolas" w:ascii="Consolas" w:hAnsi="Consolas"/>
-          <w:sz w:val="18"/>
-          <w:szCs w:val="18"/>
-          <w:shd w:fill="F2F2F2" w:val="clear"/>
-        </w:rPr>
-        <w:t>Sound()</w:t>
-      </w:r>
-      <w:r>
-        <w:rPr/>
-        <w:t xml:space="preserve"> — siehe </w:t>
-      </w:r>
-      <w:r>
-        <w:rPr>
-          <w:rFonts w:eastAsia="Consolas" w:cs="Consolas" w:ascii="Consolas" w:hAnsi="Consolas"/>
-          <w:sz w:val="18"/>
-          <w:szCs w:val="18"/>
-          <w:shd w:fill="F2F2F2" w:val="clear"/>
-        </w:rPr>
-        <w:t>gulp-mu-au/docs/CONCEPT.md</w:t>
-      </w:r>
-      <w:r>
-        <w:rPr/>
-        <w:t xml:space="preserve"> §1).</w:t>
-      </w:r>
-    </w:p>
-    <w:p>
-      <w:pPr>
-        <w:pStyle w:val="Normal"/>
-        <w:spacing w:before="0" w:after="120"/>
-        <w:jc w:val="both"/>
-        <w:rPr/>
-      </w:pPr>
-      <w:r>
-        <w:rPr>
-          <w:b/>
-          <w:bCs/>
-        </w:rPr>
-        <w:t>Heute ohne Manifest-Bridge:</w:t>
-      </w:r>
-    </w:p>
-    <w:p>
-      <w:pPr>
-        <w:pStyle w:val="Normal"/>
-        <w:shd w:val="clear" w:fill="F2F2F2"/>
-        <w:spacing w:before="0" w:after="0"/>
-        <w:rPr/>
-      </w:pPr>
-      <w:r>
-        <w:rPr>
-          <w:rFonts w:eastAsia="Consolas" w:cs="Consolas" w:ascii="Consolas" w:hAnsi="Consolas"/>
-          <w:sz w:val="18"/>
-          <w:szCs w:val="18"/>
-        </w:rPr>
-        <w:t>// 1. Gulp-Task (vor BuildSkin): FontGenerator.Create({ fontName, src, outputDir: "dev/media/final/fonts" })</w:t>
-      </w:r>
-    </w:p>
-    <w:p>
-      <w:pPr>
-        <w:pStyle w:val="Normal"/>
-        <w:shd w:val="clear" w:fill="F2F2F2"/>
-        <w:spacing w:before="0" w:after="0"/>
-        <w:rPr/>
-      </w:pPr>
-      <w:r>
-        <w:rPr>
-          <w:rFonts w:eastAsia="Consolas" w:cs="Consolas" w:ascii="Consolas" w:hAnsi="Consolas"/>
-          <w:sz w:val="18"/>
-          <w:szCs w:val="18"/>
-        </w:rPr>
-        <w:t>media: [</w:t>
-      </w:r>
-    </w:p>
-    <w:p>
-      <w:pPr>
-        <w:pStyle w:val="Normal"/>
-        <w:shd w:val="clear" w:fill="F2F2F2"/>
-        <w:spacing w:before="0" w:after="0"/>
-        <w:rPr/>
-      </w:pPr>
-      <w:r>
-        <w:rPr>
-          <w:rFonts w:eastAsia="Consolas" w:cs="Consolas" w:ascii="Consolas" w:hAnsi="Consolas"/>
-          <w:sz w:val="18"/>
-          <w:szCs w:val="18"/>
-        </w:rPr>
-        <w:t xml:space="preserve">    </w:t>
-      </w:r>
-      <w:r>
-        <w:rPr>
-          <w:rFonts w:eastAsia="Consolas" w:cs="Consolas" w:ascii="Consolas" w:hAnsi="Consolas"/>
-          <w:sz w:val="18"/>
-          <w:szCs w:val="18"/>
-        </w:rPr>
-        <w:t>{ copyFolder: "dev/media/final/fonts", to: "fonts", filter: "\\.(woff2?|ttf|css)$" }</w:t>
-      </w:r>
-    </w:p>
-    <w:p>
-      <w:pPr>
-        <w:pStyle w:val="Normal"/>
-        <w:shd w:val="clear" w:fill="F2F2F2"/>
-        <w:spacing w:before="0" w:after="160"/>
-        <w:rPr/>
-      </w:pPr>
-      <w:r>
-        <w:rPr>
-          <w:rFonts w:eastAsia="Consolas" w:cs="Consolas" w:ascii="Consolas" w:hAnsi="Consolas"/>
-          <w:sz w:val="18"/>
-          <w:szCs w:val="18"/>
-        </w:rPr>
-        <w:t>]</w:t>
-      </w:r>
-    </w:p>
-    <w:p>
-      <w:pPr>
-        <w:pStyle w:val="Normal"/>
-        <w:spacing w:before="0" w:after="120"/>
-        <w:jc w:val="both"/>
-        <w:rPr/>
-      </w:pPr>
-      <w:r>
-        <w:rPr/>
-        <w:t xml:space="preserve">Icon-Fonts in </w:t>
-      </w:r>
-      <w:r>
-        <w:rPr>
-          <w:rFonts w:eastAsia="Consolas" w:cs="Consolas" w:ascii="Consolas" w:hAnsi="Consolas"/>
-          <w:sz w:val="18"/>
-          <w:szCs w:val="18"/>
-          <w:shd w:fill="F2F2F2" w:val="clear"/>
-        </w:rPr>
-        <w:t>.µ.css</w:t>
-      </w:r>
-      <w:r>
-        <w:rPr/>
-        <w:t xml:space="preserve"> per </w:t>
-      </w:r>
-      <w:r>
-        <w:rPr>
-          <w:rFonts w:eastAsia="Consolas" w:cs="Consolas" w:ascii="Consolas" w:hAnsi="Consolas"/>
-          <w:sz w:val="18"/>
-          <w:szCs w:val="18"/>
-          <w:shd w:fill="F2F2F2" w:val="clear"/>
-        </w:rPr>
-        <w:t>@font-face</w:t>
-      </w:r>
-      <w:r>
-        <w:rPr/>
-        <w:t xml:space="preserve"> und Klassen; Codepoints oft als Escape in </w:t>
-      </w:r>
-      <w:r>
-        <w:rPr>
-          <w:rFonts w:eastAsia="Consolas" w:cs="Consolas" w:ascii="Consolas" w:hAnsi="Consolas"/>
-          <w:sz w:val="18"/>
-          <w:szCs w:val="18"/>
-          <w:shd w:fill="F2F2F2" w:val="clear"/>
-        </w:rPr>
-        <w:t>vars</w:t>
-      </w:r>
-      <w:r>
-        <w:rPr/>
-        <w:t xml:space="preserve"> (z. B. </w:t>
-      </w:r>
-      <w:r>
-        <w:rPr>
-          <w:rFonts w:eastAsia="Consolas" w:cs="Consolas" w:ascii="Consolas" w:hAnsi="Consolas"/>
-          <w:sz w:val="18"/>
-          <w:szCs w:val="18"/>
-          <w:shd w:fill="F2F2F2" w:val="clear"/>
-        </w:rPr>
-        <w:t>icon_pencil: "\\e91c"</w:t>
-      </w:r>
-      <w:r>
-        <w:rPr/>
-        <w:t>).</w:t>
+        <w:rPr/>
+        <w:t xml:space="preserve">Der Build-Report enthält </w:t>
+      </w:r>
+      <w:r>
+        <w:rPr>
+          <w:rFonts w:eastAsia="Consolas" w:cs="Consolas" w:ascii="Consolas" w:hAnsi="Consolas"/>
+          <w:sz w:val="18"/>
+          <w:szCs w:val="18"/>
+          <w:shd w:fill="F2F2F2" w:val="clear"/>
+        </w:rPr>
+        <w:t>sounds[]</w:t>
+      </w:r>
+      <w:r>
+        <w:rPr/>
+        <w:t xml:space="preserve"> mit </w:t>
+      </w:r>
+      <w:r>
+        <w:rPr>
+          <w:rFonts w:eastAsia="Consolas" w:cs="Consolas" w:ascii="Consolas" w:hAnsi="Consolas"/>
+          <w:sz w:val="18"/>
+          <w:szCs w:val="18"/>
+          <w:shd w:fill="F2F2F2" w:val="clear"/>
+        </w:rPr>
+        <w:t>skipped</w:t>
+      </w:r>
+      <w:r>
+        <w:rPr/>
+        <w:t xml:space="preserve">, </w:t>
+      </w:r>
+      <w:r>
+        <w:rPr>
+          <w:rFonts w:eastAsia="Consolas" w:cs="Consolas" w:ascii="Consolas" w:hAnsi="Consolas"/>
+          <w:sz w:val="18"/>
+          <w:szCs w:val="18"/>
+          <w:shd w:fill="F2F2F2" w:val="clear"/>
+        </w:rPr>
+        <w:t>sounds</w:t>
+      </w:r>
+      <w:r>
+        <w:rPr/>
+        <w:t xml:space="preserve"> (Namen) und Pfaden. Ohne </w:t>
+      </w:r>
+      <w:r>
+        <w:rPr>
+          <w:rFonts w:eastAsia="Consolas" w:cs="Consolas" w:ascii="Consolas" w:hAnsi="Consolas"/>
+          <w:sz w:val="18"/>
+          <w:szCs w:val="18"/>
+          <w:shd w:fill="F2F2F2" w:val="clear"/>
+        </w:rPr>
+        <w:t>sounds</w:t>
+      </w:r>
+      <w:r>
+        <w:rPr/>
+        <w:t xml:space="preserve">-Block: Sound-Dateien per </w:t>
+      </w:r>
+      <w:r>
+        <w:rPr>
+          <w:rFonts w:eastAsia="Consolas" w:cs="Consolas" w:ascii="Consolas" w:hAnsi="Consolas"/>
+          <w:sz w:val="18"/>
+          <w:szCs w:val="18"/>
+          <w:shd w:fill="F2F2F2" w:val="clear"/>
+        </w:rPr>
+        <w:t>copyFolder</w:t>
+      </w:r>
+      <w:r>
+        <w:rPr/>
+        <w:t xml:space="preserve"> ins Skin kopieren.</w:t>
       </w:r>
     </w:p>
     <w:p>
@@ -37566,11 +36926,11 @@
         <w:outlineLvl w:val="1"/>
         <w:rPr/>
       </w:pPr>
-      <w:bookmarkStart w:id="77" w:name="__RefHeading___Toc4979_1902644385"/>
+      <w:bookmarkStart w:id="77" w:name="__RefHeading___Toc5111_3842968152"/>
       <w:bookmarkEnd w:id="77"/>
       <w:r>
         <w:rPr/>
-        <w:t>10.9 files</w:t>
+        <w:t>10.9 font</w:t>
       </w:r>
     </w:p>
     <w:p>
@@ -37582,46 +36942,124 @@
       </w:pPr>
       <w:r>
         <w:rPr/>
-        <w:t xml:space="preserve">Liste der zu kompilierenden Stylesheets — der Ersatz für </w:t>
-      </w:r>
-      <w:r>
-        <w:rPr>
-          <w:rFonts w:eastAsia="Consolas" w:cs="Consolas" w:ascii="Consolas" w:hAnsi="Consolas"/>
-          <w:sz w:val="18"/>
-          <w:szCs w:val="18"/>
-          <w:shd w:fill="F2F2F2" w:val="clear"/>
-        </w:rPr>
-        <w:t>µ.DependentCSSFile</w:t>
-      </w:r>
-      <w:r>
-        <w:rPr/>
-        <w:t xml:space="preserve">. </w:t>
-      </w:r>
-      <w:r>
-        <w:rPr>
-          <w:rFonts w:eastAsia="Consolas" w:cs="Consolas" w:ascii="Consolas" w:hAnsi="Consolas"/>
-          <w:sz w:val="18"/>
-          <w:szCs w:val="18"/>
-          <w:shd w:fill="F2F2F2" w:val="clear"/>
-        </w:rPr>
-        <w:t>source</w:t>
-      </w:r>
-      <w:r>
-        <w:rPr/>
-        <w:t xml:space="preserve"> ist relativ zum Quellverzeichnis, </w:t>
-      </w:r>
-      <w:r>
-        <w:rPr>
-          <w:rFonts w:eastAsia="Consolas" w:cs="Consolas" w:ascii="Consolas" w:hAnsi="Consolas"/>
-          <w:sz w:val="18"/>
-          <w:szCs w:val="18"/>
-          <w:shd w:fill="F2F2F2" w:val="clear"/>
-        </w:rPr>
-        <w:t>target</w:t>
-      </w:r>
-      <w:r>
-        <w:rPr/>
-        <w:t xml:space="preserve"> relativ zum Skin-Verzeichnis; beide Felder sind Pflicht:</w:t>
+        <w:t xml:space="preserve">Optionaler Block für die </w:t>
+      </w:r>
+      <w:r>
+        <w:rPr>
+          <w:b/>
+          <w:bCs/>
+        </w:rPr>
+        <w:t>µFT</w:t>
+      </w:r>
+      <w:r>
+        <w:rPr/>
+        <w:t xml:space="preserve">-Bridge — baut einen Icon-Font aus SVG-Glyphen vor der CSS-Kompilierung (siehe Kapitel *microFT*). Symmetrie zu </w:t>
+      </w:r>
+      <w:r>
+        <w:rPr>
+          <w:rFonts w:eastAsia="Consolas" w:cs="Consolas" w:ascii="Consolas" w:hAnsi="Consolas"/>
+          <w:sz w:val="18"/>
+          <w:szCs w:val="18"/>
+          <w:shd w:fill="F2F2F2" w:val="clear"/>
+        </w:rPr>
+        <w:t>sounds</w:t>
+      </w:r>
+      <w:r>
+        <w:rPr/>
+        <w:t xml:space="preserve"> und </w:t>
+      </w:r>
+      <w:r>
+        <w:rPr>
+          <w:rFonts w:eastAsia="Consolas" w:cs="Consolas" w:ascii="Consolas" w:hAnsi="Consolas"/>
+          <w:sz w:val="18"/>
+          <w:szCs w:val="18"/>
+          <w:shd w:fill="F2F2F2" w:val="clear"/>
+        </w:rPr>
+        <w:t>sprites</w:t>
+      </w:r>
+      <w:r>
+        <w:rPr/>
+        <w:t xml:space="preserve">: </w:t>
+      </w:r>
+      <w:r>
+        <w:rPr>
+          <w:b/>
+          <w:bCs/>
+        </w:rPr>
+        <w:t>Verzeichnis und/oder Einzeldateien</w:t>
+      </w:r>
+      <w:r>
+        <w:rPr/>
+        <w:t xml:space="preserve"> registrieren Glyphen im Font, auch ohne CSS-Referenz.</w:t>
+      </w:r>
+    </w:p>
+    <w:p>
+      <w:pPr>
+        <w:pStyle w:val="Normal"/>
+        <w:spacing w:before="0" w:after="120"/>
+        <w:jc w:val="both"/>
+        <w:rPr/>
+      </w:pPr>
+      <w:r>
+        <w:rPr>
+          <w:b/>
+          <w:bCs/>
+        </w:rPr>
+        <w:t>Stand:</w:t>
+      </w:r>
+      <w:r>
+        <w:rPr/>
+        <w:t xml:space="preserve"> Die Manifest-Bridge ist </w:t>
+      </w:r>
+      <w:r>
+        <w:rPr>
+          <w:b/>
+          <w:bCs/>
+        </w:rPr>
+        <w:t>geplant</w:t>
+      </w:r>
+      <w:r>
+        <w:rPr/>
+        <w:t xml:space="preserve"> (noch nicht in </w:t>
+      </w:r>
+      <w:r>
+        <w:rPr>
+          <w:rFonts w:eastAsia="Consolas" w:cs="Consolas" w:ascii="Consolas" w:hAnsi="Consolas"/>
+          <w:sz w:val="18"/>
+          <w:szCs w:val="18"/>
+          <w:shd w:fill="F2F2F2" w:val="clear"/>
+        </w:rPr>
+        <w:t>BuildSkin</w:t>
+      </w:r>
+      <w:r>
+        <w:rPr/>
+        <w:t xml:space="preserve"> umgesetzt). Üblich heute: </w:t>
+      </w:r>
+      <w:r>
+        <w:rPr>
+          <w:rFonts w:eastAsia="Consolas" w:cs="Consolas" w:ascii="Consolas" w:hAnsi="Consolas"/>
+          <w:sz w:val="18"/>
+          <w:szCs w:val="18"/>
+          <w:shd w:fill="F2F2F2" w:val="clear"/>
+        </w:rPr>
+        <w:t>FontGenerator.Create()</w:t>
+      </w:r>
+      <w:r>
+        <w:rPr/>
+        <w:t xml:space="preserve"> als eigener Gulp-Step, danach </w:t>
+      </w:r>
+      <w:r>
+        <w:rPr>
+          <w:rFonts w:eastAsia="Consolas" w:cs="Consolas" w:ascii="Consolas" w:hAnsi="Consolas"/>
+          <w:sz w:val="18"/>
+          <w:szCs w:val="18"/>
+          <w:shd w:fill="F2F2F2" w:val="clear"/>
+        </w:rPr>
+        <w:t>copyFolder</w:t>
+      </w:r>
+      <w:r>
+        <w:rPr/>
+        <w:t xml:space="preserve"> (siehe unten).</w:t>
       </w:r>
     </w:p>
     <w:p>
@@ -37637,7 +37075,7 @@
           <w:sz w:val="18"/>
           <w:szCs w:val="18"/>
         </w:rPr>
-        <w:t>files: [</w:t>
+        <w:t>font: {</w:t>
       </w:r>
     </w:p>
     <w:p>
@@ -37661,7 +37099,7 @@
           <w:sz w:val="18"/>
           <w:szCs w:val="18"/>
         </w:rPr>
-        <w:t>{ source: "src.µ.css", target: "std.css" },</w:t>
+        <w:t>fontName: "AppSymbol",</w:t>
       </w:r>
     </w:p>
     <w:p>
@@ -37685,7 +37123,223 @@
           <w:sz w:val="18"/>
           <w:szCs w:val="18"/>
         </w:rPr>
-        <w:t>{ source: "src_tinymce.µ.css", target: "std_tinymce.css" }</w:t>
+        <w:t>src: "dev/media/svg",              // rekursives SVG-Verzeichnis, relativ zum Projektstamm</w:t>
+      </w:r>
+    </w:p>
+    <w:p>
+      <w:pPr>
+        <w:pStyle w:val="Normal"/>
+        <w:shd w:val="clear" w:fill="F2F2F2"/>
+        <w:spacing w:before="0" w:after="0"/>
+        <w:rPr/>
+      </w:pPr>
+      <w:r>
+        <w:rPr>
+          <w:rFonts w:eastAsia="Consolas" w:cs="Consolas" w:ascii="Consolas" w:hAnsi="Consolas"/>
+          <w:sz w:val="18"/>
+          <w:szCs w:val="18"/>
+        </w:rPr>
+        <w:t xml:space="preserve">    </w:t>
+      </w:r>
+      <w:r>
+        <w:rPr>
+          <w:rFonts w:eastAsia="Consolas" w:cs="Consolas" w:ascii="Consolas" w:hAnsi="Consolas"/>
+          <w:sz w:val="18"/>
+          <w:szCs w:val="18"/>
+        </w:rPr>
+        <w:t>include: ["dev/media/svg/extra/special-U0xE950.svg"],  // *(geplant)* zusätzliche Einzel-SVGs</w:t>
+      </w:r>
+    </w:p>
+    <w:p>
+      <w:pPr>
+        <w:pStyle w:val="Normal"/>
+        <w:shd w:val="clear" w:fill="F2F2F2"/>
+        <w:spacing w:before="0" w:after="0"/>
+        <w:rPr/>
+      </w:pPr>
+      <w:r>
+        <w:rPr>
+          <w:rFonts w:eastAsia="Consolas" w:cs="Consolas" w:ascii="Consolas" w:hAnsi="Consolas"/>
+          <w:sz w:val="18"/>
+          <w:szCs w:val="18"/>
+        </w:rPr>
+        <w:t xml:space="preserve">    </w:t>
+      </w:r>
+      <w:r>
+        <w:rPr>
+          <w:rFonts w:eastAsia="Consolas" w:cs="Consolas" w:ascii="Consolas" w:hAnsi="Consolas"/>
+          <w:sz w:val="18"/>
+          <w:szCs w:val="18"/>
+        </w:rPr>
+        <w:t>outputDir: "fonts",                  // relativ zum Skin-Ausgabeverzeichnis</w:t>
+      </w:r>
+    </w:p>
+    <w:p>
+      <w:pPr>
+        <w:pStyle w:val="Normal"/>
+        <w:shd w:val="clear" w:fill="F2F2F2"/>
+        <w:spacing w:before="0" w:after="0"/>
+        <w:rPr/>
+      </w:pPr>
+      <w:r>
+        <w:rPr>
+          <w:rFonts w:eastAsia="Consolas" w:cs="Consolas" w:ascii="Consolas" w:hAnsi="Consolas"/>
+          <w:sz w:val="18"/>
+          <w:szCs w:val="18"/>
+        </w:rPr>
+        <w:t xml:space="preserve">    </w:t>
+      </w:r>
+      <w:r>
+        <w:rPr>
+          <w:rFonts w:eastAsia="Consolas" w:cs="Consolas" w:ascii="Consolas" w:hAnsi="Consolas"/>
+          <w:sz w:val="18"/>
+          <w:szCs w:val="18"/>
+        </w:rPr>
+        <w:t>fontUrlBase: "../fonts/",            // URL-Präfix in der erzeugten CSS</w:t>
+      </w:r>
+    </w:p>
+    <w:p>
+      <w:pPr>
+        <w:pStyle w:val="Normal"/>
+        <w:shd w:val="clear" w:fill="F2F2F2"/>
+        <w:spacing w:before="0" w:after="0"/>
+        <w:rPr/>
+      </w:pPr>
+      <w:r>
+        <w:rPr>
+          <w:rFonts w:eastAsia="Consolas" w:cs="Consolas" w:ascii="Consolas" w:hAnsi="Consolas"/>
+          <w:sz w:val="18"/>
+          <w:szCs w:val="18"/>
+        </w:rPr>
+        <w:t xml:space="preserve">    </w:t>
+      </w:r>
+      <w:r>
+        <w:rPr>
+          <w:rFonts w:eastAsia="Consolas" w:cs="Consolas" w:ascii="Consolas" w:hAnsi="Consolas"/>
+          <w:sz w:val="18"/>
+          <w:szCs w:val="18"/>
+        </w:rPr>
+        <w:t>groups: {</w:t>
+      </w:r>
+    </w:p>
+    <w:p>
+      <w:pPr>
+        <w:pStyle w:val="Normal"/>
+        <w:shd w:val="clear" w:fill="F2F2F2"/>
+        <w:spacing w:before="0" w:after="0"/>
+        <w:rPr/>
+      </w:pPr>
+      <w:r>
+        <w:rPr>
+          <w:rFonts w:eastAsia="Consolas" w:cs="Consolas" w:ascii="Consolas" w:hAnsi="Consolas"/>
+          <w:sz w:val="18"/>
+          <w:szCs w:val="18"/>
+        </w:rPr>
+        <w:t xml:space="preserve">        </w:t>
+      </w:r>
+      <w:r>
+        <w:rPr>
+          <w:rFonts w:eastAsia="Consolas" w:cs="Consolas" w:ascii="Consolas" w:hAnsi="Consolas"/>
+          <w:sz w:val="18"/>
+          <w:szCs w:val="18"/>
+        </w:rPr>
+        <w:t>general: { label: "General", description: "General UI controls.", order: 1 }</w:t>
+      </w:r>
+    </w:p>
+    <w:p>
+      <w:pPr>
+        <w:pStyle w:val="Normal"/>
+        <w:shd w:val="clear" w:fill="F2F2F2"/>
+        <w:spacing w:before="0" w:after="0"/>
+        <w:rPr/>
+      </w:pPr>
+      <w:r>
+        <w:rPr>
+          <w:rFonts w:eastAsia="Consolas" w:cs="Consolas" w:ascii="Consolas" w:hAnsi="Consolas"/>
+          <w:sz w:val="18"/>
+          <w:szCs w:val="18"/>
+        </w:rPr>
+        <w:t xml:space="preserve">    </w:t>
+      </w:r>
+      <w:r>
+        <w:rPr>
+          <w:rFonts w:eastAsia="Consolas" w:cs="Consolas" w:ascii="Consolas" w:hAnsi="Consolas"/>
+          <w:sz w:val="18"/>
+          <w:szCs w:val="18"/>
+        </w:rPr>
+        <w:t>},</w:t>
+      </w:r>
+    </w:p>
+    <w:p>
+      <w:pPr>
+        <w:pStyle w:val="Normal"/>
+        <w:shd w:val="clear" w:fill="F2F2F2"/>
+        <w:spacing w:before="0" w:after="0"/>
+        <w:rPr/>
+      </w:pPr>
+      <w:r>
+        <w:rPr>
+          <w:rFonts w:eastAsia="Consolas" w:cs="Consolas" w:ascii="Consolas" w:hAnsi="Consolas"/>
+          <w:sz w:val="18"/>
+          <w:szCs w:val="18"/>
+        </w:rPr>
+        <w:t xml:space="preserve">    </w:t>
+      </w:r>
+      <w:r>
+        <w:rPr>
+          <w:rFonts w:eastAsia="Consolas" w:cs="Consolas" w:ascii="Consolas" w:hAnsi="Consolas"/>
+          <w:sz w:val="18"/>
+          <w:szCs w:val="18"/>
+        </w:rPr>
+        <w:t>glyphs: {</w:t>
+      </w:r>
+    </w:p>
+    <w:p>
+      <w:pPr>
+        <w:pStyle w:val="Normal"/>
+        <w:shd w:val="clear" w:fill="F2F2F2"/>
+        <w:spacing w:before="0" w:after="0"/>
+        <w:rPr/>
+      </w:pPr>
+      <w:r>
+        <w:rPr>
+          <w:rFonts w:eastAsia="Consolas" w:cs="Consolas" w:ascii="Consolas" w:hAnsi="Consolas"/>
+          <w:sz w:val="18"/>
+          <w:szCs w:val="18"/>
+        </w:rPr>
+        <w:t xml:space="preserve">        </w:t>
+      </w:r>
+      <w:r>
+        <w:rPr>
+          <w:rFonts w:eastAsia="Consolas" w:cs="Consolas" w:ascii="Consolas" w:hAnsi="Consolas"/>
+          <w:sz w:val="18"/>
+          <w:szCs w:val="18"/>
+        </w:rPr>
+        <w:t>"general-control-edit": { description: "Button/icon to start editing." }</w:t>
+      </w:r>
+    </w:p>
+    <w:p>
+      <w:pPr>
+        <w:pStyle w:val="Normal"/>
+        <w:shd w:val="clear" w:fill="F2F2F2"/>
+        <w:spacing w:before="0" w:after="0"/>
+        <w:rPr/>
+      </w:pPr>
+      <w:r>
+        <w:rPr>
+          <w:rFonts w:eastAsia="Consolas" w:cs="Consolas" w:ascii="Consolas" w:hAnsi="Consolas"/>
+          <w:sz w:val="18"/>
+          <w:szCs w:val="18"/>
+        </w:rPr>
+        <w:t xml:space="preserve">    </w:t>
+      </w:r>
+      <w:r>
+        <w:rPr>
+          <w:rFonts w:eastAsia="Consolas" w:cs="Consolas" w:ascii="Consolas" w:hAnsi="Consolas"/>
+          <w:sz w:val="18"/>
+          <w:szCs w:val="18"/>
+        </w:rPr>
+        <w:t>}</w:t>
       </w:r>
     </w:p>
     <w:p>
@@ -37701,7 +37355,7 @@
           <w:sz w:val="18"/>
           <w:szCs w:val="18"/>
         </w:rPr>
-        <w:t>]</w:t>
+        <w:t>}</w:t>
       </w:r>
     </w:p>
     <w:p>
@@ -37713,178 +37367,33 @@
       </w:pPr>
       <w:r>
         <w:rPr/>
-        <w:t>Alle Dateien eines Skins teilen sich Variablen, Helpers und den Sprite-Atlas. Die Preload-Regel landet im ersten Stylesheet.</w:t>
-      </w:r>
-      <w:r>
-        <w:br w:type="page"/>
-      </w:r>
-    </w:p>
-    <w:p>
-      <w:pPr>
-        <w:pStyle w:val="Heading1"/>
-        <w:numPr>
-          <w:ilvl w:val="0"/>
-          <w:numId w:val="0"/>
-        </w:numPr>
-        <w:spacing w:before="0" w:after="120"/>
-        <w:outlineLvl w:val="0"/>
-        <w:rPr/>
-      </w:pPr>
-      <w:bookmarkStart w:id="78" w:name="__RefHeading___Toc4981_1902644385"/>
-      <w:bookmarkEnd w:id="78"/>
-      <w:r>
-        <w:rPr/>
-        <w:t>11 µ-Auswertungskontext (Referenz)</w:t>
-      </w:r>
-    </w:p>
-    <w:p>
-      <w:pPr>
-        <w:pStyle w:val="Normal"/>
-        <w:spacing w:before="0" w:after="120"/>
-        <w:jc w:val="both"/>
-        <w:rPr/>
-      </w:pPr>
-      <w:r>
-        <w:rPr/>
-        <w:t xml:space="preserve">Jeder </w:t>
-      </w:r>
-      <w:r>
-        <w:rPr>
-          <w:rFonts w:eastAsia="Consolas" w:cs="Consolas" w:ascii="Consolas" w:hAnsi="Consolas"/>
-          <w:sz w:val="18"/>
-          <w:szCs w:val="18"/>
-          <w:shd w:fill="F2F2F2" w:val="clear"/>
-        </w:rPr>
-        <w:t>µ(...)</w:t>
-      </w:r>
-      <w:r>
-        <w:rPr/>
-        <w:t xml:space="preserve">-Ausdruck und jede </w:t>
-      </w:r>
-      <w:r>
-        <w:rPr>
-          <w:rFonts w:eastAsia="Consolas" w:cs="Consolas" w:ascii="Consolas" w:hAnsi="Consolas"/>
-          <w:sz w:val="18"/>
-          <w:szCs w:val="18"/>
-          <w:shd w:fill="F2F2F2" w:val="clear"/>
-        </w:rPr>
-        <w:t>-µ:</w:t>
-      </w:r>
-      <w:r>
-        <w:rPr/>
-        <w:t xml:space="preserve">-Direktive wird in einem Scope ausgewertet, der die folgenden Bindungen enthält. Er entspricht dem alten globalen </w:t>
-      </w:r>
-      <w:r>
-        <w:rPr>
-          <w:rFonts w:eastAsia="Consolas" w:cs="Consolas" w:ascii="Consolas" w:hAnsi="Consolas"/>
-          <w:sz w:val="18"/>
-          <w:szCs w:val="18"/>
-          <w:shd w:fill="F2F2F2" w:val="clear"/>
-        </w:rPr>
-        <w:t>µ</w:t>
-      </w:r>
-      <w:r>
-        <w:rPr/>
-        <w:t>-Objekt — nur ohne Präfix.</w:t>
-      </w:r>
-    </w:p>
-    <w:p>
-      <w:pPr>
-        <w:pStyle w:val="Heading2"/>
-        <w:numPr>
-          <w:ilvl w:val="0"/>
-          <w:numId w:val="0"/>
-        </w:numPr>
-        <w:spacing w:before="240" w:after="120"/>
-        <w:outlineLvl w:val="1"/>
-        <w:rPr/>
-      </w:pPr>
-      <w:bookmarkStart w:id="79" w:name="__RefHeading___Toc4983_1902644385"/>
-      <w:bookmarkEnd w:id="79"/>
-      <w:r>
-        <w:rPr/>
-        <w:t>11.1 Das $-Objekt</w:t>
-      </w:r>
-    </w:p>
-    <w:p>
-      <w:pPr>
-        <w:pStyle w:val="Normal"/>
-        <w:spacing w:before="0" w:after="120"/>
-        <w:jc w:val="both"/>
-        <w:rPr/>
-      </w:pPr>
-      <w:r>
-        <w:rPr>
-          <w:rFonts w:eastAsia="Consolas" w:cs="Consolas" w:ascii="Consolas" w:hAnsi="Consolas"/>
-          <w:sz w:val="18"/>
-          <w:szCs w:val="18"/>
-          <w:shd w:fill="F2F2F2" w:val="clear"/>
-        </w:rPr>
-        <w:t>$</w:t>
-      </w:r>
-      <w:r>
-        <w:rPr/>
-        <w:t xml:space="preserve"> enthält die </w:t>
-      </w:r>
-      <w:r>
-        <w:rPr>
-          <w:rFonts w:eastAsia="Consolas" w:cs="Consolas" w:ascii="Consolas" w:hAnsi="Consolas"/>
-          <w:sz w:val="18"/>
-          <w:szCs w:val="18"/>
-          <w:shd w:fill="F2F2F2" w:val="clear"/>
-        </w:rPr>
-        <w:t>vars</w:t>
-      </w:r>
-      <w:r>
-        <w:rPr/>
-        <w:t xml:space="preserve"> des Manifests. Lesen und Schreiben ist möglich; Änderungen gelten für den weiteren Verlauf der Kompilierung (Dokumentreihenfolge, über alle </w:t>
-      </w:r>
-      <w:r>
-        <w:rPr>
-          <w:rFonts w:eastAsia="Consolas" w:cs="Consolas" w:ascii="Consolas" w:hAnsi="Consolas"/>
-          <w:sz w:val="18"/>
-          <w:szCs w:val="18"/>
-          <w:shd w:fill="F2F2F2" w:val="clear"/>
-        </w:rPr>
-        <w:t>files</w:t>
-      </w:r>
-      <w:r>
-        <w:rPr/>
-        <w:t xml:space="preserve"> eines Skins hinweg).</w:t>
-      </w:r>
-    </w:p>
-    <w:p>
-      <w:pPr>
-        <w:pStyle w:val="Normal"/>
-        <w:shd w:val="clear" w:fill="F2F2F2"/>
-        <w:spacing w:before="0" w:after="160"/>
-        <w:rPr/>
-      </w:pPr>
-      <w:r>
-        <w:rPr>
-          <w:rFonts w:eastAsia="Consolas" w:cs="Consolas" w:ascii="Consolas" w:hAnsi="Consolas"/>
-          <w:sz w:val="18"/>
-          <w:szCs w:val="18"/>
-        </w:rPr>
-        <w:t>div.box { z-index: µ($.PanelZIndex + 1); }</w:t>
-      </w:r>
-    </w:p>
-    <w:p>
-      <w:pPr>
-        <w:pStyle w:val="Heading2"/>
-        <w:numPr>
-          <w:ilvl w:val="0"/>
-          <w:numId w:val="0"/>
-        </w:numPr>
-        <w:spacing w:before="240" w:after="120"/>
-        <w:outlineLvl w:val="1"/>
-        <w:rPr/>
-      </w:pPr>
-      <w:bookmarkStart w:id="80" w:name="__RefHeading___Toc4985_1902644385"/>
-      <w:bookmarkEnd w:id="80"/>
-      <w:r>
-        <w:rPr/>
-        <w:t>11.2 Farb- und Wert-Funktionen</w:t>
+        <w:t xml:space="preserve">Mehrere Fonts: </w:t>
+      </w:r>
+      <w:r>
+        <w:rPr>
+          <w:rFonts w:eastAsia="Consolas" w:cs="Consolas" w:ascii="Consolas" w:hAnsi="Consolas"/>
+          <w:sz w:val="18"/>
+          <w:szCs w:val="18"/>
+          <w:shd w:fill="F2F2F2" w:val="clear"/>
+        </w:rPr>
+        <w:t>font: [ { fontName: "AppSymbol", … }, { fontName: "MedicalSymbol", … } ]</w:t>
+      </w:r>
+      <w:r>
+        <w:rPr/>
+        <w:t xml:space="preserve"> — analog zu </w:t>
+      </w:r>
+      <w:r>
+        <w:rPr>
+          <w:rFonts w:eastAsia="Consolas" w:cs="Consolas" w:ascii="Consolas" w:hAnsi="Consolas"/>
+          <w:sz w:val="18"/>
+          <w:szCs w:val="18"/>
+          <w:shd w:fill="F2F2F2" w:val="clear"/>
+        </w:rPr>
+        <w:t>sounds</w:t>
+      </w:r>
+      <w:r>
+        <w:rPr/>
+        <w:t xml:space="preserve"> als Array.</w:t>
       </w:r>
     </w:p>
     <w:tbl>
@@ -37930,7 +37439,7 @@
                 <w:b/>
                 <w:bCs/>
               </w:rPr>
-              <w:t>Funktion</w:t>
+              <w:t>Feld</w:t>
             </w:r>
           </w:p>
         </w:tc>
@@ -37956,7 +37465,7 @@
                 <w:b/>
                 <w:bCs/>
               </w:rPr>
-              <w:t>Beschreibung</w:t>
+              <w:t>Bedeutung</w:t>
             </w:r>
           </w:p>
         </w:tc>
@@ -37986,7 +37495,7 @@
                 <w:szCs w:val="18"/>
                 <w:shd w:fill="F2F2F2" w:val="clear"/>
               </w:rPr>
-              <w:t>Lighten(color, step, model = "hsl")</w:t>
+              <w:t>fontName</w:t>
             </w:r>
           </w:p>
         </w:tc>
@@ -38008,72 +37517,20 @@
             </w:pPr>
             <w:r>
               <w:rPr/>
-              <w:t xml:space="preserve">Hellt eine Farbe relativ auf (positiver </w:t>
-            </w:r>
-            <w:r>
-              <w:rPr>
-                <w:rFonts w:eastAsia="Consolas" w:cs="Consolas" w:ascii="Consolas" w:hAnsi="Consolas"/>
-                <w:sz w:val="18"/>
-                <w:szCs w:val="18"/>
-                <w:shd w:fill="F2F2F2" w:val="clear"/>
-              </w:rPr>
-              <w:t>step</w:t>
-            </w:r>
-            <w:r>
-              <w:rPr/>
-              <w:t xml:space="preserve">) oder dunkelt sie ab (negativer </w:t>
-            </w:r>
-            <w:r>
-              <w:rPr>
-                <w:rFonts w:eastAsia="Consolas" w:cs="Consolas" w:ascii="Consolas" w:hAnsi="Consolas"/>
-                <w:sz w:val="18"/>
-                <w:szCs w:val="18"/>
-                <w:shd w:fill="F2F2F2" w:val="clear"/>
-              </w:rPr>
-              <w:t>step</w:t>
-            </w:r>
-            <w:r>
-              <w:rPr/>
-              <w:t xml:space="preserve">): </w:t>
-            </w:r>
-            <w:r>
-              <w:rPr>
-                <w:rFonts w:eastAsia="Consolas" w:cs="Consolas" w:ascii="Consolas" w:hAnsi="Consolas"/>
-                <w:sz w:val="18"/>
-                <w:szCs w:val="18"/>
-                <w:shd w:fill="F2F2F2" w:val="clear"/>
-              </w:rPr>
-              <w:t>L' = clamp(L + L · step)</w:t>
-            </w:r>
-            <w:r>
-              <w:rPr/>
-              <w:t xml:space="preserve">. Das Modell </w:t>
-            </w:r>
-            <w:r>
-              <w:rPr>
-                <w:rFonts w:eastAsia="Consolas" w:cs="Consolas" w:ascii="Consolas" w:hAnsi="Consolas"/>
-                <w:sz w:val="18"/>
-                <w:szCs w:val="18"/>
-                <w:shd w:fill="F2F2F2" w:val="clear"/>
-              </w:rPr>
-              <w:t>"hsl"</w:t>
-            </w:r>
-            <w:r>
-              <w:rPr/>
-              <w:t xml:space="preserve"> ist bitgenau zum alten µCSS; </w:t>
-            </w:r>
-            <w:r>
-              <w:rPr>
-                <w:rFonts w:eastAsia="Consolas" w:cs="Consolas" w:ascii="Consolas" w:hAnsi="Consolas"/>
-                <w:sz w:val="18"/>
-                <w:szCs w:val="18"/>
-                <w:shd w:fill="F2F2F2" w:val="clear"/>
-              </w:rPr>
-              <w:t>"oklch"</w:t>
-            </w:r>
-            <w:r>
-              <w:rPr/>
-              <w:t xml:space="preserve"> skaliert wahrnehmungsgleichmäßig. Alpha bleibt erhalten.</w:t>
+              <w:t>Font-Familienname (Pflicht) — Basis für Dateinamen (</w:t>
+            </w:r>
+            <w:r>
+              <w:rPr>
+                <w:rFonts w:eastAsia="Consolas" w:cs="Consolas" w:ascii="Consolas" w:hAnsi="Consolas"/>
+                <w:sz w:val="18"/>
+                <w:szCs w:val="18"/>
+                <w:shd w:fill="F2F2F2" w:val="clear"/>
+              </w:rPr>
+              <w:t>AppSymbol.woff2</w:t>
+            </w:r>
+            <w:r>
+              <w:rPr/>
+              <w:t>, …)</w:t>
             </w:r>
           </w:p>
         </w:tc>
@@ -38103,7 +37560,7 @@
                 <w:szCs w:val="18"/>
                 <w:shd w:fill="F2F2F2" w:val="clear"/>
               </w:rPr>
-              <w:t>Alpha(color, alpha)</w:t>
+              <w:t>src</w:t>
             </w:r>
           </w:p>
         </w:tc>
@@ -38125,20 +37582,7 @@
             </w:pPr>
             <w:r>
               <w:rPr/>
-              <w:t xml:space="preserve">Ersetzt den Alpha-Kanal einer Farbe. </w:t>
-            </w:r>
-            <w:r>
-              <w:rPr>
-                <w:rFonts w:eastAsia="Consolas" w:cs="Consolas" w:ascii="Consolas" w:hAnsi="Consolas"/>
-                <w:sz w:val="18"/>
-                <w:szCs w:val="18"/>
-                <w:shd w:fill="F2F2F2" w:val="clear"/>
-              </w:rPr>
-              <w:t>alpha</w:t>
-            </w:r>
-            <w:r>
-              <w:rPr/>
-              <w:t xml:space="preserve"> nach den Regeln aus „Arbeiten mit Farben".</w:t>
+              <w:t>Quellverzeichnis mit SVG-Glyphen (rekursiv), relativ zum Projektstamm</w:t>
             </w:r>
           </w:p>
         </w:tc>
@@ -38168,7 +37612,7 @@
                 <w:szCs w:val="18"/>
                 <w:shd w:fill="F2F2F2" w:val="clear"/>
               </w:rPr>
-              <w:t>MixColors(color1, color2)</w:t>
+              <w:t>include</w:t>
             </w:r>
           </w:p>
         </w:tc>
@@ -38190,7 +37634,16 @@
             </w:pPr>
             <w:r>
               <w:rPr/>
-              <w:t>Kanalweiser Mittelwert zweier Farben (inklusive Alpha).</w:t>
+              <w:t xml:space="preserve">*(geplant)* zusätzliche Einzel-SVG-Dateien (relativ zum Projektstamm), kombinierbar mit </w:t>
+            </w:r>
+            <w:r>
+              <w:rPr>
+                <w:rFonts w:eastAsia="Consolas" w:cs="Consolas" w:ascii="Consolas" w:hAnsi="Consolas"/>
+                <w:sz w:val="18"/>
+                <w:szCs w:val="18"/>
+                <w:shd w:fill="F2F2F2" w:val="clear"/>
+              </w:rPr>
+              <w:t>src</w:t>
             </w:r>
           </w:p>
         </w:tc>
@@ -38220,7 +37673,7 @@
                 <w:szCs w:val="18"/>
                 <w:shd w:fill="F2F2F2" w:val="clear"/>
               </w:rPr>
-              <w:t>AlphaValue(alpha)</w:t>
+              <w:t>outputDir</w:t>
             </w:r>
           </w:p>
         </w:tc>
@@ -38242,7 +37695,7 @@
             </w:pPr>
             <w:r>
               <w:rPr/>
-              <w:t>Wandelt eine Alpha-Angabe in ein Byte (0–255) um.</w:t>
+              <w:t>Zielverzeichnis im Skin (Font-Dateien, CSS, JSON, HTML-Übersicht)</w:t>
             </w:r>
           </w:p>
         </w:tc>
@@ -38272,7 +37725,7 @@
                 <w:szCs w:val="18"/>
                 <w:shd w:fill="F2F2F2" w:val="clear"/>
               </w:rPr>
-              <w:t>ParseColor(color)</w:t>
+              <w:t>formats</w:t>
             </w:r>
           </w:p>
         </w:tc>
@@ -38294,20 +37747,7 @@
             </w:pPr>
             <w:r>
               <w:rPr/>
-              <w:t xml:space="preserve">Parst eine CSS-Farbe in die interne 32-Bit-Darstellung </w:t>
-            </w:r>
-            <w:r>
-              <w:rPr>
-                <w:rFonts w:eastAsia="Consolas" w:cs="Consolas" w:ascii="Consolas" w:hAnsi="Consolas"/>
-                <w:sz w:val="18"/>
-                <w:szCs w:val="18"/>
-                <w:shd w:fill="F2F2F2" w:val="clear"/>
-              </w:rPr>
-              <w:t>0xAARRGGBB</w:t>
-            </w:r>
-            <w:r>
-              <w:rPr/>
-              <w:t>.</w:t>
+              <w:t>Zu erzeugende Endungen (Default: svg, ttf, eot, woff, woff2)</w:t>
             </w:r>
           </w:p>
         </w:tc>
@@ -38337,7 +37777,59 @@
                 <w:szCs w:val="18"/>
                 <w:shd w:fill="F2F2F2" w:val="clear"/>
               </w:rPr>
-              <w:t>FormatColor(color, alphaDecimals = 3)</w:t>
+              <w:t>fontHeight</w:t>
+            </w:r>
+            <w:r>
+              <w:rPr/>
+              <w:t xml:space="preserve">, </w:t>
+            </w:r>
+            <w:r>
+              <w:rPr>
+                <w:rFonts w:eastAsia="Consolas" w:cs="Consolas" w:ascii="Consolas" w:hAnsi="Consolas"/>
+                <w:sz w:val="18"/>
+                <w:szCs w:val="18"/>
+                <w:shd w:fill="F2F2F2" w:val="clear"/>
+              </w:rPr>
+              <w:t>normalize</w:t>
+            </w:r>
+            <w:r>
+              <w:rPr/>
+              <w:t xml:space="preserve">, </w:t>
+            </w:r>
+            <w:r>
+              <w:rPr>
+                <w:rFonts w:eastAsia="Consolas" w:cs="Consolas" w:ascii="Consolas" w:hAnsi="Consolas"/>
+                <w:sz w:val="18"/>
+                <w:szCs w:val="18"/>
+                <w:shd w:fill="F2F2F2" w:val="clear"/>
+              </w:rPr>
+              <w:t>centerHorizontally</w:t>
+            </w:r>
+            <w:r>
+              <w:rPr/>
+              <w:t xml:space="preserve">, </w:t>
+            </w:r>
+            <w:r>
+              <w:rPr>
+                <w:rFonts w:eastAsia="Consolas" w:cs="Consolas" w:ascii="Consolas" w:hAnsi="Consolas"/>
+                <w:sz w:val="18"/>
+                <w:szCs w:val="18"/>
+                <w:shd w:fill="F2F2F2" w:val="clear"/>
+              </w:rPr>
+              <w:t>classPrefix</w:t>
+            </w:r>
+            <w:r>
+              <w:rPr/>
+              <w:t xml:space="preserve">, </w:t>
+            </w:r>
+            <w:r>
+              <w:rPr>
+                <w:rFonts w:eastAsia="Consolas" w:cs="Consolas" w:ascii="Consolas" w:hAnsi="Consolas"/>
+                <w:sz w:val="18"/>
+                <w:szCs w:val="18"/>
+                <w:shd w:fill="F2F2F2" w:val="clear"/>
+              </w:rPr>
+              <w:t>fontUrlBase</w:t>
             </w:r>
           </w:p>
         </w:tc>
@@ -38359,33 +37851,20 @@
             </w:pPr>
             <w:r>
               <w:rPr/>
-              <w:t>Serialisiert die interne Darstellung zurück zu CSS (</w:t>
-            </w:r>
-            <w:r>
-              <w:rPr>
-                <w:rFonts w:eastAsia="Consolas" w:cs="Consolas" w:ascii="Consolas" w:hAnsi="Consolas"/>
-                <w:sz w:val="18"/>
-                <w:szCs w:val="18"/>
-                <w:shd w:fill="F2F2F2" w:val="clear"/>
-              </w:rPr>
-              <w:t>#rrggbb</w:t>
-            </w:r>
-            <w:r>
-              <w:rPr/>
-              <w:t xml:space="preserve"> bzw. </w:t>
-            </w:r>
-            <w:r>
-              <w:rPr>
-                <w:rFonts w:eastAsia="Consolas" w:cs="Consolas" w:ascii="Consolas" w:hAnsi="Consolas"/>
-                <w:sz w:val="18"/>
-                <w:szCs w:val="18"/>
-                <w:shd w:fill="F2F2F2" w:val="clear"/>
-              </w:rPr>
-              <w:t>rgba(...)</w:t>
-            </w:r>
-            <w:r>
-              <w:rPr/>
-              <w:t>).</w:t>
+              <w:t xml:space="preserve">Werden an </w:t>
+            </w:r>
+            <w:r>
+              <w:rPr>
+                <w:rFonts w:eastAsia="Consolas" w:cs="Consolas" w:ascii="Consolas" w:hAnsi="Consolas"/>
+                <w:sz w:val="18"/>
+                <w:szCs w:val="18"/>
+                <w:shd w:fill="F2F2F2" w:val="clear"/>
+              </w:rPr>
+              <w:t>FontGenerator</w:t>
+            </w:r>
+            <w:r>
+              <w:rPr/>
+              <w:t xml:space="preserve"> durchgereicht (Defaults wie in µFT)</w:t>
             </w:r>
           </w:p>
         </w:tc>
@@ -38415,7 +37894,33 @@
                 <w:szCs w:val="18"/>
                 <w:shd w:fill="F2F2F2" w:val="clear"/>
               </w:rPr>
-              <w:t>PxUnit(value)</w:t>
+              <w:t>css</w:t>
+            </w:r>
+            <w:r>
+              <w:rPr/>
+              <w:t xml:space="preserve">, </w:t>
+            </w:r>
+            <w:r>
+              <w:rPr>
+                <w:rFonts w:eastAsia="Consolas" w:cs="Consolas" w:ascii="Consolas" w:hAnsi="Consolas"/>
+                <w:sz w:val="18"/>
+                <w:szCs w:val="18"/>
+                <w:shd w:fill="F2F2F2" w:val="clear"/>
+              </w:rPr>
+              <w:t>json</w:t>
+            </w:r>
+            <w:r>
+              <w:rPr/>
+              <w:t xml:space="preserve">, </w:t>
+            </w:r>
+            <w:r>
+              <w:rPr>
+                <w:rFonts w:eastAsia="Consolas" w:cs="Consolas" w:ascii="Consolas" w:hAnsi="Consolas"/>
+                <w:sz w:val="18"/>
+                <w:szCs w:val="18"/>
+                <w:shd w:fill="F2F2F2" w:val="clear"/>
+              </w:rPr>
+              <w:t>html</w:t>
             </w:r>
           </w:p>
         </w:tc>
@@ -38437,33 +37942,148 @@
             </w:pPr>
             <w:r>
               <w:rPr/>
-              <w:t xml:space="preserve">Zahlen werden zu </w:t>
-            </w:r>
-            <w:r>
-              <w:rPr>
-                <w:rFonts w:eastAsia="Consolas" w:cs="Consolas" w:ascii="Consolas" w:hAnsi="Consolas"/>
-                <w:sz w:val="18"/>
-                <w:szCs w:val="18"/>
-                <w:shd w:fill="F2F2F2" w:val="clear"/>
-              </w:rPr>
-              <w:t>"&lt;n&gt;px"</w:t>
-            </w:r>
-            <w:r>
-              <w:rPr/>
-              <w:t xml:space="preserve">, alles andere (z. B. </w:t>
-            </w:r>
-            <w:r>
-              <w:rPr>
-                <w:rFonts w:eastAsia="Consolas" w:cs="Consolas" w:ascii="Consolas" w:hAnsi="Consolas"/>
-                <w:sz w:val="18"/>
-                <w:szCs w:val="18"/>
-                <w:shd w:fill="F2F2F2" w:val="clear"/>
-              </w:rPr>
-              <w:t>calc()</w:t>
-            </w:r>
-            <w:r>
-              <w:rPr/>
-              <w:t>-Strings) wird unverändert durchgereicht.</w:t>
+              <w:t xml:space="preserve">Ausgabe steuern oder </w:t>
+            </w:r>
+            <w:r>
+              <w:rPr>
+                <w:rFonts w:eastAsia="Consolas" w:cs="Consolas" w:ascii="Consolas" w:hAnsi="Consolas"/>
+                <w:sz w:val="18"/>
+                <w:szCs w:val="18"/>
+                <w:shd w:fill="F2F2F2" w:val="clear"/>
+              </w:rPr>
+              <w:t>false</w:t>
+            </w:r>
+            <w:r>
+              <w:rPr/>
+              <w:t xml:space="preserve"> zum Unterdrücken</w:t>
+            </w:r>
+          </w:p>
+        </w:tc>
+      </w:tr>
+      <w:tr>
+        <w:trPr/>
+        <w:tc>
+          <w:tcPr>
+            <w:tcW w:w="4512" w:type="dxa"/>
+            <w:tcBorders>
+              <w:top w:val="single" w:sz="4" w:space="0" w:color="999999"/>
+              <w:start w:val="single" w:sz="4" w:space="0" w:color="999999"/>
+              <w:bottom w:val="single" w:sz="4" w:space="0" w:color="999999"/>
+              <w:end w:val="single" w:sz="4" w:space="0" w:color="999999"/>
+            </w:tcBorders>
+          </w:tcPr>
+          <w:p>
+            <w:pPr>
+              <w:pStyle w:val="Normal"/>
+              <w:spacing w:before="40" w:after="40"/>
+              <w:rPr/>
+            </w:pPr>
+            <w:r>
+              <w:rPr>
+                <w:rFonts w:eastAsia="Consolas" w:cs="Consolas" w:ascii="Consolas" w:hAnsi="Consolas"/>
+                <w:sz w:val="18"/>
+                <w:szCs w:val="18"/>
+                <w:shd w:fill="F2F2F2" w:val="clear"/>
+              </w:rPr>
+              <w:t>groups</w:t>
+            </w:r>
+            <w:r>
+              <w:rPr/>
+              <w:t xml:space="preserve">, </w:t>
+            </w:r>
+            <w:r>
+              <w:rPr>
+                <w:rFonts w:eastAsia="Consolas" w:cs="Consolas" w:ascii="Consolas" w:hAnsi="Consolas"/>
+                <w:sz w:val="18"/>
+                <w:szCs w:val="18"/>
+                <w:shd w:fill="F2F2F2" w:val="clear"/>
+              </w:rPr>
+              <w:t>glyphs</w:t>
+            </w:r>
+          </w:p>
+        </w:tc>
+        <w:tc>
+          <w:tcPr>
+            <w:tcW w:w="4514" w:type="dxa"/>
+            <w:tcBorders>
+              <w:top w:val="single" w:sz="4" w:space="0" w:color="999999"/>
+              <w:start w:val="single" w:sz="4" w:space="0" w:color="999999"/>
+              <w:bottom w:val="single" w:sz="4" w:space="0" w:color="999999"/>
+              <w:end w:val="single" w:sz="4" w:space="0" w:color="999999"/>
+            </w:tcBorders>
+          </w:tcPr>
+          <w:p>
+            <w:pPr>
+              <w:pStyle w:val="Normal"/>
+              <w:spacing w:before="40" w:after="40"/>
+              <w:rPr/>
+            </w:pPr>
+            <w:r>
+              <w:rPr/>
+              <w:t>Metadaten für die HTML-Übersicht (</w:t>
+            </w:r>
+            <w:r>
+              <w:rPr>
+                <w:b/>
+                <w:bCs/>
+              </w:rPr>
+              <w:t>nur Englisch</w:t>
+            </w:r>
+            <w:r>
+              <w:rPr/>
+              <w:t>)</w:t>
+            </w:r>
+          </w:p>
+        </w:tc>
+      </w:tr>
+      <w:tr>
+        <w:trPr/>
+        <w:tc>
+          <w:tcPr>
+            <w:tcW w:w="4512" w:type="dxa"/>
+            <w:tcBorders>
+              <w:top w:val="single" w:sz="4" w:space="0" w:color="999999"/>
+              <w:start w:val="single" w:sz="4" w:space="0" w:color="999999"/>
+              <w:bottom w:val="single" w:sz="4" w:space="0" w:color="999999"/>
+              <w:end w:val="single" w:sz="4" w:space="0" w:color="999999"/>
+            </w:tcBorders>
+          </w:tcPr>
+          <w:p>
+            <w:pPr>
+              <w:pStyle w:val="Normal"/>
+              <w:spacing w:before="40" w:after="40"/>
+              <w:rPr/>
+            </w:pPr>
+            <w:r>
+              <w:rPr>
+                <w:rFonts w:eastAsia="Consolas" w:cs="Consolas" w:ascii="Consolas" w:hAnsi="Consolas"/>
+                <w:sz w:val="18"/>
+                <w:szCs w:val="18"/>
+                <w:shd w:fill="F2F2F2" w:val="clear"/>
+              </w:rPr>
+              <w:t>force</w:t>
+            </w:r>
+          </w:p>
+        </w:tc>
+        <w:tc>
+          <w:tcPr>
+            <w:tcW w:w="4514" w:type="dxa"/>
+            <w:tcBorders>
+              <w:top w:val="single" w:sz="4" w:space="0" w:color="999999"/>
+              <w:start w:val="single" w:sz="4" w:space="0" w:color="999999"/>
+              <w:bottom w:val="single" w:sz="4" w:space="0" w:color="999999"/>
+              <w:end w:val="single" w:sz="4" w:space="0" w:color="999999"/>
+            </w:tcBorders>
+          </w:tcPr>
+          <w:p>
+            <w:pPr>
+              <w:pStyle w:val="Normal"/>
+              <w:spacing w:before="40" w:after="40"/>
+              <w:rPr/>
+            </w:pPr>
+            <w:r>
+              <w:rPr/>
+              <w:t>Neubau erzwingen</w:t>
             </w:r>
           </w:p>
         </w:tc>
@@ -38477,6 +38097,299 @@
       </w:pPr>
       <w:r>
         <w:rPr/>
+      </w:r>
+    </w:p>
+    <w:p>
+      <w:pPr>
+        <w:pStyle w:val="Normal"/>
+        <w:spacing w:before="0" w:after="120"/>
+        <w:jc w:val="both"/>
+        <w:rPr/>
+      </w:pPr>
+      <w:r>
+        <w:rPr>
+          <w:b/>
+          <w:bCs/>
+        </w:rPr>
+        <w:t>Glyphen-Benennung:</w:t>
+      </w:r>
+      <w:r>
+        <w:rPr/>
+        <w:t xml:space="preserve"> </w:t>
+      </w:r>
+      <w:r>
+        <w:rPr>
+          <w:rFonts w:eastAsia="Consolas" w:cs="Consolas" w:ascii="Consolas" w:hAnsi="Consolas"/>
+          <w:sz w:val="18"/>
+          <w:szCs w:val="18"/>
+          <w:shd w:fill="F2F2F2" w:val="clear"/>
+        </w:rPr>
+        <w:t>&lt;name&gt;-U0x&lt;HEX&gt;.svg</w:t>
+      </w:r>
+      <w:r>
+        <w:rPr/>
+        <w:t xml:space="preserve"> — Codepoint aus dem Dateinamen, Gruppen-ID aus dem Verzeichnis unter </w:t>
+      </w:r>
+      <w:r>
+        <w:rPr>
+          <w:rFonts w:eastAsia="Consolas" w:cs="Consolas" w:ascii="Consolas" w:hAnsi="Consolas"/>
+          <w:sz w:val="18"/>
+          <w:szCs w:val="18"/>
+          <w:shd w:fill="F2F2F2" w:val="clear"/>
+        </w:rPr>
+        <w:t>src</w:t>
+      </w:r>
+      <w:r>
+        <w:rPr/>
+        <w:t xml:space="preserve"> (Details im Kapitel *microFT*).</w:t>
+      </w:r>
+    </w:p>
+    <w:p>
+      <w:pPr>
+        <w:pStyle w:val="Normal"/>
+        <w:spacing w:before="0" w:after="120"/>
+        <w:jc w:val="both"/>
+        <w:rPr/>
+      </w:pPr>
+      <w:r>
+        <w:rPr>
+          <w:b/>
+          <w:bCs/>
+        </w:rPr>
+        <w:t>Geplant — CSS-Einzelreferenz:</w:t>
+      </w:r>
+      <w:r>
+        <w:rPr/>
+        <w:t xml:space="preserve"> Direktive </w:t>
+      </w:r>
+      <w:r>
+        <w:rPr>
+          <w:rFonts w:eastAsia="Consolas" w:cs="Consolas" w:ascii="Consolas" w:hAnsi="Consolas"/>
+          <w:sz w:val="18"/>
+          <w:szCs w:val="18"/>
+          <w:shd w:fill="F2F2F2" w:val="clear"/>
+        </w:rPr>
+        <w:t>-µ: Glyph("icons/edit.svg")</w:t>
+      </w:r>
+      <w:r>
+        <w:rPr/>
+        <w:t xml:space="preserve"> registriert ein SVG zusätzlich im Font und schreibt die Regel mit </w:t>
+      </w:r>
+      <w:r>
+        <w:rPr>
+          <w:rFonts w:eastAsia="Consolas" w:cs="Consolas" w:ascii="Consolas" w:hAnsi="Consolas"/>
+          <w:sz w:val="18"/>
+          <w:szCs w:val="18"/>
+          <w:shd w:fill="F2F2F2" w:val="clear"/>
+        </w:rPr>
+        <w:t>content</w:t>
+      </w:r>
+      <w:r>
+        <w:rPr/>
+        <w:t>/</w:t>
+      </w:r>
+      <w:r>
+        <w:rPr>
+          <w:rFonts w:eastAsia="Consolas" w:cs="Consolas" w:ascii="Consolas" w:hAnsi="Consolas"/>
+          <w:sz w:val="18"/>
+          <w:szCs w:val="18"/>
+          <w:shd w:fill="F2F2F2" w:val="clear"/>
+        </w:rPr>
+        <w:t>font-family</w:t>
+      </w:r>
+      <w:r>
+        <w:rPr/>
+        <w:t xml:space="preserve"> um (Gegenstück zu </w:t>
+      </w:r>
+      <w:r>
+        <w:rPr>
+          <w:rFonts w:eastAsia="Consolas" w:cs="Consolas" w:ascii="Consolas" w:hAnsi="Consolas"/>
+          <w:sz w:val="18"/>
+          <w:szCs w:val="18"/>
+          <w:shd w:fill="F2F2F2" w:val="clear"/>
+        </w:rPr>
+        <w:t>sprites.include</w:t>
+      </w:r>
+      <w:r>
+        <w:rPr/>
+        <w:t xml:space="preserve"> / </w:t>
+      </w:r>
+      <w:r>
+        <w:rPr>
+          <w:rFonts w:eastAsia="Consolas" w:cs="Consolas" w:ascii="Consolas" w:hAnsi="Consolas"/>
+          <w:sz w:val="18"/>
+          <w:szCs w:val="18"/>
+          <w:shd w:fill="F2F2F2" w:val="clear"/>
+        </w:rPr>
+        <w:t>Sound()</w:t>
+      </w:r>
+      <w:r>
+        <w:rPr/>
+        <w:t xml:space="preserve"> — siehe </w:t>
+      </w:r>
+      <w:r>
+        <w:rPr>
+          <w:rFonts w:eastAsia="Consolas" w:cs="Consolas" w:ascii="Consolas" w:hAnsi="Consolas"/>
+          <w:sz w:val="18"/>
+          <w:szCs w:val="18"/>
+          <w:shd w:fill="F2F2F2" w:val="clear"/>
+        </w:rPr>
+        <w:t>gulp-mu-au/docs/CONCEPT.md</w:t>
+      </w:r>
+      <w:r>
+        <w:rPr/>
+        <w:t xml:space="preserve"> §1).</w:t>
+      </w:r>
+    </w:p>
+    <w:p>
+      <w:pPr>
+        <w:pStyle w:val="Normal"/>
+        <w:spacing w:before="0" w:after="120"/>
+        <w:jc w:val="both"/>
+        <w:rPr/>
+      </w:pPr>
+      <w:r>
+        <w:rPr>
+          <w:b/>
+          <w:bCs/>
+        </w:rPr>
+        <w:t>Heute ohne Manifest-Bridge:</w:t>
+      </w:r>
+    </w:p>
+    <w:p>
+      <w:pPr>
+        <w:pStyle w:val="Normal"/>
+        <w:shd w:val="clear" w:fill="F2F2F2"/>
+        <w:spacing w:before="0" w:after="0"/>
+        <w:rPr/>
+      </w:pPr>
+      <w:r>
+        <w:rPr>
+          <w:rFonts w:eastAsia="Consolas" w:cs="Consolas" w:ascii="Consolas" w:hAnsi="Consolas"/>
+          <w:sz w:val="18"/>
+          <w:szCs w:val="18"/>
+        </w:rPr>
+        <w:t>// 1. Gulp-Task (vor BuildSkin): FontGenerator.Create({ fontName, src, outputDir: "dev/media/final/fonts" })</w:t>
+      </w:r>
+    </w:p>
+    <w:p>
+      <w:pPr>
+        <w:pStyle w:val="Normal"/>
+        <w:shd w:val="clear" w:fill="F2F2F2"/>
+        <w:spacing w:before="0" w:after="0"/>
+        <w:rPr/>
+      </w:pPr>
+      <w:r>
+        <w:rPr>
+          <w:rFonts w:eastAsia="Consolas" w:cs="Consolas" w:ascii="Consolas" w:hAnsi="Consolas"/>
+          <w:sz w:val="18"/>
+          <w:szCs w:val="18"/>
+        </w:rPr>
+        <w:t>media: [</w:t>
+      </w:r>
+    </w:p>
+    <w:p>
+      <w:pPr>
+        <w:pStyle w:val="Normal"/>
+        <w:shd w:val="clear" w:fill="F2F2F2"/>
+        <w:spacing w:before="0" w:after="0"/>
+        <w:rPr/>
+      </w:pPr>
+      <w:r>
+        <w:rPr>
+          <w:rFonts w:eastAsia="Consolas" w:cs="Consolas" w:ascii="Consolas" w:hAnsi="Consolas"/>
+          <w:sz w:val="18"/>
+          <w:szCs w:val="18"/>
+        </w:rPr>
+        <w:t xml:space="preserve">    </w:t>
+      </w:r>
+      <w:r>
+        <w:rPr>
+          <w:rFonts w:eastAsia="Consolas" w:cs="Consolas" w:ascii="Consolas" w:hAnsi="Consolas"/>
+          <w:sz w:val="18"/>
+          <w:szCs w:val="18"/>
+        </w:rPr>
+        <w:t>{ copyFolder: "dev/media/final/fonts", to: "fonts", filter: "\\.(woff2?|ttf|css)$" }</w:t>
+      </w:r>
+    </w:p>
+    <w:p>
+      <w:pPr>
+        <w:pStyle w:val="Normal"/>
+        <w:shd w:val="clear" w:fill="F2F2F2"/>
+        <w:spacing w:before="0" w:after="160"/>
+        <w:rPr/>
+      </w:pPr>
+      <w:r>
+        <w:rPr>
+          <w:rFonts w:eastAsia="Consolas" w:cs="Consolas" w:ascii="Consolas" w:hAnsi="Consolas"/>
+          <w:sz w:val="18"/>
+          <w:szCs w:val="18"/>
+        </w:rPr>
+        <w:t>]</w:t>
+      </w:r>
+    </w:p>
+    <w:p>
+      <w:pPr>
+        <w:pStyle w:val="Normal"/>
+        <w:spacing w:before="0" w:after="120"/>
+        <w:jc w:val="both"/>
+        <w:rPr/>
+      </w:pPr>
+      <w:r>
+        <w:rPr/>
+        <w:t xml:space="preserve">Icon-Fonts in </w:t>
+      </w:r>
+      <w:r>
+        <w:rPr>
+          <w:rFonts w:eastAsia="Consolas" w:cs="Consolas" w:ascii="Consolas" w:hAnsi="Consolas"/>
+          <w:sz w:val="18"/>
+          <w:szCs w:val="18"/>
+          <w:shd w:fill="F2F2F2" w:val="clear"/>
+        </w:rPr>
+        <w:t>.µ.css</w:t>
+      </w:r>
+      <w:r>
+        <w:rPr/>
+        <w:t xml:space="preserve"> per </w:t>
+      </w:r>
+      <w:r>
+        <w:rPr>
+          <w:rFonts w:eastAsia="Consolas" w:cs="Consolas" w:ascii="Consolas" w:hAnsi="Consolas"/>
+          <w:sz w:val="18"/>
+          <w:szCs w:val="18"/>
+          <w:shd w:fill="F2F2F2" w:val="clear"/>
+        </w:rPr>
+        <w:t>@font-face</w:t>
+      </w:r>
+      <w:r>
+        <w:rPr/>
+        <w:t xml:space="preserve"> und Klassen; Codepoints oft als Escape in </w:t>
+      </w:r>
+      <w:r>
+        <w:rPr>
+          <w:rFonts w:eastAsia="Consolas" w:cs="Consolas" w:ascii="Consolas" w:hAnsi="Consolas"/>
+          <w:sz w:val="18"/>
+          <w:szCs w:val="18"/>
+          <w:shd w:fill="F2F2F2" w:val="clear"/>
+        </w:rPr>
+        <w:t>vars</w:t>
+      </w:r>
+      <w:r>
+        <w:rPr/>
+        <w:t xml:space="preserve"> (z. B. </w:t>
+      </w:r>
+      <w:r>
+        <w:rPr>
+          <w:rFonts w:eastAsia="Consolas" w:cs="Consolas" w:ascii="Consolas" w:hAnsi="Consolas"/>
+          <w:sz w:val="18"/>
+          <w:szCs w:val="18"/>
+          <w:shd w:fill="F2F2F2" w:val="clear"/>
+        </w:rPr>
+        <w:t>icon_pencil: "\\e91c"</w:t>
+      </w:r>
+      <w:r>
+        <w:rPr/>
+        <w:t>).</w:t>
       </w:r>
     </w:p>
     <w:p>
@@ -38490,11 +38403,11 @@
         <w:outlineLvl w:val="1"/>
         <w:rPr/>
       </w:pPr>
-      <w:bookmarkStart w:id="81" w:name="__RefHeading___Toc4987_1902644385"/>
-      <w:bookmarkEnd w:id="81"/>
-      <w:r>
-        <w:rPr/>
-        <w:t>11.3 Regel- und Dokument-Methoden</w:t>
+      <w:bookmarkStart w:id="78" w:name="__RefHeading___Toc5113_3842968152"/>
+      <w:bookmarkEnd w:id="78"/>
+      <w:r>
+        <w:rPr/>
+        <w:t>10.10 files</w:t>
       </w:r>
     </w:p>
     <w:p>
@@ -38506,20 +38419,309 @@
       </w:pPr>
       <w:r>
         <w:rPr/>
-        <w:t xml:space="preserve">Innerhalb von Direktiven (und Helper-Funktionen mit </w:t>
-      </w:r>
-      <w:r>
-        <w:rPr>
-          <w:rFonts w:eastAsia="Consolas" w:cs="Consolas" w:ascii="Consolas" w:hAnsi="Consolas"/>
-          <w:sz w:val="18"/>
-          <w:szCs w:val="18"/>
-          <w:shd w:fill="F2F2F2" w:val="clear"/>
-        </w:rPr>
-        <w:t>this</w:t>
-      </w:r>
-      <w:r>
-        <w:rPr/>
-        <w:t>-Bindung) stehen zusätzlich die Manipulations-Methoden der umgebenden Regel bereit:</w:t>
+        <w:t xml:space="preserve">Liste der zu kompilierenden Stylesheets — der Ersatz für </w:t>
+      </w:r>
+      <w:r>
+        <w:rPr>
+          <w:rFonts w:eastAsia="Consolas" w:cs="Consolas" w:ascii="Consolas" w:hAnsi="Consolas"/>
+          <w:sz w:val="18"/>
+          <w:szCs w:val="18"/>
+          <w:shd w:fill="F2F2F2" w:val="clear"/>
+        </w:rPr>
+        <w:t>µ.DependentCSSFile</w:t>
+      </w:r>
+      <w:r>
+        <w:rPr/>
+        <w:t xml:space="preserve">. </w:t>
+      </w:r>
+      <w:r>
+        <w:rPr>
+          <w:rFonts w:eastAsia="Consolas" w:cs="Consolas" w:ascii="Consolas" w:hAnsi="Consolas"/>
+          <w:sz w:val="18"/>
+          <w:szCs w:val="18"/>
+          <w:shd w:fill="F2F2F2" w:val="clear"/>
+        </w:rPr>
+        <w:t>source</w:t>
+      </w:r>
+      <w:r>
+        <w:rPr/>
+        <w:t xml:space="preserve"> ist relativ zum Quellverzeichnis, </w:t>
+      </w:r>
+      <w:r>
+        <w:rPr>
+          <w:rFonts w:eastAsia="Consolas" w:cs="Consolas" w:ascii="Consolas" w:hAnsi="Consolas"/>
+          <w:sz w:val="18"/>
+          <w:szCs w:val="18"/>
+          <w:shd w:fill="F2F2F2" w:val="clear"/>
+        </w:rPr>
+        <w:t>target</w:t>
+      </w:r>
+      <w:r>
+        <w:rPr/>
+        <w:t xml:space="preserve"> relativ zum Skin-Verzeichnis; beide Felder sind Pflicht:</w:t>
+      </w:r>
+    </w:p>
+    <w:p>
+      <w:pPr>
+        <w:pStyle w:val="Normal"/>
+        <w:shd w:val="clear" w:fill="F2F2F2"/>
+        <w:spacing w:before="0" w:after="0"/>
+        <w:rPr/>
+      </w:pPr>
+      <w:r>
+        <w:rPr>
+          <w:rFonts w:eastAsia="Consolas" w:cs="Consolas" w:ascii="Consolas" w:hAnsi="Consolas"/>
+          <w:sz w:val="18"/>
+          <w:szCs w:val="18"/>
+        </w:rPr>
+        <w:t>files: [</w:t>
+      </w:r>
+    </w:p>
+    <w:p>
+      <w:pPr>
+        <w:pStyle w:val="Normal"/>
+        <w:shd w:val="clear" w:fill="F2F2F2"/>
+        <w:spacing w:before="0" w:after="0"/>
+        <w:rPr/>
+      </w:pPr>
+      <w:r>
+        <w:rPr>
+          <w:rFonts w:eastAsia="Consolas" w:cs="Consolas" w:ascii="Consolas" w:hAnsi="Consolas"/>
+          <w:sz w:val="18"/>
+          <w:szCs w:val="18"/>
+        </w:rPr>
+        <w:t xml:space="preserve">    </w:t>
+      </w:r>
+      <w:r>
+        <w:rPr>
+          <w:rFonts w:eastAsia="Consolas" w:cs="Consolas" w:ascii="Consolas" w:hAnsi="Consolas"/>
+          <w:sz w:val="18"/>
+          <w:szCs w:val="18"/>
+        </w:rPr>
+        <w:t>{ source: "src.µ.css", target: "std.css" },</w:t>
+      </w:r>
+    </w:p>
+    <w:p>
+      <w:pPr>
+        <w:pStyle w:val="Normal"/>
+        <w:shd w:val="clear" w:fill="F2F2F2"/>
+        <w:spacing w:before="0" w:after="0"/>
+        <w:rPr/>
+      </w:pPr>
+      <w:r>
+        <w:rPr>
+          <w:rFonts w:eastAsia="Consolas" w:cs="Consolas" w:ascii="Consolas" w:hAnsi="Consolas"/>
+          <w:sz w:val="18"/>
+          <w:szCs w:val="18"/>
+        </w:rPr>
+        <w:t xml:space="preserve">    </w:t>
+      </w:r>
+      <w:r>
+        <w:rPr>
+          <w:rFonts w:eastAsia="Consolas" w:cs="Consolas" w:ascii="Consolas" w:hAnsi="Consolas"/>
+          <w:sz w:val="18"/>
+          <w:szCs w:val="18"/>
+        </w:rPr>
+        <w:t>{ source: "src_tinymce.µ.css", target: "std_tinymce.css" }</w:t>
+      </w:r>
+    </w:p>
+    <w:p>
+      <w:pPr>
+        <w:pStyle w:val="Normal"/>
+        <w:shd w:val="clear" w:fill="F2F2F2"/>
+        <w:spacing w:before="0" w:after="160"/>
+        <w:rPr/>
+      </w:pPr>
+      <w:r>
+        <w:rPr>
+          <w:rFonts w:eastAsia="Consolas" w:cs="Consolas" w:ascii="Consolas" w:hAnsi="Consolas"/>
+          <w:sz w:val="18"/>
+          <w:szCs w:val="18"/>
+        </w:rPr>
+        <w:t>]</w:t>
+      </w:r>
+    </w:p>
+    <w:p>
+      <w:pPr>
+        <w:pStyle w:val="Normal"/>
+        <w:spacing w:before="0" w:after="120"/>
+        <w:jc w:val="both"/>
+        <w:rPr/>
+      </w:pPr>
+      <w:r>
+        <w:rPr/>
+        <w:t>Alle Dateien eines Skins teilen sich Variablen, Helpers und den Sprite-Atlas. Die Preload-Regel landet im ersten Stylesheet.</w:t>
+      </w:r>
+      <w:r>
+        <w:br w:type="page"/>
+      </w:r>
+    </w:p>
+    <w:p>
+      <w:pPr>
+        <w:pStyle w:val="Heading1"/>
+        <w:numPr>
+          <w:ilvl w:val="0"/>
+          <w:numId w:val="0"/>
+        </w:numPr>
+        <w:spacing w:before="0" w:after="120"/>
+        <w:outlineLvl w:val="0"/>
+        <w:rPr/>
+      </w:pPr>
+      <w:bookmarkStart w:id="79" w:name="__RefHeading___Toc5115_3842968152"/>
+      <w:bookmarkEnd w:id="79"/>
+      <w:r>
+        <w:rPr/>
+        <w:t>11 µ-Auswertungskontext (Referenz)</w:t>
+      </w:r>
+    </w:p>
+    <w:p>
+      <w:pPr>
+        <w:pStyle w:val="Normal"/>
+        <w:spacing w:before="0" w:after="120"/>
+        <w:jc w:val="both"/>
+        <w:rPr/>
+      </w:pPr>
+      <w:r>
+        <w:rPr/>
+        <w:t xml:space="preserve">Jeder </w:t>
+      </w:r>
+      <w:r>
+        <w:rPr>
+          <w:rFonts w:eastAsia="Consolas" w:cs="Consolas" w:ascii="Consolas" w:hAnsi="Consolas"/>
+          <w:sz w:val="18"/>
+          <w:szCs w:val="18"/>
+          <w:shd w:fill="F2F2F2" w:val="clear"/>
+        </w:rPr>
+        <w:t>µ(...)</w:t>
+      </w:r>
+      <w:r>
+        <w:rPr/>
+        <w:t xml:space="preserve">-Ausdruck und jede </w:t>
+      </w:r>
+      <w:r>
+        <w:rPr>
+          <w:rFonts w:eastAsia="Consolas" w:cs="Consolas" w:ascii="Consolas" w:hAnsi="Consolas"/>
+          <w:sz w:val="18"/>
+          <w:szCs w:val="18"/>
+          <w:shd w:fill="F2F2F2" w:val="clear"/>
+        </w:rPr>
+        <w:t>-µ:</w:t>
+      </w:r>
+      <w:r>
+        <w:rPr/>
+        <w:t xml:space="preserve">-Direktive wird in einem Scope ausgewertet, der die folgenden Bindungen enthält. Er entspricht dem alten globalen </w:t>
+      </w:r>
+      <w:r>
+        <w:rPr>
+          <w:rFonts w:eastAsia="Consolas" w:cs="Consolas" w:ascii="Consolas" w:hAnsi="Consolas"/>
+          <w:sz w:val="18"/>
+          <w:szCs w:val="18"/>
+          <w:shd w:fill="F2F2F2" w:val="clear"/>
+        </w:rPr>
+        <w:t>µ</w:t>
+      </w:r>
+      <w:r>
+        <w:rPr/>
+        <w:t>-Objekt — nur ohne Präfix.</w:t>
+      </w:r>
+    </w:p>
+    <w:p>
+      <w:pPr>
+        <w:pStyle w:val="Heading2"/>
+        <w:numPr>
+          <w:ilvl w:val="0"/>
+          <w:numId w:val="0"/>
+        </w:numPr>
+        <w:spacing w:before="240" w:after="120"/>
+        <w:outlineLvl w:val="1"/>
+        <w:rPr/>
+      </w:pPr>
+      <w:bookmarkStart w:id="80" w:name="__RefHeading___Toc5117_3842968152"/>
+      <w:bookmarkEnd w:id="80"/>
+      <w:r>
+        <w:rPr/>
+        <w:t>11.1 Das $-Objekt</w:t>
+      </w:r>
+    </w:p>
+    <w:p>
+      <w:pPr>
+        <w:pStyle w:val="Normal"/>
+        <w:spacing w:before="0" w:after="120"/>
+        <w:jc w:val="both"/>
+        <w:rPr/>
+      </w:pPr>
+      <w:r>
+        <w:rPr>
+          <w:rFonts w:eastAsia="Consolas" w:cs="Consolas" w:ascii="Consolas" w:hAnsi="Consolas"/>
+          <w:sz w:val="18"/>
+          <w:szCs w:val="18"/>
+          <w:shd w:fill="F2F2F2" w:val="clear"/>
+        </w:rPr>
+        <w:t>$</w:t>
+      </w:r>
+      <w:r>
+        <w:rPr/>
+        <w:t xml:space="preserve"> enthält die </w:t>
+      </w:r>
+      <w:r>
+        <w:rPr>
+          <w:rFonts w:eastAsia="Consolas" w:cs="Consolas" w:ascii="Consolas" w:hAnsi="Consolas"/>
+          <w:sz w:val="18"/>
+          <w:szCs w:val="18"/>
+          <w:shd w:fill="F2F2F2" w:val="clear"/>
+        </w:rPr>
+        <w:t>vars</w:t>
+      </w:r>
+      <w:r>
+        <w:rPr/>
+        <w:t xml:space="preserve"> des Manifests. Lesen und Schreiben ist möglich; Änderungen gelten für den weiteren Verlauf der Kompilierung (Dokumentreihenfolge, über alle </w:t>
+      </w:r>
+      <w:r>
+        <w:rPr>
+          <w:rFonts w:eastAsia="Consolas" w:cs="Consolas" w:ascii="Consolas" w:hAnsi="Consolas"/>
+          <w:sz w:val="18"/>
+          <w:szCs w:val="18"/>
+          <w:shd w:fill="F2F2F2" w:val="clear"/>
+        </w:rPr>
+        <w:t>files</w:t>
+      </w:r>
+      <w:r>
+        <w:rPr/>
+        <w:t xml:space="preserve"> eines Skins hinweg).</w:t>
+      </w:r>
+    </w:p>
+    <w:p>
+      <w:pPr>
+        <w:pStyle w:val="Normal"/>
+        <w:shd w:val="clear" w:fill="F2F2F2"/>
+        <w:spacing w:before="0" w:after="160"/>
+        <w:rPr/>
+      </w:pPr>
+      <w:r>
+        <w:rPr>
+          <w:rFonts w:eastAsia="Consolas" w:cs="Consolas" w:ascii="Consolas" w:hAnsi="Consolas"/>
+          <w:sz w:val="18"/>
+          <w:szCs w:val="18"/>
+        </w:rPr>
+        <w:t>div.box { z-index: µ($.PanelZIndex + 1); }</w:t>
+      </w:r>
+    </w:p>
+    <w:p>
+      <w:pPr>
+        <w:pStyle w:val="Heading2"/>
+        <w:numPr>
+          <w:ilvl w:val="0"/>
+          <w:numId w:val="0"/>
+        </w:numPr>
+        <w:spacing w:before="240" w:after="120"/>
+        <w:outlineLvl w:val="1"/>
+        <w:rPr/>
+      </w:pPr>
+      <w:bookmarkStart w:id="81" w:name="__RefHeading___Toc5119_3842968152"/>
+      <w:bookmarkEnd w:id="81"/>
+      <w:r>
+        <w:rPr/>
+        <w:t>11.2 Farb- und Wert-Funktionen</w:t>
       </w:r>
     </w:p>
     <w:tbl>
@@ -38565,7 +38767,7 @@
                 <w:b/>
                 <w:bCs/>
               </w:rPr>
-              <w:t>Methode / Eigenschaft</w:t>
+              <w:t>Funktion</w:t>
             </w:r>
           </w:p>
         </w:tc>
@@ -38621,7 +38823,7 @@
                 <w:szCs w:val="18"/>
                 <w:shd w:fill="F2F2F2" w:val="clear"/>
               </w:rPr>
-              <w:t>AddProperty(name, value, important?)</w:t>
+              <w:t>Lighten(color, step, model = "hsl")</w:t>
             </w:r>
           </w:p>
         </w:tc>
@@ -38643,20 +38845,72 @@
             </w:pPr>
             <w:r>
               <w:rPr/>
-              <w:t xml:space="preserve">Hängt eine Deklaration an die Regel an (Duplikate erlaubt — für Fallback-Ketten wie mehrfache </w:t>
-            </w:r>
-            <w:r>
-              <w:rPr>
-                <w:rFonts w:eastAsia="Consolas" w:cs="Consolas" w:ascii="Consolas" w:hAnsi="Consolas"/>
-                <w:sz w:val="18"/>
-                <w:szCs w:val="18"/>
-                <w:shd w:fill="F2F2F2" w:val="clear"/>
-              </w:rPr>
-              <w:t>background-image</w:t>
-            </w:r>
-            <w:r>
-              <w:rPr/>
-              <w:t>).</w:t>
+              <w:t xml:space="preserve">Hellt eine Farbe relativ auf (positiver </w:t>
+            </w:r>
+            <w:r>
+              <w:rPr>
+                <w:rFonts w:eastAsia="Consolas" w:cs="Consolas" w:ascii="Consolas" w:hAnsi="Consolas"/>
+                <w:sz w:val="18"/>
+                <w:szCs w:val="18"/>
+                <w:shd w:fill="F2F2F2" w:val="clear"/>
+              </w:rPr>
+              <w:t>step</w:t>
+            </w:r>
+            <w:r>
+              <w:rPr/>
+              <w:t xml:space="preserve">) oder dunkelt sie ab (negativer </w:t>
+            </w:r>
+            <w:r>
+              <w:rPr>
+                <w:rFonts w:eastAsia="Consolas" w:cs="Consolas" w:ascii="Consolas" w:hAnsi="Consolas"/>
+                <w:sz w:val="18"/>
+                <w:szCs w:val="18"/>
+                <w:shd w:fill="F2F2F2" w:val="clear"/>
+              </w:rPr>
+              <w:t>step</w:t>
+            </w:r>
+            <w:r>
+              <w:rPr/>
+              <w:t xml:space="preserve">): </w:t>
+            </w:r>
+            <w:r>
+              <w:rPr>
+                <w:rFonts w:eastAsia="Consolas" w:cs="Consolas" w:ascii="Consolas" w:hAnsi="Consolas"/>
+                <w:sz w:val="18"/>
+                <w:szCs w:val="18"/>
+                <w:shd w:fill="F2F2F2" w:val="clear"/>
+              </w:rPr>
+              <w:t>L' = clamp(L + L · step)</w:t>
+            </w:r>
+            <w:r>
+              <w:rPr/>
+              <w:t xml:space="preserve">. Das Modell </w:t>
+            </w:r>
+            <w:r>
+              <w:rPr>
+                <w:rFonts w:eastAsia="Consolas" w:cs="Consolas" w:ascii="Consolas" w:hAnsi="Consolas"/>
+                <w:sz w:val="18"/>
+                <w:szCs w:val="18"/>
+                <w:shd w:fill="F2F2F2" w:val="clear"/>
+              </w:rPr>
+              <w:t>"hsl"</w:t>
+            </w:r>
+            <w:r>
+              <w:rPr/>
+              <w:t xml:space="preserve"> ist bitgenau zum alten µCSS; </w:t>
+            </w:r>
+            <w:r>
+              <w:rPr>
+                <w:rFonts w:eastAsia="Consolas" w:cs="Consolas" w:ascii="Consolas" w:hAnsi="Consolas"/>
+                <w:sz w:val="18"/>
+                <w:szCs w:val="18"/>
+                <w:shd w:fill="F2F2F2" w:val="clear"/>
+              </w:rPr>
+              <w:t>"oklch"</w:t>
+            </w:r>
+            <w:r>
+              <w:rPr/>
+              <w:t xml:space="preserve"> skaliert wahrnehmungsgleichmäßig. Alpha bleibt erhalten.</w:t>
             </w:r>
           </w:p>
         </w:tc>
@@ -38686,7 +38940,7 @@
                 <w:szCs w:val="18"/>
                 <w:shd w:fill="F2F2F2" w:val="clear"/>
               </w:rPr>
-              <w:t>ChangeProperty(name, value, important?)</w:t>
+              <w:t>Alpha(color, alpha)</w:t>
             </w:r>
           </w:p>
         </w:tc>
@@ -38708,7 +38962,20 @@
             </w:pPr>
             <w:r>
               <w:rPr/>
-              <w:t>Ändert alle Deklarationen der Property bzw. legt sie an, wenn sie fehlt.</w:t>
+              <w:t xml:space="preserve">Ersetzt den Alpha-Kanal einer Farbe. </w:t>
+            </w:r>
+            <w:r>
+              <w:rPr>
+                <w:rFonts w:eastAsia="Consolas" w:cs="Consolas" w:ascii="Consolas" w:hAnsi="Consolas"/>
+                <w:sz w:val="18"/>
+                <w:szCs w:val="18"/>
+                <w:shd w:fill="F2F2F2" w:val="clear"/>
+              </w:rPr>
+              <w:t>alpha</w:t>
+            </w:r>
+            <w:r>
+              <w:rPr/>
+              <w:t xml:space="preserve"> nach den Regeln aus „Arbeiten mit Farben".</w:t>
             </w:r>
           </w:p>
         </w:tc>
@@ -38738,7 +39005,7 @@
                 <w:szCs w:val="18"/>
                 <w:shd w:fill="F2F2F2" w:val="clear"/>
               </w:rPr>
-              <w:t>RemoveProperty(name)</w:t>
+              <w:t>MixColors(color1, color2)</w:t>
             </w:r>
           </w:p>
         </w:tc>
@@ -38760,7 +39027,7 @@
             </w:pPr>
             <w:r>
               <w:rPr/>
-              <w:t>Entfernt alle Deklarationen der Property.</w:t>
+              <w:t>Kanalweiser Mittelwert zweier Farben (inklusive Alpha).</w:t>
             </w:r>
           </w:p>
         </w:tc>
@@ -38790,7 +39057,7 @@
                 <w:szCs w:val="18"/>
                 <w:shd w:fill="F2F2F2" w:val="clear"/>
               </w:rPr>
-              <w:t>AddRule(selector)</w:t>
+              <w:t>AlphaValue(alpha)</w:t>
             </w:r>
           </w:p>
         </w:tc>
@@ -38812,7 +39079,7 @@
             </w:pPr>
             <w:r>
               <w:rPr/>
-              <w:t>Fügt eine neue Regel am Dokumentende an; Rückgabe ist die Regel (mit denselben Methoden).</w:t>
+              <w:t>Wandelt eine Alpha-Angabe in ein Byte (0–255) um.</w:t>
             </w:r>
           </w:p>
         </w:tc>
@@ -38842,7 +39109,7 @@
                 <w:szCs w:val="18"/>
                 <w:shd w:fill="F2F2F2" w:val="clear"/>
               </w:rPr>
-              <w:t>InsertRule(selector)</w:t>
+              <w:t>ParseColor(color)</w:t>
             </w:r>
           </w:p>
         </w:tc>
@@ -38864,16 +39131,16 @@
             </w:pPr>
             <w:r>
               <w:rPr/>
-              <w:t xml:space="preserve">Fügt eine neue Regel direkt hinter der aktuellen Regel ein; aufeinanderfolgende Aufrufe behalten ihre Reihenfolge. Ersatz für das alte </w:t>
-            </w:r>
-            <w:r>
-              <w:rPr>
-                <w:rFonts w:eastAsia="Consolas" w:cs="Consolas" w:ascii="Consolas" w:hAnsi="Consolas"/>
-                <w:sz w:val="18"/>
-                <w:szCs w:val="18"/>
-                <w:shd w:fill="F2F2F2" w:val="clear"/>
-              </w:rPr>
-              <w:t>AddBlock(n, µ.elementNo)</w:t>
+              <w:t xml:space="preserve">Parst eine CSS-Farbe in die interne 32-Bit-Darstellung </w:t>
+            </w:r>
+            <w:r>
+              <w:rPr>
+                <w:rFonts w:eastAsia="Consolas" w:cs="Consolas" w:ascii="Consolas" w:hAnsi="Consolas"/>
+                <w:sz w:val="18"/>
+                <w:szCs w:val="18"/>
+                <w:shd w:fill="F2F2F2" w:val="clear"/>
+              </w:rPr>
+              <w:t>0xAARRGGBB</w:t>
             </w:r>
             <w:r>
               <w:rPr/>
@@ -38907,7 +39174,7 @@
                 <w:szCs w:val="18"/>
                 <w:shd w:fill="F2F2F2" w:val="clear"/>
               </w:rPr>
-              <w:t>rule</w:t>
+              <w:t>FormatColor(color, alphaDecimals = 3)</w:t>
             </w:r>
           </w:p>
         </w:tc>
@@ -38929,46 +39196,33 @@
             </w:pPr>
             <w:r>
               <w:rPr/>
-              <w:t xml:space="preserve">Die umgebende Regel als </w:t>
-            </w:r>
-            <w:r>
-              <w:rPr>
-                <w:rFonts w:eastAsia="Consolas" w:cs="Consolas" w:ascii="Consolas" w:hAnsi="Consolas"/>
-                <w:sz w:val="18"/>
-                <w:szCs w:val="18"/>
-                <w:shd w:fill="F2F2F2" w:val="clear"/>
-              </w:rPr>
-              <w:t>CssRule</w:t>
-            </w:r>
-            <w:r>
-              <w:rPr/>
-              <w:t>-Objekt (</w:t>
-            </w:r>
-            <w:r>
-              <w:rPr>
-                <w:rFonts w:eastAsia="Consolas" w:cs="Consolas" w:ascii="Consolas" w:hAnsi="Consolas"/>
-                <w:sz w:val="18"/>
-                <w:szCs w:val="18"/>
-                <w:shd w:fill="F2F2F2" w:val="clear"/>
-              </w:rPr>
-              <w:t>rule.selector</w:t>
-            </w:r>
-            <w:r>
-              <w:rPr/>
-              <w:t xml:space="preserve">, </w:t>
-            </w:r>
-            <w:r>
-              <w:rPr>
-                <w:rFonts w:eastAsia="Consolas" w:cs="Consolas" w:ascii="Consolas" w:hAnsi="Consolas"/>
-                <w:sz w:val="18"/>
-                <w:szCs w:val="18"/>
-                <w:shd w:fill="F2F2F2" w:val="clear"/>
-              </w:rPr>
-              <w:t>rule.GetProperty(...)</w:t>
-            </w:r>
-            <w:r>
-              <w:rPr/>
-              <w:t>, …).</w:t>
+              <w:t>Serialisiert die interne Darstellung zurück zu CSS (</w:t>
+            </w:r>
+            <w:r>
+              <w:rPr>
+                <w:rFonts w:eastAsia="Consolas" w:cs="Consolas" w:ascii="Consolas" w:hAnsi="Consolas"/>
+                <w:sz w:val="18"/>
+                <w:szCs w:val="18"/>
+                <w:shd w:fill="F2F2F2" w:val="clear"/>
+              </w:rPr>
+              <w:t>#rrggbb</w:t>
+            </w:r>
+            <w:r>
+              <w:rPr/>
+              <w:t xml:space="preserve"> bzw. </w:t>
+            </w:r>
+            <w:r>
+              <w:rPr>
+                <w:rFonts w:eastAsia="Consolas" w:cs="Consolas" w:ascii="Consolas" w:hAnsi="Consolas"/>
+                <w:sz w:val="18"/>
+                <w:szCs w:val="18"/>
+                <w:shd w:fill="F2F2F2" w:val="clear"/>
+              </w:rPr>
+              <w:t>rgba(...)</w:t>
+            </w:r>
+            <w:r>
+              <w:rPr/>
+              <w:t>).</w:t>
             </w:r>
           </w:p>
         </w:tc>
@@ -38998,7 +39252,7 @@
                 <w:szCs w:val="18"/>
                 <w:shd w:fill="F2F2F2" w:val="clear"/>
               </w:rPr>
-              <w:t>document</w:t>
+              <w:t>PxUnit(value)</w:t>
             </w:r>
           </w:p>
         </w:tc>
@@ -39020,33 +39274,33 @@
             </w:pPr>
             <w:r>
               <w:rPr/>
-              <w:t xml:space="preserve">Das gesamte Stylesheet als </w:t>
-            </w:r>
-            <w:r>
-              <w:rPr>
-                <w:rFonts w:eastAsia="Consolas" w:cs="Consolas" w:ascii="Consolas" w:hAnsi="Consolas"/>
-                <w:sz w:val="18"/>
-                <w:szCs w:val="18"/>
-                <w:shd w:fill="F2F2F2" w:val="clear"/>
-              </w:rPr>
-              <w:t>CssDocument</w:t>
-            </w:r>
-            <w:r>
-              <w:rPr/>
-              <w:t xml:space="preserve"> — z. B. für Pfad-Adressierung: </w:t>
-            </w:r>
-            <w:r>
-              <w:rPr>
-                <w:rFonts w:eastAsia="Consolas" w:cs="Consolas" w:ascii="Consolas" w:hAnsi="Consolas"/>
-                <w:sz w:val="18"/>
-                <w:szCs w:val="18"/>
-                <w:shd w:fill="F2F2F2" w:val="clear"/>
-              </w:rPr>
-              <w:t>document.FindRule("@keyframes glittery", "from")</w:t>
-            </w:r>
-            <w:r>
-              <w:rPr/>
-              <w:t>. Ersatz für die alten RememberBlocks.</w:t>
+              <w:t xml:space="preserve">Zahlen werden zu </w:t>
+            </w:r>
+            <w:r>
+              <w:rPr>
+                <w:rFonts w:eastAsia="Consolas" w:cs="Consolas" w:ascii="Consolas" w:hAnsi="Consolas"/>
+                <w:sz w:val="18"/>
+                <w:szCs w:val="18"/>
+                <w:shd w:fill="F2F2F2" w:val="clear"/>
+              </w:rPr>
+              <w:t>"&lt;n&gt;px"</w:t>
+            </w:r>
+            <w:r>
+              <w:rPr/>
+              <w:t xml:space="preserve">, alles andere (z. B. </w:t>
+            </w:r>
+            <w:r>
+              <w:rPr>
+                <w:rFonts w:eastAsia="Consolas" w:cs="Consolas" w:ascii="Consolas" w:hAnsi="Consolas"/>
+                <w:sz w:val="18"/>
+                <w:szCs w:val="18"/>
+                <w:shd w:fill="F2F2F2" w:val="clear"/>
+              </w:rPr>
+              <w:t>calc()</w:t>
+            </w:r>
+            <w:r>
+              <w:rPr/>
+              <w:t>-Strings) wird unverändert durchgereicht.</w:t>
             </w:r>
           </w:p>
         </w:tc>
@@ -39073,8 +39327,591 @@
         <w:outlineLvl w:val="1"/>
         <w:rPr/>
       </w:pPr>
-      <w:bookmarkStart w:id="82" w:name="__RefHeading___Toc4989_1902644385"/>
+      <w:bookmarkStart w:id="82" w:name="__RefHeading___Toc5121_3842968152"/>
       <w:bookmarkEnd w:id="82"/>
+      <w:r>
+        <w:rPr/>
+        <w:t>11.3 Regel- und Dokument-Methoden</w:t>
+      </w:r>
+    </w:p>
+    <w:p>
+      <w:pPr>
+        <w:pStyle w:val="Normal"/>
+        <w:spacing w:before="0" w:after="120"/>
+        <w:jc w:val="both"/>
+        <w:rPr/>
+      </w:pPr>
+      <w:r>
+        <w:rPr/>
+        <w:t xml:space="preserve">Innerhalb von Direktiven (und Helper-Funktionen mit </w:t>
+      </w:r>
+      <w:r>
+        <w:rPr>
+          <w:rFonts w:eastAsia="Consolas" w:cs="Consolas" w:ascii="Consolas" w:hAnsi="Consolas"/>
+          <w:sz w:val="18"/>
+          <w:szCs w:val="18"/>
+          <w:shd w:fill="F2F2F2" w:val="clear"/>
+        </w:rPr>
+        <w:t>this</w:t>
+      </w:r>
+      <w:r>
+        <w:rPr/>
+        <w:t>-Bindung) stehen zusätzlich die Manipulations-Methoden der umgebenden Regel bereit:</w:t>
+      </w:r>
+    </w:p>
+    <w:tbl>
+      <w:tblPr>
+        <w:tblW w:w="5000" w:type="pct"/>
+        <w:jc w:val="start"/>
+        <w:tblInd w:w="0" w:type="dxa"/>
+        <w:tblLayout w:type="fixed"/>
+        <w:tblCellMar>
+          <w:top w:w="0" w:type="dxa"/>
+          <w:start w:w="80" w:type="dxa"/>
+          <w:bottom w:w="0" w:type="dxa"/>
+          <w:end w:w="80" w:type="dxa"/>
+        </w:tblCellMar>
+      </w:tblPr>
+      <w:tblGrid>
+        <w:gridCol w:w="4512"/>
+        <w:gridCol w:w="4514"/>
+      </w:tblGrid>
+      <w:tr>
+        <w:trPr>
+          <w:tblHeader w:val="true"/>
+        </w:trPr>
+        <w:tc>
+          <w:tcPr>
+            <w:tcW w:w="4512" w:type="dxa"/>
+            <w:tcBorders>
+              <w:top w:val="single" w:sz="4" w:space="0" w:color="999999"/>
+              <w:start w:val="single" w:sz="4" w:space="0" w:color="999999"/>
+              <w:bottom w:val="single" w:sz="4" w:space="0" w:color="999999"/>
+              <w:end w:val="single" w:sz="4" w:space="0" w:color="999999"/>
+            </w:tcBorders>
+            <w:shd w:fill="DDE6EE" w:val="clear"/>
+          </w:tcPr>
+          <w:p>
+            <w:pPr>
+              <w:pStyle w:val="Normal"/>
+              <w:spacing w:before="40" w:after="40"/>
+              <w:rPr/>
+            </w:pPr>
+            <w:r>
+              <w:rPr>
+                <w:b/>
+                <w:bCs/>
+              </w:rPr>
+              <w:t>Methode / Eigenschaft</w:t>
+            </w:r>
+          </w:p>
+        </w:tc>
+        <w:tc>
+          <w:tcPr>
+            <w:tcW w:w="4514" w:type="dxa"/>
+            <w:tcBorders>
+              <w:top w:val="single" w:sz="4" w:space="0" w:color="999999"/>
+              <w:start w:val="single" w:sz="4" w:space="0" w:color="999999"/>
+              <w:bottom w:val="single" w:sz="4" w:space="0" w:color="999999"/>
+              <w:end w:val="single" w:sz="4" w:space="0" w:color="999999"/>
+            </w:tcBorders>
+            <w:shd w:fill="DDE6EE" w:val="clear"/>
+          </w:tcPr>
+          <w:p>
+            <w:pPr>
+              <w:pStyle w:val="Normal"/>
+              <w:spacing w:before="40" w:after="40"/>
+              <w:rPr/>
+            </w:pPr>
+            <w:r>
+              <w:rPr>
+                <w:b/>
+                <w:bCs/>
+              </w:rPr>
+              <w:t>Beschreibung</w:t>
+            </w:r>
+          </w:p>
+        </w:tc>
+      </w:tr>
+      <w:tr>
+        <w:trPr/>
+        <w:tc>
+          <w:tcPr>
+            <w:tcW w:w="4512" w:type="dxa"/>
+            <w:tcBorders>
+              <w:top w:val="single" w:sz="4" w:space="0" w:color="999999"/>
+              <w:start w:val="single" w:sz="4" w:space="0" w:color="999999"/>
+              <w:bottom w:val="single" w:sz="4" w:space="0" w:color="999999"/>
+              <w:end w:val="single" w:sz="4" w:space="0" w:color="999999"/>
+            </w:tcBorders>
+          </w:tcPr>
+          <w:p>
+            <w:pPr>
+              <w:pStyle w:val="Normal"/>
+              <w:spacing w:before="40" w:after="40"/>
+              <w:rPr/>
+            </w:pPr>
+            <w:r>
+              <w:rPr>
+                <w:rFonts w:eastAsia="Consolas" w:cs="Consolas" w:ascii="Consolas" w:hAnsi="Consolas"/>
+                <w:sz w:val="18"/>
+                <w:szCs w:val="18"/>
+                <w:shd w:fill="F2F2F2" w:val="clear"/>
+              </w:rPr>
+              <w:t>AddProperty(name, value, important?)</w:t>
+            </w:r>
+          </w:p>
+        </w:tc>
+        <w:tc>
+          <w:tcPr>
+            <w:tcW w:w="4514" w:type="dxa"/>
+            <w:tcBorders>
+              <w:top w:val="single" w:sz="4" w:space="0" w:color="999999"/>
+              <w:start w:val="single" w:sz="4" w:space="0" w:color="999999"/>
+              <w:bottom w:val="single" w:sz="4" w:space="0" w:color="999999"/>
+              <w:end w:val="single" w:sz="4" w:space="0" w:color="999999"/>
+            </w:tcBorders>
+          </w:tcPr>
+          <w:p>
+            <w:pPr>
+              <w:pStyle w:val="Normal"/>
+              <w:spacing w:before="40" w:after="40"/>
+              <w:rPr/>
+            </w:pPr>
+            <w:r>
+              <w:rPr/>
+              <w:t xml:space="preserve">Hängt eine Deklaration an die Regel an (Duplikate erlaubt — für Fallback-Ketten wie mehrfache </w:t>
+            </w:r>
+            <w:r>
+              <w:rPr>
+                <w:rFonts w:eastAsia="Consolas" w:cs="Consolas" w:ascii="Consolas" w:hAnsi="Consolas"/>
+                <w:sz w:val="18"/>
+                <w:szCs w:val="18"/>
+                <w:shd w:fill="F2F2F2" w:val="clear"/>
+              </w:rPr>
+              <w:t>background-image</w:t>
+            </w:r>
+            <w:r>
+              <w:rPr/>
+              <w:t>).</w:t>
+            </w:r>
+          </w:p>
+        </w:tc>
+      </w:tr>
+      <w:tr>
+        <w:trPr/>
+        <w:tc>
+          <w:tcPr>
+            <w:tcW w:w="4512" w:type="dxa"/>
+            <w:tcBorders>
+              <w:top w:val="single" w:sz="4" w:space="0" w:color="999999"/>
+              <w:start w:val="single" w:sz="4" w:space="0" w:color="999999"/>
+              <w:bottom w:val="single" w:sz="4" w:space="0" w:color="999999"/>
+              <w:end w:val="single" w:sz="4" w:space="0" w:color="999999"/>
+            </w:tcBorders>
+          </w:tcPr>
+          <w:p>
+            <w:pPr>
+              <w:pStyle w:val="Normal"/>
+              <w:spacing w:before="40" w:after="40"/>
+              <w:rPr/>
+            </w:pPr>
+            <w:r>
+              <w:rPr>
+                <w:rFonts w:eastAsia="Consolas" w:cs="Consolas" w:ascii="Consolas" w:hAnsi="Consolas"/>
+                <w:sz w:val="18"/>
+                <w:szCs w:val="18"/>
+                <w:shd w:fill="F2F2F2" w:val="clear"/>
+              </w:rPr>
+              <w:t>ChangeProperty(name, value, important?)</w:t>
+            </w:r>
+          </w:p>
+        </w:tc>
+        <w:tc>
+          <w:tcPr>
+            <w:tcW w:w="4514" w:type="dxa"/>
+            <w:tcBorders>
+              <w:top w:val="single" w:sz="4" w:space="0" w:color="999999"/>
+              <w:start w:val="single" w:sz="4" w:space="0" w:color="999999"/>
+              <w:bottom w:val="single" w:sz="4" w:space="0" w:color="999999"/>
+              <w:end w:val="single" w:sz="4" w:space="0" w:color="999999"/>
+            </w:tcBorders>
+          </w:tcPr>
+          <w:p>
+            <w:pPr>
+              <w:pStyle w:val="Normal"/>
+              <w:spacing w:before="40" w:after="40"/>
+              <w:rPr/>
+            </w:pPr>
+            <w:r>
+              <w:rPr/>
+              <w:t>Ändert alle Deklarationen der Property bzw. legt sie an, wenn sie fehlt.</w:t>
+            </w:r>
+          </w:p>
+        </w:tc>
+      </w:tr>
+      <w:tr>
+        <w:trPr/>
+        <w:tc>
+          <w:tcPr>
+            <w:tcW w:w="4512" w:type="dxa"/>
+            <w:tcBorders>
+              <w:top w:val="single" w:sz="4" w:space="0" w:color="999999"/>
+              <w:start w:val="single" w:sz="4" w:space="0" w:color="999999"/>
+              <w:bottom w:val="single" w:sz="4" w:space="0" w:color="999999"/>
+              <w:end w:val="single" w:sz="4" w:space="0" w:color="999999"/>
+            </w:tcBorders>
+          </w:tcPr>
+          <w:p>
+            <w:pPr>
+              <w:pStyle w:val="Normal"/>
+              <w:spacing w:before="40" w:after="40"/>
+              <w:rPr/>
+            </w:pPr>
+            <w:r>
+              <w:rPr>
+                <w:rFonts w:eastAsia="Consolas" w:cs="Consolas" w:ascii="Consolas" w:hAnsi="Consolas"/>
+                <w:sz w:val="18"/>
+                <w:szCs w:val="18"/>
+                <w:shd w:fill="F2F2F2" w:val="clear"/>
+              </w:rPr>
+              <w:t>RemoveProperty(name)</w:t>
+            </w:r>
+          </w:p>
+        </w:tc>
+        <w:tc>
+          <w:tcPr>
+            <w:tcW w:w="4514" w:type="dxa"/>
+            <w:tcBorders>
+              <w:top w:val="single" w:sz="4" w:space="0" w:color="999999"/>
+              <w:start w:val="single" w:sz="4" w:space="0" w:color="999999"/>
+              <w:bottom w:val="single" w:sz="4" w:space="0" w:color="999999"/>
+              <w:end w:val="single" w:sz="4" w:space="0" w:color="999999"/>
+            </w:tcBorders>
+          </w:tcPr>
+          <w:p>
+            <w:pPr>
+              <w:pStyle w:val="Normal"/>
+              <w:spacing w:before="40" w:after="40"/>
+              <w:rPr/>
+            </w:pPr>
+            <w:r>
+              <w:rPr/>
+              <w:t>Entfernt alle Deklarationen der Property.</w:t>
+            </w:r>
+          </w:p>
+        </w:tc>
+      </w:tr>
+      <w:tr>
+        <w:trPr/>
+        <w:tc>
+          <w:tcPr>
+            <w:tcW w:w="4512" w:type="dxa"/>
+            <w:tcBorders>
+              <w:top w:val="single" w:sz="4" w:space="0" w:color="999999"/>
+              <w:start w:val="single" w:sz="4" w:space="0" w:color="999999"/>
+              <w:bottom w:val="single" w:sz="4" w:space="0" w:color="999999"/>
+              <w:end w:val="single" w:sz="4" w:space="0" w:color="999999"/>
+            </w:tcBorders>
+          </w:tcPr>
+          <w:p>
+            <w:pPr>
+              <w:pStyle w:val="Normal"/>
+              <w:spacing w:before="40" w:after="40"/>
+              <w:rPr/>
+            </w:pPr>
+            <w:r>
+              <w:rPr>
+                <w:rFonts w:eastAsia="Consolas" w:cs="Consolas" w:ascii="Consolas" w:hAnsi="Consolas"/>
+                <w:sz w:val="18"/>
+                <w:szCs w:val="18"/>
+                <w:shd w:fill="F2F2F2" w:val="clear"/>
+              </w:rPr>
+              <w:t>AddRule(selector)</w:t>
+            </w:r>
+          </w:p>
+        </w:tc>
+        <w:tc>
+          <w:tcPr>
+            <w:tcW w:w="4514" w:type="dxa"/>
+            <w:tcBorders>
+              <w:top w:val="single" w:sz="4" w:space="0" w:color="999999"/>
+              <w:start w:val="single" w:sz="4" w:space="0" w:color="999999"/>
+              <w:bottom w:val="single" w:sz="4" w:space="0" w:color="999999"/>
+              <w:end w:val="single" w:sz="4" w:space="0" w:color="999999"/>
+            </w:tcBorders>
+          </w:tcPr>
+          <w:p>
+            <w:pPr>
+              <w:pStyle w:val="Normal"/>
+              <w:spacing w:before="40" w:after="40"/>
+              <w:rPr/>
+            </w:pPr>
+            <w:r>
+              <w:rPr/>
+              <w:t>Fügt eine neue Regel am Dokumentende an; Rückgabe ist die Regel (mit denselben Methoden).</w:t>
+            </w:r>
+          </w:p>
+        </w:tc>
+      </w:tr>
+      <w:tr>
+        <w:trPr/>
+        <w:tc>
+          <w:tcPr>
+            <w:tcW w:w="4512" w:type="dxa"/>
+            <w:tcBorders>
+              <w:top w:val="single" w:sz="4" w:space="0" w:color="999999"/>
+              <w:start w:val="single" w:sz="4" w:space="0" w:color="999999"/>
+              <w:bottom w:val="single" w:sz="4" w:space="0" w:color="999999"/>
+              <w:end w:val="single" w:sz="4" w:space="0" w:color="999999"/>
+            </w:tcBorders>
+          </w:tcPr>
+          <w:p>
+            <w:pPr>
+              <w:pStyle w:val="Normal"/>
+              <w:spacing w:before="40" w:after="40"/>
+              <w:rPr/>
+            </w:pPr>
+            <w:r>
+              <w:rPr>
+                <w:rFonts w:eastAsia="Consolas" w:cs="Consolas" w:ascii="Consolas" w:hAnsi="Consolas"/>
+                <w:sz w:val="18"/>
+                <w:szCs w:val="18"/>
+                <w:shd w:fill="F2F2F2" w:val="clear"/>
+              </w:rPr>
+              <w:t>InsertRule(selector)</w:t>
+            </w:r>
+          </w:p>
+        </w:tc>
+        <w:tc>
+          <w:tcPr>
+            <w:tcW w:w="4514" w:type="dxa"/>
+            <w:tcBorders>
+              <w:top w:val="single" w:sz="4" w:space="0" w:color="999999"/>
+              <w:start w:val="single" w:sz="4" w:space="0" w:color="999999"/>
+              <w:bottom w:val="single" w:sz="4" w:space="0" w:color="999999"/>
+              <w:end w:val="single" w:sz="4" w:space="0" w:color="999999"/>
+            </w:tcBorders>
+          </w:tcPr>
+          <w:p>
+            <w:pPr>
+              <w:pStyle w:val="Normal"/>
+              <w:spacing w:before="40" w:after="40"/>
+              <w:rPr/>
+            </w:pPr>
+            <w:r>
+              <w:rPr/>
+              <w:t xml:space="preserve">Fügt eine neue Regel direkt hinter der aktuellen Regel ein; aufeinanderfolgende Aufrufe behalten ihre Reihenfolge. Ersatz für das alte </w:t>
+            </w:r>
+            <w:r>
+              <w:rPr>
+                <w:rFonts w:eastAsia="Consolas" w:cs="Consolas" w:ascii="Consolas" w:hAnsi="Consolas"/>
+                <w:sz w:val="18"/>
+                <w:szCs w:val="18"/>
+                <w:shd w:fill="F2F2F2" w:val="clear"/>
+              </w:rPr>
+              <w:t>AddBlock(n, µ.elementNo)</w:t>
+            </w:r>
+            <w:r>
+              <w:rPr/>
+              <w:t>.</w:t>
+            </w:r>
+          </w:p>
+        </w:tc>
+      </w:tr>
+      <w:tr>
+        <w:trPr/>
+        <w:tc>
+          <w:tcPr>
+            <w:tcW w:w="4512" w:type="dxa"/>
+            <w:tcBorders>
+              <w:top w:val="single" w:sz="4" w:space="0" w:color="999999"/>
+              <w:start w:val="single" w:sz="4" w:space="0" w:color="999999"/>
+              <w:bottom w:val="single" w:sz="4" w:space="0" w:color="999999"/>
+              <w:end w:val="single" w:sz="4" w:space="0" w:color="999999"/>
+            </w:tcBorders>
+          </w:tcPr>
+          <w:p>
+            <w:pPr>
+              <w:pStyle w:val="Normal"/>
+              <w:spacing w:before="40" w:after="40"/>
+              <w:rPr/>
+            </w:pPr>
+            <w:r>
+              <w:rPr>
+                <w:rFonts w:eastAsia="Consolas" w:cs="Consolas" w:ascii="Consolas" w:hAnsi="Consolas"/>
+                <w:sz w:val="18"/>
+                <w:szCs w:val="18"/>
+                <w:shd w:fill="F2F2F2" w:val="clear"/>
+              </w:rPr>
+              <w:t>rule</w:t>
+            </w:r>
+          </w:p>
+        </w:tc>
+        <w:tc>
+          <w:tcPr>
+            <w:tcW w:w="4514" w:type="dxa"/>
+            <w:tcBorders>
+              <w:top w:val="single" w:sz="4" w:space="0" w:color="999999"/>
+              <w:start w:val="single" w:sz="4" w:space="0" w:color="999999"/>
+              <w:bottom w:val="single" w:sz="4" w:space="0" w:color="999999"/>
+              <w:end w:val="single" w:sz="4" w:space="0" w:color="999999"/>
+            </w:tcBorders>
+          </w:tcPr>
+          <w:p>
+            <w:pPr>
+              <w:pStyle w:val="Normal"/>
+              <w:spacing w:before="40" w:after="40"/>
+              <w:rPr/>
+            </w:pPr>
+            <w:r>
+              <w:rPr/>
+              <w:t xml:space="preserve">Die umgebende Regel als </w:t>
+            </w:r>
+            <w:r>
+              <w:rPr>
+                <w:rFonts w:eastAsia="Consolas" w:cs="Consolas" w:ascii="Consolas" w:hAnsi="Consolas"/>
+                <w:sz w:val="18"/>
+                <w:szCs w:val="18"/>
+                <w:shd w:fill="F2F2F2" w:val="clear"/>
+              </w:rPr>
+              <w:t>CssRule</w:t>
+            </w:r>
+            <w:r>
+              <w:rPr/>
+              <w:t>-Objekt (</w:t>
+            </w:r>
+            <w:r>
+              <w:rPr>
+                <w:rFonts w:eastAsia="Consolas" w:cs="Consolas" w:ascii="Consolas" w:hAnsi="Consolas"/>
+                <w:sz w:val="18"/>
+                <w:szCs w:val="18"/>
+                <w:shd w:fill="F2F2F2" w:val="clear"/>
+              </w:rPr>
+              <w:t>rule.selector</w:t>
+            </w:r>
+            <w:r>
+              <w:rPr/>
+              <w:t xml:space="preserve">, </w:t>
+            </w:r>
+            <w:r>
+              <w:rPr>
+                <w:rFonts w:eastAsia="Consolas" w:cs="Consolas" w:ascii="Consolas" w:hAnsi="Consolas"/>
+                <w:sz w:val="18"/>
+                <w:szCs w:val="18"/>
+                <w:shd w:fill="F2F2F2" w:val="clear"/>
+              </w:rPr>
+              <w:t>rule.GetProperty(...)</w:t>
+            </w:r>
+            <w:r>
+              <w:rPr/>
+              <w:t>, …).</w:t>
+            </w:r>
+          </w:p>
+        </w:tc>
+      </w:tr>
+      <w:tr>
+        <w:trPr/>
+        <w:tc>
+          <w:tcPr>
+            <w:tcW w:w="4512" w:type="dxa"/>
+            <w:tcBorders>
+              <w:top w:val="single" w:sz="4" w:space="0" w:color="999999"/>
+              <w:start w:val="single" w:sz="4" w:space="0" w:color="999999"/>
+              <w:bottom w:val="single" w:sz="4" w:space="0" w:color="999999"/>
+              <w:end w:val="single" w:sz="4" w:space="0" w:color="999999"/>
+            </w:tcBorders>
+          </w:tcPr>
+          <w:p>
+            <w:pPr>
+              <w:pStyle w:val="Normal"/>
+              <w:spacing w:before="40" w:after="40"/>
+              <w:rPr/>
+            </w:pPr>
+            <w:r>
+              <w:rPr>
+                <w:rFonts w:eastAsia="Consolas" w:cs="Consolas" w:ascii="Consolas" w:hAnsi="Consolas"/>
+                <w:sz w:val="18"/>
+                <w:szCs w:val="18"/>
+                <w:shd w:fill="F2F2F2" w:val="clear"/>
+              </w:rPr>
+              <w:t>document</w:t>
+            </w:r>
+          </w:p>
+        </w:tc>
+        <w:tc>
+          <w:tcPr>
+            <w:tcW w:w="4514" w:type="dxa"/>
+            <w:tcBorders>
+              <w:top w:val="single" w:sz="4" w:space="0" w:color="999999"/>
+              <w:start w:val="single" w:sz="4" w:space="0" w:color="999999"/>
+              <w:bottom w:val="single" w:sz="4" w:space="0" w:color="999999"/>
+              <w:end w:val="single" w:sz="4" w:space="0" w:color="999999"/>
+            </w:tcBorders>
+          </w:tcPr>
+          <w:p>
+            <w:pPr>
+              <w:pStyle w:val="Normal"/>
+              <w:spacing w:before="40" w:after="40"/>
+              <w:rPr/>
+            </w:pPr>
+            <w:r>
+              <w:rPr/>
+              <w:t xml:space="preserve">Das gesamte Stylesheet als </w:t>
+            </w:r>
+            <w:r>
+              <w:rPr>
+                <w:rFonts w:eastAsia="Consolas" w:cs="Consolas" w:ascii="Consolas" w:hAnsi="Consolas"/>
+                <w:sz w:val="18"/>
+                <w:szCs w:val="18"/>
+                <w:shd w:fill="F2F2F2" w:val="clear"/>
+              </w:rPr>
+              <w:t>CssDocument</w:t>
+            </w:r>
+            <w:r>
+              <w:rPr/>
+              <w:t xml:space="preserve"> — z. B. für Pfad-Adressierung: </w:t>
+            </w:r>
+            <w:r>
+              <w:rPr>
+                <w:rFonts w:eastAsia="Consolas" w:cs="Consolas" w:ascii="Consolas" w:hAnsi="Consolas"/>
+                <w:sz w:val="18"/>
+                <w:szCs w:val="18"/>
+                <w:shd w:fill="F2F2F2" w:val="clear"/>
+              </w:rPr>
+              <w:t>document.FindRule("@keyframes glittery", "from")</w:t>
+            </w:r>
+            <w:r>
+              <w:rPr/>
+              <w:t>. Ersatz für die alten RememberBlocks.</w:t>
+            </w:r>
+          </w:p>
+        </w:tc>
+      </w:tr>
+    </w:tbl>
+    <w:p>
+      <w:pPr>
+        <w:pStyle w:val="Normal"/>
+        <w:spacing w:before="0" w:after="60"/>
+        <w:rPr/>
+      </w:pPr>
+      <w:r>
+        <w:rPr/>
+      </w:r>
+    </w:p>
+    <w:p>
+      <w:pPr>
+        <w:pStyle w:val="Heading2"/>
+        <w:numPr>
+          <w:ilvl w:val="0"/>
+          <w:numId w:val="0"/>
+        </w:numPr>
+        <w:spacing w:before="240" w:after="120"/>
+        <w:outlineLvl w:val="1"/>
+        <w:rPr/>
+      </w:pPr>
+      <w:bookmarkStart w:id="83" w:name="__RefHeading___Toc5123_3842968152"/>
+      <w:bookmarkEnd w:id="83"/>
       <w:r>
         <w:rPr/>
         <w:t>11.4 Sprite()</w:t>
@@ -39854,8 +40691,8 @@
         <w:outlineLvl w:val="1"/>
         <w:rPr/>
       </w:pPr>
-      <w:bookmarkStart w:id="83" w:name="__RefHeading___Toc4991_1902644385"/>
-      <w:bookmarkEnd w:id="83"/>
+      <w:bookmarkStart w:id="84" w:name="__RefHeading___Toc5125_3842968152"/>
+      <w:bookmarkEnd w:id="84"/>
       <w:r>
         <w:rPr/>
         <w:t>11.5 Cursor()</w:t>
@@ -39949,8 +40786,8 @@
         <w:outlineLvl w:val="1"/>
         <w:rPr/>
       </w:pPr>
-      <w:bookmarkStart w:id="84" w:name="__RefHeading___Toc4993_1902644385"/>
-      <w:bookmarkEnd w:id="84"/>
+      <w:bookmarkStart w:id="85" w:name="__RefHeading___Toc5127_3842968152"/>
+      <w:bookmarkEnd w:id="85"/>
       <w:r>
         <w:rPr/>
         <w:t>11.6 Helper-Funktionen und this-Bindung</w:t>
@@ -40413,8 +41250,8 @@
         <w:outlineLvl w:val="1"/>
         <w:rPr/>
       </w:pPr>
-      <w:bookmarkStart w:id="85" w:name="__RefHeading___Toc4995_1902644385"/>
-      <w:bookmarkEnd w:id="85"/>
+      <w:bookmarkStart w:id="86" w:name="__RefHeading___Toc5129_3842968152"/>
+      <w:bookmarkEnd w:id="86"/>
       <w:r>
         <w:rPr/>
         <w:t>11.7 afterWork-Hooks</w:t>
@@ -40951,8 +41788,8 @@
         <w:outlineLvl w:val="0"/>
         <w:rPr/>
       </w:pPr>
-      <w:bookmarkStart w:id="86" w:name="__RefHeading___Toc4997_1902644385"/>
-      <w:bookmarkEnd w:id="86"/>
+      <w:bookmarkStart w:id="87" w:name="__RefHeading___Toc5131_3842968152"/>
+      <w:bookmarkEnd w:id="87"/>
       <w:r>
         <w:rPr/>
         <w:t>12 Arbeiten mit Farben</w:t>
@@ -40969,8 +41806,8 @@
         <w:outlineLvl w:val="1"/>
         <w:rPr/>
       </w:pPr>
-      <w:bookmarkStart w:id="87" w:name="__RefHeading___Toc4999_1902644385"/>
-      <w:bookmarkEnd w:id="87"/>
+      <w:bookmarkStart w:id="88" w:name="__RefHeading___Toc5133_3842968152"/>
+      <w:bookmarkEnd w:id="88"/>
       <w:r>
         <w:rPr/>
         <w:t>12.1 Farben definieren</w:t>
@@ -41390,8 +42227,8 @@
         <w:outlineLvl w:val="1"/>
         <w:rPr/>
       </w:pPr>
-      <w:bookmarkStart w:id="88" w:name="__RefHeading___Toc5001_1902644385"/>
-      <w:bookmarkEnd w:id="88"/>
+      <w:bookmarkStart w:id="89" w:name="__RefHeading___Toc5135_3842968152"/>
+      <w:bookmarkEnd w:id="89"/>
       <w:r>
         <w:rPr/>
         <w:t>12.2 Alpha-Werte</w:t>
@@ -41673,8 +42510,8 @@
         <w:outlineLvl w:val="1"/>
         <w:rPr/>
       </w:pPr>
-      <w:bookmarkStart w:id="89" w:name="__RefHeading___Toc5003_1902644385"/>
-      <w:bookmarkEnd w:id="89"/>
+      <w:bookmarkStart w:id="90" w:name="__RefHeading___Toc5137_3842968152"/>
+      <w:bookmarkEnd w:id="90"/>
       <w:r>
         <w:rPr/>
         <w:t>12.3 Farbberechnungen</w:t>
@@ -41926,8 +42763,8 @@
         <w:outlineLvl w:val="0"/>
         <w:rPr/>
       </w:pPr>
-      <w:bookmarkStart w:id="90" w:name="__RefHeading___Toc5005_1902644385"/>
-      <w:bookmarkEnd w:id="90"/>
+      <w:bookmarkStart w:id="91" w:name="__RefHeading___Toc5139_3842968152"/>
+      <w:bookmarkEnd w:id="91"/>
       <w:r>
         <w:rPr/>
         <w:t>13 Node-API</w:t>
@@ -42491,7 +43328,7 @@
                 <w:szCs w:val="18"/>
                 <w:shd w:fill="F2F2F2" w:val="clear"/>
               </w:rPr>
-              <w:t>new SpriteManager({ baseDir, atlasFile, retina, padding, preloadRule, preload, writeMapFile, pruneSources })</w:t>
+              <w:t>new SpriteManager({ baseDir, atlasFile, retina, padding, preloadRule, preload, writeMapFile, pruneSources, pruneKeep })</w:t>
             </w:r>
             <w:r>
               <w:rPr/>
@@ -42531,6 +43368,32 @@
                 <w:shd w:fill="F2F2F2" w:val="clear"/>
               </w:rPr>
               <w:t>lastPruned</w:t>
+            </w:r>
+            <w:r>
+              <w:rPr/>
+              <w:t xml:space="preserve"> mit </w:t>
+            </w:r>
+            <w:r>
+              <w:rPr>
+                <w:rFonts w:eastAsia="Consolas" w:cs="Consolas" w:ascii="Consolas" w:hAnsi="Consolas"/>
+                <w:sz w:val="18"/>
+                <w:szCs w:val="18"/>
+                <w:shd w:fill="F2F2F2" w:val="clear"/>
+              </w:rPr>
+              <w:t>pruned[]</w:t>
+            </w:r>
+            <w:r>
+              <w:rPr/>
+              <w:t>/</w:t>
+            </w:r>
+            <w:r>
+              <w:rPr>
+                <w:rFonts w:eastAsia="Consolas" w:cs="Consolas" w:ascii="Consolas" w:hAnsi="Consolas"/>
+                <w:sz w:val="18"/>
+                <w:szCs w:val="18"/>
+                <w:shd w:fill="F2F2F2" w:val="clear"/>
+              </w:rPr>
+              <w:t>kept[]</w:t>
             </w:r>
             <w:r>
               <w:rPr/>
@@ -43117,8 +43980,8 @@
         <w:outlineLvl w:val="0"/>
         <w:rPr/>
       </w:pPr>
-      <w:bookmarkStart w:id="91" w:name="__RefHeading___Toc5007_1902644385"/>
-      <w:bookmarkEnd w:id="91"/>
+      <w:bookmarkStart w:id="92" w:name="__RefHeading___Toc5141_3842968152"/>
+      <w:bookmarkEnd w:id="92"/>
       <w:r>
         <w:rPr/>
         <w:t>14 Fehlerdiagnostik</w:t>
@@ -43633,8 +44496,8 @@
         <w:outlineLvl w:val="0"/>
         <w:rPr/>
       </w:pPr>
-      <w:bookmarkStart w:id="92" w:name="__RefHeading___Toc5009_1902644385"/>
-      <w:bookmarkEnd w:id="92"/>
+      <w:bookmarkStart w:id="93" w:name="__RefHeading___Toc5143_3842968152"/>
+      <w:bookmarkEnd w:id="93"/>
       <w:r>
         <w:rPr/>
         <w:t>15 Migration von µCSS</w:t>
@@ -44856,8 +45719,8 @@
         <w:outlineLvl w:val="0"/>
         <w:rPr/>
       </w:pPr>
-      <w:bookmarkStart w:id="93" w:name="__RefHeading___Toc5011_1902644385"/>
-      <w:bookmarkEnd w:id="93"/>
+      <w:bookmarkStart w:id="94" w:name="__RefHeading___Toc5145_3842968152"/>
+      <w:bookmarkEnd w:id="94"/>
       <w:r>
         <w:rPr/>
         <w:t>16 Versionshistorie</w:t>
@@ -46285,6 +47148,261 @@
           </w:p>
         </w:tc>
       </w:tr>
+      <w:tr>
+        <w:trPr/>
+        <w:tc>
+          <w:tcPr>
+            <w:tcW w:w="3008" w:type="dxa"/>
+            <w:tcBorders>
+              <w:top w:val="single" w:sz="4" w:space="0" w:color="999999"/>
+              <w:start w:val="single" w:sz="4" w:space="0" w:color="999999"/>
+              <w:bottom w:val="single" w:sz="4" w:space="0" w:color="999999"/>
+              <w:end w:val="single" w:sz="4" w:space="0" w:color="999999"/>
+            </w:tcBorders>
+          </w:tcPr>
+          <w:p>
+            <w:pPr>
+              <w:pStyle w:val="Normal"/>
+              <w:spacing w:before="40" w:after="40"/>
+              <w:rPr/>
+            </w:pPr>
+            <w:r>
+              <w:rPr/>
+              <w:t>2026-06</w:t>
+            </w:r>
+          </w:p>
+        </w:tc>
+        <w:tc>
+          <w:tcPr>
+            <w:tcW w:w="3009" w:type="dxa"/>
+            <w:tcBorders>
+              <w:top w:val="single" w:sz="4" w:space="0" w:color="999999"/>
+              <w:start w:val="single" w:sz="4" w:space="0" w:color="999999"/>
+              <w:bottom w:val="single" w:sz="4" w:space="0" w:color="999999"/>
+              <w:end w:val="single" w:sz="4" w:space="0" w:color="999999"/>
+            </w:tcBorders>
+          </w:tcPr>
+          <w:p>
+            <w:pPr>
+              <w:pStyle w:val="Normal"/>
+              <w:spacing w:before="40" w:after="40"/>
+              <w:rPr/>
+            </w:pPr>
+            <w:r>
+              <w:rPr/>
+              <w:t>2.5.0</w:t>
+            </w:r>
+          </w:p>
+        </w:tc>
+        <w:tc>
+          <w:tcPr>
+            <w:tcW w:w="3009" w:type="dxa"/>
+            <w:tcBorders>
+              <w:top w:val="single" w:sz="4" w:space="0" w:color="999999"/>
+              <w:start w:val="single" w:sz="4" w:space="0" w:color="999999"/>
+              <w:bottom w:val="single" w:sz="4" w:space="0" w:color="999999"/>
+              <w:end w:val="single" w:sz="4" w:space="0" w:color="999999"/>
+            </w:tcBorders>
+          </w:tcPr>
+          <w:p>
+            <w:pPr>
+              <w:pStyle w:val="Normal"/>
+              <w:spacing w:before="40" w:after="40"/>
+              <w:rPr/>
+            </w:pPr>
+            <w:r>
+              <w:rPr/>
+              <w:t xml:space="preserve">Manifest </w:t>
+            </w:r>
+            <w:r>
+              <w:rPr>
+                <w:rFonts w:eastAsia="Consolas" w:cs="Consolas" w:ascii="Consolas" w:hAnsi="Consolas"/>
+                <w:sz w:val="18"/>
+                <w:szCs w:val="18"/>
+                <w:shd w:fill="F2F2F2" w:val="clear"/>
+              </w:rPr>
+              <w:t>minify</w:t>
+            </w:r>
+            <w:r>
+              <w:rPr/>
+              <w:t xml:space="preserve"> (CSS-Minifizierung via </w:t>
+            </w:r>
+            <w:r>
+              <w:rPr>
+                <w:rFonts w:eastAsia="Consolas" w:cs="Consolas" w:ascii="Consolas" w:hAnsi="Consolas"/>
+                <w:sz w:val="18"/>
+                <w:szCs w:val="18"/>
+                <w:shd w:fill="F2F2F2" w:val="clear"/>
+              </w:rPr>
+              <w:t>uglifycss</w:t>
+            </w:r>
+            <w:r>
+              <w:rPr/>
+              <w:t xml:space="preserve">, optional eigene Funktion); </w:t>
+            </w:r>
+            <w:r>
+              <w:rPr>
+                <w:rFonts w:eastAsia="Consolas" w:cs="Consolas" w:ascii="Consolas" w:hAnsi="Consolas"/>
+                <w:sz w:val="18"/>
+                <w:szCs w:val="18"/>
+                <w:shd w:fill="F2F2F2" w:val="clear"/>
+              </w:rPr>
+              <w:t>sprites.pruneKeep</w:t>
+            </w:r>
+            <w:r>
+              <w:rPr/>
+              <w:t xml:space="preserve"> schützt Quellbilder vor </w:t>
+            </w:r>
+            <w:r>
+              <w:rPr>
+                <w:rFonts w:eastAsia="Consolas" w:cs="Consolas" w:ascii="Consolas" w:hAnsi="Consolas"/>
+                <w:sz w:val="18"/>
+                <w:szCs w:val="18"/>
+                <w:shd w:fill="F2F2F2" w:val="clear"/>
+              </w:rPr>
+              <w:t>pruneSources</w:t>
+            </w:r>
+            <w:r>
+              <w:rPr/>
+              <w:t xml:space="preserve">; Build-Report </w:t>
+            </w:r>
+            <w:r>
+              <w:rPr>
+                <w:rFonts w:eastAsia="Consolas" w:cs="Consolas" w:ascii="Consolas" w:hAnsi="Consolas"/>
+                <w:sz w:val="18"/>
+                <w:szCs w:val="18"/>
+                <w:shd w:fill="F2F2F2" w:val="clear"/>
+              </w:rPr>
+              <w:t>keptSources[]</w:t>
+            </w:r>
+            <w:r>
+              <w:rPr/>
+              <w:t>/</w:t>
+            </w:r>
+            <w:r>
+              <w:rPr>
+                <w:rFonts w:eastAsia="Consolas" w:cs="Consolas" w:ascii="Consolas" w:hAnsi="Consolas"/>
+                <w:sz w:val="18"/>
+                <w:szCs w:val="18"/>
+                <w:shd w:fill="F2F2F2" w:val="clear"/>
+              </w:rPr>
+              <w:t>minified</w:t>
+            </w:r>
+            <w:r>
+              <w:rPr/>
+              <w:t xml:space="preserve">. Neue Laufzeit-Abhängigkeit </w:t>
+            </w:r>
+            <w:r>
+              <w:rPr>
+                <w:rFonts w:eastAsia="Consolas" w:cs="Consolas" w:ascii="Consolas" w:hAnsi="Consolas"/>
+                <w:sz w:val="18"/>
+                <w:szCs w:val="18"/>
+                <w:shd w:fill="F2F2F2" w:val="clear"/>
+              </w:rPr>
+              <w:t>uglifycss</w:t>
+            </w:r>
+            <w:r>
+              <w:rPr/>
+              <w:t>.</w:t>
+            </w:r>
+          </w:p>
+        </w:tc>
+      </w:tr>
+      <w:tr>
+        <w:trPr/>
+        <w:tc>
+          <w:tcPr>
+            <w:tcW w:w="3008" w:type="dxa"/>
+            <w:tcBorders>
+              <w:top w:val="single" w:sz="4" w:space="0" w:color="999999"/>
+              <w:start w:val="single" w:sz="4" w:space="0" w:color="999999"/>
+              <w:bottom w:val="single" w:sz="4" w:space="0" w:color="999999"/>
+              <w:end w:val="single" w:sz="4" w:space="0" w:color="999999"/>
+            </w:tcBorders>
+          </w:tcPr>
+          <w:p>
+            <w:pPr>
+              <w:pStyle w:val="Normal"/>
+              <w:spacing w:before="40" w:after="40"/>
+              <w:rPr/>
+            </w:pPr>
+            <w:r>
+              <w:rPr/>
+              <w:t>2026-06</w:t>
+            </w:r>
+          </w:p>
+        </w:tc>
+        <w:tc>
+          <w:tcPr>
+            <w:tcW w:w="3009" w:type="dxa"/>
+            <w:tcBorders>
+              <w:top w:val="single" w:sz="4" w:space="0" w:color="999999"/>
+              <w:start w:val="single" w:sz="4" w:space="0" w:color="999999"/>
+              <w:bottom w:val="single" w:sz="4" w:space="0" w:color="999999"/>
+              <w:end w:val="single" w:sz="4" w:space="0" w:color="999999"/>
+            </w:tcBorders>
+          </w:tcPr>
+          <w:p>
+            <w:pPr>
+              <w:pStyle w:val="Normal"/>
+              <w:spacing w:before="40" w:after="40"/>
+              <w:rPr/>
+            </w:pPr>
+            <w:r>
+              <w:rPr/>
+              <w:t>2.5.1</w:t>
+            </w:r>
+          </w:p>
+        </w:tc>
+        <w:tc>
+          <w:tcPr>
+            <w:tcW w:w="3009" w:type="dxa"/>
+            <w:tcBorders>
+              <w:top w:val="single" w:sz="4" w:space="0" w:color="999999"/>
+              <w:start w:val="single" w:sz="4" w:space="0" w:color="999999"/>
+              <w:bottom w:val="single" w:sz="4" w:space="0" w:color="999999"/>
+              <w:end w:val="single" w:sz="4" w:space="0" w:color="999999"/>
+            </w:tcBorders>
+          </w:tcPr>
+          <w:p>
+            <w:pPr>
+              <w:pStyle w:val="Normal"/>
+              <w:spacing w:before="40" w:after="40"/>
+              <w:rPr/>
+            </w:pPr>
+            <w:r>
+              <w:rPr/>
+              <w:t xml:space="preserve">Handbuch/PDFs (DE/EN): Kapitel </w:t>
+            </w:r>
+            <w:r>
+              <w:rPr>
+                <w:rFonts w:eastAsia="Consolas" w:cs="Consolas" w:ascii="Consolas" w:hAnsi="Consolas"/>
+                <w:sz w:val="18"/>
+                <w:szCs w:val="18"/>
+                <w:shd w:fill="F2F2F2" w:val="clear"/>
+              </w:rPr>
+              <w:t>minify</w:t>
+            </w:r>
+            <w:r>
+              <w:rPr/>
+              <w:t xml:space="preserve">, </w:t>
+            </w:r>
+            <w:r>
+              <w:rPr>
+                <w:rFonts w:eastAsia="Consolas" w:cs="Consolas" w:ascii="Consolas" w:hAnsi="Consolas"/>
+                <w:sz w:val="18"/>
+                <w:szCs w:val="18"/>
+                <w:shd w:fill="F2F2F2" w:val="clear"/>
+              </w:rPr>
+              <w:t>sprites.pruneKeep</w:t>
+            </w:r>
+            <w:r>
+              <w:rPr/>
+              <w:t>, Build-Report; Versionshistorie; keine funktionalen Änderungen gegenüber 2.5.0.</w:t>
+            </w:r>
+          </w:p>
+        </w:tc>
+      </w:tr>
     </w:tbl>
     <w:p>
       <w:pPr>
@@ -46310,8 +47428,8 @@
         <w:outlineLvl w:val="0"/>
         <w:rPr/>
       </w:pPr>
-      <w:bookmarkStart w:id="94" w:name="__RefHeading___Toc5013_1902644385"/>
-      <w:bookmarkEnd w:id="94"/>
+      <w:bookmarkStart w:id="95" w:name="__RefHeading___Toc5147_3842968152"/>
+      <w:bookmarkEnd w:id="95"/>
       <w:r>
         <w:rPr/>
         <w:t>17 Rechtliches</w:t>
@@ -46352,8 +47470,8 @@
         <w:outlineLvl w:val="1"/>
         <w:rPr/>
       </w:pPr>
-      <w:bookmarkStart w:id="95" w:name="__RefHeading___Toc5015_1902644385"/>
-      <w:bookmarkEnd w:id="95"/>
+      <w:bookmarkStart w:id="96" w:name="__RefHeading___Toc5149_3842968152"/>
+      <w:bookmarkEnd w:id="96"/>
       <w:r>
         <w:rPr/>
         <w:t>17.1 MIT-Lizenz (Originaltext)</w:t>
@@ -46406,8 +47524,8 @@
         <w:outlineLvl w:val="1"/>
         <w:rPr/>
       </w:pPr>
-      <w:bookmarkStart w:id="96" w:name="__RefHeading___Toc5017_1902644385"/>
-      <w:bookmarkEnd w:id="96"/>
+      <w:bookmarkStart w:id="97" w:name="__RefHeading___Toc5151_3842968152"/>
+      <w:bookmarkEnd w:id="97"/>
       <w:r>
         <w:rPr/>
         <w:t>17.2 Marken</w:t>
@@ -46436,8 +47554,8 @@
         <w:outlineLvl w:val="1"/>
         <w:rPr/>
       </w:pPr>
-      <w:bookmarkStart w:id="97" w:name="__RefHeading___Toc5019_1902644385"/>
-      <w:bookmarkEnd w:id="97"/>
+      <w:bookmarkStart w:id="98" w:name="__RefHeading___Toc5153_3842968152"/>
+      <w:bookmarkEnd w:id="98"/>
       <w:r>
         <w:rPr/>
         <w:t>17.3 Verwendete Bibliotheken</w:t>
@@ -46452,7 +47570,7 @@
       </w:pPr>
       <w:r>
         <w:rPr/>
-        <w:t>µCSS und µPS nutzen Open-Source-Bibliotheken Dritter, insbesondere PostCSS (CSS-Parser, MIT-Lizenz), sharp (Bildverarbeitung, Apache-2.0-Lizenz) und ag-psd (PSD-Leser, MIT-Lizenz). Der Bin-Packer des Sprite-Atlas basiert auf node-bin-packing (©2011 Jake Gordon und Mitwirkende, MIT-Lizenz).</w:t>
+        <w:t>µCSS und µPS nutzen Open-Source-Bibliotheken Dritter, insbesondere PostCSS (CSS-Parser, MIT-Lizenz), sharp (Bildverarbeitung, Apache-2.0-Lizenz), ag-psd (PSD-Leser, MIT-Lizenz) und uglifycss (CSS-Minifizierung, MIT-Lizenz). Der Bin-Packer des Sprite-Atlas basiert auf node-bin-packing (©2011 Jake Gordon und Mitwirkende, MIT-Lizenz).</w:t>
       </w:r>
     </w:p>
     <w:sectPr>

--- a/gulp-mu-css/docs/microCSS-de.docx
+++ b/gulp-mu-css/docs/microCSS-de.docx
@@ -136,7 +136,7 @@
           <w:sz w:val="24"/>
           <w:szCs w:val="24"/>
         </w:rPr>
-        <w:t>Version 2.5.5</w:t>
+        <w:t>Version 2.5.7</w:t>
       </w:r>
     </w:p>
     <w:p>
@@ -151,7 +151,7 @@
           <w:sz w:val="24"/>
           <w:szCs w:val="24"/>
         </w:rPr>
-        <w:t>2026-06-19</w:t>
+        <w:t>2026-06-20</w:t>
       </w:r>
     </w:p>
     <w:p>
@@ -215,7 +215,7 @@
             </w:rPr>
             <w:fldChar w:fldCharType="separate"/>
           </w:r>
-          <w:hyperlink w:anchor="__RefHeading___Toc5076_3385418132" w:tooltip="1 Einführung">
+          <w:hyperlink w:anchor="__RefHeading___Toc5076_1482924693" w:tooltip="1 Einführung">
             <w:r>
               <w:rPr>
                 <w:rStyle w:val="Verzeichnissprung"/>
@@ -235,7 +235,7 @@
             </w:tabs>
             <w:rPr/>
           </w:pPr>
-          <w:hyperlink w:anchor="__RefHeading___Toc5078_3385418132" w:tooltip="1.1 Werkzeuge und Kosten">
+          <w:hyperlink w:anchor="__RefHeading___Toc5078_1482924693" w:tooltip="1.1 Werkzeuge und Kosten">
             <w:r>
               <w:rPr>
                 <w:rStyle w:val="Verzeichnissprung"/>
@@ -255,7 +255,7 @@
             </w:tabs>
             <w:rPr/>
           </w:pPr>
-          <w:hyperlink w:anchor="__RefHeading___Toc5080_3385418132" w:tooltip="1.2 Draft-Workflow (Authoring + Watch)">
+          <w:hyperlink w:anchor="__RefHeading___Toc5080_1482924693" w:tooltip="1.2 Draft-Workflow (Authoring + Watch)">
             <w:r>
               <w:rPr>
                 <w:rStyle w:val="Verzeichnissprung"/>
@@ -275,7 +275,7 @@
             </w:tabs>
             <w:rPr/>
           </w:pPr>
-          <w:hyperlink w:anchor="__RefHeading___Toc5082_3385418132" w:tooltip="1.2.1 Photopea (Browser, optional)">
+          <w:hyperlink w:anchor="__RefHeading___Toc5082_1482924693" w:tooltip="1.2.1 Photopea (Browser, optional)">
             <w:r>
               <w:rPr>
                 <w:rStyle w:val="Verzeichnissprung"/>
@@ -295,12 +295,12 @@
             </w:tabs>
             <w:rPr/>
           </w:pPr>
-          <w:hyperlink w:anchor="__RefHeading___Toc5084_3385418132" w:tooltip="1.3 Einordnung: Warum µCSS?">
+          <w:hyperlink w:anchor="__RefHeading___Toc5084_1482924693" w:tooltip="1.3 Einordnung: Warum µCSS™?">
             <w:r>
               <w:rPr>
                 <w:rStyle w:val="Verzeichnissprung"/>
               </w:rPr>
-              <w:t>1.3 Einordnung: Warum µCSS?</w:t>
+              <w:t>1.3 Einordnung: Warum µCSS™?</w:t>
               <w:tab/>
               <w:t>6</w:t>
             </w:r>
@@ -315,7 +315,7 @@
             </w:tabs>
             <w:rPr/>
           </w:pPr>
-          <w:hyperlink w:anchor="__RefHeading___Toc5086_3385418132" w:tooltip="2 Installation und Start">
+          <w:hyperlink w:anchor="__RefHeading___Toc5086_1482924693" w:tooltip="2 Installation und Start">
             <w:r>
               <w:rPr>
                 <w:rStyle w:val="Verzeichnissprung"/>
@@ -335,7 +335,7 @@
             </w:tabs>
             <w:rPr/>
           </w:pPr>
-          <w:hyperlink w:anchor="__RefHeading___Toc5088_3385418132" w:tooltip="3 Anwendungsfälle">
+          <w:hyperlink w:anchor="__RefHeading___Toc5088_1482924693" w:tooltip="3 Anwendungsfälle">
             <w:r>
               <w:rPr>
                 <w:rStyle w:val="Verzeichnissprung"/>
@@ -355,7 +355,7 @@
             </w:tabs>
             <w:rPr/>
           </w:pPr>
-          <w:hyperlink w:anchor="__RefHeading___Toc5090_3385418132" w:tooltip="3.1 Benannte Eigenschaften (Variablen)">
+          <w:hyperlink w:anchor="__RefHeading___Toc5090_1482924693" w:tooltip="3.1 Benannte Eigenschaften (Variablen)">
             <w:r>
               <w:rPr>
                 <w:rStyle w:val="Verzeichnissprung"/>
@@ -375,7 +375,7 @@
             </w:tabs>
             <w:rPr/>
           </w:pPr>
-          <w:hyperlink w:anchor="__RefHeading___Toc5092_3385418132" w:tooltip="3.2 Berechnungen und Ausdrücke">
+          <w:hyperlink w:anchor="__RefHeading___Toc5092_1482924693" w:tooltip="3.2 Berechnungen und Ausdrücke">
             <w:r>
               <w:rPr>
                 <w:rStyle w:val="Verzeichnissprung"/>
@@ -395,7 +395,7 @@
             </w:tabs>
             <w:rPr/>
           </w:pPr>
-          <w:hyperlink w:anchor="__RefHeading___Toc5094_3385418132" w:tooltip="3.3 Mehrere Layouts über Skin-Manifeste">
+          <w:hyperlink w:anchor="__RefHeading___Toc5094_1482924693" w:tooltip="3.3 Mehrere Layouts über Skin-Manifeste">
             <w:r>
               <w:rPr>
                 <w:rStyle w:val="Verzeichnissprung"/>
@@ -415,7 +415,7 @@
             </w:tabs>
             <w:rPr/>
           </w:pPr>
-          <w:hyperlink w:anchor="__RefHeading___Toc5096_3385418132" w:tooltip="3.4 Automatische Sprite-Generierung">
+          <w:hyperlink w:anchor="__RefHeading___Toc5096_1482924693" w:tooltip="3.4 Automatische Sprite-Generierung">
             <w:r>
               <w:rPr>
                 <w:rStyle w:val="Verzeichnissprung"/>
@@ -435,7 +435,7 @@
             </w:tabs>
             <w:rPr/>
           </w:pPr>
-          <w:hyperlink w:anchor="__RefHeading___Toc5098_3385418132" w:tooltip="3.5 Bilder vorladen (Preload)">
+          <w:hyperlink w:anchor="__RefHeading___Toc5098_1482924693" w:tooltip="3.5 Bilder vorladen (Preload)">
             <w:r>
               <w:rPr>
                 <w:rStyle w:val="Verzeichnissprung"/>
@@ -455,7 +455,7 @@
             </w:tabs>
             <w:rPr/>
           </w:pPr>
-          <w:hyperlink w:anchor="__RefHeading___Toc5100_3385418132" w:tooltip="3.6 Cursor mit Hotspot und Fallback">
+          <w:hyperlink w:anchor="__RefHeading___Toc5100_1482924693" w:tooltip="3.6 Cursor mit Hotspot und Fallback">
             <w:r>
               <w:rPr>
                 <w:rStyle w:val="Verzeichnissprung"/>
@@ -475,7 +475,7 @@
             </w:tabs>
             <w:rPr/>
           </w:pPr>
-          <w:hyperlink w:anchor="__RefHeading___Toc5102_3385418132" w:tooltip="3.7 Automatische Bilderzeugung (media-Steps)">
+          <w:hyperlink w:anchor="__RefHeading___Toc5102_1482924693" w:tooltip="3.7 Automatische Bilderzeugung (media-Steps)">
             <w:r>
               <w:rPr>
                 <w:rStyle w:val="Verzeichnissprung"/>
@@ -495,7 +495,7 @@
             </w:tabs>
             <w:rPr/>
           </w:pPr>
-          <w:hyperlink w:anchor="__RefHeading___Toc5104_3385418132" w:tooltip="3.7.1 Eigene media-Steps (Plugins)">
+          <w:hyperlink w:anchor="__RefHeading___Toc5104_1482924693" w:tooltip="3.7.1 Eigene media-Steps (Plugins)">
             <w:r>
               <w:rPr>
                 <w:rStyle w:val="Verzeichnissprung"/>
@@ -515,7 +515,7 @@
             </w:tabs>
             <w:rPr/>
           </w:pPr>
-          <w:hyperlink w:anchor="__RefHeading___Toc5106_3385418132" w:tooltip="4 microPS (µPS) — Bildgeneratoren">
+          <w:hyperlink w:anchor="__RefHeading___Toc5106_1482924693" w:tooltip="4 microPS (µPS) — Bildgeneratoren">
             <w:r>
               <w:rPr>
                 <w:rStyle w:val="Verzeichnissprung"/>
@@ -535,7 +535,7 @@
             </w:tabs>
             <w:rPr/>
           </w:pPr>
-          <w:hyperlink w:anchor="__RefHeading___Toc5108_3385418132" w:tooltip="4.1 API-Übersicht">
+          <w:hyperlink w:anchor="__RefHeading___Toc5108_1482924693" w:tooltip="4.1 API-Übersicht">
             <w:r>
               <w:rPr>
                 <w:rStyle w:val="Verzeichnissprung"/>
@@ -555,7 +555,7 @@
             </w:tabs>
             <w:rPr/>
           </w:pPr>
-          <w:hyperlink w:anchor="__RefHeading___Toc5110_3385418132" w:tooltip="4.2 ButtonAndIconCreator">
+          <w:hyperlink w:anchor="__RefHeading___Toc5110_1482924693" w:tooltip="4.2 ButtonAndIconCreator">
             <w:r>
               <w:rPr>
                 <w:rStyle w:val="Verzeichnissprung"/>
@@ -575,7 +575,7 @@
             </w:tabs>
             <w:rPr/>
           </w:pPr>
-          <w:hyperlink w:anchor="__RefHeading___Toc5112_3385418132" w:tooltip="4.2.1 CreateByTopLayerSets — ein Bild pro Gruppe">
+          <w:hyperlink w:anchor="__RefHeading___Toc5112_1482924693" w:tooltip="4.2.1 CreateByTopLayerSets — ein Bild pro Gruppe">
             <w:r>
               <w:rPr>
                 <w:rStyle w:val="Verzeichnissprung"/>
@@ -595,7 +595,7 @@
             </w:tabs>
             <w:rPr/>
           </w:pPr>
-          <w:hyperlink w:anchor="__RefHeading___Toc5114_3385418132" w:tooltip="4.3 AppIconMaker">
+          <w:hyperlink w:anchor="__RefHeading___Toc5114_1482924693" w:tooltip="4.3 AppIconMaker">
             <w:r>
               <w:rPr>
                 <w:rStyle w:val="Verzeichnissprung"/>
@@ -615,7 +615,7 @@
             </w:tabs>
             <w:rPr/>
           </w:pPr>
-          <w:hyperlink w:anchor="__RefHeading___Toc5116_3385418132" w:tooltip="4.4 SpriteAtlas und TileSheet">
+          <w:hyperlink w:anchor="__RefHeading___Toc5116_1482924693" w:tooltip="4.4 SpriteAtlas und TileSheet">
             <w:r>
               <w:rPr>
                 <w:rStyle w:val="Verzeichnissprung"/>
@@ -635,7 +635,7 @@
             </w:tabs>
             <w:rPr/>
           </w:pPr>
-          <w:hyperlink w:anchor="__RefHeading___Toc5118_3385418132" w:tooltip="4.5 SequenceStrip und DSD-Format">
+          <w:hyperlink w:anchor="__RefHeading___Toc5118_1482924693" w:tooltip="4.5 SequenceStrip und DSD-Format">
             <w:r>
               <w:rPr>
                 <w:rStyle w:val="Verzeichnissprung"/>
@@ -655,7 +655,7 @@
             </w:tabs>
             <w:rPr/>
           </w:pPr>
-          <w:hyperlink w:anchor="__RefHeading___Toc5120_3385418132" w:tooltip="4.5.1 DSD erzeugen (`CreateDsdFromImages`)">
+          <w:hyperlink w:anchor="__RefHeading___Toc5120_1482924693" w:tooltip="4.5.1 DSD erzeugen (`CreateDsdFromImages`)">
             <w:r>
               <w:rPr>
                 <w:rStyle w:val="Verzeichnissprung"/>
@@ -675,7 +675,7 @@
             </w:tabs>
             <w:rPr/>
           </w:pPr>
-          <w:hyperlink w:anchor="__RefHeading___Toc5122_3385418132" w:tooltip="4.5.2 PSD-Sequenzgruppen">
+          <w:hyperlink w:anchor="__RefHeading___Toc5122_1482924693" w:tooltip="4.5.2 PSD-Sequenzgruppen">
             <w:r>
               <w:rPr>
                 <w:rStyle w:val="Verzeichnissprung"/>
@@ -695,7 +695,7 @@
             </w:tabs>
             <w:rPr/>
           </w:pPr>
-          <w:hyperlink w:anchor="__RefHeading___Toc5124_3385418132" w:tooltip="4.6 Raster-Modell, I/O und Arbeitsblatt">
+          <w:hyperlink w:anchor="__RefHeading___Toc5124_1482924693" w:tooltip="4.6 Raster-Modell, I/O und Arbeitsblatt">
             <w:r>
               <w:rPr>
                 <w:rStyle w:val="Verzeichnissprung"/>
@@ -715,7 +715,7 @@
             </w:tabs>
             <w:rPr/>
           </w:pPr>
-          <w:hyperlink w:anchor="__RefHeading___Toc5126_3385418132" w:tooltip="4.7 Bildanpassungen und Masken">
+          <w:hyperlink w:anchor="__RefHeading___Toc5126_1482924693" w:tooltip="4.7 Bildanpassungen und Masken">
             <w:r>
               <w:rPr>
                 <w:rStyle w:val="Verzeichnissprung"/>
@@ -735,7 +735,7 @@
             </w:tabs>
             <w:rPr/>
           </w:pPr>
-          <w:hyperlink w:anchor="__RefHeading___Toc5128_3385418132" w:tooltip="4.7.1 Masken">
+          <w:hyperlink w:anchor="__RefHeading___Toc5128_1482924693" w:tooltip="4.7.1 Masken">
             <w:r>
               <w:rPr>
                 <w:rStyle w:val="Verzeichnissprung"/>
@@ -755,7 +755,7 @@
             </w:tabs>
             <w:rPr/>
           </w:pPr>
-          <w:hyperlink w:anchor="__RefHeading___Toc5130_3385418132" w:tooltip="4.7.2 Auswahl-Engine">
+          <w:hyperlink w:anchor="__RefHeading___Toc5130_1482924693" w:tooltip="4.7.2 Auswahl-Engine">
             <w:r>
               <w:rPr>
                 <w:rStyle w:val="Verzeichnissprung"/>
@@ -775,7 +775,7 @@
             </w:tabs>
             <w:rPr/>
           </w:pPr>
-          <w:hyperlink w:anchor="__RefHeading___Toc5132_3385418132" w:tooltip="4.7.3 ApplyGamma">
+          <w:hyperlink w:anchor="__RefHeading___Toc5132_1482924693" w:tooltip="4.7.3 ApplyGamma">
             <w:r>
               <w:rPr>
                 <w:rStyle w:val="Verzeichnissprung"/>
@@ -795,7 +795,7 @@
             </w:tabs>
             <w:rPr/>
           </w:pPr>
-          <w:hyperlink w:anchor="__RefHeading___Toc5134_3385418132" w:tooltip="4.7.4 ApplyBrightnessContrast">
+          <w:hyperlink w:anchor="__RefHeading___Toc5134_1482924693" w:tooltip="4.7.4 ApplyBrightnessContrast">
             <w:r>
               <w:rPr>
                 <w:rStyle w:val="Verzeichnissprung"/>
@@ -815,7 +815,7 @@
             </w:tabs>
             <w:rPr/>
           </w:pPr>
-          <w:hyperlink w:anchor="__RefHeading___Toc5136_3385418132" w:tooltip="4.7.5 ApplyHueSaturation">
+          <w:hyperlink w:anchor="__RefHeading___Toc5136_1482924693" w:tooltip="4.7.5 ApplyHueSaturation">
             <w:r>
               <w:rPr>
                 <w:rStyle w:val="Verzeichnissprung"/>
@@ -835,7 +835,7 @@
             </w:tabs>
             <w:rPr/>
           </w:pPr>
-          <w:hyperlink w:anchor="__RefHeading___Toc5138_3385418132" w:tooltip="4.7.6 ApplyAdjustmentStack">
+          <w:hyperlink w:anchor="__RefHeading___Toc5138_1482924693" w:tooltip="4.7.6 ApplyAdjustmentStack">
             <w:r>
               <w:rPr>
                 <w:rStyle w:val="Verzeichnissprung"/>
@@ -855,7 +855,7 @@
             </w:tabs>
             <w:rPr/>
           </w:pPr>
-          <w:hyperlink w:anchor="__RefHeading___Toc5140_3385418132" w:tooltip="4.8 Raster-Transformationen">
+          <w:hyperlink w:anchor="__RefHeading___Toc5140_1482924693" w:tooltip="4.8 Raster-Transformationen">
             <w:r>
               <w:rPr>
                 <w:rStyle w:val="Verzeichnissprung"/>
@@ -875,7 +875,7 @@
             </w:tabs>
             <w:rPr/>
           </w:pPr>
-          <w:hyperlink w:anchor="__RefHeading___Toc5142_3385418132" w:tooltip="4.9 ExtendScript-Einstieg (`MuPsDoc`)">
+          <w:hyperlink w:anchor="__RefHeading___Toc5142_1482924693" w:tooltip="4.9 ExtendScript-Einstieg (`MuPsDoc`)">
             <w:r>
               <w:rPr>
                 <w:rStyle w:val="Verzeichnissprung"/>
@@ -895,7 +895,7 @@
             </w:tabs>
             <w:rPr/>
           </w:pPr>
-          <w:hyperlink w:anchor="__RefHeading___Toc5144_3385418132" w:tooltip="4.10 PSD-Compositor und Ebenenzusammenführung">
+          <w:hyperlink w:anchor="__RefHeading___Toc5144_1482924693" w:tooltip="4.10 PSD-Compositor und Ebenenzusammenführung">
             <w:r>
               <w:rPr>
                 <w:rStyle w:val="Verzeichnissprung"/>
@@ -915,7 +915,7 @@
             </w:tabs>
             <w:rPr/>
           </w:pPr>
-          <w:hyperlink w:anchor="__RefHeading___Toc5146_3385418132" w:tooltip="4.10.1 Nachgebildete Fülloptionen (Layer Styles)">
+          <w:hyperlink w:anchor="__RefHeading___Toc5146_1482924693" w:tooltip="4.10.1 Nachgebildete Fülloptionen (Layer Styles)">
             <w:r>
               <w:rPr>
                 <w:rStyle w:val="Verzeichnissprung"/>
@@ -935,7 +935,7 @@
             </w:tabs>
             <w:rPr/>
           </w:pPr>
-          <w:hyperlink w:anchor="__RefHeading___Toc5148_3385418132" w:tooltip="4.10.2 Stilübertragung (ButtonAndIconCreator) vs. Ebenenverknüpfung">
+          <w:hyperlink w:anchor="__RefHeading___Toc5148_1482924693" w:tooltip="4.10.2 Stilübertragung (ButtonAndIconCreator) vs. Ebenenverknüpfung">
             <w:r>
               <w:rPr>
                 <w:rStyle w:val="Verzeichnissprung"/>
@@ -955,7 +955,7 @@
             </w:tabs>
             <w:rPr/>
           </w:pPr>
-          <w:hyperlink w:anchor="__RefHeading___Toc5150_3385418132" w:tooltip="4.10.3 Deckkraft-Modell (drei getrennte Stellschrauben)">
+          <w:hyperlink w:anchor="__RefHeading___Toc5150_1482924693" w:tooltip="4.10.3 Deckkraft-Modell (drei getrennte Stellschrauben)">
             <w:r>
               <w:rPr>
                 <w:rStyle w:val="Verzeichnissprung"/>
@@ -975,7 +975,7 @@
             </w:tabs>
             <w:rPr/>
           </w:pPr>
-          <w:hyperlink w:anchor="__RefHeading___Toc5152_3385418132" w:tooltip="4.10.4 Referenz-PSD und Adobe-Ground-Truth">
+          <w:hyperlink w:anchor="__RefHeading___Toc5152_1482924693" w:tooltip="4.10.4 Referenz-PSD und Adobe-Ground-Truth">
             <w:r>
               <w:rPr>
                 <w:rStyle w:val="Verzeichnissprung"/>
@@ -995,7 +995,7 @@
             </w:tabs>
             <w:rPr/>
           </w:pPr>
-          <w:hyperlink w:anchor="__RefHeading___Toc5154_3385418132" w:tooltip="4.10.5 Werkzeuge (µPS-Entwicklung)">
+          <w:hyperlink w:anchor="__RefHeading___Toc5154_1482924693" w:tooltip="4.10.5 Werkzeuge (µPS-Entwicklung)">
             <w:r>
               <w:rPr>
                 <w:rStyle w:val="Verzeichnissprung"/>
@@ -1015,7 +1015,7 @@
             </w:tabs>
             <w:rPr/>
           </w:pPr>
-          <w:hyperlink w:anchor="__RefHeading___Toc5156_3385418132" w:tooltip="4.11 Draft-Workflow (Authoring + Watch)">
+          <w:hyperlink w:anchor="__RefHeading___Toc5156_1482924693" w:tooltip="4.11 Draft-Workflow (Authoring + Watch)">
             <w:r>
               <w:rPr>
                 <w:rStyle w:val="Verzeichnissprung"/>
@@ -1035,7 +1035,7 @@
             </w:tabs>
             <w:rPr/>
           </w:pPr>
-          <w:hyperlink w:anchor="__RefHeading___Toc5158_3385418132" w:tooltip="4.11.1 Zwischenschritte raw → final (`outputBase`)">
+          <w:hyperlink w:anchor="__RefHeading___Toc5158_1482924693" w:tooltip="4.11.1 Zwischenschritte raw → final (`outputBase`)">
             <w:r>
               <w:rPr>
                 <w:rStyle w:val="Verzeichnissprung"/>
@@ -1055,7 +1055,7 @@
             </w:tabs>
             <w:rPr/>
           </w:pPr>
-          <w:hyperlink w:anchor="__RefHeading___Toc5160_3385418132" w:tooltip="5 microAU (µAU) — Sound-Atlas">
+          <w:hyperlink w:anchor="__RefHeading___Toc5160_1482924693" w:tooltip="5 microAU (µAU) — Sound-Atlas">
             <w:r>
               <w:rPr>
                 <w:rStyle w:val="Verzeichnissprung"/>
@@ -1075,7 +1075,7 @@
             </w:tabs>
             <w:rPr/>
           </w:pPr>
-          <w:hyperlink w:anchor="__RefHeading___Toc5162_3385418132" w:tooltip="5.1 API-Übersicht">
+          <w:hyperlink w:anchor="__RefHeading___Toc5162_1482924693" w:tooltip="5.1 API-Übersicht">
             <w:r>
               <w:rPr>
                 <w:rStyle w:val="Verzeichnissprung"/>
@@ -1095,7 +1095,7 @@
             </w:tabs>
             <w:rPr/>
           </w:pPr>
-          <w:hyperlink w:anchor="__RefHeading___Toc5164_3385418132" w:tooltip="5.2 SoundAtlasMaker">
+          <w:hyperlink w:anchor="__RefHeading___Toc5164_1482924693" w:tooltip="5.2 SoundAtlasMaker">
             <w:r>
               <w:rPr>
                 <w:rStyle w:val="Verzeichnissprung"/>
@@ -1115,7 +1115,7 @@
             </w:tabs>
             <w:rPr/>
           </w:pPr>
-          <w:hyperlink w:anchor="__RefHeading___Toc5166_3385418132" w:tooltip="5.2.1 Loop-Punkte im Dateinamen">
+          <w:hyperlink w:anchor="__RefHeading___Toc5166_1482924693" w:tooltip="5.2.1 Loop-Punkte im Dateinamen">
             <w:r>
               <w:rPr>
                 <w:rStyle w:val="Verzeichnissprung"/>
@@ -1135,7 +1135,7 @@
             </w:tabs>
             <w:rPr/>
           </w:pPr>
-          <w:hyperlink w:anchor="__RefHeading___Toc5168_3385418132" w:tooltip="5.2.2 JSON-Format">
+          <w:hyperlink w:anchor="__RefHeading___Toc5168_1482924693" w:tooltip="5.2.2 JSON-Format">
             <w:r>
               <w:rPr>
                 <w:rStyle w:val="Verzeichnissprung"/>
@@ -1155,7 +1155,7 @@
             </w:tabs>
             <w:rPr/>
           </w:pPr>
-          <w:hyperlink w:anchor="__RefHeading___Toc5170_3385418132" w:tooltip="5.2.3 MP3-Eingaben">
+          <w:hyperlink w:anchor="__RefHeading___Toc5170_1482924693" w:tooltip="5.2.3 MP3-Eingaben">
             <w:r>
               <w:rPr>
                 <w:rStyle w:val="Verzeichnissprung"/>
@@ -1175,12 +1175,12 @@
             </w:tabs>
             <w:rPr/>
           </w:pPr>
-          <w:hyperlink w:anchor="__RefHeading___Toc5172_3385418132" w:tooltip="5.3 Anbindung an µCSS (Manifest `sounds`)">
+          <w:hyperlink w:anchor="__RefHeading___Toc5172_1482924693" w:tooltip="5.3 Anbindung an µCSS™ (Manifest `sounds`)">
             <w:r>
               <w:rPr>
                 <w:rStyle w:val="Verzeichnissprung"/>
               </w:rPr>
-              <w:t>5.3 Anbindung an µCSS (Manifest `sounds`)</w:t>
+              <w:t>5.3 Anbindung an µCSS™ (Manifest `sounds`)</w:t>
               <w:tab/>
               <w:t>28</w:t>
             </w:r>
@@ -1195,7 +1195,7 @@
             </w:tabs>
             <w:rPr/>
           </w:pPr>
-          <w:hyperlink w:anchor="__RefHeading___Toc5174_3385418132" w:tooltip="5.3.1 Geplant: CSS-Sounds, Auto-Wiring &amp; Handler-Overrides">
+          <w:hyperlink w:anchor="__RefHeading___Toc5174_1482924693" w:tooltip="5.3.1 Geplant: CSS-Sounds, Auto-Wiring &amp; Handler-Overrides">
             <w:r>
               <w:rPr>
                 <w:rStyle w:val="Verzeichnissprung"/>
@@ -1215,7 +1215,7 @@
             </w:tabs>
             <w:rPr/>
           </w:pPr>
-          <w:hyperlink w:anchor="__RefHeading___Toc5176_3385418132" w:tooltip="6 microFT (µFT) — Icon-Font">
+          <w:hyperlink w:anchor="__RefHeading___Toc5176_1482924693" w:tooltip="6 microFT (µFT) — Icon-Font">
             <w:r>
               <w:rPr>
                 <w:rStyle w:val="Verzeichnissprung"/>
@@ -1235,7 +1235,7 @@
             </w:tabs>
             <w:rPr/>
           </w:pPr>
-          <w:hyperlink w:anchor="__RefHeading___Toc5178_3385418132" w:tooltip="6.1 Glyphen-Benennung">
+          <w:hyperlink w:anchor="__RefHeading___Toc5178_1482924693" w:tooltip="6.1 Glyphen-Benennung">
             <w:r>
               <w:rPr>
                 <w:rStyle w:val="Verzeichnissprung"/>
@@ -1255,7 +1255,7 @@
             </w:tabs>
             <w:rPr/>
           </w:pPr>
-          <w:hyperlink w:anchor="__RefHeading___Toc5180_3385418132" w:tooltip="6.2 FontGenerator">
+          <w:hyperlink w:anchor="__RefHeading___Toc5180_1482924693" w:tooltip="6.2 FontGenerator">
             <w:r>
               <w:rPr>
                 <w:rStyle w:val="Verzeichnissprung"/>
@@ -1275,7 +1275,7 @@
             </w:tabs>
             <w:rPr/>
           </w:pPr>
-          <w:hyperlink w:anchor="__RefHeading___Toc5182_3385418132" w:tooltip="6.3 API-Bausteine">
+          <w:hyperlink w:anchor="__RefHeading___Toc5182_1482924693" w:tooltip="6.3 API-Bausteine">
             <w:r>
               <w:rPr>
                 <w:rStyle w:val="Verzeichnissprung"/>
@@ -1295,12 +1295,12 @@
             </w:tabs>
             <w:rPr/>
           </w:pPr>
-          <w:hyperlink w:anchor="__RefHeading___Toc5184_3385418132" w:tooltip="6.4 Anbindung an µCSS">
+          <w:hyperlink w:anchor="__RefHeading___Toc5184_1482924693" w:tooltip="6.4 Anbindung an µCSS™">
             <w:r>
               <w:rPr>
                 <w:rStyle w:val="Verzeichnissprung"/>
               </w:rPr>
-              <w:t>6.4 Anbindung an µCSS</w:t>
+              <w:t>6.4 Anbindung an µCSS™</w:t>
               <w:tab/>
               <w:t>30</w:t>
             </w:r>
@@ -1315,7 +1315,7 @@
             </w:tabs>
             <w:rPr/>
           </w:pPr>
-          <w:hyperlink w:anchor="__RefHeading___Toc5186_3385418132" w:tooltip="7 Vue und Komponenten-Co-Location">
+          <w:hyperlink w:anchor="__RefHeading___Toc5186_1482924693" w:tooltip="7 Vue und Komponenten-Co-Location">
             <w:r>
               <w:rPr>
                 <w:rStyle w:val="Verzeichnissprung"/>
@@ -1335,7 +1335,7 @@
             </w:tabs>
             <w:rPr/>
           </w:pPr>
-          <w:hyperlink w:anchor="__RefHeading___Toc5188_3385418132" w:tooltip="7.1 Ablauf">
+          <w:hyperlink w:anchor="__RefHeading___Toc5188_1482924693" w:tooltip="7.1 Ablauf">
             <w:r>
               <w:rPr>
                 <w:rStyle w:val="Verzeichnissprung"/>
@@ -1355,7 +1355,7 @@
             </w:tabs>
             <w:rPr/>
           </w:pPr>
-          <w:hyperlink w:anchor="__RefHeading___Toc5190_3385418132" w:tooltip="7.2 Namespaces und globale State-Klassen">
+          <w:hyperlink w:anchor="__RefHeading___Toc5190_1482924693" w:tooltip="7.2 Namespaces und globale State-Klassen">
             <w:r>
               <w:rPr>
                 <w:rStyle w:val="Verzeichnissprung"/>
@@ -1375,7 +1375,7 @@
             </w:tabs>
             <w:rPr/>
           </w:pPr>
-          <w:hyperlink w:anchor="__RefHeading___Toc5192_3385418132" w:tooltip="7.3 Bestehende Vue-SFCs migrieren">
+          <w:hyperlink w:anchor="__RefHeading___Toc5192_1482924693" w:tooltip="7.3 Bestehende Vue-SFCs migrieren">
             <w:r>
               <w:rPr>
                 <w:rStyle w:val="Verzeichnissprung"/>
@@ -1395,12 +1395,12 @@
             </w:tabs>
             <w:rPr/>
           </w:pPr>
-          <w:hyperlink w:anchor="__RefHeading___Toc5194_3385418132" w:tooltip="8 Grundideen von µCSS">
+          <w:hyperlink w:anchor="__RefHeading___Toc5194_1482924693" w:tooltip="8 Grundideen von µCSS™">
             <w:r>
               <w:rPr>
                 <w:rStyle w:val="Verzeichnissprung"/>
               </w:rPr>
-              <w:t>8 Grundideen von µCSS</w:t>
+              <w:t>8 Grundideen von µCSS™</w:t>
               <w:tab/>
               <w:t>32</w:t>
             </w:r>
@@ -1415,7 +1415,7 @@
             </w:tabs>
             <w:rPr/>
           </w:pPr>
-          <w:hyperlink w:anchor="__RefHeading___Toc5196_3385418132" w:tooltip="8.1 Das .µ.css-Format">
+          <w:hyperlink w:anchor="__RefHeading___Toc5196_1482924693" w:tooltip="8.1 Das .µ.css-Format">
             <w:r>
               <w:rPr>
                 <w:rStyle w:val="Verzeichnissprung"/>
@@ -1435,7 +1435,7 @@
             </w:tabs>
             <w:rPr/>
           </w:pPr>
-          <w:hyperlink w:anchor="__RefHeading___Toc5198_3385418132" w:tooltip="8.2 Werte-Interpolation µ(Ausdruck)">
+          <w:hyperlink w:anchor="__RefHeading___Toc5198_1482924693" w:tooltip="8.2 Werte-Interpolation µ(Ausdruck)">
             <w:r>
               <w:rPr>
                 <w:rStyle w:val="Verzeichnissprung"/>
@@ -1455,7 +1455,7 @@
             </w:tabs>
             <w:rPr/>
           </w:pPr>
-          <w:hyperlink w:anchor="__RefHeading___Toc5200_3385418132" w:tooltip="8.3 Direktiven -µ: Ausdruck">
+          <w:hyperlink w:anchor="__RefHeading___Toc5200_1482924693" w:tooltip="8.3 Direktiven -µ: Ausdruck">
             <w:r>
               <w:rPr>
                 <w:rStyle w:val="Verzeichnissprung"/>
@@ -1475,7 +1475,7 @@
             </w:tabs>
             <w:rPr/>
           </w:pPr>
-          <w:hyperlink w:anchor="__RefHeading___Toc5202_3385418132" w:tooltip="8.4 Das Skin-Manifest">
+          <w:hyperlink w:anchor="__RefHeading___Toc5202_1482924693" w:tooltip="8.4 Das Skin-Manifest">
             <w:r>
               <w:rPr>
                 <w:rStyle w:val="Verzeichnissprung"/>
@@ -1495,7 +1495,7 @@
             </w:tabs>
             <w:rPr/>
           </w:pPr>
-          <w:hyperlink w:anchor="__RefHeading___Toc5204_3385418132" w:tooltip="8.5 JavaScript ohne Ersatzzeichen">
+          <w:hyperlink w:anchor="__RefHeading___Toc5204_1482924693" w:tooltip="8.5 JavaScript ohne Ersatzzeichen">
             <w:r>
               <w:rPr>
                 <w:rStyle w:val="Verzeichnissprung"/>
@@ -1515,7 +1515,7 @@
             </w:tabs>
             <w:rPr/>
           </w:pPr>
-          <w:hyperlink w:anchor="__RefHeading___Toc5206_3385418132" w:tooltip="9 Build-Ablauf und Gulp-Integration">
+          <w:hyperlink w:anchor="__RefHeading___Toc5206_1482924693" w:tooltip="9 Build-Ablauf und Gulp-Integration">
             <w:r>
               <w:rPr>
                 <w:rStyle w:val="Verzeichnissprung"/>
@@ -1535,7 +1535,7 @@
             </w:tabs>
             <w:rPr/>
           </w:pPr>
-          <w:hyperlink w:anchor="__RefHeading___Toc5208_3385418132" w:tooltip="9.1 Verzeichniskonventionen">
+          <w:hyperlink w:anchor="__RefHeading___Toc5208_1482924693" w:tooltip="9.1 Verzeichniskonventionen">
             <w:r>
               <w:rPr>
                 <w:rStyle w:val="Verzeichnissprung"/>
@@ -1555,7 +1555,7 @@
             </w:tabs>
             <w:rPr/>
           </w:pPr>
-          <w:hyperlink w:anchor="__RefHeading___Toc5210_3385418132" w:tooltip="9.2 Kompilierungs-Ablauf">
+          <w:hyperlink w:anchor="__RefHeading___Toc5210_1482924693" w:tooltip="9.2 Kompilierungs-Ablauf">
             <w:r>
               <w:rPr>
                 <w:rStyle w:val="Verzeichnissprung"/>
@@ -1575,7 +1575,7 @@
             </w:tabs>
             <w:rPr/>
           </w:pPr>
-          <w:hyperlink w:anchor="__RefHeading___Toc5212_3385418132" w:tooltip="9.3 Inkrementeller Build und Cache">
+          <w:hyperlink w:anchor="__RefHeading___Toc5212_1482924693" w:tooltip="9.3 Inkrementeller Build und Cache">
             <w:r>
               <w:rPr>
                 <w:rStyle w:val="Verzeichnissprung"/>
@@ -1595,7 +1595,7 @@
             </w:tabs>
             <w:rPr/>
           </w:pPr>
-          <w:hyperlink w:anchor="__RefHeading___Toc5214_3385418132" w:tooltip="9.4 Gulp-Tasks und Watch">
+          <w:hyperlink w:anchor="__RefHeading___Toc5214_1482924693" w:tooltip="9.4 Gulp-Tasks und Watch">
             <w:r>
               <w:rPr>
                 <w:rStyle w:val="Verzeichnissprung"/>
@@ -1615,7 +1615,7 @@
             </w:tabs>
             <w:rPr/>
           </w:pPr>
-          <w:hyperlink w:anchor="__RefHeading___Toc5216_3385418132" w:tooltip="10 Manifest-Referenz (DefineSkin)">
+          <w:hyperlink w:anchor="__RefHeading___Toc5216_1482924693" w:tooltip="10 Manifest-Referenz (DefineSkin)">
             <w:r>
               <w:rPr>
                 <w:rStyle w:val="Verzeichnissprung"/>
@@ -1635,7 +1635,7 @@
             </w:tabs>
             <w:rPr/>
           </w:pPr>
-          <w:hyperlink w:anchor="__RefHeading___Toc5218_3385418132" w:tooltip="10.1 vars">
+          <w:hyperlink w:anchor="__RefHeading___Toc5218_1482924693" w:tooltip="10.1 vars">
             <w:r>
               <w:rPr>
                 <w:rStyle w:val="Verzeichnissprung"/>
@@ -1655,7 +1655,7 @@
             </w:tabs>
             <w:rPr/>
           </w:pPr>
-          <w:hyperlink w:anchor="__RefHeading___Toc5220_3385418132" w:tooltip="10.2 helpers">
+          <w:hyperlink w:anchor="__RefHeading___Toc5220_1482924693" w:tooltip="10.2 helpers">
             <w:r>
               <w:rPr>
                 <w:rStyle w:val="Verzeichnissprung"/>
@@ -1675,7 +1675,7 @@
             </w:tabs>
             <w:rPr/>
           </w:pPr>
-          <w:hyperlink w:anchor="__RefHeading___Toc5222_3385418132" w:tooltip="10.3 cursors">
+          <w:hyperlink w:anchor="__RefHeading___Toc5222_1482924693" w:tooltip="10.3 cursors">
             <w:r>
               <w:rPr>
                 <w:rStyle w:val="Verzeichnissprung"/>
@@ -1695,7 +1695,7 @@
             </w:tabs>
             <w:rPr/>
           </w:pPr>
-          <w:hyperlink w:anchor="__RefHeading___Toc5224_3385418132" w:tooltip="10.4 media">
+          <w:hyperlink w:anchor="__RefHeading___Toc5224_1482924693" w:tooltip="10.4 media">
             <w:r>
               <w:rPr>
                 <w:rStyle w:val="Verzeichnissprung"/>
@@ -1715,7 +1715,7 @@
             </w:tabs>
             <w:rPr/>
           </w:pPr>
-          <w:hyperlink w:anchor="__RefHeading___Toc5226_3385418132" w:tooltip="10.5 imageFormat">
+          <w:hyperlink w:anchor="__RefHeading___Toc5226_1482924693" w:tooltip="10.5 imageFormat">
             <w:r>
               <w:rPr>
                 <w:rStyle w:val="Verzeichnissprung"/>
@@ -1735,7 +1735,7 @@
             </w:tabs>
             <w:rPr/>
           </w:pPr>
-          <w:hyperlink w:anchor="__RefHeading___Toc5228_3385418132" w:tooltip="10.6 sprites">
+          <w:hyperlink w:anchor="__RefHeading___Toc5228_1482924693" w:tooltip="10.6 sprites">
             <w:r>
               <w:rPr>
                 <w:rStyle w:val="Verzeichnissprung"/>
@@ -1755,7 +1755,7 @@
             </w:tabs>
             <w:rPr/>
           </w:pPr>
-          <w:hyperlink w:anchor="__RefHeading___Toc5230_3385418132" w:tooltip="10.7 minify">
+          <w:hyperlink w:anchor="__RefHeading___Toc5230_1482924693" w:tooltip="10.7 minify">
             <w:r>
               <w:rPr>
                 <w:rStyle w:val="Verzeichnissprung"/>
@@ -1775,7 +1775,7 @@
             </w:tabs>
             <w:rPr/>
           </w:pPr>
-          <w:hyperlink w:anchor="__RefHeading___Toc5232_3385418132" w:tooltip="10.8 sounds">
+          <w:hyperlink w:anchor="__RefHeading___Toc5232_1482924693" w:tooltip="10.8 sounds">
             <w:r>
               <w:rPr>
                 <w:rStyle w:val="Verzeichnissprung"/>
@@ -1795,7 +1795,7 @@
             </w:tabs>
             <w:rPr/>
           </w:pPr>
-          <w:hyperlink w:anchor="__RefHeading___Toc5234_3385418132" w:tooltip="10.9 font">
+          <w:hyperlink w:anchor="__RefHeading___Toc5234_1482924693" w:tooltip="10.9 font">
             <w:r>
               <w:rPr>
                 <w:rStyle w:val="Verzeichnissprung"/>
@@ -1815,7 +1815,7 @@
             </w:tabs>
             <w:rPr/>
           </w:pPr>
-          <w:hyperlink w:anchor="__RefHeading___Toc5236_3385418132" w:tooltip="10.10 files">
+          <w:hyperlink w:anchor="__RefHeading___Toc5236_1482924693" w:tooltip="10.10 files">
             <w:r>
               <w:rPr>
                 <w:rStyle w:val="Verzeichnissprung"/>
@@ -1835,7 +1835,7 @@
             </w:tabs>
             <w:rPr/>
           </w:pPr>
-          <w:hyperlink w:anchor="__RefHeading___Toc5238_3385418132" w:tooltip="11 µ-Auswertungskontext (Referenz)">
+          <w:hyperlink w:anchor="__RefHeading___Toc5238_1482924693" w:tooltip="11 µ-Auswertungskontext (Referenz)">
             <w:r>
               <w:rPr>
                 <w:rStyle w:val="Verzeichnissprung"/>
@@ -1855,7 +1855,7 @@
             </w:tabs>
             <w:rPr/>
           </w:pPr>
-          <w:hyperlink w:anchor="__RefHeading___Toc5240_3385418132" w:tooltip="11.1 Das $-Objekt">
+          <w:hyperlink w:anchor="__RefHeading___Toc5240_1482924693" w:tooltip="11.1 Das $-Objekt">
             <w:r>
               <w:rPr>
                 <w:rStyle w:val="Verzeichnissprung"/>
@@ -1875,7 +1875,7 @@
             </w:tabs>
             <w:rPr/>
           </w:pPr>
-          <w:hyperlink w:anchor="__RefHeading___Toc5242_3385418132" w:tooltip="11.2 Farb- und Wert-Funktionen">
+          <w:hyperlink w:anchor="__RefHeading___Toc5242_1482924693" w:tooltip="11.2 Farb- und Wert-Funktionen">
             <w:r>
               <w:rPr>
                 <w:rStyle w:val="Verzeichnissprung"/>
@@ -1895,7 +1895,7 @@
             </w:tabs>
             <w:rPr/>
           </w:pPr>
-          <w:hyperlink w:anchor="__RefHeading___Toc5244_3385418132" w:tooltip="11.3 Regel- und Dokument-Methoden">
+          <w:hyperlink w:anchor="__RefHeading___Toc5244_1482924693" w:tooltip="11.3 Regel- und Dokument-Methoden">
             <w:r>
               <w:rPr>
                 <w:rStyle w:val="Verzeichnissprung"/>
@@ -1915,7 +1915,7 @@
             </w:tabs>
             <w:rPr/>
           </w:pPr>
-          <w:hyperlink w:anchor="__RefHeading___Toc5246_3385418132" w:tooltip="11.4 Sprite()">
+          <w:hyperlink w:anchor="__RefHeading___Toc5246_1482924693" w:tooltip="11.4 Sprite()">
             <w:r>
               <w:rPr>
                 <w:rStyle w:val="Verzeichnissprung"/>
@@ -1935,7 +1935,7 @@
             </w:tabs>
             <w:rPr/>
           </w:pPr>
-          <w:hyperlink w:anchor="__RefHeading___Toc5248_3385418132" w:tooltip="11.5 Cursor()">
+          <w:hyperlink w:anchor="__RefHeading___Toc5248_1482924693" w:tooltip="11.5 Cursor()">
             <w:r>
               <w:rPr>
                 <w:rStyle w:val="Verzeichnissprung"/>
@@ -1955,7 +1955,7 @@
             </w:tabs>
             <w:rPr/>
           </w:pPr>
-          <w:hyperlink w:anchor="__RefHeading___Toc5250_3385418132" w:tooltip="11.6 Helper-Funktionen und this-Bindung">
+          <w:hyperlink w:anchor="__RefHeading___Toc5250_1482924693" w:tooltip="11.6 Helper-Funktionen und this-Bindung">
             <w:r>
               <w:rPr>
                 <w:rStyle w:val="Verzeichnissprung"/>
@@ -1975,7 +1975,7 @@
             </w:tabs>
             <w:rPr/>
           </w:pPr>
-          <w:hyperlink w:anchor="__RefHeading___Toc5252_3385418132" w:tooltip="11.7 afterWork-Hooks">
+          <w:hyperlink w:anchor="__RefHeading___Toc5252_1482924693" w:tooltip="11.7 afterWork-Hooks">
             <w:r>
               <w:rPr>
                 <w:rStyle w:val="Verzeichnissprung"/>
@@ -1995,7 +1995,7 @@
             </w:tabs>
             <w:rPr/>
           </w:pPr>
-          <w:hyperlink w:anchor="__RefHeading___Toc5254_3385418132" w:tooltip="12 Arbeiten mit Farben">
+          <w:hyperlink w:anchor="__RefHeading___Toc5254_1482924693" w:tooltip="12 Arbeiten mit Farben">
             <w:r>
               <w:rPr>
                 <w:rStyle w:val="Verzeichnissprung"/>
@@ -2015,7 +2015,7 @@
             </w:tabs>
             <w:rPr/>
           </w:pPr>
-          <w:hyperlink w:anchor="__RefHeading___Toc5256_3385418132" w:tooltip="12.1 Farben definieren">
+          <w:hyperlink w:anchor="__RefHeading___Toc5256_1482924693" w:tooltip="12.1 Farben definieren">
             <w:r>
               <w:rPr>
                 <w:rStyle w:val="Verzeichnissprung"/>
@@ -2035,7 +2035,7 @@
             </w:tabs>
             <w:rPr/>
           </w:pPr>
-          <w:hyperlink w:anchor="__RefHeading___Toc5258_3385418132" w:tooltip="12.2 Alpha-Werte">
+          <w:hyperlink w:anchor="__RefHeading___Toc5258_1482924693" w:tooltip="12.2 Alpha-Werte">
             <w:r>
               <w:rPr>
                 <w:rStyle w:val="Verzeichnissprung"/>
@@ -2055,7 +2055,7 @@
             </w:tabs>
             <w:rPr/>
           </w:pPr>
-          <w:hyperlink w:anchor="__RefHeading___Toc5260_3385418132" w:tooltip="12.3 Farbberechnungen">
+          <w:hyperlink w:anchor="__RefHeading___Toc5260_1482924693" w:tooltip="12.3 Farbberechnungen">
             <w:r>
               <w:rPr>
                 <w:rStyle w:val="Verzeichnissprung"/>
@@ -2075,7 +2075,7 @@
             </w:tabs>
             <w:rPr/>
           </w:pPr>
-          <w:hyperlink w:anchor="__RefHeading___Toc5262_3385418132" w:tooltip="13 Node-API">
+          <w:hyperlink w:anchor="__RefHeading___Toc5262_1482924693" w:tooltip="13 Node-API">
             <w:r>
               <w:rPr>
                 <w:rStyle w:val="Verzeichnissprung"/>
@@ -2095,7 +2095,7 @@
             </w:tabs>
             <w:rPr/>
           </w:pPr>
-          <w:hyperlink w:anchor="__RefHeading___Toc5264_3385418132" w:tooltip="14 Fehlerdiagnostik">
+          <w:hyperlink w:anchor="__RefHeading___Toc5264_1482924693" w:tooltip="14 Fehlerdiagnostik">
             <w:r>
               <w:rPr>
                 <w:rStyle w:val="Verzeichnissprung"/>
@@ -2115,12 +2115,12 @@
             </w:tabs>
             <w:rPr/>
           </w:pPr>
-          <w:hyperlink w:anchor="__RefHeading___Toc5266_3385418132" w:tooltip="15 Migration von µCSS">
+          <w:hyperlink w:anchor="__RefHeading___Toc5266_1482924693" w:tooltip="15 Migration von µCSS™">
             <w:r>
               <w:rPr>
                 <w:rStyle w:val="Verzeichnissprung"/>
               </w:rPr>
-              <w:t>15 Migration von µCSS</w:t>
+              <w:t>15 Migration von µCSS™</w:t>
               <w:tab/>
               <w:t>48</w:t>
             </w:r>
@@ -2135,7 +2135,7 @@
             </w:tabs>
             <w:rPr/>
           </w:pPr>
-          <w:hyperlink w:anchor="__RefHeading___Toc5268_3385418132" w:tooltip="16 Versionshistorie">
+          <w:hyperlink w:anchor="__RefHeading___Toc5268_1482924693" w:tooltip="16 Versionshistorie">
             <w:r>
               <w:rPr>
                 <w:rStyle w:val="Verzeichnissprung"/>
@@ -2155,7 +2155,7 @@
             </w:tabs>
             <w:rPr/>
           </w:pPr>
-          <w:hyperlink w:anchor="__RefHeading___Toc5270_3385418132" w:tooltip="17 Rechtliches">
+          <w:hyperlink w:anchor="__RefHeading___Toc5270_1482924693" w:tooltip="17 Rechtliches">
             <w:r>
               <w:rPr>
                 <w:rStyle w:val="Verzeichnissprung"/>
@@ -2175,7 +2175,7 @@
             </w:tabs>
             <w:rPr/>
           </w:pPr>
-          <w:hyperlink w:anchor="__RefHeading___Toc5272_3385418132" w:tooltip="17.1 MIT-Lizenz (Originaltext)">
+          <w:hyperlink w:anchor="__RefHeading___Toc5272_1482924693" w:tooltip="17.1 MIT-Lizenz (Originaltext)">
             <w:r>
               <w:rPr>
                 <w:rStyle w:val="Verzeichnissprung"/>
@@ -2195,7 +2195,7 @@
             </w:tabs>
             <w:rPr/>
           </w:pPr>
-          <w:hyperlink w:anchor="__RefHeading___Toc5274_3385418132" w:tooltip="17.2 Marken">
+          <w:hyperlink w:anchor="__RefHeading___Toc5274_1482924693" w:tooltip="17.2 Marken">
             <w:r>
               <w:rPr>
                 <w:rStyle w:val="Verzeichnissprung"/>
@@ -2215,7 +2215,7 @@
             </w:tabs>
             <w:rPr/>
           </w:pPr>
-          <w:hyperlink w:anchor="__RefHeading___Toc5276_3385418132" w:tooltip="17.3 Verwendete Bibliotheken">
+          <w:hyperlink w:anchor="__RefHeading___Toc5276_1482924693" w:tooltip="17.3 Verwendete Bibliotheken">
             <w:r>
               <w:rPr>
                 <w:rStyle w:val="Verzeichnissprung"/>
@@ -2266,7 +2266,7 @@
         <w:outlineLvl w:val="0"/>
         <w:rPr/>
       </w:pPr>
-      <w:bookmarkStart w:id="0" w:name="__RefHeading___Toc5076_3385418132"/>
+      <w:bookmarkStart w:id="0" w:name="__RefHeading___Toc5076_1482924693"/>
       <w:bookmarkEnd w:id="0"/>
       <w:r>
         <w:rPr/>
@@ -2282,7 +2282,7 @@
       </w:pPr>
       <w:r>
         <w:rPr/>
-        <w:t>&lt;p align="center"&gt;   &lt;img src="imgs/logo.png" alt="µCSS logo" width="200"&gt; &lt;/p&gt;</w:t>
+        <w:t>&lt;p align="center"&gt;   &lt;img src="imgs/logo.png" alt="µCSS™ logo" width="200"&gt; &lt;/p&gt;</w:t>
       </w:r>
     </w:p>
     <w:p>
@@ -2294,7 +2294,7 @@
       </w:pPr>
       <w:r>
         <w:rPr/>
-        <w:t>µCSS ist ein Node-Modul zur Verarbeitung von CSS-Dateien und zur Generierung von Web-Grafiken. Dieses Handbuch beschreibt die Version 2 — den Node-basierten Nachfolger des 2013 eingeführten, Adobe-Photoshop-basierten µCSS 1: Aus erweiterten Quell-Stylesheets (</w:t>
+        <w:t>µCSS™ ist ein Node-Modul zur Verarbeitung von CSS-Dateien und zur Generierung von Web-Grafiken. Dieses Handbuch beschreibt die Version 2 — den Node-basierten Nachfolger des 2013 eingeführten, Adobe-Photoshop-basierten µCSS™ 1: Aus erweiterten Quell-Stylesheets (</w:t>
       </w:r>
       <w:r>
         <w:rPr>
@@ -2345,7 +2345,7 @@
       </w:r>
       <w:r>
         <w:rPr/>
-        <w:t xml:space="preserve"> — µCSS und µPS sind die Anzeigenamen.</w:t>
+        <w:t xml:space="preserve"> — µCSS™ und µPS sind die Anzeigenamen.</w:t>
       </w:r>
     </w:p>
     <w:p>
@@ -2357,7 +2357,7 @@
       </w:pPr>
       <w:r>
         <w:rPr/>
-        <w:t>Die wichtigsten Eigenschaften von µCSS 2:</w:t>
+        <w:t>Die wichtigsten Eigenschaften von µCSS™ 2:</w:t>
       </w:r>
     </w:p>
     <w:p>
@@ -2645,7 +2645,7 @@
       </w:pPr>
       <w:r>
         <w:rPr/>
-        <w:t>Im Gegensatz zu µCSS 1 läuft Version 2 vollständig in Node.js (ab Version 18) und benötigt weder Photoshop noch andere Adobe-Produkte. Die Build-Steuerung erfolgt über Gulp oder direkt über die Node-API.</w:t>
+        <w:t>Im Gegensatz zu µCSS™ 1 läuft Version 2 vollständig in Node.js (ab Version 18) und benötigt weder Photoshop noch andere Adobe-Produkte. Die Build-Steuerung erfolgt über Gulp oder direkt über die Node-API.</w:t>
       </w:r>
     </w:p>
     <w:p>
@@ -2659,7 +2659,7 @@
         <w:outlineLvl w:val="1"/>
         <w:rPr/>
       </w:pPr>
-      <w:bookmarkStart w:id="1" w:name="__RefHeading___Toc5078_3385418132"/>
+      <w:bookmarkStart w:id="1" w:name="__RefHeading___Toc5078_1482924693"/>
       <w:bookmarkEnd w:id="1"/>
       <w:r>
         <w:rPr/>
@@ -2768,7 +2768,7 @@
       </w:r>
       <w:r>
         <w:rPr/>
-        <w:t>). Als PSD speichern; µPS liest dieselbe Ebenenstruktur. Bei µCSS 1 hingen Kompilierung und Bitmap-Erzeugung an einer lizenzierten Desktop-Bildbearbeitung — laufende Kosten, die für viele Teams entfallen.</w:t>
+        <w:t>). Als PSD speichern; µPS liest dieselbe Ebenenstruktur. Bei µCSS™ 1 hingen Kompilierung und Bitmap-Erzeugung an einer lizenzierten Desktop-Bildbearbeitung — laufende Kosten, die für viele Teams entfallen.</w:t>
       </w:r>
     </w:p>
     <w:p>
@@ -2782,7 +2782,7 @@
         <w:outlineLvl w:val="1"/>
         <w:rPr/>
       </w:pPr>
-      <w:bookmarkStart w:id="2" w:name="__RefHeading___Toc5080_3385418132"/>
+      <w:bookmarkStart w:id="2" w:name="__RefHeading___Toc5080_1482924693"/>
       <w:bookmarkEnd w:id="2"/>
       <w:r>
         <w:rPr/>
@@ -3752,7 +3752,7 @@
         <w:outlineLvl w:val="2"/>
         <w:rPr/>
       </w:pPr>
-      <w:bookmarkStart w:id="3" w:name="__RefHeading___Toc5082_3385418132"/>
+      <w:bookmarkStart w:id="3" w:name="__RefHeading___Toc5082_1482924693"/>
       <w:bookmarkEnd w:id="3"/>
       <w:r>
         <w:rPr/>
@@ -3992,11 +3992,11 @@
         <w:outlineLvl w:val="1"/>
         <w:rPr/>
       </w:pPr>
-      <w:bookmarkStart w:id="4" w:name="__RefHeading___Toc5084_3385418132"/>
+      <w:bookmarkStart w:id="4" w:name="__RefHeading___Toc5084_1482924693"/>
       <w:bookmarkEnd w:id="4"/>
       <w:r>
         <w:rPr/>
-        <w:t>1.3 Einordnung: Warum µCSS?</w:t>
+        <w:t>1.3 Einordnung: Warum µCSS™?</w:t>
       </w:r>
     </w:p>
     <w:p>
@@ -4008,7 +4008,7 @@
       </w:pPr>
       <w:r>
         <w:rPr/>
-        <w:t>Für fast jeden Teilaspekt von µCSS existiert ein etabliertes Einzelwerkzeug — aber kein System, das alles bündelt:</w:t>
+        <w:t>Für fast jeden Teilaspekt von µCSS™ existiert ein etabliertes Einzelwerkzeug — aber kein System, das alles bündelt:</w:t>
       </w:r>
     </w:p>
     <w:tbl>
@@ -4611,7 +4611,7 @@
       </w:pPr>
       <w:r>
         <w:rPr/>
-        <w:t xml:space="preserve">Ein Teil der ursprünglichen µCSS-Motivation von 2013 ist heute durch natives CSS gelöst (Custom Properties, </w:t>
+        <w:t xml:space="preserve">Ein Teil der ursprünglichen µCSS™-Motivation von 2013 ist heute durch natives CSS gelöst (Custom Properties, </w:t>
       </w:r>
       <w:r>
         <w:rPr>
@@ -4624,7 +4624,7 @@
       </w:r>
       <w:r>
         <w:rPr/>
-        <w:t>, Nesting) — deshalb verzichtet µCSS 2 bewusst auf LESS-Unterstützung und Vendor-Prefixes. Der verbleibende Kern ist konkurrenzlos: beliebige JavaScript-Ausdrücke im CSS plus Direktiven mit AST-Zugriff, gekoppelt mit Sprite-Atlas inklusive Retina, PSD-Render-Pipeline und inkrementellem Cache, gesteuert über ein Manifest pro Skin. Und da µCSS intern eine PostCSS-Pipeline ist, bleibt das gesamte PostCSS-Ökosystem (cssnano, Stylelint, …) andockbar, statt in Konkurrenz dazu zu stehen.</w:t>
+        <w:t>, Nesting) — deshalb verzichtet µCSS™ 2 bewusst auf LESS-Unterstützung und Vendor-Prefixes. Der verbleibende Kern ist konkurrenzlos: beliebige JavaScript-Ausdrücke im CSS plus Direktiven mit AST-Zugriff, gekoppelt mit Sprite-Atlas inklusive Retina, PSD-Render-Pipeline und inkrementellem Cache, gesteuert über ein Manifest pro Skin. Und da µCSS™ intern eine PostCSS-Pipeline ist, bleibt das gesamte PostCSS-Ökosystem (cssnano, Stylelint, …) andockbar, statt in Konkurrenz dazu zu stehen.</w:t>
       </w:r>
       <w:r>
         <w:br w:type="page"/>
@@ -4641,7 +4641,7 @@
         <w:outlineLvl w:val="0"/>
         <w:rPr/>
       </w:pPr>
-      <w:bookmarkStart w:id="5" w:name="__RefHeading___Toc5086_3385418132"/>
+      <w:bookmarkStart w:id="5" w:name="__RefHeading___Toc5086_1482924693"/>
       <w:bookmarkEnd w:id="5"/>
       <w:r>
         <w:rPr/>
@@ -4657,7 +4657,7 @@
       </w:pPr>
       <w:r>
         <w:rPr/>
-        <w:t xml:space="preserve">µCSS und µPS sind als npm-Module </w:t>
+        <w:t xml:space="preserve">µCSS™ und µPS sind als npm-Module </w:t>
       </w:r>
       <w:r>
         <w:rPr>
@@ -4711,7 +4711,7 @@
       </w:pPr>
       <w:r>
         <w:rPr/>
-        <w:t>µCSS hängt von µPS ab (Atlas- und Bilderzeugung) — nicht umgekehrt. Beide Module sind separat verwendbar.</w:t>
+        <w:t>µCSS™ hängt von µPS ab (Atlas- und Bilderzeugung) — nicht umgekehrt. Beide Module sind separat verwendbar.</w:t>
       </w:r>
     </w:p>
     <w:p>
@@ -4967,7 +4967,7 @@
         <w:outlineLvl w:val="0"/>
         <w:rPr/>
       </w:pPr>
-      <w:bookmarkStart w:id="6" w:name="__RefHeading___Toc5088_3385418132"/>
+      <w:bookmarkStart w:id="6" w:name="__RefHeading___Toc5088_1482924693"/>
       <w:bookmarkEnd w:id="6"/>
       <w:r>
         <w:rPr/>
@@ -4983,7 +4983,7 @@
       </w:pPr>
       <w:r>
         <w:rPr/>
-        <w:t>Die folgenden Abschnitte zeigen die typischen Einsatzszenarien — analog zu den Use Cases des alten µCSS-Handbuchs, aber in der neuen Syntax.</w:t>
+        <w:t>Die folgenden Abschnitte zeigen die typischen Einsatzszenarien — analog zu den Use Cases des alten µCSS™-Handbuchs, aber in der neuen Syntax.</w:t>
       </w:r>
     </w:p>
     <w:p>
@@ -4997,7 +4997,7 @@
         <w:outlineLvl w:val="1"/>
         <w:rPr/>
       </w:pPr>
-      <w:bookmarkStart w:id="7" w:name="__RefHeading___Toc5090_3385418132"/>
+      <w:bookmarkStart w:id="7" w:name="__RefHeading___Toc5090_1482924693"/>
       <w:bookmarkEnd w:id="7"/>
       <w:r>
         <w:rPr/>
@@ -5627,7 +5627,7 @@
       </w:pPr>
       <w:r>
         <w:rPr/>
-        <w:t xml:space="preserve">Anders als beim alten µCSS sind keine Platzhalter-Properties und keine </w:t>
+        <w:t xml:space="preserve">Anders als beim alten µCSS™ sind keine Platzhalter-Properties und keine </w:t>
       </w:r>
       <w:r>
         <w:rPr>
@@ -5654,7 +5654,7 @@
         <w:outlineLvl w:val="1"/>
         <w:rPr/>
       </w:pPr>
-      <w:bookmarkStart w:id="8" w:name="__RefHeading___Toc5092_3385418132"/>
+      <w:bookmarkStart w:id="8" w:name="__RefHeading___Toc5092_1482924693"/>
       <w:bookmarkEnd w:id="8"/>
       <w:r>
         <w:rPr/>
@@ -6032,7 +6032,7 @@
         <w:outlineLvl w:val="1"/>
         <w:rPr/>
       </w:pPr>
-      <w:bookmarkStart w:id="9" w:name="__RefHeading___Toc5094_3385418132"/>
+      <w:bookmarkStart w:id="9" w:name="__RefHeading___Toc5094_1482924693"/>
       <w:bookmarkEnd w:id="9"/>
       <w:r>
         <w:rPr/>
@@ -6350,7 +6350,7 @@
         <w:outlineLvl w:val="1"/>
         <w:rPr/>
       </w:pPr>
-      <w:bookmarkStart w:id="10" w:name="__RefHeading___Toc5096_3385418132"/>
+      <w:bookmarkStart w:id="10" w:name="__RefHeading___Toc5096_1482924693"/>
       <w:bookmarkEnd w:id="10"/>
       <w:r>
         <w:rPr/>
@@ -6366,7 +6366,7 @@
       </w:pPr>
       <w:r>
         <w:rPr/>
-        <w:t xml:space="preserve">Eines der Highlights von µCSS (in Version 1 wie in Version 2) ist die automatische Erzeugung von Sprite-Atlanten. Die Direktive </w:t>
+        <w:t xml:space="preserve">Eines der Highlights von µCSS™ (in Version 1 wie in Version 2) ist die automatische Erzeugung von Sprite-Atlanten. Die Direktive </w:t>
       </w:r>
       <w:r>
         <w:rPr>
@@ -6930,7 +6930,7 @@
       </w:r>
       <w:r>
         <w:rPr/>
-        <w:t xml:space="preserve"> werden automatisch gesetzt; vorhandene Deklarationen dieser Properties in der Regel werden ersetzt. Anders als beim alten µCSS entfallen die Vendor-Prefix-Varianten (</w:t>
+        <w:t xml:space="preserve"> werden automatisch gesetzt; vorhandene Deklarationen dieser Properties in der Regel werden ersetzt. Anders als beim alten µCSS™ entfallen die Vendor-Prefix-Varianten (</w:t>
       </w:r>
       <w:r>
         <w:rPr>
@@ -6982,7 +6982,7 @@
         <w:outlineLvl w:val="1"/>
         <w:rPr/>
       </w:pPr>
-      <w:bookmarkStart w:id="11" w:name="__RefHeading___Toc5098_3385418132"/>
+      <w:bookmarkStart w:id="11" w:name="__RefHeading___Toc5098_1482924693"/>
       <w:bookmarkEnd w:id="11"/>
       <w:r>
         <w:rPr/>
@@ -6998,7 +6998,7 @@
       </w:pPr>
       <w:r>
         <w:rPr/>
-        <w:t xml:space="preserve">Wichtige Bilder (z. B. Hover-Zustände und Cursor) können beim Laden der Seite vorab geladen werden. µCSS sammelt die Bild-URLs und erzeugt eine Preload-Regel, wenn die Manifest-Option </w:t>
+        <w:t xml:space="preserve">Wichtige Bilder (z. B. Hover-Zustände und Cursor) können beim Laden der Seite vorab geladen werden. µCSS™ sammelt die Bild-URLs und erzeugt eine Preload-Regel, wenn die Manifest-Option </w:t>
       </w:r>
       <w:r>
         <w:rPr>
@@ -7158,7 +7158,7 @@
         <w:outlineLvl w:val="1"/>
         <w:rPr/>
       </w:pPr>
-      <w:bookmarkStart w:id="12" w:name="__RefHeading___Toc5100_3385418132"/>
+      <w:bookmarkStart w:id="12" w:name="__RefHeading___Toc5100_1482924693"/>
       <w:bookmarkEnd w:id="12"/>
       <w:r>
         <w:rPr/>
@@ -7523,7 +7523,7 @@
         <w:outlineLvl w:val="1"/>
         <w:rPr/>
       </w:pPr>
-      <w:bookmarkStart w:id="13" w:name="__RefHeading___Toc5102_3385418132"/>
+      <w:bookmarkStart w:id="13" w:name="__RefHeading___Toc5102_1482924693"/>
       <w:bookmarkEnd w:id="13"/>
       <w:r>
         <w:rPr/>
@@ -7539,7 +7539,7 @@
       </w:pPr>
       <w:r>
         <w:rPr/>
-        <w:t xml:space="preserve">Was früher die µCSS-Plugins (ButtonCreator, AppIconMaker, FileCopy) erledigt haben, übernehmen jetzt die </w:t>
+        <w:t xml:space="preserve">Was früher die µCSS™-Plugins (ButtonCreator, AppIconMaker, FileCopy) erledigt haben, übernehmen jetzt die </w:t>
       </w:r>
       <w:r>
         <w:rPr>
@@ -7742,7 +7742,7 @@
         <w:outlineLvl w:val="2"/>
         <w:rPr/>
       </w:pPr>
-      <w:bookmarkStart w:id="14" w:name="__RefHeading___Toc5104_3385418132"/>
+      <w:bookmarkStart w:id="14" w:name="__RefHeading___Toc5104_1482924693"/>
       <w:bookmarkEnd w:id="14"/>
       <w:r>
         <w:rPr/>
@@ -7758,7 +7758,7 @@
       </w:pPr>
       <w:r>
         <w:rPr/>
-        <w:t xml:space="preserve">Eingebaute Steps ersetzen die Legacy-µCSS-Plugins. Für projektspezifische Generatoren (analog ButtonAndIconCreator) Handler </w:t>
+        <w:t xml:space="preserve">Eingebaute Steps ersetzen die Legacy-µCSS™-Plugins. Für projektspezifische Generatoren (analog ButtonAndIconCreator) Handler </w:t>
       </w:r>
       <w:r>
         <w:rPr>
@@ -8587,7 +8587,7 @@
         <w:outlineLvl w:val="0"/>
         <w:rPr/>
       </w:pPr>
-      <w:bookmarkStart w:id="15" w:name="__RefHeading___Toc5106_3385418132"/>
+      <w:bookmarkStart w:id="15" w:name="__RefHeading___Toc5106_1482924693"/>
       <w:bookmarkEnd w:id="15"/>
       <w:r>
         <w:rPr/>
@@ -8649,7 +8649,7 @@
       </w:r>
       <w:r>
         <w:rPr/>
-        <w:t xml:space="preserve">. µCSS bindet µPS über </w:t>
+        <w:t xml:space="preserve">. µCSS™ bindet µPS über </w:t>
       </w:r>
       <w:r>
         <w:rPr>
@@ -8782,7 +8782,7 @@
         <w:outlineLvl w:val="1"/>
         <w:rPr/>
       </w:pPr>
-      <w:bookmarkStart w:id="16" w:name="__RefHeading___Toc5108_3385418132"/>
+      <w:bookmarkStart w:id="16" w:name="__RefHeading___Toc5108_1482924693"/>
       <w:bookmarkEnd w:id="16"/>
       <w:r>
         <w:rPr/>
@@ -10094,7 +10094,7 @@
         <w:outlineLvl w:val="1"/>
         <w:rPr/>
       </w:pPr>
-      <w:bookmarkStart w:id="17" w:name="__RefHeading___Toc5110_3385418132"/>
+      <w:bookmarkStart w:id="17" w:name="__RefHeading___Toc5110_1482924693"/>
       <w:bookmarkEnd w:id="17"/>
       <w:r>
         <w:rPr/>
@@ -11251,7 +11251,7 @@
         <w:outlineLvl w:val="2"/>
         <w:rPr/>
       </w:pPr>
-      <w:bookmarkStart w:id="18" w:name="__RefHeading___Toc5112_3385418132"/>
+      <w:bookmarkStart w:id="18" w:name="__RefHeading___Toc5112_1482924693"/>
       <w:bookmarkEnd w:id="18"/>
       <w:r>
         <w:rPr/>
@@ -11490,7 +11490,7 @@
         <w:outlineLvl w:val="1"/>
         <w:rPr/>
       </w:pPr>
-      <w:bookmarkStart w:id="19" w:name="__RefHeading___Toc5114_3385418132"/>
+      <w:bookmarkStart w:id="19" w:name="__RefHeading___Toc5114_1482924693"/>
       <w:bookmarkEnd w:id="19"/>
       <w:r>
         <w:rPr/>
@@ -12116,7 +12116,7 @@
         <w:outlineLvl w:val="1"/>
         <w:rPr/>
       </w:pPr>
-      <w:bookmarkStart w:id="20" w:name="__RefHeading___Toc5116_3385418132"/>
+      <w:bookmarkStart w:id="20" w:name="__RefHeading___Toc5116_1482924693"/>
       <w:bookmarkEnd w:id="20"/>
       <w:r>
         <w:rPr/>
@@ -12181,7 +12181,7 @@
         <w:outlineLvl w:val="1"/>
         <w:rPr/>
       </w:pPr>
-      <w:bookmarkStart w:id="21" w:name="__RefHeading___Toc5118_3385418132"/>
+      <w:bookmarkStart w:id="21" w:name="__RefHeading___Toc5118_1482924693"/>
       <w:bookmarkEnd w:id="21"/>
       <w:r>
         <w:rPr/>
@@ -12590,7 +12590,7 @@
         <w:outlineLvl w:val="2"/>
         <w:rPr/>
       </w:pPr>
-      <w:bookmarkStart w:id="22" w:name="__RefHeading___Toc5120_3385418132"/>
+      <w:bookmarkStart w:id="22" w:name="__RefHeading___Toc5120_1482924693"/>
       <w:bookmarkEnd w:id="22"/>
       <w:r>
         <w:rPr/>
@@ -12888,7 +12888,7 @@
         <w:outlineLvl w:val="2"/>
         <w:rPr/>
       </w:pPr>
-      <w:bookmarkStart w:id="23" w:name="__RefHeading___Toc5122_3385418132"/>
+      <w:bookmarkStart w:id="23" w:name="__RefHeading___Toc5122_1482924693"/>
       <w:bookmarkEnd w:id="23"/>
       <w:r>
         <w:rPr/>
@@ -13052,7 +13052,7 @@
         <w:outlineLvl w:val="1"/>
         <w:rPr/>
       </w:pPr>
-      <w:bookmarkStart w:id="24" w:name="__RefHeading___Toc5124_3385418132"/>
+      <w:bookmarkStart w:id="24" w:name="__RefHeading___Toc5124_1482924693"/>
       <w:bookmarkEnd w:id="24"/>
       <w:r>
         <w:rPr/>
@@ -13986,7 +13986,7 @@
         <w:outlineLvl w:val="1"/>
         <w:rPr/>
       </w:pPr>
-      <w:bookmarkStart w:id="25" w:name="__RefHeading___Toc5126_3385418132"/>
+      <w:bookmarkStart w:id="25" w:name="__RefHeading___Toc5126_1482924693"/>
       <w:bookmarkEnd w:id="25"/>
       <w:r>
         <w:rPr/>
@@ -14038,7 +14038,7 @@
         <w:outlineLvl w:val="2"/>
         <w:rPr/>
       </w:pPr>
-      <w:bookmarkStart w:id="26" w:name="__RefHeading___Toc5128_3385418132"/>
+      <w:bookmarkStart w:id="26" w:name="__RefHeading___Toc5128_1482924693"/>
       <w:bookmarkEnd w:id="26"/>
       <w:r>
         <w:rPr/>
@@ -14361,7 +14361,7 @@
         <w:outlineLvl w:val="2"/>
         <w:rPr/>
       </w:pPr>
-      <w:bookmarkStart w:id="27" w:name="__RefHeading___Toc5130_3385418132"/>
+      <w:bookmarkStart w:id="27" w:name="__RefHeading___Toc5130_1482924693"/>
       <w:bookmarkEnd w:id="27"/>
       <w:r>
         <w:rPr/>
@@ -15002,7 +15002,7 @@
         <w:outlineLvl w:val="2"/>
         <w:rPr/>
       </w:pPr>
-      <w:bookmarkStart w:id="28" w:name="__RefHeading___Toc5132_3385418132"/>
+      <w:bookmarkStart w:id="28" w:name="__RefHeading___Toc5132_1482924693"/>
       <w:bookmarkEnd w:id="28"/>
       <w:r>
         <w:rPr/>
@@ -15476,7 +15476,7 @@
         <w:outlineLvl w:val="2"/>
         <w:rPr/>
       </w:pPr>
-      <w:bookmarkStart w:id="29" w:name="__RefHeading___Toc5134_3385418132"/>
+      <w:bookmarkStart w:id="29" w:name="__RefHeading___Toc5134_1482924693"/>
       <w:bookmarkEnd w:id="29"/>
       <w:r>
         <w:rPr/>
@@ -15851,7 +15851,7 @@
         <w:outlineLvl w:val="2"/>
         <w:rPr/>
       </w:pPr>
-      <w:bookmarkStart w:id="30" w:name="__RefHeading___Toc5136_3385418132"/>
+      <w:bookmarkStart w:id="30" w:name="__RefHeading___Toc5136_1482924693"/>
       <w:bookmarkEnd w:id="30"/>
       <w:r>
         <w:rPr/>
@@ -16242,7 +16242,7 @@
         <w:outlineLvl w:val="2"/>
         <w:rPr/>
       </w:pPr>
-      <w:bookmarkStart w:id="31" w:name="__RefHeading___Toc5138_3385418132"/>
+      <w:bookmarkStart w:id="31" w:name="__RefHeading___Toc5138_1482924693"/>
       <w:bookmarkEnd w:id="31"/>
       <w:r>
         <w:rPr/>
@@ -16639,7 +16639,7 @@
         <w:outlineLvl w:val="1"/>
         <w:rPr/>
       </w:pPr>
-      <w:bookmarkStart w:id="32" w:name="__RefHeading___Toc5140_3385418132"/>
+      <w:bookmarkStart w:id="32" w:name="__RefHeading___Toc5140_1482924693"/>
       <w:bookmarkEnd w:id="32"/>
       <w:r>
         <w:rPr/>
@@ -17695,7 +17695,7 @@
         <w:outlineLvl w:val="1"/>
         <w:rPr/>
       </w:pPr>
-      <w:bookmarkStart w:id="33" w:name="__RefHeading___Toc5142_3385418132"/>
+      <w:bookmarkStart w:id="33" w:name="__RefHeading___Toc5142_1482924693"/>
       <w:bookmarkEnd w:id="33"/>
       <w:r>
         <w:rPr/>
@@ -18898,7 +18898,7 @@
         <w:outlineLvl w:val="1"/>
         <w:rPr/>
       </w:pPr>
-      <w:bookmarkStart w:id="34" w:name="__RefHeading___Toc5144_3385418132"/>
+      <w:bookmarkStart w:id="34" w:name="__RefHeading___Toc5144_1482924693"/>
       <w:bookmarkEnd w:id="34"/>
       <w:r>
         <w:rPr/>
@@ -19027,7 +19027,7 @@
         <w:outlineLvl w:val="2"/>
         <w:rPr/>
       </w:pPr>
-      <w:bookmarkStart w:id="35" w:name="__RefHeading___Toc5146_3385418132"/>
+      <w:bookmarkStart w:id="35" w:name="__RefHeading___Toc5146_1482924693"/>
       <w:bookmarkEnd w:id="35"/>
       <w:r>
         <w:rPr/>
@@ -21652,7 +21652,7 @@
         <w:outlineLvl w:val="2"/>
         <w:rPr/>
       </w:pPr>
-      <w:bookmarkStart w:id="36" w:name="__RefHeading___Toc5148_3385418132"/>
+      <w:bookmarkStart w:id="36" w:name="__RefHeading___Toc5148_1482924693"/>
       <w:bookmarkEnd w:id="36"/>
       <w:r>
         <w:rPr/>
@@ -22124,7 +22124,7 @@
         <w:outlineLvl w:val="2"/>
         <w:rPr/>
       </w:pPr>
-      <w:bookmarkStart w:id="37" w:name="__RefHeading___Toc5150_3385418132"/>
+      <w:bookmarkStart w:id="37" w:name="__RefHeading___Toc5150_1482924693"/>
       <w:bookmarkEnd w:id="37"/>
       <w:r>
         <w:rPr/>
@@ -22557,7 +22557,7 @@
         <w:outlineLvl w:val="2"/>
         <w:rPr/>
       </w:pPr>
-      <w:bookmarkStart w:id="38" w:name="__RefHeading___Toc5152_3385418132"/>
+      <w:bookmarkStart w:id="38" w:name="__RefHeading___Toc5152_1482924693"/>
       <w:bookmarkEnd w:id="38"/>
       <w:r>
         <w:rPr/>
@@ -23531,7 +23531,7 @@
         <w:outlineLvl w:val="2"/>
         <w:rPr/>
       </w:pPr>
-      <w:bookmarkStart w:id="39" w:name="__RefHeading___Toc5154_3385418132"/>
+      <w:bookmarkStart w:id="39" w:name="__RefHeading___Toc5154_1482924693"/>
       <w:bookmarkEnd w:id="39"/>
       <w:r>
         <w:rPr/>
@@ -23634,7 +23634,7 @@
         <w:outlineLvl w:val="1"/>
         <w:rPr/>
       </w:pPr>
-      <w:bookmarkStart w:id="40" w:name="__RefHeading___Toc5156_3385418132"/>
+      <w:bookmarkStart w:id="40" w:name="__RefHeading___Toc5156_1482924693"/>
       <w:bookmarkEnd w:id="40"/>
       <w:r>
         <w:rPr/>
@@ -23751,7 +23751,7 @@
       </w:r>
       <w:r>
         <w:rPr/>
-        <w:t>µPS rendert headless; µCSS-Build läuft bei Bedarf mit.</w:t>
+        <w:t>µPS rendert headless; µCSS™-Build läuft bei Bedarf mit.</w:t>
       </w:r>
     </w:p>
     <w:p>
@@ -23936,7 +23936,7 @@
         <w:outlineLvl w:val="2"/>
         <w:rPr/>
       </w:pPr>
-      <w:bookmarkStart w:id="41" w:name="__RefHeading___Toc5158_3385418132"/>
+      <w:bookmarkStart w:id="41" w:name="__RefHeading___Toc5158_1482924693"/>
       <w:bookmarkEnd w:id="41"/>
       <w:r>
         <w:rPr/>
@@ -24168,7 +24168,7 @@
       </w:r>
       <w:r>
         <w:rPr/>
-        <w:t xml:space="preserve">: Generiert wird nur, wenn das Ergebnis fehlt oder sich Konfiguration bzw. Quellen (mtime/Größe) geändert haben. Alternativ kann der raw-→-final-Schritt natürlich weiterhin als eigener Gulp-Task vor dem µCSS-Build laufen — </w:t>
+        <w:t xml:space="preserve">: Generiert wird nur, wenn das Ergebnis fehlt oder sich Konfiguration bzw. Quellen (mtime/Größe) geändert haben. Alternativ kann der raw-→-final-Schritt natürlich weiterhin als eigener Gulp-Task vor dem µCSS™-Build laufen — </w:t>
       </w:r>
       <w:r>
         <w:rPr>
@@ -24198,7 +24198,7 @@
         <w:outlineLvl w:val="0"/>
         <w:rPr/>
       </w:pPr>
-      <w:bookmarkStart w:id="42" w:name="__RefHeading___Toc5160_3385418132"/>
+      <w:bookmarkStart w:id="42" w:name="__RefHeading___Toc5160_1482924693"/>
       <w:bookmarkEnd w:id="42"/>
       <w:r>
         <w:rPr/>
@@ -24292,7 +24292,7 @@
       </w:r>
       <w:r>
         <w:rPr/>
-        <w:t>. Referenzieren von Sounds *aus der CSS* (µCSS-Sound-Direktive) und Browser-Runtime/Sprachausgabe folgen später.</w:t>
+        <w:t>. Referenzieren von Sounds *aus der CSS* (µCSS™-Sound-Direktive) und Browser-Runtime/Sprachausgabe folgen später.</w:t>
       </w:r>
     </w:p>
     <w:p>
@@ -24344,7 +24344,7 @@
         <w:outlineLvl w:val="1"/>
         <w:rPr/>
       </w:pPr>
-      <w:bookmarkStart w:id="43" w:name="__RefHeading___Toc5162_3385418132"/>
+      <w:bookmarkStart w:id="43" w:name="__RefHeading___Toc5162_1482924693"/>
       <w:bookmarkEnd w:id="43"/>
       <w:r>
         <w:rPr/>
@@ -24629,7 +24629,7 @@
         <w:outlineLvl w:val="1"/>
         <w:rPr/>
       </w:pPr>
-      <w:bookmarkStart w:id="44" w:name="__RefHeading___Toc5164_3385418132"/>
+      <w:bookmarkStart w:id="44" w:name="__RefHeading___Toc5164_1482924693"/>
       <w:bookmarkEnd w:id="44"/>
       <w:r>
         <w:rPr/>
@@ -25662,7 +25662,7 @@
         <w:outlineLvl w:val="2"/>
         <w:rPr/>
       </w:pPr>
-      <w:bookmarkStart w:id="45" w:name="__RefHeading___Toc5166_3385418132"/>
+      <w:bookmarkStart w:id="45" w:name="__RefHeading___Toc5166_1482924693"/>
       <w:bookmarkEnd w:id="45"/>
       <w:r>
         <w:rPr/>
@@ -25727,7 +25727,7 @@
         <w:outlineLvl w:val="2"/>
         <w:rPr/>
       </w:pPr>
-      <w:bookmarkStart w:id="46" w:name="__RefHeading___Toc5168_3385418132"/>
+      <w:bookmarkStart w:id="46" w:name="__RefHeading___Toc5168_1482924693"/>
       <w:bookmarkEnd w:id="46"/>
       <w:r>
         <w:rPr/>
@@ -25821,7 +25821,7 @@
         <w:outlineLvl w:val="2"/>
         <w:rPr/>
       </w:pPr>
-      <w:bookmarkStart w:id="47" w:name="__RefHeading___Toc5170_3385418132"/>
+      <w:bookmarkStart w:id="47" w:name="__RefHeading___Toc5170_1482924693"/>
       <w:bookmarkEnd w:id="47"/>
       <w:r>
         <w:rPr/>
@@ -25888,11 +25888,11 @@
         <w:outlineLvl w:val="1"/>
         <w:rPr/>
       </w:pPr>
-      <w:bookmarkStart w:id="48" w:name="__RefHeading___Toc5172_3385418132"/>
+      <w:bookmarkStart w:id="48" w:name="__RefHeading___Toc5172_1482924693"/>
       <w:bookmarkEnd w:id="48"/>
       <w:r>
         <w:rPr/>
-        <w:t>5.3 Anbindung an µCSS (Manifest `sounds`)</w:t>
+        <w:t>5.3 Anbindung an µCSS™ (Manifest `sounds`)</w:t>
       </w:r>
     </w:p>
     <w:p>
@@ -25904,7 +25904,7 @@
       </w:pPr>
       <w:r>
         <w:rPr/>
-        <w:t xml:space="preserve">µCSS ruft µAU über einen optionalen </w:t>
+        <w:t xml:space="preserve">µCSS™ ruft µAU über einen optionalen </w:t>
       </w:r>
       <w:r>
         <w:rPr>
@@ -26224,7 +26224,7 @@
         <w:outlineLvl w:val="2"/>
         <w:rPr/>
       </w:pPr>
-      <w:bookmarkStart w:id="49" w:name="__RefHeading___Toc5174_3385418132"/>
+      <w:bookmarkStart w:id="49" w:name="__RefHeading___Toc5174_1482924693"/>
       <w:bookmarkEnd w:id="49"/>
       <w:r>
         <w:rPr/>
@@ -26917,7 +26917,7 @@
         <w:outlineLvl w:val="0"/>
         <w:rPr/>
       </w:pPr>
-      <w:bookmarkStart w:id="50" w:name="__RefHeading___Toc5176_3385418132"/>
+      <w:bookmarkStart w:id="50" w:name="__RefHeading___Toc5176_1482924693"/>
       <w:bookmarkEnd w:id="50"/>
       <w:r>
         <w:rPr/>
@@ -27053,7 +27053,7 @@
         <w:outlineLvl w:val="1"/>
         <w:rPr/>
       </w:pPr>
-      <w:bookmarkStart w:id="51" w:name="__RefHeading___Toc5178_3385418132"/>
+      <w:bookmarkStart w:id="51" w:name="__RefHeading___Toc5178_1482924693"/>
       <w:bookmarkEnd w:id="51"/>
       <w:r>
         <w:rPr/>
@@ -27207,7 +27207,7 @@
         <w:outlineLvl w:val="1"/>
         <w:rPr/>
       </w:pPr>
-      <w:bookmarkStart w:id="52" w:name="__RefHeading___Toc5180_3385418132"/>
+      <w:bookmarkStart w:id="52" w:name="__RefHeading___Toc5180_1482924693"/>
       <w:bookmarkEnd w:id="52"/>
       <w:r>
         <w:rPr/>
@@ -28657,7 +28657,7 @@
         <w:outlineLvl w:val="1"/>
         <w:rPr/>
       </w:pPr>
-      <w:bookmarkStart w:id="53" w:name="__RefHeading___Toc5182_3385418132"/>
+      <w:bookmarkStart w:id="53" w:name="__RefHeading___Toc5182_1482924693"/>
       <w:bookmarkEnd w:id="53"/>
       <w:r>
         <w:rPr/>
@@ -29020,11 +29020,11 @@
         <w:outlineLvl w:val="1"/>
         <w:rPr/>
       </w:pPr>
-      <w:bookmarkStart w:id="54" w:name="__RefHeading___Toc5184_3385418132"/>
+      <w:bookmarkStart w:id="54" w:name="__RefHeading___Toc5184_1482924693"/>
       <w:bookmarkEnd w:id="54"/>
       <w:r>
         <w:rPr/>
-        <w:t>6.4 Anbindung an µCSS</w:t>
+        <w:t>6.4 Anbindung an µCSS™</w:t>
       </w:r>
     </w:p>
     <w:p>
@@ -29316,7 +29316,7 @@
         <w:outlineLvl w:val="0"/>
         <w:rPr/>
       </w:pPr>
-      <w:bookmarkStart w:id="55" w:name="__RefHeading___Toc5186_3385418132"/>
+      <w:bookmarkStart w:id="55" w:name="__RefHeading___Toc5186_1482924693"/>
       <w:bookmarkEnd w:id="55"/>
       <w:r>
         <w:rPr/>
@@ -29383,7 +29383,7 @@
       </w:pPr>
       <w:r>
         <w:rPr/>
-        <w:t xml:space="preserve">µCSS verfolgt einen anderen Ansatz: </w:t>
+        <w:t xml:space="preserve">µCSS™ verfolgt einen anderen Ansatz: </w:t>
       </w:r>
       <w:r>
         <w:rPr>
@@ -29431,7 +29431,7 @@
       </w:r>
       <w:r>
         <w:rPr/>
-        <w:t xml:space="preserve"> (griechisches Pi — Vite und Vue ignorieren sie). Ein Haupt-Stylesheet sammelt alles zur Build-Zeit ein; µCSS bündelt daraus eine einzige, statische CSS-Datei.</w:t>
+        <w:t xml:space="preserve"> (griechisches Pi — Vite und Vue ignorieren sie). Ein Haupt-Stylesheet sammelt alles zur Build-Zeit ein; µCSS™ bündelt daraus eine einzige, statische CSS-Datei.</w:t>
       </w:r>
     </w:p>
     <w:p>
@@ -29445,7 +29445,7 @@
         <w:outlineLvl w:val="1"/>
         <w:rPr/>
       </w:pPr>
-      <w:bookmarkStart w:id="56" w:name="__RefHeading___Toc5188_3385418132"/>
+      <w:bookmarkStart w:id="56" w:name="__RefHeading___Toc5188_1482924693"/>
       <w:bookmarkEnd w:id="56"/>
       <w:r>
         <w:rPr/>
@@ -29740,7 +29740,7 @@
         <w:outlineLvl w:val="1"/>
         <w:rPr/>
       </w:pPr>
-      <w:bookmarkStart w:id="57" w:name="__RefHeading___Toc5190_3385418132"/>
+      <w:bookmarkStart w:id="57" w:name="__RefHeading___Toc5190_1482924693"/>
       <w:bookmarkEnd w:id="57"/>
       <w:r>
         <w:rPr/>
@@ -29895,7 +29895,7 @@
         <w:outlineLvl w:val="1"/>
         <w:rPr/>
       </w:pPr>
-      <w:bookmarkStart w:id="58" w:name="__RefHeading___Toc5192_3385418132"/>
+      <w:bookmarkStart w:id="58" w:name="__RefHeading___Toc5192_1482924693"/>
       <w:bookmarkEnd w:id="58"/>
       <w:r>
         <w:rPr/>
@@ -30141,11 +30141,11 @@
         <w:outlineLvl w:val="0"/>
         <w:rPr/>
       </w:pPr>
-      <w:bookmarkStart w:id="59" w:name="__RefHeading___Toc5194_3385418132"/>
+      <w:bookmarkStart w:id="59" w:name="__RefHeading___Toc5194_1482924693"/>
       <w:bookmarkEnd w:id="59"/>
       <w:r>
         <w:rPr/>
-        <w:t>8 Grundideen von µCSS</w:t>
+        <w:t>8 Grundideen von µCSS™</w:t>
       </w:r>
     </w:p>
     <w:p>
@@ -30159,7 +30159,7 @@
         <w:outlineLvl w:val="1"/>
         <w:rPr/>
       </w:pPr>
-      <w:bookmarkStart w:id="60" w:name="__RefHeading___Toc5196_3385418132"/>
+      <w:bookmarkStart w:id="60" w:name="__RefHeading___Toc5196_1482924693"/>
       <w:bookmarkEnd w:id="60"/>
       <w:r>
         <w:rPr/>
@@ -30328,7 +30328,7 @@
       </w:pPr>
       <w:r>
         <w:rPr/>
-        <w:t xml:space="preserve">Anders als beim alten µCSS gibt es </w:t>
+        <w:t xml:space="preserve">Anders als beim alten µCSS™ gibt es </w:t>
       </w:r>
       <w:r>
         <w:rPr>
@@ -30366,7 +30366,7 @@
         <w:outlineLvl w:val="1"/>
         <w:rPr/>
       </w:pPr>
-      <w:bookmarkStart w:id="61" w:name="__RefHeading___Toc5198_3385418132"/>
+      <w:bookmarkStart w:id="61" w:name="__RefHeading___Toc5198_1482924693"/>
       <w:bookmarkEnd w:id="61"/>
       <w:r>
         <w:rPr/>
@@ -30573,7 +30573,7 @@
       </w:r>
       <w:r>
         <w:rPr/>
-        <w:t>-Familie des alten µCSS (</w:t>
+        <w:t>-Familie des alten µCSS™ (</w:t>
       </w:r>
       <w:r>
         <w:rPr>
@@ -30652,7 +30652,7 @@
         <w:outlineLvl w:val="1"/>
         <w:rPr/>
       </w:pPr>
-      <w:bookmarkStart w:id="62" w:name="__RefHeading___Toc5200_3385418132"/>
+      <w:bookmarkStart w:id="62" w:name="__RefHeading___Toc5200_1482924693"/>
       <w:bookmarkEnd w:id="62"/>
       <w:r>
         <w:rPr/>
@@ -30911,7 +30911,7 @@
       </w:r>
       <w:r>
         <w:rPr/>
-        <w:t>-Präfix des alten µCSS entfällt — der Kontext ist implizit. Direktiven werden in Dokumentreihenfolge ausgewertet.</w:t>
+        <w:t>-Präfix des alten µCSS™ entfällt — der Kontext ist implizit. Direktiven werden in Dokumentreihenfolge ausgewertet.</w:t>
       </w:r>
     </w:p>
     <w:p>
@@ -30925,7 +30925,7 @@
         <w:outlineLvl w:val="1"/>
         <w:rPr/>
       </w:pPr>
-      <w:bookmarkStart w:id="63" w:name="__RefHeading___Toc5202_3385418132"/>
+      <w:bookmarkStart w:id="63" w:name="__RefHeading___Toc5202_1482924693"/>
       <w:bookmarkEnd w:id="63"/>
       <w:r>
         <w:rPr/>
@@ -30980,7 +30980,7 @@
       </w:r>
       <w:r>
         <w:rPr/>
-        <w:t>) kennzeichnet die Datei eindeutig als µCSS-Skin-Manifest, damit sie nicht mit einem gewöhnlichen Modul oder Gulpfile verwechselt wird; der Skin-Name ergibt sich aus dem Teil davor (</w:t>
+        <w:t>) kennzeichnet die Datei eindeutig als µCSS™-Skin-Manifest, damit sie nicht mit einem gewöhnlichen Modul oder Gulpfile verwechselt wird; der Skin-Name ergibt sich aus dem Teil davor (</w:t>
       </w:r>
       <w:r>
         <w:rPr>
@@ -31597,7 +31597,7 @@
         <w:outlineLvl w:val="1"/>
         <w:rPr/>
       </w:pPr>
-      <w:bookmarkStart w:id="64" w:name="__RefHeading___Toc5204_3385418132"/>
+      <w:bookmarkStart w:id="64" w:name="__RefHeading___Toc5204_1482924693"/>
       <w:bookmarkEnd w:id="64"/>
       <w:r>
         <w:rPr/>
@@ -31613,7 +31613,7 @@
       </w:pPr>
       <w:r>
         <w:rPr/>
-        <w:t xml:space="preserve">Bei µCSS 1 mussten die Zeichen </w:t>
+        <w:t xml:space="preserve">Bei µCSS™ 1 mussten die Zeichen </w:t>
       </w:r>
       <w:r>
         <w:rPr>
@@ -31808,7 +31808,7 @@
         <w:outlineLvl w:val="0"/>
         <w:rPr/>
       </w:pPr>
-      <w:bookmarkStart w:id="65" w:name="__RefHeading___Toc5206_3385418132"/>
+      <w:bookmarkStart w:id="65" w:name="__RefHeading___Toc5206_1482924693"/>
       <w:bookmarkEnd w:id="65"/>
       <w:r>
         <w:rPr/>
@@ -31824,7 +31824,7 @@
       </w:pPr>
       <w:r>
         <w:rPr/>
-        <w:t xml:space="preserve">Das alte µCSS wurde über ein modales Dialogfenster in Photoshop bedient. An dessen Stelle treten </w:t>
+        <w:t xml:space="preserve">Das alte µCSS™ wurde über ein modales Dialogfenster in Photoshop bedient. An dessen Stelle treten </w:t>
       </w:r>
       <w:r>
         <w:rPr>
@@ -31851,7 +31851,7 @@
         <w:outlineLvl w:val="1"/>
         <w:rPr/>
       </w:pPr>
-      <w:bookmarkStart w:id="66" w:name="__RefHeading___Toc5208_3385418132"/>
+      <w:bookmarkStart w:id="66" w:name="__RefHeading___Toc5208_1482924693"/>
       <w:bookmarkEnd w:id="66"/>
       <w:r>
         <w:rPr/>
@@ -32251,7 +32251,7 @@
         <w:outlineLvl w:val="1"/>
         <w:rPr/>
       </w:pPr>
-      <w:bookmarkStart w:id="67" w:name="__RefHeading___Toc5210_3385418132"/>
+      <w:bookmarkStart w:id="67" w:name="__RefHeading___Toc5210_1482924693"/>
       <w:bookmarkEnd w:id="67"/>
       <w:r>
         <w:rPr/>
@@ -32467,7 +32467,7 @@
         <w:outlineLvl w:val="1"/>
         <w:rPr/>
       </w:pPr>
-      <w:bookmarkStart w:id="68" w:name="__RefHeading___Toc5212_3385418132"/>
+      <w:bookmarkStart w:id="68" w:name="__RefHeading___Toc5212_1482924693"/>
       <w:bookmarkEnd w:id="68"/>
       <w:r>
         <w:rPr/>
@@ -32683,7 +32683,7 @@
       </w:r>
       <w:r>
         <w:rPr/>
-        <w:t xml:space="preserve"> und trägt die Versionsnummern von µCSS und das Cache-Schema; bei Abweichung wird er verworfen (Vollbuild). </w:t>
+        <w:t xml:space="preserve"> und trägt die Versionsnummern von µCSS™ und das Cache-Schema; bei Abweichung wird er verworfen (Vollbuild). </w:t>
       </w:r>
       <w:r>
         <w:rPr>
@@ -32723,7 +32723,7 @@
         <w:outlineLvl w:val="1"/>
         <w:rPr/>
       </w:pPr>
-      <w:bookmarkStart w:id="69" w:name="__RefHeading___Toc5214_3385418132"/>
+      <w:bookmarkStart w:id="69" w:name="__RefHeading___Toc5214_1482924693"/>
       <w:bookmarkEnd w:id="69"/>
       <w:r>
         <w:rPr/>
@@ -33173,7 +33173,7 @@
         <w:outlineLvl w:val="0"/>
         <w:rPr/>
       </w:pPr>
-      <w:bookmarkStart w:id="70" w:name="__RefHeading___Toc5216_3385418132"/>
+      <w:bookmarkStart w:id="70" w:name="__RefHeading___Toc5216_1482924693"/>
       <w:bookmarkEnd w:id="70"/>
       <w:r>
         <w:rPr/>
@@ -33212,7 +33212,7 @@
         <w:outlineLvl w:val="1"/>
         <w:rPr/>
       </w:pPr>
-      <w:bookmarkStart w:id="71" w:name="__RefHeading___Toc5218_3385418132"/>
+      <w:bookmarkStart w:id="71" w:name="__RefHeading___Toc5218_1482924693"/>
       <w:bookmarkEnd w:id="71"/>
       <w:r>
         <w:rPr/>
@@ -33310,7 +33310,7 @@
         <w:outlineLvl w:val="1"/>
         <w:rPr/>
       </w:pPr>
-      <w:bookmarkStart w:id="72" w:name="__RefHeading___Toc5220_3385418132"/>
+      <w:bookmarkStart w:id="72" w:name="__RefHeading___Toc5220_1482924693"/>
       <w:bookmarkEnd w:id="72"/>
       <w:r>
         <w:rPr/>
@@ -33483,7 +33483,7 @@
         <w:outlineLvl w:val="1"/>
         <w:rPr/>
       </w:pPr>
-      <w:bookmarkStart w:id="73" w:name="__RefHeading___Toc5222_3385418132"/>
+      <w:bookmarkStart w:id="73" w:name="__RefHeading___Toc5222_1482924693"/>
       <w:bookmarkEnd w:id="73"/>
       <w:r>
         <w:rPr/>
@@ -34100,7 +34100,7 @@
         <w:outlineLvl w:val="1"/>
         <w:rPr/>
       </w:pPr>
-      <w:bookmarkStart w:id="74" w:name="__RefHeading___Toc5224_3385418132"/>
+      <w:bookmarkStart w:id="74" w:name="__RefHeading___Toc5224_1482924693"/>
       <w:bookmarkEnd w:id="74"/>
       <w:r>
         <w:rPr/>
@@ -35124,7 +35124,7 @@
         <w:outlineLvl w:val="1"/>
         <w:rPr/>
       </w:pPr>
-      <w:bookmarkStart w:id="75" w:name="__RefHeading___Toc5226_3385418132"/>
+      <w:bookmarkStart w:id="75" w:name="__RefHeading___Toc5226_1482924693"/>
       <w:bookmarkEnd w:id="75"/>
       <w:r>
         <w:rPr/>
@@ -35497,7 +35497,7 @@
         <w:outlineLvl w:val="1"/>
         <w:rPr/>
       </w:pPr>
-      <w:bookmarkStart w:id="76" w:name="__RefHeading___Toc5228_3385418132"/>
+      <w:bookmarkStart w:id="76" w:name="__RefHeading___Toc5228_1482924693"/>
       <w:bookmarkEnd w:id="76"/>
       <w:r>
         <w:rPr/>
@@ -36696,7 +36696,7 @@
         <w:outlineLvl w:val="1"/>
         <w:rPr/>
       </w:pPr>
-      <w:bookmarkStart w:id="77" w:name="__RefHeading___Toc5230_3385418132"/>
+      <w:bookmarkStart w:id="77" w:name="__RefHeading___Toc5230_1482924693"/>
       <w:bookmarkEnd w:id="77"/>
       <w:r>
         <w:rPr/>
@@ -36931,7 +36931,7 @@
             </w:r>
             <w:r>
               <w:rPr/>
-              <w:t xml:space="preserve"> (Lieferumfang von µCSS).</w:t>
+              <w:t xml:space="preserve"> (Lieferumfang von µCSS™).</w:t>
             </w:r>
           </w:p>
         </w:tc>
@@ -37258,7 +37258,7 @@
         <w:outlineLvl w:val="1"/>
         <w:rPr/>
       </w:pPr>
-      <w:bookmarkStart w:id="78" w:name="__RefHeading___Toc5232_3385418132"/>
+      <w:bookmarkStart w:id="78" w:name="__RefHeading___Toc5232_1482924693"/>
       <w:bookmarkEnd w:id="78"/>
       <w:r>
         <w:rPr/>
@@ -38020,7 +38020,7 @@
         <w:outlineLvl w:val="1"/>
         <w:rPr/>
       </w:pPr>
-      <w:bookmarkStart w:id="79" w:name="__RefHeading___Toc5234_3385418132"/>
+      <w:bookmarkStart w:id="79" w:name="__RefHeading___Toc5234_1482924693"/>
       <w:bookmarkEnd w:id="79"/>
       <w:r>
         <w:rPr/>
@@ -39497,7 +39497,7 @@
         <w:outlineLvl w:val="1"/>
         <w:rPr/>
       </w:pPr>
-      <w:bookmarkStart w:id="80" w:name="__RefHeading___Toc5236_3385418132"/>
+      <w:bookmarkStart w:id="80" w:name="__RefHeading___Toc5236_1482924693"/>
       <w:bookmarkEnd w:id="80"/>
       <w:r>
         <w:rPr/>
@@ -39661,7 +39661,7 @@
         <w:outlineLvl w:val="0"/>
         <w:rPr/>
       </w:pPr>
-      <w:bookmarkStart w:id="81" w:name="__RefHeading___Toc5238_3385418132"/>
+      <w:bookmarkStart w:id="81" w:name="__RefHeading___Toc5238_1482924693"/>
       <w:bookmarkEnd w:id="81"/>
       <w:r>
         <w:rPr/>
@@ -39730,7 +39730,7 @@
         <w:outlineLvl w:val="1"/>
         <w:rPr/>
       </w:pPr>
-      <w:bookmarkStart w:id="82" w:name="__RefHeading___Toc5240_3385418132"/>
+      <w:bookmarkStart w:id="82" w:name="__RefHeading___Toc5240_1482924693"/>
       <w:bookmarkEnd w:id="82"/>
       <w:r>
         <w:rPr/>
@@ -39811,7 +39811,7 @@
         <w:outlineLvl w:val="1"/>
         <w:rPr/>
       </w:pPr>
-      <w:bookmarkStart w:id="83" w:name="__RefHeading___Toc5242_3385418132"/>
+      <w:bookmarkStart w:id="83" w:name="__RefHeading___Toc5242_1482924693"/>
       <w:bookmarkEnd w:id="83"/>
       <w:r>
         <w:rPr/>
@@ -39991,7 +39991,7 @@
             </w:r>
             <w:r>
               <w:rPr/>
-              <w:t xml:space="preserve"> ist bitgenau zum alten µCSS; </w:t>
+              <w:t xml:space="preserve"> ist bitgenau zum alten µCSS™; </w:t>
             </w:r>
             <w:r>
               <w:rPr>
@@ -40421,7 +40421,7 @@
         <w:outlineLvl w:val="1"/>
         <w:rPr/>
       </w:pPr>
-      <w:bookmarkStart w:id="84" w:name="__RefHeading___Toc5244_3385418132"/>
+      <w:bookmarkStart w:id="84" w:name="__RefHeading___Toc5244_1482924693"/>
       <w:bookmarkEnd w:id="84"/>
       <w:r>
         <w:rPr/>
@@ -41004,7 +41004,7 @@
         <w:outlineLvl w:val="1"/>
         <w:rPr/>
       </w:pPr>
-      <w:bookmarkStart w:id="85" w:name="__RefHeading___Toc5246_3385418132"/>
+      <w:bookmarkStart w:id="85" w:name="__RefHeading___Toc5246_1482924693"/>
       <w:bookmarkEnd w:id="85"/>
       <w:r>
         <w:rPr/>
@@ -41785,7 +41785,7 @@
         <w:outlineLvl w:val="1"/>
         <w:rPr/>
       </w:pPr>
-      <w:bookmarkStart w:id="86" w:name="__RefHeading___Toc5248_3385418132"/>
+      <w:bookmarkStart w:id="86" w:name="__RefHeading___Toc5248_1482924693"/>
       <w:bookmarkEnd w:id="86"/>
       <w:r>
         <w:rPr/>
@@ -41880,7 +41880,7 @@
         <w:outlineLvl w:val="1"/>
         <w:rPr/>
       </w:pPr>
-      <w:bookmarkStart w:id="87" w:name="__RefHeading___Toc5250_3385418132"/>
+      <w:bookmarkStart w:id="87" w:name="__RefHeading___Toc5250_1482924693"/>
       <w:bookmarkEnd w:id="87"/>
       <w:r>
         <w:rPr/>
@@ -42317,7 +42317,7 @@
       </w:r>
       <w:r>
         <w:rPr/>
-        <w:t xml:space="preserve">) liegen im µCSS-Repository unter </w:t>
+        <w:t xml:space="preserve">) liegen im µCSS™-Repository unter </w:t>
       </w:r>
       <w:r>
         <w:rPr>
@@ -42344,7 +42344,7 @@
         <w:outlineLvl w:val="1"/>
         <w:rPr/>
       </w:pPr>
-      <w:bookmarkStart w:id="88" w:name="__RefHeading___Toc5252_3385418132"/>
+      <w:bookmarkStart w:id="88" w:name="__RefHeading___Toc5252_1482924693"/>
       <w:bookmarkEnd w:id="88"/>
       <w:r>
         <w:rPr/>
@@ -42882,7 +42882,7 @@
         <w:outlineLvl w:val="0"/>
         <w:rPr/>
       </w:pPr>
-      <w:bookmarkStart w:id="89" w:name="__RefHeading___Toc5254_3385418132"/>
+      <w:bookmarkStart w:id="89" w:name="__RefHeading___Toc5254_1482924693"/>
       <w:bookmarkEnd w:id="89"/>
       <w:r>
         <w:rPr/>
@@ -42900,7 +42900,7 @@
         <w:outlineLvl w:val="1"/>
         <w:rPr/>
       </w:pPr>
-      <w:bookmarkStart w:id="90" w:name="__RefHeading___Toc5256_3385418132"/>
+      <w:bookmarkStart w:id="90" w:name="__RefHeading___Toc5256_1482924693"/>
       <w:bookmarkEnd w:id="90"/>
       <w:r>
         <w:rPr/>
@@ -43321,7 +43321,7 @@
         <w:outlineLvl w:val="1"/>
         <w:rPr/>
       </w:pPr>
-      <w:bookmarkStart w:id="91" w:name="__RefHeading___Toc5258_3385418132"/>
+      <w:bookmarkStart w:id="91" w:name="__RefHeading___Toc5258_1482924693"/>
       <w:bookmarkEnd w:id="91"/>
       <w:r>
         <w:rPr/>
@@ -43604,7 +43604,7 @@
         <w:outlineLvl w:val="1"/>
         <w:rPr/>
       </w:pPr>
-      <w:bookmarkStart w:id="92" w:name="__RefHeading___Toc5260_3385418132"/>
+      <w:bookmarkStart w:id="92" w:name="__RefHeading___Toc5260_1482924693"/>
       <w:bookmarkEnd w:id="92"/>
       <w:r>
         <w:rPr/>
@@ -43685,7 +43685,7 @@
       </w:r>
       <w:r>
         <w:rPr/>
-        <w:t xml:space="preserve"> mit drei Alpha-Nachkommastellen — identisch zum alten µCSS.</w:t>
+        <w:t xml:space="preserve"> mit drei Alpha-Nachkommastellen — identisch zum alten µCSS™.</w:t>
       </w:r>
     </w:p>
     <w:p>
@@ -43857,7 +43857,7 @@
         <w:outlineLvl w:val="0"/>
         <w:rPr/>
       </w:pPr>
-      <w:bookmarkStart w:id="93" w:name="__RefHeading___Toc5262_3385418132"/>
+      <w:bookmarkStart w:id="93" w:name="__RefHeading___Toc5262_1482924693"/>
       <w:bookmarkEnd w:id="93"/>
       <w:r>
         <w:rPr/>
@@ -43873,7 +43873,7 @@
       </w:pPr>
       <w:r>
         <w:rPr/>
-        <w:t>Neben dem Manifest-Workflow ist jede Schicht von µCSS auch direkt als Node-API nutzbar — etwa für eigene Gulp-Transformationen oder Tests.</w:t>
+        <w:t>Neben dem Manifest-Workflow ist jede Schicht von µCSS™ auch direkt als Node-API nutzbar — etwa für eigene Gulp-Transformationen oder Tests.</w:t>
       </w:r>
     </w:p>
     <w:tbl>
@@ -45074,7 +45074,7 @@
         <w:outlineLvl w:val="0"/>
         <w:rPr/>
       </w:pPr>
-      <w:bookmarkStart w:id="94" w:name="__RefHeading___Toc5264_3385418132"/>
+      <w:bookmarkStart w:id="94" w:name="__RefHeading___Toc5264_1482924693"/>
       <w:bookmarkEnd w:id="94"/>
       <w:r>
         <w:rPr/>
@@ -45590,11 +45590,11 @@
         <w:outlineLvl w:val="0"/>
         <w:rPr/>
       </w:pPr>
-      <w:bookmarkStart w:id="95" w:name="__RefHeading___Toc5266_3385418132"/>
+      <w:bookmarkStart w:id="95" w:name="__RefHeading___Toc5266_1482924693"/>
       <w:bookmarkEnd w:id="95"/>
       <w:r>
         <w:rPr/>
-        <w:t>15 Migration von µCSS</w:t>
+        <w:t>15 Migration von µCSS™</w:t>
       </w:r>
     </w:p>
     <w:p>
@@ -45619,7 +45619,7 @@
       </w:r>
       <w:r>
         <w:rPr/>
-        <w:t xml:space="preserve"> im µCSS-Repository), das die alte Syntax mechanisch übersetzt:</w:t>
+        <w:t xml:space="preserve"> im µCSS™-Repository), das die alte Syntax mechanisch übersetzt:</w:t>
       </w:r>
     </w:p>
     <w:tbl>
@@ -45665,7 +45665,7 @@
                 <w:b/>
                 <w:bCs/>
               </w:rPr>
-              <w:t>Alt (µCSS 1)</w:t>
+              <w:t>Alt (µCSS™ 1)</w:t>
             </w:r>
           </w:p>
         </w:tc>
@@ -45691,7 +45691,7 @@
                 <w:b/>
                 <w:bCs/>
               </w:rPr>
-              <w:t>Neu (µCSS 2)</w:t>
+              <w:t>Neu (µCSS™ 2)</w:t>
             </w:r>
           </w:p>
         </w:tc>
@@ -46393,7 +46393,7 @@
       </w:r>
       <w:r>
         <w:rPr/>
-        <w:t xml:space="preserve"> Das alte µCSS kopierte nur die bereits fertig erzeugten </w:t>
+        <w:t xml:space="preserve"> Das alte µCSS™ kopierte nur die bereits fertig erzeugten </w:t>
       </w:r>
       <w:r>
         <w:rPr>
@@ -46609,7 +46609,7 @@
       </w:pPr>
       <w:r>
         <w:rPr/>
-        <w:t>Der Konverter wurde an einem vollständigen Legacy-µCSS-1-Bestand validiert: Ein Vergleichswerkzeug (</w:t>
+        <w:t>Der Konverter wurde an einem vollständigen Legacy-µCSS™-1-Bestand validiert: Ein Vergleichswerkzeug (</w:t>
       </w:r>
       <w:r>
         <w:rPr>
@@ -46622,7 +46622,7 @@
       </w:r>
       <w:r>
         <w:rPr/>
-        <w:t>, nur Repository) baut den konvertierten Skin und vergleicht ihn regel- und property-weise gegen die alte kompilierte Ausgabe — Ergebnis: 2 951 Regeln, 0 unerwartete Differenzen (53 dokumentierte Drift-Fälle, z. B. nach dem letzten µCSS-Lauf editierte Quellen).</w:t>
+        <w:t>, nur Repository) baut den konvertierten Skin und vergleicht ihn regel- und property-weise gegen die alte kompilierte Ausgabe — Ergebnis: 2 951 Regeln, 0 unerwartete Differenzen (53 dokumentierte Drift-Fälle, z. B. nach dem letzten µCSS™-Lauf editierte Quellen).</w:t>
       </w:r>
     </w:p>
     <w:p>
@@ -46645,7 +46645,7 @@
       </w:r>
       <w:r>
         <w:rPr/>
-        <w:t xml:space="preserve"> übernommen wurden aus dem alten µCSS:</w:t>
+        <w:t xml:space="preserve"> übernommen wurden aus dem alten µCSS™:</w:t>
       </w:r>
     </w:p>
     <w:p>
@@ -46813,7 +46813,7 @@
         <w:outlineLvl w:val="0"/>
         <w:rPr/>
       </w:pPr>
-      <w:bookmarkStart w:id="96" w:name="__RefHeading___Toc5268_3385418132"/>
+      <w:bookmarkStart w:id="96" w:name="__RefHeading___Toc5268_1482924693"/>
       <w:bookmarkEnd w:id="96"/>
       <w:r>
         <w:rPr/>
@@ -46985,7 +46985,7 @@
             </w:pPr>
             <w:r>
               <w:rPr/>
-              <w:t xml:space="preserve">Ursprüngliches µCSS als Adobe-Photoshop-Script: </w:t>
+              <w:t xml:space="preserve">Ursprüngliches µCSS™ als Adobe-Photoshop-Script: </w:t>
             </w:r>
             <w:r>
               <w:rPr>
@@ -48626,7 +48626,7 @@
         <w:outlineLvl w:val="0"/>
         <w:rPr/>
       </w:pPr>
-      <w:bookmarkStart w:id="97" w:name="__RefHeading___Toc5270_3385418132"/>
+      <w:bookmarkStart w:id="97" w:name="__RefHeading___Toc5270_1482924693"/>
       <w:bookmarkEnd w:id="97"/>
       <w:r>
         <w:rPr/>
@@ -48668,7 +48668,7 @@
         <w:outlineLvl w:val="1"/>
         <w:rPr/>
       </w:pPr>
-      <w:bookmarkStart w:id="98" w:name="__RefHeading___Toc5272_3385418132"/>
+      <w:bookmarkStart w:id="98" w:name="__RefHeading___Toc5272_1482924693"/>
       <w:bookmarkEnd w:id="98"/>
       <w:r>
         <w:rPr/>
@@ -48722,7 +48722,7 @@
         <w:outlineLvl w:val="1"/>
         <w:rPr/>
       </w:pPr>
-      <w:bookmarkStart w:id="99" w:name="__RefHeading___Toc5274_3385418132"/>
+      <w:bookmarkStart w:id="99" w:name="__RefHeading___Toc5274_1482924693"/>
       <w:bookmarkEnd w:id="99"/>
       <w:r>
         <w:rPr/>
@@ -48752,7 +48752,7 @@
         <w:outlineLvl w:val="1"/>
         <w:rPr/>
       </w:pPr>
-      <w:bookmarkStart w:id="100" w:name="__RefHeading___Toc5276_3385418132"/>
+      <w:bookmarkStart w:id="100" w:name="__RefHeading___Toc5276_1482924693"/>
       <w:bookmarkEnd w:id="100"/>
       <w:r>
         <w:rPr/>
@@ -48768,7 +48768,7 @@
       </w:pPr>
       <w:r>
         <w:rPr/>
-        <w:t>µCSS und µPS nutzen Open-Source-Bibliotheken Dritter, insbesondere PostCSS (CSS-Parser, MIT-Lizenz), sharp (Bildverarbeitung, Apache-2.0-Lizenz), ag-psd (PSD-Leser, MIT-Lizenz) und uglifycss (CSS-Minifizierung, MIT-Lizenz). Der Bin-Packer des Sprite-Atlas basiert auf node-bin-packing (©2011 Jake Gordon und Mitwirkende, MIT-Lizenz).</w:t>
+        <w:t>µCSS™ und µPS nutzen Open-Source-Bibliotheken Dritter, insbesondere PostCSS (CSS-Parser, MIT-Lizenz), sharp (Bildverarbeitung, Apache-2.0-Lizenz), ag-psd (PSD-Leser, MIT-Lizenz) und uglifycss (CSS-Minifizierung, MIT-Lizenz). Der Bin-Packer des Sprite-Atlas basiert auf node-bin-packing (©2011 Jake Gordon und Mitwirkende, MIT-Lizenz).</w:t>
       </w:r>
     </w:p>
     <w:sectPr>
